--- a/outputs/report/tobit_plain_language_guide.docx
+++ b/outputs/report/tobit_plain_language_guide.docx
@@ -42,7 +42,7 @@
           <w:b/>
           <w:bCs/>
         </w:rPr>
-        <w:t xml:space="preserve">2026-03-28 19:43:51</w:t>
+        <w:t xml:space="preserve">2026-03-30 14:42:10</w:t>
       </w:r>
     </w:p>
     <w:p>
@@ -353,76 +353,118 @@
         </w:numPr>
       </w:pPr>
       <w:r>
-        <w:t xml:space="preserve">Configuracion del caso:</w:t>
-      </w:r>
-      <w:r>
-        <w:t xml:space="preserve"> </w:t>
-      </w:r>
-      <w:r>
-        <w:rPr>
-          <w:rStyle w:val="VerbatimChar"/>
-        </w:rPr>
-        <w:t xml:space="preserve">Hum_x_Hum</w:t>
-      </w:r>
-      <w:r>
-        <w:t xml:space="preserve">,</w:t>
-      </w:r>
-      <w:r>
-        <w:t xml:space="preserve"> </w:t>
-      </w:r>
-      <w:r>
-        <w:rPr>
-          <w:rStyle w:val="VerbatimChar"/>
-        </w:rPr>
-        <w:t xml:space="preserve">Hum_x_Ing</w:t>
-      </w:r>
-      <w:r>
-        <w:t xml:space="preserve">,</w:t>
-      </w:r>
-      <w:r>
-        <w:t xml:space="preserve"> </w:t>
-      </w:r>
-      <w:r>
-        <w:rPr>
-          <w:rStyle w:val="VerbatimChar"/>
-        </w:rPr>
-        <w:t xml:space="preserve">Hum_x_Control</w:t>
-      </w:r>
-      <w:r>
-        <w:t xml:space="preserve">,</w:t>
-      </w:r>
-      <w:r>
-        <w:t xml:space="preserve"> </w:t>
-      </w:r>
-      <w:r>
-        <w:rPr>
-          <w:rStyle w:val="VerbatimChar"/>
-        </w:rPr>
-        <w:t xml:space="preserve">Ing_x_Hum</w:t>
-      </w:r>
-      <w:r>
-        <w:t xml:space="preserve">,</w:t>
-      </w:r>
-      <w:r>
-        <w:t xml:space="preserve"> </w:t>
-      </w:r>
-      <w:r>
-        <w:rPr>
-          <w:rStyle w:val="VerbatimChar"/>
-        </w:rPr>
-        <w:t xml:space="preserve">Ing_x_Ing</w:t>
-      </w:r>
-      <w:r>
-        <w:t xml:space="preserve">,</w:t>
-      </w:r>
-      <w:r>
-        <w:t xml:space="preserve"> </w:t>
-      </w:r>
-      <w:r>
-        <w:rPr>
-          <w:rStyle w:val="VerbatimChar"/>
-        </w:rPr>
-        <w:t xml:space="preserve">Ing_x_Control</w:t>
+        <w:t xml:space="preserve">Estatus del negociador juzgado:</w:t>
+      </w:r>
+      <w:r>
+        <w:t xml:space="preserve"> </w:t>
+      </w:r>
+      <w:r>
+        <w:rPr>
+          <w:rStyle w:val="VerbatimChar"/>
+        </w:rPr>
+        <w:t xml:space="preserve">judged_outgroup</w:t>
+      </w:r>
+      <w:r>
+        <w:t xml:space="preserve"> </w:t>
+      </w:r>
+      <w:r>
+        <w:t xml:space="preserve">y</w:t>
+      </w:r>
+      <w:r>
+        <w:t xml:space="preserve"> </w:t>
+      </w:r>
+      <w:r>
+        <w:rPr>
+          <w:rStyle w:val="VerbatimChar"/>
+        </w:rPr>
+        <w:t xml:space="preserve">judged_control</w:t>
+      </w:r>
+      <w:r>
+        <w:t xml:space="preserve">.</w:t>
+      </w:r>
+    </w:p>
+    <w:p>
+      <w:pPr>
+        <w:pStyle w:val="Compact"/>
+        <w:numPr>
+          <w:ilvl w:val="0"/>
+          <w:numId w:val="1003"/>
+        </w:numPr>
+      </w:pPr>
+      <w:r>
+        <w:t xml:space="preserve">Estatus de la contraparte:</w:t>
+      </w:r>
+      <w:r>
+        <w:t xml:space="preserve"> </w:t>
+      </w:r>
+      <w:r>
+        <w:rPr>
+          <w:rStyle w:val="VerbatimChar"/>
+        </w:rPr>
+        <w:t xml:space="preserve">counterpart_outgroup</w:t>
+      </w:r>
+      <w:r>
+        <w:t xml:space="preserve"> </w:t>
+      </w:r>
+      <w:r>
+        <w:t xml:space="preserve">y</w:t>
+      </w:r>
+      <w:r>
+        <w:t xml:space="preserve"> </w:t>
+      </w:r>
+      <w:r>
+        <w:rPr>
+          <w:rStyle w:val="VerbatimChar"/>
+        </w:rPr>
+        <w:t xml:space="preserve">counterpart_control</w:t>
+      </w:r>
+      <w:r>
+        <w:t xml:space="preserve">.</w:t>
+      </w:r>
+    </w:p>
+    <w:p>
+      <w:pPr>
+        <w:pStyle w:val="Compact"/>
+        <w:numPr>
+          <w:ilvl w:val="0"/>
+          <w:numId w:val="1003"/>
+        </w:numPr>
+      </w:pPr>
+      <w:r>
+        <w:t xml:space="preserve">Alineacion victima-observador:</w:t>
+      </w:r>
+      <w:r>
+        <w:t xml:space="preserve"> </w:t>
+      </w:r>
+      <w:r>
+        <w:rPr>
+          <w:rStyle w:val="VerbatimChar"/>
+        </w:rPr>
+        <w:t xml:space="preserve">observer_victim_outgroup</w:t>
+      </w:r>
+      <w:r>
+        <w:t xml:space="preserve">.</w:t>
+      </w:r>
+    </w:p>
+    <w:p>
+      <w:pPr>
+        <w:pStyle w:val="Compact"/>
+        <w:numPr>
+          <w:ilvl w:val="0"/>
+          <w:numId w:val="1003"/>
+        </w:numPr>
+      </w:pPr>
+      <w:r>
+        <w:t xml:space="preserve">Decision del negociador juzgado:</w:t>
+      </w:r>
+      <w:r>
+        <w:t xml:space="preserve"> </w:t>
+      </w:r>
+      <w:r>
+        <w:rPr>
+          <w:rStyle w:val="VerbatimChar"/>
+        </w:rPr>
+        <w:t xml:space="preserve">decision_accept</w:t>
       </w:r>
       <w:r>
         <w:t xml:space="preserve">.</w:t>
@@ -555,34 +597,7 @@
         <w:pStyle w:val="BodyText"/>
       </w:pPr>
       <w:r>
-        <w:t xml:space="preserve">Es decir, cada juicio se entiende como una combinacion victima x negociador. Eso hace que la pregunta sea mas interpretable: no es solo si el negociador es outgroup, sino por ejemplo como juzgan un caso</w:t>
-      </w:r>
-      <w:r>
-        <w:t xml:space="preserve"> </w:t>
-      </w:r>
-      <w:r>
-        <w:rPr>
-          <w:rStyle w:val="VerbatimChar"/>
-        </w:rPr>
-        <w:t xml:space="preserve">Hum_x_Ing</w:t>
-      </w:r>
-      <w:r>
-        <w:t xml:space="preserve"> </w:t>
-      </w:r>
-      <w:r>
-        <w:t xml:space="preserve">o un caso</w:t>
-      </w:r>
-      <w:r>
-        <w:t xml:space="preserve"> </w:t>
-      </w:r>
-      <w:r>
-        <w:rPr>
-          <w:rStyle w:val="VerbatimChar"/>
-        </w:rPr>
-        <w:t xml:space="preserve">Ing_x_Control</w:t>
-      </w:r>
-      <w:r>
-        <w:t xml:space="preserve">.</w:t>
+        <w:t xml:space="preserve">Pero en H2 y H3 el pipeline ahora usa una descomposicion mas directa: estatus del negociador juzgado, decision de aceptar o rechazar, interaccion entre ambas, y controles relacionales para la contraparte y, cuando aplica, para la victima vista por el observador.</w:t>
       </w:r>
     </w:p>
     <w:bookmarkEnd w:id="11"/>
@@ -729,7 +744,7 @@
           <w:b/>
           <w:bCs/>
         </w:rPr>
-        <w:t xml:space="preserve">1,262</w:t>
+        <w:t xml:space="preserve">1,678</w:t>
       </w:r>
       <w:r>
         <w:t xml:space="preserve">.</w:t>
@@ -949,13 +964,13 @@
       </w:r>
     </w:p>
     <w:bookmarkEnd w:id="16"/>
-    <w:bookmarkStart w:id="17" w:name="X9acdff2cd563c35d869f78fb404a7b2f13de253"/>
+    <w:bookmarkStart w:id="17" w:name="variables-relacionales-centrales"/>
     <w:p>
       <w:pPr>
         <w:pStyle w:val="Heading3"/>
       </w:pPr>
       <w:r>
-        <w:t xml:space="preserve">3.4 Variable relacional central: case configuration</w:t>
+        <w:t xml:space="preserve">3.4 Variables relacionales centrales</w:t>
       </w:r>
     </w:p>
     <w:p>
@@ -966,7 +981,7 @@
         <w:rPr>
           <w:rStyle w:val="VerbatimChar"/>
         </w:rPr>
-        <w:t xml:space="preserve">case_configuration = grupo de la victima + '_x_' + grupo del negociador</w:t>
+        <w:t xml:space="preserve">group_negotiator1 = estatus In/Out/Cont del negociador 1 respecto al referente del rol</w:t>
       </w:r>
       <w:r>
         <w:br/>
@@ -975,7 +990,7 @@
         <w:rPr>
           <w:rStyle w:val="VerbatimChar"/>
         </w:rPr>
-        <w:t xml:space="preserve">case_configuration_role = case_configuration + '__' + rol</w:t>
+        <w:t xml:space="preserve">group_negotiator2 = estatus In/Out/Cont del negociador 2 respecto al referente del rol</w:t>
       </w:r>
       <w:r>
         <w:br/>
@@ -984,7 +999,7 @@
         <w:rPr>
           <w:rStyle w:val="VerbatimChar"/>
         </w:rPr>
-        <w:t xml:space="preserve">case_configuration_decision = case_configuration + '__' + decision</w:t>
+        <w:t xml:space="preserve">judged_outgroup = 1 si el negociador juzgado es outgroup, 0 si no</w:t>
       </w:r>
       <w:r>
         <w:br/>
@@ -993,7 +1008,34 @@
         <w:rPr>
           <w:rStyle w:val="VerbatimChar"/>
         </w:rPr>
-        <w:t xml:space="preserve">case_configuration_context = case_configuration + '__' + rol + '__' + decision</w:t>
+        <w:t xml:space="preserve">judged_control = 1 si el negociador juzgado esta en control, 0 si no</w:t>
+      </w:r>
+      <w:r>
+        <w:br/>
+      </w:r>
+      <w:r>
+        <w:rPr>
+          <w:rStyle w:val="VerbatimChar"/>
+        </w:rPr>
+        <w:t xml:space="preserve">counterpart_outgroup = 1 si la contraparte es outgroup, 0 si no</w:t>
+      </w:r>
+      <w:r>
+        <w:br/>
+      </w:r>
+      <w:r>
+        <w:rPr>
+          <w:rStyle w:val="VerbatimChar"/>
+        </w:rPr>
+        <w:t xml:space="preserve">counterpart_control = 1 si la contraparte esta en control, 0 si no</w:t>
+      </w:r>
+      <w:r>
+        <w:br/>
+      </w:r>
+      <w:r>
+        <w:rPr>
+          <w:rStyle w:val="VerbatimChar"/>
+        </w:rPr>
+        <w:t xml:space="preserve">observer_victim_outgroup = 1 si en filas de observador la victima es outgroup, 0 si no</w:t>
       </w:r>
     </w:p>
     <w:p>
@@ -1001,90 +1043,7 @@
         <w:pStyle w:val="FirstParagraph"/>
       </w:pPr>
       <w:r>
-        <w:t xml:space="preserve">Esto permite nombrar cada escena de una forma mas clara.</w:t>
-      </w:r>
-    </w:p>
-    <w:p>
-      <w:pPr>
-        <w:pStyle w:val="Compact"/>
-        <w:numPr>
-          <w:ilvl w:val="0"/>
-          <w:numId w:val="1005"/>
-        </w:numPr>
-      </w:pPr>
-      <w:r>
-        <w:rPr>
-          <w:rStyle w:val="VerbatimChar"/>
-        </w:rPr>
-        <w:t xml:space="preserve">Hum_x_Ing</w:t>
-      </w:r>
-      <w:r>
-        <w:t xml:space="preserve"> </w:t>
-      </w:r>
-      <w:r>
-        <w:t xml:space="preserve">= victima de Humanidades y negociador evaluado de Ingenieria.</w:t>
-      </w:r>
-    </w:p>
-    <w:p>
-      <w:pPr>
-        <w:pStyle w:val="Compact"/>
-        <w:numPr>
-          <w:ilvl w:val="0"/>
-          <w:numId w:val="1005"/>
-        </w:numPr>
-      </w:pPr>
-      <w:r>
-        <w:rPr>
-          <w:rStyle w:val="VerbatimChar"/>
-        </w:rPr>
-        <w:t xml:space="preserve">Ing_x_Hum</w:t>
-      </w:r>
-      <w:r>
-        <w:t xml:space="preserve"> </w:t>
-      </w:r>
-      <w:r>
-        <w:t xml:space="preserve">= victima de Ingenieria y negociador evaluado de Humanidades.</w:t>
-      </w:r>
-    </w:p>
-    <w:p>
-      <w:pPr>
-        <w:pStyle w:val="Compact"/>
-        <w:numPr>
-          <w:ilvl w:val="0"/>
-          <w:numId w:val="1005"/>
-        </w:numPr>
-      </w:pPr>
-      <w:r>
-        <w:rPr>
-          <w:rStyle w:val="VerbatimChar"/>
-        </w:rPr>
-        <w:t xml:space="preserve">Hum_x_Hum</w:t>
-      </w:r>
-      <w:r>
-        <w:t xml:space="preserve"> </w:t>
-      </w:r>
-      <w:r>
-        <w:t xml:space="preserve">= victima de Humanidades y negociador evaluado de Humanidades.</w:t>
-      </w:r>
-    </w:p>
-    <w:p>
-      <w:pPr>
-        <w:pStyle w:val="FirstParagraph"/>
-      </w:pPr>
-      <w:r>
-        <w:t xml:space="preserve">La categoria de referencia principal en las regresiones es</w:t>
-      </w:r>
-      <w:r>
-        <w:t xml:space="preserve"> </w:t>
-      </w:r>
-      <w:r>
-        <w:rPr>
-          <w:rStyle w:val="VerbatimChar"/>
-        </w:rPr>
-        <w:t xml:space="preserve">Hum_x_Hum</w:t>
-      </w:r>
-      <w:r>
-        <w:t xml:space="preserve">.</w:t>
+        <w:t xml:space="preserve">Esto permite nombrar cada escena de una forma mas clara y, en H2 y H3, modelar de forma directa el estatus del negociador juzgado y su cruce con la decision.</w:t>
       </w:r>
     </w:p>
     <w:bookmarkEnd w:id="17"/>
@@ -1123,7 +1082,7 @@
         <w:rPr>
           <w:rStyle w:val="VerbatimChar"/>
         </w:rPr>
-        <w:t xml:space="preserve">judgments_betrayal = filas de judgments_accept donde el negociador no es control</w:t>
+        <w:t xml:space="preserve">judgments_betrayal = filas de judgments_analysis donde ningun negociador del escenario esta en control</w:t>
       </w:r>
     </w:p>
     <w:bookmarkEnd w:id="18"/>
@@ -1137,13 +1096,13 @@
         <w:t xml:space="preserve">4. Hipotesis explicadas de manera sencilla</w:t>
       </w:r>
     </w:p>
-    <w:bookmarkStart w:id="20" w:name="X9a42d9804044ecdeb8cc6add444fc9a5bda5441"/>
+    <w:bookmarkStart w:id="20" w:name="X06361af4da0a3fbf0afe11bb5ffa332c0544ab0"/>
     <w:p>
       <w:pPr>
         <w:pStyle w:val="Heading3"/>
       </w:pPr>
       <w:r>
-        <w:t xml:space="preserve">H1: empatia y juicio moral controlando por la configuracion del caso</w:t>
+        <w:t xml:space="preserve">H1: empatia y juicio moral controlando por relaciones del caso</w:t>
       </w:r>
     </w:p>
     <w:p>
@@ -1151,7 +1110,152 @@
         <w:pStyle w:val="FirstParagraph"/>
       </w:pPr>
       <w:r>
-        <w:t xml:space="preserve">Pregunta simple: una vez tenemos en cuenta el tipo exacto de escenario, la empatia del participante se relaciona con el juicio moral?</w:t>
+        <w:t xml:space="preserve">Pregunta simple: una vez tenemos en cuenta el estatus relacional del negociador juzgado, de la contraparte y de la victima cuando aplica, la empatia del participante se relaciona con el juicio moral?</w:t>
+      </w:r>
+    </w:p>
+    <w:p>
+      <w:pPr>
+        <w:pStyle w:val="Compact"/>
+        <w:numPr>
+          <w:ilvl w:val="0"/>
+          <w:numId w:val="1005"/>
+        </w:numPr>
+      </w:pPr>
+      <w:r>
+        <w:t xml:space="preserve">Muestra usada: solo decisiones aceptadas.</w:t>
+      </w:r>
+    </w:p>
+    <w:p>
+      <w:pPr>
+        <w:pStyle w:val="FirstParagraph"/>
+      </w:pPr>
+      <w:r>
+        <w:t xml:space="preserve">Ecuacion sencilla:</w:t>
+      </w:r>
+    </w:p>
+    <w:p>
+      <w:pPr>
+        <w:pStyle w:val="SourceCode"/>
+      </w:pPr>
+      <w:r>
+        <w:rPr>
+          <w:rStyle w:val="VerbatimChar"/>
+        </w:rPr>
+        <w:t xml:space="preserve">judgement = empatia + controles relacionales + controles demograficos</w:t>
+      </w:r>
+    </w:p>
+    <w:p>
+      <w:pPr>
+        <w:pStyle w:val="FirstParagraph"/>
+      </w:pPr>
+      <w:r>
+        <w:t xml:space="preserve">Version mas pegada al codigo:</w:t>
+      </w:r>
+    </w:p>
+    <w:p>
+      <w:pPr>
+        <w:pStyle w:val="SourceCode"/>
+      </w:pPr>
+      <w:r>
+        <w:rPr>
+          <w:rStyle w:val="VerbatimChar"/>
+        </w:rPr>
+        <w:t xml:space="preserve">Modelo A: iri_total + judged_outgroup + judged_control + counterpart_outgroup + counterpart_control + observer_victim_outgroup + role_observer + participant_engineering + sex_man + age + economic_status + factor(negotiator_slot)</w:t>
+      </w:r>
+      <w:r>
+        <w:br/>
+      </w:r>
+      <w:r>
+        <w:rPr>
+          <w:rStyle w:val="VerbatimChar"/>
+        </w:rPr>
+        <w:t xml:space="preserve">Modelo B: iri_fs + iri_ec + iri_pt + iri_pd + judged_outgroup + judged_control + counterpart_outgroup + counterpart_control + observer_victim_outgroup + role_observer + participant_engineering + sex_man + age + economic_status + factor(negotiator_slot)</w:t>
+      </w:r>
+    </w:p>
+    <w:p>
+      <w:pPr>
+        <w:pStyle w:val="FirstParagraph"/>
+      </w:pPr>
+      <w:r>
+        <w:t xml:space="preserve">En H1, los controles relacionales que entran son</w:t>
+      </w:r>
+      <w:r>
+        <w:t xml:space="preserve"> </w:t>
+      </w:r>
+      <w:r>
+        <w:rPr>
+          <w:rStyle w:val="VerbatimChar"/>
+        </w:rPr>
+        <w:t xml:space="preserve">judged_outgroup</w:t>
+      </w:r>
+      <w:r>
+        <w:t xml:space="preserve">,</w:t>
+      </w:r>
+      <w:r>
+        <w:t xml:space="preserve"> </w:t>
+      </w:r>
+      <w:r>
+        <w:rPr>
+          <w:rStyle w:val="VerbatimChar"/>
+        </w:rPr>
+        <w:t xml:space="preserve">judged_control</w:t>
+      </w:r>
+      <w:r>
+        <w:t xml:space="preserve">,</w:t>
+      </w:r>
+      <w:r>
+        <w:t xml:space="preserve"> </w:t>
+      </w:r>
+      <w:r>
+        <w:rPr>
+          <w:rStyle w:val="VerbatimChar"/>
+        </w:rPr>
+        <w:t xml:space="preserve">counterpart_outgroup</w:t>
+      </w:r>
+      <w:r>
+        <w:t xml:space="preserve">,</w:t>
+      </w:r>
+      <w:r>
+        <w:t xml:space="preserve"> </w:t>
+      </w:r>
+      <w:r>
+        <w:rPr>
+          <w:rStyle w:val="VerbatimChar"/>
+        </w:rPr>
+        <w:t xml:space="preserve">counterpart_control</w:t>
+      </w:r>
+      <w:r>
+        <w:t xml:space="preserve">,</w:t>
+      </w:r>
+      <w:r>
+        <w:t xml:space="preserve"> </w:t>
+      </w:r>
+      <w:r>
+        <w:rPr>
+          <w:rStyle w:val="VerbatimChar"/>
+        </w:rPr>
+        <w:t xml:space="preserve">observer_victim_outgroup</w:t>
+      </w:r>
+      <w:r>
+        <w:t xml:space="preserve">.</w:t>
+      </w:r>
+    </w:p>
+    <w:bookmarkEnd w:id="20"/>
+    <w:bookmarkStart w:id="21" w:name="X2ea33bb5afaa2650dc22edc4b9c68780c71a6e1"/>
+    <w:p>
+      <w:pPr>
+        <w:pStyle w:val="Heading3"/>
+      </w:pPr>
+      <w:r>
+        <w:t xml:space="preserve">H2a: estatus relacional del negociador x decision sin escenarios control</w:t>
+      </w:r>
+    </w:p>
+    <w:p>
+      <w:pPr>
+        <w:pStyle w:val="FirstParagraph"/>
+      </w:pPr>
+      <w:r>
+        <w:t xml:space="preserve">Pregunta simple: cuando quitamos los escenarios con negociadores control, cambia el juicio segun si el negociador juzgado es ingroup u outgroup y segun si acepto o rechazo el trato danino?</w:t>
       </w:r>
     </w:p>
     <w:p>
@@ -1163,7 +1267,7 @@
         </w:numPr>
       </w:pPr>
       <w:r>
-        <w:t xml:space="preserve">Muestra usada: solo decisiones aceptadas.</w:t>
+        <w:t xml:space="preserve">Muestra usada: muestra completa de juicios, excluyendo escenarios con negociadores control.</w:t>
       </w:r>
     </w:p>
     <w:p>
@@ -1182,7 +1286,7 @@
         <w:rPr>
           <w:rStyle w:val="VerbatimChar"/>
         </w:rPr>
-        <w:t xml:space="preserve">judgement = empatia + configuracion del caso + controles</w:t>
+        <w:t xml:space="preserve">judgement = estatus del negociador juzgado + decision + estatus x decision + empatia + controles relacionales</w:t>
       </w:r>
     </w:p>
     <w:p>
@@ -1201,7 +1305,7 @@
         <w:rPr>
           <w:rStyle w:val="VerbatimChar"/>
         </w:rPr>
-        <w:t xml:space="preserve">Modelo A: iri_total + terminos de caso + role_observer + participant_engineering + sex_man + age + economic_status + factor(negotiator_slot)</w:t>
+        <w:t xml:space="preserve">Modelo A: judged_outgroup + decision_accept + judged_outgroup:decision_accept + iri_total + counterpart_outgroup + observer_victim_outgroup + role_observer + controles</w:t>
       </w:r>
       <w:r>
         <w:br/>
@@ -1210,7 +1314,7 @@
         <w:rPr>
           <w:rStyle w:val="VerbatimChar"/>
         </w:rPr>
-        <w:t xml:space="preserve">Modelo B: iri_fs + iri_ec + iri_pt + iri_pd + terminos de caso + role_observer + participant_engineering + sex_man + age + economic_status + factor(negotiator_slot)</w:t>
+        <w:t xml:space="preserve">Modelo B: judged_outgroup + decision_accept + judged_outgroup:decision_accept + iri_fs + iri_ec + iri_pt + iri_pd + counterpart_outgroup + observer_victim_outgroup + role_observer + controles</w:t>
       </w:r>
     </w:p>
     <w:p>
@@ -1218,89 +1322,144 @@
         <w:pStyle w:val="FirstParagraph"/>
       </w:pPr>
       <w:r>
-        <w:t xml:space="preserve">En H1, los terminos de caso que entran son</w:t>
-      </w:r>
-      <w:r>
-        <w:t xml:space="preserve"> </w:t>
-      </w:r>
-      <w:r>
-        <w:rPr>
-          <w:rStyle w:val="VerbatimChar"/>
-        </w:rPr>
-        <w:t xml:space="preserve">case_hum_x_ing</w:t>
-      </w:r>
-      <w:r>
-        <w:t xml:space="preserve">,</w:t>
-      </w:r>
-      <w:r>
-        <w:t xml:space="preserve"> </w:t>
-      </w:r>
-      <w:r>
-        <w:rPr>
-          <w:rStyle w:val="VerbatimChar"/>
-        </w:rPr>
-        <w:t xml:space="preserve">case_hum_x_control</w:t>
-      </w:r>
-      <w:r>
-        <w:t xml:space="preserve">,</w:t>
-      </w:r>
-      <w:r>
-        <w:t xml:space="preserve"> </w:t>
-      </w:r>
-      <w:r>
-        <w:rPr>
-          <w:rStyle w:val="VerbatimChar"/>
-        </w:rPr>
-        <w:t xml:space="preserve">case_ing_x_hum</w:t>
-      </w:r>
-      <w:r>
-        <w:t xml:space="preserve">,</w:t>
-      </w:r>
-      <w:r>
-        <w:t xml:space="preserve"> </w:t>
-      </w:r>
-      <w:r>
-        <w:rPr>
-          <w:rStyle w:val="VerbatimChar"/>
-        </w:rPr>
-        <w:t xml:space="preserve">case_ing_x_ing</w:t>
-      </w:r>
-      <w:r>
-        <w:t xml:space="preserve">,</w:t>
-      </w:r>
-      <w:r>
-        <w:t xml:space="preserve"> </w:t>
-      </w:r>
-      <w:r>
-        <w:rPr>
-          <w:rStyle w:val="VerbatimChar"/>
-        </w:rPr>
-        <w:t xml:space="preserve">case_ing_x_control</w:t>
-      </w:r>
-      <w:r>
-        <w:t xml:space="preserve">, siempre comparados contra</w:t>
-      </w:r>
-      <w:r>
-        <w:t xml:space="preserve"> </w:t>
-      </w:r>
-      <w:r>
-        <w:rPr>
-          <w:rStyle w:val="VerbatimChar"/>
-        </w:rPr>
-        <w:t xml:space="preserve">Hum_x_Hum</w:t>
+        <w:t xml:space="preserve">En H2a,</w:t>
+      </w:r>
+      <w:r>
+        <w:t xml:space="preserve"> </w:t>
+      </w:r>
+      <w:r>
+        <w:rPr>
+          <w:rStyle w:val="VerbatimChar"/>
+        </w:rPr>
+        <w:t xml:space="preserve">ingroup</w:t>
+      </w:r>
+      <w:r>
+        <w:t xml:space="preserve"> </w:t>
+      </w:r>
+      <w:r>
+        <w:t xml:space="preserve">es la referencia para el negociador juzgado y el termino central es la interaccion entre estatus relacional y decision.</w:t>
+      </w:r>
+    </w:p>
+    <w:bookmarkEnd w:id="21"/>
+    <w:bookmarkStart w:id="22" w:name="X092d43fd27f9a2b2e854c4958ace49ba36bcaa6"/>
+    <w:p>
+      <w:pPr>
+        <w:pStyle w:val="Heading3"/>
+      </w:pPr>
+      <w:r>
+        <w:t xml:space="preserve">H2b: estatus relacional del negociador x decision con control incluido</w:t>
+      </w:r>
+    </w:p>
+    <w:p>
+      <w:pPr>
+        <w:pStyle w:val="FirstParagraph"/>
+      </w:pPr>
+      <w:r>
+        <w:t xml:space="preserve">Pregunta simple: cambia el juicio segun si el negociador juzgado es ingroup, outgroup o control y segun si acepto o rechazo el trato danino?</w:t>
+      </w:r>
+    </w:p>
+    <w:p>
+      <w:pPr>
+        <w:pStyle w:val="Compact"/>
+        <w:numPr>
+          <w:ilvl w:val="0"/>
+          <w:numId w:val="1007"/>
+        </w:numPr>
+      </w:pPr>
+      <w:r>
+        <w:t xml:space="preserve">Muestra usada: muestra completa de juicios.</w:t>
+      </w:r>
+    </w:p>
+    <w:p>
+      <w:pPr>
+        <w:pStyle w:val="FirstParagraph"/>
+      </w:pPr>
+      <w:r>
+        <w:t xml:space="preserve">Ecuacion sencilla:</w:t>
+      </w:r>
+    </w:p>
+    <w:p>
+      <w:pPr>
+        <w:pStyle w:val="SourceCode"/>
+      </w:pPr>
+      <w:r>
+        <w:rPr>
+          <w:rStyle w:val="VerbatimChar"/>
+        </w:rPr>
+        <w:t xml:space="preserve">judgement = estatus del negociador juzgado + decision + estatus x decision + empatia + controles relacionales</w:t>
+      </w:r>
+    </w:p>
+    <w:p>
+      <w:pPr>
+        <w:pStyle w:val="FirstParagraph"/>
+      </w:pPr>
+      <w:r>
+        <w:t xml:space="preserve">Version mas pegada al codigo:</w:t>
+      </w:r>
+    </w:p>
+    <w:p>
+      <w:pPr>
+        <w:pStyle w:val="SourceCode"/>
+      </w:pPr>
+      <w:r>
+        <w:rPr>
+          <w:rStyle w:val="VerbatimChar"/>
+        </w:rPr>
+        <w:t xml:space="preserve">Modelo A: judged_outgroup + judged_control + decision_accept + interacciones con decision + iri_total + controles relacionales</w:t>
+      </w:r>
+      <w:r>
+        <w:br/>
+      </w:r>
+      <w:r>
+        <w:rPr>
+          <w:rStyle w:val="VerbatimChar"/>
+        </w:rPr>
+        <w:t xml:space="preserve">Modelo B: judged_outgroup + judged_control + decision_accept + interacciones con decision + iri_fs + iri_ec + iri_pt + iri_pd + controles relacionales</w:t>
+      </w:r>
+    </w:p>
+    <w:p>
+      <w:pPr>
+        <w:pStyle w:val="FirstParagraph"/>
+      </w:pPr>
+      <w:r>
+        <w:t xml:space="preserve">En H2b,</w:t>
+      </w:r>
+      <w:r>
+        <w:t xml:space="preserve"> </w:t>
+      </w:r>
+      <w:r>
+        <w:rPr>
+          <w:rStyle w:val="VerbatimChar"/>
+        </w:rPr>
+        <w:t xml:space="preserve">ingroup</w:t>
+      </w:r>
+      <w:r>
+        <w:t xml:space="preserve"> </w:t>
+      </w:r>
+      <w:r>
+        <w:t xml:space="preserve">es la referencia para el negociador juzgado y la hipotesis central esta en los terminos de estatus relacional y su interaccion con</w:t>
+      </w:r>
+      <w:r>
+        <w:t xml:space="preserve"> </w:t>
+      </w:r>
+      <w:r>
+        <w:rPr>
+          <w:rStyle w:val="VerbatimChar"/>
+        </w:rPr>
+        <w:t xml:space="preserve">decision_accept</w:t>
       </w:r>
       <w:r>
         <w:t xml:space="preserve">.</w:t>
       </w:r>
     </w:p>
-    <w:bookmarkEnd w:id="20"/>
-    <w:bookmarkStart w:id="21" w:name="X5b149fa35063c72af6679159646c82452e0cec5"/>
+    <w:bookmarkEnd w:id="22"/>
+    <w:bookmarkStart w:id="23" w:name="X6d2d8e416f38d9d6883c7f396caf52ba9f5db87"/>
     <w:p>
       <w:pPr>
         <w:pStyle w:val="Heading3"/>
       </w:pPr>
       <w:r>
-        <w:t xml:space="preserve">H2a: comparaciones relacionales dentro de casos de traicion</w:t>
+        <w:t xml:space="preserve">H3: interaccion entre empatia y estatus del negociador juzgado</w:t>
       </w:r>
     </w:p>
     <w:p>
@@ -1308,19 +1467,19 @@
         <w:pStyle w:val="FirstParagraph"/>
       </w:pPr>
       <w:r>
-        <w:t xml:space="preserve">Pregunta simple: cuando miramos solo escenas de traicion, cambian los juicios segun la combinacion victima x negociador?</w:t>
-      </w:r>
-    </w:p>
-    <w:p>
-      <w:pPr>
-        <w:pStyle w:val="Compact"/>
-        <w:numPr>
-          <w:ilvl w:val="0"/>
-          <w:numId w:val="1007"/>
-        </w:numPr>
-      </w:pPr>
-      <w:r>
-        <w:t xml:space="preserve">Muestra usada: decisiones aceptadas, excluyendo los casos control.</w:t>
+        <w:t xml:space="preserve">Pregunta simple: la relacion entre empatia y juicio cambia dependiendo del tipo de estatus relacional del negociador juzgado?</w:t>
+      </w:r>
+    </w:p>
+    <w:p>
+      <w:pPr>
+        <w:pStyle w:val="Compact"/>
+        <w:numPr>
+          <w:ilvl w:val="0"/>
+          <w:numId w:val="1008"/>
+        </w:numPr>
+      </w:pPr>
+      <w:r>
+        <w:t xml:space="preserve">Muestra usada: muestra completa de juicios.</w:t>
       </w:r>
     </w:p>
     <w:p>
@@ -1339,7 +1498,7 @@
         <w:rPr>
           <w:rStyle w:val="VerbatimChar"/>
         </w:rPr>
-        <w:t xml:space="preserve">judgement = configuracion relacional de traicion + empatia + controles</w:t>
+        <w:t xml:space="preserve">judgement = empatia + estatus del negociador + decision + estatus x decision + empatia x estatus + controles relacionales</w:t>
       </w:r>
     </w:p>
     <w:p>
@@ -1358,7 +1517,7 @@
         <w:rPr>
           <w:rStyle w:val="VerbatimChar"/>
         </w:rPr>
-        <w:t xml:space="preserve">Modelo A: terminos de traicion + iri_total + controles</w:t>
+        <w:t xml:space="preserve">Modelo A: iri_total + judged_outgroup + judged_control + decision_accept + interacciones con decision + iri_total:judged_outgroup + iri_total:judged_control + controles relacionales</w:t>
       </w:r>
       <w:r>
         <w:br/>
@@ -1367,7 +1526,7 @@
         <w:rPr>
           <w:rStyle w:val="VerbatimChar"/>
         </w:rPr>
-        <w:t xml:space="preserve">Modelo B: terminos de traicion + iri_fs + iri_ec + iri_pt + iri_pd + controles</w:t>
+        <w:t xml:space="preserve">Modelo B: subescalas de empatia + judged_outgroup + judged_control + decision_accept + interacciones con decision + interacciones entre subescalas y estatus del negociador + controles relacionales</w:t>
       </w:r>
     </w:p>
     <w:p>
@@ -1375,209 +1534,22 @@
         <w:pStyle w:val="FirstParagraph"/>
       </w:pPr>
       <w:r>
-        <w:t xml:space="preserve">En H2a, los terminos relacionales son</w:t>
-      </w:r>
-      <w:r>
-        <w:t xml:space="preserve"> </w:t>
-      </w:r>
-      <w:r>
-        <w:rPr>
-          <w:rStyle w:val="VerbatimChar"/>
-        </w:rPr>
-        <w:t xml:space="preserve">case_hum_x_ing</w:t>
-      </w:r>
-      <w:r>
-        <w:t xml:space="preserve">,</w:t>
-      </w:r>
-      <w:r>
-        <w:t xml:space="preserve"> </w:t>
-      </w:r>
-      <w:r>
-        <w:rPr>
-          <w:rStyle w:val="VerbatimChar"/>
-        </w:rPr>
-        <w:t xml:space="preserve">case_ing_x_hum</w:t>
-      </w:r>
-      <w:r>
-        <w:t xml:space="preserve">,</w:t>
-      </w:r>
-      <w:r>
-        <w:t xml:space="preserve"> </w:t>
-      </w:r>
-      <w:r>
-        <w:rPr>
-          <w:rStyle w:val="VerbatimChar"/>
-        </w:rPr>
-        <w:t xml:space="preserve">case_ing_x_ing</w:t>
-      </w:r>
-      <w:r>
-        <w:t xml:space="preserve">, siempre comparados contra</w:t>
-      </w:r>
-      <w:r>
-        <w:t xml:space="preserve"> </w:t>
-      </w:r>
-      <w:r>
-        <w:rPr>
-          <w:rStyle w:val="VerbatimChar"/>
-        </w:rPr>
-        <w:t xml:space="preserve">Hum_x_Hum</w:t>
-      </w:r>
-      <w:r>
-        <w:t xml:space="preserve">.</w:t>
-      </w:r>
-    </w:p>
-    <w:bookmarkEnd w:id="21"/>
-    <w:bookmarkStart w:id="22" w:name="Xdc8565e966a1772f94d19450bd3d7118b2ffc89"/>
-    <w:p>
-      <w:pPr>
-        <w:pStyle w:val="Heading3"/>
-      </w:pPr>
-      <w:r>
-        <w:t xml:space="preserve">H2b: contrastes entre configuraciones completas del caso</w:t>
-      </w:r>
-    </w:p>
-    <w:p>
-      <w:pPr>
-        <w:pStyle w:val="FirstParagraph"/>
-      </w:pPr>
-      <w:r>
-        <w:t xml:space="preserve">Pregunta simple: es mas util modelar el caso completo victima x negociador que usar solo indicadores sueltos como ingroup y outgroup?</w:t>
-      </w:r>
-    </w:p>
-    <w:p>
-      <w:pPr>
-        <w:pStyle w:val="Compact"/>
-        <w:numPr>
-          <w:ilvl w:val="0"/>
-          <w:numId w:val="1008"/>
-        </w:numPr>
-      </w:pPr>
-      <w:r>
-        <w:t xml:space="preserve">Muestra usada: solo decisiones aceptadas.</w:t>
-      </w:r>
-    </w:p>
-    <w:p>
-      <w:pPr>
-        <w:pStyle w:val="FirstParagraph"/>
-      </w:pPr>
-      <w:r>
-        <w:t xml:space="preserve">Ecuacion sencilla:</w:t>
-      </w:r>
-    </w:p>
-    <w:p>
-      <w:pPr>
-        <w:pStyle w:val="SourceCode"/>
-      </w:pPr>
-      <w:r>
-        <w:rPr>
-          <w:rStyle w:val="VerbatimChar"/>
-        </w:rPr>
-        <w:t xml:space="preserve">judgement = configuracion del caso + empatia + controles</w:t>
-      </w:r>
-    </w:p>
-    <w:p>
-      <w:pPr>
-        <w:pStyle w:val="FirstParagraph"/>
-      </w:pPr>
-      <w:r>
-        <w:t xml:space="preserve">Version mas pegada al codigo:</w:t>
-      </w:r>
-    </w:p>
-    <w:p>
-      <w:pPr>
-        <w:pStyle w:val="SourceCode"/>
-      </w:pPr>
-      <w:r>
-        <w:rPr>
-          <w:rStyle w:val="VerbatimChar"/>
-        </w:rPr>
-        <w:t xml:space="preserve">Modelo A: terminos de caso + iri_total + controles</w:t>
-      </w:r>
-      <w:r>
-        <w:br/>
-      </w:r>
-      <w:r>
-        <w:rPr>
-          <w:rStyle w:val="VerbatimChar"/>
-        </w:rPr>
-        <w:t xml:space="preserve">Modelo B: terminos de caso + iri_fs + iri_ec + iri_pt + iri_pd + controles</w:t>
-      </w:r>
-    </w:p>
-    <w:bookmarkEnd w:id="22"/>
-    <w:bookmarkStart w:id="23" w:name="X200acd25749d8a96932ab7426c3296adb0a47f2"/>
-    <w:p>
-      <w:pPr>
-        <w:pStyle w:val="Heading3"/>
-      </w:pPr>
-      <w:r>
-        <w:t xml:space="preserve">H3: interaccion entre empatia y configuracion del caso</w:t>
-      </w:r>
-    </w:p>
-    <w:p>
-      <w:pPr>
-        <w:pStyle w:val="FirstParagraph"/>
-      </w:pPr>
-      <w:r>
-        <w:t xml:space="preserve">Pregunta simple: la relacion entre empatia y juicio cambia dependiendo del tipo de caso relacional?</w:t>
-      </w:r>
-    </w:p>
-    <w:p>
-      <w:pPr>
-        <w:pStyle w:val="Compact"/>
-        <w:numPr>
-          <w:ilvl w:val="0"/>
-          <w:numId w:val="1009"/>
-        </w:numPr>
-      </w:pPr>
-      <w:r>
-        <w:t xml:space="preserve">Muestra usada: solo decisiones aceptadas.</w:t>
-      </w:r>
-    </w:p>
-    <w:p>
-      <w:pPr>
-        <w:pStyle w:val="FirstParagraph"/>
-      </w:pPr>
-      <w:r>
-        <w:t xml:space="preserve">Ecuacion sencilla:</w:t>
-      </w:r>
-    </w:p>
-    <w:p>
-      <w:pPr>
-        <w:pStyle w:val="SourceCode"/>
-      </w:pPr>
-      <w:r>
-        <w:rPr>
-          <w:rStyle w:val="VerbatimChar"/>
-        </w:rPr>
-        <w:t xml:space="preserve">judgement = empatia + configuracion del caso + empatia x configuracion del caso + controles</w:t>
-      </w:r>
-    </w:p>
-    <w:p>
-      <w:pPr>
-        <w:pStyle w:val="FirstParagraph"/>
-      </w:pPr>
-      <w:r>
-        <w:t xml:space="preserve">Version mas pegada al codigo:</w:t>
-      </w:r>
-    </w:p>
-    <w:p>
-      <w:pPr>
-        <w:pStyle w:val="SourceCode"/>
-      </w:pPr>
-      <w:r>
-        <w:rPr>
-          <w:rStyle w:val="VerbatimChar"/>
-        </w:rPr>
-        <w:t xml:space="preserve">Modelo A: iri_total + terminos de caso + iri_total:terminos de caso + controles</w:t>
-      </w:r>
-      <w:r>
-        <w:br/>
-      </w:r>
-      <w:r>
-        <w:rPr>
-          <w:rStyle w:val="VerbatimChar"/>
-        </w:rPr>
-        <w:t xml:space="preserve">Modelo B: subescalas de empatia + terminos de caso + interacciones entre subescalas y terminos de caso + controles</w:t>
+        <w:t xml:space="preserve">En H3,</w:t>
+      </w:r>
+      <w:r>
+        <w:t xml:space="preserve"> </w:t>
+      </w:r>
+      <w:r>
+        <w:rPr>
+          <w:rStyle w:val="VerbatimChar"/>
+        </w:rPr>
+        <w:t xml:space="preserve">ingroup</w:t>
+      </w:r>
+      <w:r>
+        <w:t xml:space="preserve"> </w:t>
+      </w:r>
+      <w:r>
+        <w:t xml:space="preserve">es la referencia para el negociador juzgado y las interacciones principales comparan como cambia la pendiente de empatia en outgroup y control.</w:t>
       </w:r>
     </w:p>
     <w:bookmarkEnd w:id="23"/>
@@ -1604,41 +1576,41 @@
         <w:pStyle w:val="Compact"/>
         <w:numPr>
           <w:ilvl w:val="0"/>
-          <w:numId w:val="1010"/>
-        </w:numPr>
-      </w:pPr>
-      <w:r>
-        <w:rPr>
-          <w:rStyle w:val="VerbatimChar"/>
-        </w:rPr>
-        <w:t xml:space="preserve">Hum_x_Hum</w:t>
-      </w:r>
-      <w:r>
-        <w:t xml:space="preserve"> </w:t>
-      </w:r>
-      <w:r>
-        <w:t xml:space="preserve">es la categoria de referencia para los contrastes de caso.</w:t>
-      </w:r>
-    </w:p>
-    <w:p>
-      <w:pPr>
-        <w:pStyle w:val="Compact"/>
-        <w:numPr>
-          <w:ilvl w:val="0"/>
-          <w:numId w:val="1010"/>
-        </w:numPr>
-      </w:pPr>
-      <w:r>
-        <w:t xml:space="preserve">Los dummies explicitos de caso que entran en las regresiones son</w:t>
-      </w:r>
-      <w:r>
-        <w:t xml:space="preserve"> </w:t>
-      </w:r>
-      <w:r>
-        <w:rPr>
-          <w:rStyle w:val="VerbatimChar"/>
-        </w:rPr>
-        <w:t xml:space="preserve">case_hum_x_ing</w:t>
+          <w:numId w:val="1009"/>
+        </w:numPr>
+      </w:pPr>
+      <w:r>
+        <w:t xml:space="preserve">En H1, los controles centrales ya no dependen de etiquetas</w:t>
+      </w:r>
+      <w:r>
+        <w:t xml:space="preserve"> </w:t>
+      </w:r>
+      <w:r>
+        <w:rPr>
+          <w:rStyle w:val="VerbatimChar"/>
+        </w:rPr>
+        <w:t xml:space="preserve">Hum_x_...</w:t>
+      </w:r>
+      <w:r>
+        <w:t xml:space="preserve">; usan el estatus relacional del negociador juzgado, de la contraparte y de la victima cuando aplica.</w:t>
+      </w:r>
+    </w:p>
+    <w:p>
+      <w:pPr>
+        <w:pStyle w:val="Compact"/>
+        <w:numPr>
+          <w:ilvl w:val="0"/>
+          <w:numId w:val="1009"/>
+        </w:numPr>
+      </w:pPr>
+      <w:r>
+        <w:t xml:space="preserve">En H2 y H3, los contrastes centrales usan el estatus del negociador juzgado (</w:t>
+      </w:r>
+      <w:r>
+        <w:rPr>
+          <w:rStyle w:val="VerbatimChar"/>
+        </w:rPr>
+        <w:t xml:space="preserve">judged_outgroup</w:t>
       </w:r>
       <w:r>
         <w:t xml:space="preserve">,</w:t>
@@ -1650,54 +1622,27 @@
         <w:rPr>
           <w:rStyle w:val="VerbatimChar"/>
         </w:rPr>
-        <w:t xml:space="preserve">case_hum_x_control</w:t>
-      </w:r>
-      <w:r>
-        <w:t xml:space="preserve">,</w:t>
-      </w:r>
-      <w:r>
-        <w:t xml:space="preserve"> </w:t>
-      </w:r>
-      <w:r>
-        <w:rPr>
-          <w:rStyle w:val="VerbatimChar"/>
-        </w:rPr>
-        <w:t xml:space="preserve">case_ing_x_hum</w:t>
-      </w:r>
-      <w:r>
-        <w:t xml:space="preserve">,</w:t>
-      </w:r>
-      <w:r>
-        <w:t xml:space="preserve"> </w:t>
-      </w:r>
-      <w:r>
-        <w:rPr>
-          <w:rStyle w:val="VerbatimChar"/>
-        </w:rPr>
-        <w:t xml:space="preserve">case_ing_x_ing</w:t>
-      </w:r>
-      <w:r>
-        <w:t xml:space="preserve">,</w:t>
-      </w:r>
-      <w:r>
-        <w:t xml:space="preserve"> </w:t>
-      </w:r>
-      <w:r>
-        <w:rPr>
-          <w:rStyle w:val="VerbatimChar"/>
-        </w:rPr>
-        <w:t xml:space="preserve">case_ing_x_control</w:t>
-      </w:r>
-      <w:r>
-        <w:t xml:space="preserve">.</w:t>
-      </w:r>
-    </w:p>
-    <w:p>
-      <w:pPr>
-        <w:pStyle w:val="Compact"/>
-        <w:numPr>
-          <w:ilvl w:val="0"/>
-          <w:numId w:val="1010"/>
+        <w:t xml:space="preserve">judged_control</w:t>
+      </w:r>
+      <w:r>
+        <w:t xml:space="preserve">), la decision (</w:t>
+      </w:r>
+      <w:r>
+        <w:rPr>
+          <w:rStyle w:val="VerbatimChar"/>
+        </w:rPr>
+        <w:t xml:space="preserve">decision_accept</w:t>
+      </w:r>
+      <w:r>
+        <w:t xml:space="preserve">) y sus interacciones.</w:t>
+      </w:r>
+    </w:p>
+    <w:p>
+      <w:pPr>
+        <w:pStyle w:val="Compact"/>
+        <w:numPr>
+          <w:ilvl w:val="0"/>
+          <w:numId w:val="1009"/>
         </w:numPr>
       </w:pPr>
       <w:r>
@@ -1733,7 +1678,7 @@
         <w:pStyle w:val="Compact"/>
         <w:numPr>
           <w:ilvl w:val="0"/>
-          <w:numId w:val="1010"/>
+          <w:numId w:val="1009"/>
         </w:numPr>
       </w:pPr>
       <w:r>
@@ -1769,7 +1714,7 @@
         <w:pStyle w:val="Compact"/>
         <w:numPr>
           <w:ilvl w:val="0"/>
-          <w:numId w:val="1010"/>
+          <w:numId w:val="1009"/>
         </w:numPr>
       </w:pPr>
       <w:r>
@@ -1805,7 +1750,7 @@
         <w:pStyle w:val="Compact"/>
         <w:numPr>
           <w:ilvl w:val="0"/>
-          <w:numId w:val="1010"/>
+          <w:numId w:val="1009"/>
         </w:numPr>
       </w:pPr>
       <w:r>
@@ -1841,7 +1786,7 @@
         <w:pStyle w:val="Compact"/>
         <w:numPr>
           <w:ilvl w:val="0"/>
-          <w:numId w:val="1010"/>
+          <w:numId w:val="1009"/>
         </w:numPr>
       </w:pPr>
       <w:r>
@@ -1862,7 +1807,7 @@
         <w:pStyle w:val="Compact"/>
         <w:numPr>
           <w:ilvl w:val="0"/>
-          <w:numId w:val="1010"/>
+          <w:numId w:val="1009"/>
         </w:numPr>
       </w:pPr>
       <w:r>
@@ -1916,40 +1861,13 @@
         <w:rPr>
           <w:rStyle w:val="VerbatimChar"/>
         </w:rPr>
-        <w:t xml:space="preserve">case_hum_x_ing</w:t>
-      </w:r>
-      <w:r>
-        <w:t xml:space="preserve"> </w:t>
-      </w:r>
-      <w:r>
-        <w:t xml:space="preserve">es negativo, eso quiere decir que el caso</w:t>
-      </w:r>
-      <w:r>
-        <w:t xml:space="preserve"> </w:t>
-      </w:r>
-      <w:r>
-        <w:rPr>
-          <w:rStyle w:val="VerbatimChar"/>
-        </w:rPr>
-        <w:t xml:space="preserve">Hum_x_Ing</w:t>
-      </w:r>
-      <w:r>
-        <w:t xml:space="preserve"> </w:t>
-      </w:r>
-      <w:r>
-        <w:t xml:space="preserve">recibe un juicio mas negativo que el caso de referencia</w:t>
-      </w:r>
-      <w:r>
-        <w:t xml:space="preserve"> </w:t>
-      </w:r>
-      <w:r>
-        <w:rPr>
-          <w:rStyle w:val="VerbatimChar"/>
-        </w:rPr>
-        <w:t xml:space="preserve">Hum_x_Hum</w:t>
-      </w:r>
-      <w:r>
-        <w:t xml:space="preserve">, manteniendo lo demas constante.</w:t>
+        <w:t xml:space="preserve">judged_outgroup</w:t>
+      </w:r>
+      <w:r>
+        <w:t xml:space="preserve"> </w:t>
+      </w:r>
+      <w:r>
+        <w:t xml:space="preserve">es negativo, eso quiere decir que el negociador juzgado recibe un juicio mas negativo cuando es outgroup que cuando es ingroup, manteniendo lo demas constante.</w:t>
       </w:r>
     </w:p>
     <w:p>
@@ -1966,40 +1884,36 @@
         <w:rPr>
           <w:rStyle w:val="VerbatimChar"/>
         </w:rPr>
-        <w:t xml:space="preserve">iri_total:case_hum_x_ing</w:t>
-      </w:r>
-      <w:r>
-        <w:t xml:space="preserve"> </w:t>
-      </w:r>
-      <w:r>
-        <w:t xml:space="preserve">es negativa, eso quiere decir que la pendiente de empatia es mas negativa en</w:t>
-      </w:r>
-      <w:r>
-        <w:t xml:space="preserve"> </w:t>
-      </w:r>
-      <w:r>
-        <w:rPr>
-          <w:rStyle w:val="VerbatimChar"/>
-        </w:rPr>
-        <w:t xml:space="preserve">Hum_x_Ing</w:t>
-      </w:r>
-      <w:r>
-        <w:t xml:space="preserve"> </w:t>
-      </w:r>
-      <w:r>
-        <w:t xml:space="preserve">que en</w:t>
-      </w:r>
-      <w:r>
-        <w:t xml:space="preserve"> </w:t>
-      </w:r>
-      <w:r>
-        <w:rPr>
-          <w:rStyle w:val="VerbatimChar"/>
-        </w:rPr>
-        <w:t xml:space="preserve">Hum_x_Hum</w:t>
-      </w:r>
-      <w:r>
-        <w:t xml:space="preserve">.</w:t>
+        <w:t xml:space="preserve">decision_accept:judged_outgroup</w:t>
+      </w:r>
+      <w:r>
+        <w:t xml:space="preserve"> </w:t>
+      </w:r>
+      <w:r>
+        <w:t xml:space="preserve">es negativa, eso quiere decir que la diferencia entre aceptar y rechazar se vuelve mas severa cuando el negociador juzgado es outgroup.</w:t>
+      </w:r>
+    </w:p>
+    <w:p>
+      <w:pPr>
+        <w:pStyle w:val="BodyText"/>
+      </w:pPr>
+      <w:r>
+        <w:t xml:space="preserve">Si una interaccion como</w:t>
+      </w:r>
+      <w:r>
+        <w:t xml:space="preserve"> </w:t>
+      </w:r>
+      <w:r>
+        <w:rPr>
+          <w:rStyle w:val="VerbatimChar"/>
+        </w:rPr>
+        <w:t xml:space="preserve">iri_total:judged_outgroup</w:t>
+      </w:r>
+      <w:r>
+        <w:t xml:space="preserve"> </w:t>
+      </w:r>
+      <w:r>
+        <w:t xml:space="preserve">es negativa, eso quiere decir que la pendiente de empatia es mas negativa cuando el negociador juzgado es outgroup que cuando es ingroup.</w:t>
       </w:r>
     </w:p>
     <w:bookmarkEnd w:id="25"/>
@@ -2018,7 +1932,7 @@
         <w:pStyle w:val="Compact"/>
         <w:numPr>
           <w:ilvl w:val="0"/>
-          <w:numId w:val="1011"/>
+          <w:numId w:val="1010"/>
         </w:numPr>
       </w:pPr>
       <w:r>
@@ -2064,7 +1978,7 @@
         <w:pStyle w:val="Compact"/>
         <w:numPr>
           <w:ilvl w:val="0"/>
-          <w:numId w:val="1011"/>
+          <w:numId w:val="1010"/>
         </w:numPr>
       </w:pPr>
       <w:r>
@@ -2083,7 +1997,7 @@
         <w:pStyle w:val="Compact"/>
         <w:numPr>
           <w:ilvl w:val="0"/>
-          <w:numId w:val="1011"/>
+          <w:numId w:val="1010"/>
         </w:numPr>
       </w:pPr>
       <w:r>
@@ -2105,7 +2019,7 @@
           <w:b/>
           <w:bCs/>
         </w:rPr>
-        <w:t xml:space="preserve">10</w:t>
+        <w:t xml:space="preserve">5</w:t>
       </w:r>
       <w:r>
         <w:t xml:space="preserve"> </w:t>
@@ -2149,7 +2063,7 @@
         <w:pStyle w:val="Compact"/>
         <w:numPr>
           <w:ilvl w:val="0"/>
-          <w:numId w:val="1012"/>
+          <w:numId w:val="1011"/>
         </w:numPr>
       </w:pPr>
       <w:r>
@@ -2164,7 +2078,7 @@
         <w:pStyle w:val="Compact"/>
         <w:numPr>
           <w:ilvl w:val="0"/>
-          <w:numId w:val="1012"/>
+          <w:numId w:val="1011"/>
         </w:numPr>
       </w:pPr>
       <w:r>
@@ -2179,7 +2093,7 @@
         <w:pStyle w:val="Compact"/>
         <w:numPr>
           <w:ilvl w:val="0"/>
-          <w:numId w:val="1012"/>
+          <w:numId w:val="1011"/>
         </w:numPr>
       </w:pPr>
       <w:r>
@@ -2194,7 +2108,7 @@
         <w:pStyle w:val="Compact"/>
         <w:numPr>
           <w:ilvl w:val="0"/>
-          <w:numId w:val="1012"/>
+          <w:numId w:val="1011"/>
         </w:numPr>
       </w:pPr>
       <w:r>
@@ -2209,7 +2123,7 @@
         <w:pStyle w:val="Compact"/>
         <w:numPr>
           <w:ilvl w:val="0"/>
-          <w:numId w:val="1012"/>
+          <w:numId w:val="1011"/>
         </w:numPr>
       </w:pPr>
       <w:r>
@@ -2224,7 +2138,7 @@
         <w:pStyle w:val="Compact"/>
         <w:numPr>
           <w:ilvl w:val="0"/>
-          <w:numId w:val="1012"/>
+          <w:numId w:val="1011"/>
         </w:numPr>
       </w:pPr>
       <w:r>
@@ -2239,7 +2153,7 @@
         <w:pStyle w:val="Compact"/>
         <w:numPr>
           <w:ilvl w:val="0"/>
-          <w:numId w:val="1012"/>
+          <w:numId w:val="1011"/>
         </w:numPr>
       </w:pPr>
       <w:r>
@@ -2254,7 +2168,7 @@
         <w:pStyle w:val="Compact"/>
         <w:numPr>
           <w:ilvl w:val="0"/>
-          <w:numId w:val="1012"/>
+          <w:numId w:val="1011"/>
         </w:numPr>
       </w:pPr>
       <w:r>
@@ -2269,7 +2183,7 @@
         <w:pStyle w:val="Compact"/>
         <w:numPr>
           <w:ilvl w:val="0"/>
-          <w:numId w:val="1012"/>
+          <w:numId w:val="1011"/>
         </w:numPr>
       </w:pPr>
       <w:r>
@@ -2546,9 +2460,6 @@
     <w:abstractNumId w:val="991"/>
   </w:num>
   <w:num w:numId="1011">
-    <w:abstractNumId w:val="991"/>
-  </w:num>
-  <w:num w:numId="1012">
     <w:abstractNumId w:val="991"/>
   </w:num>
 </w:numbering>

--- a/outputs/report/tobit_plain_language_guide.docx
+++ b/outputs/report/tobit_plain_language_guide.docx
@@ -2,7 +2,7 @@
 <file path=word/document.xml><?xml version="1.0" encoding="utf-8"?>
 <w:document xmlns:w="http://schemas.openxmlformats.org/wordprocessingml/2006/main" xmlns:m="http://schemas.openxmlformats.org/officeDocument/2006/math" xmlns:r="http://schemas.openxmlformats.org/officeDocument/2006/relationships" xmlns:o="urn:schemas-microsoft-com:office:office" xmlns:v="urn:schemas-microsoft-com:vml" xmlns:w10="urn:schemas-microsoft-com:office:word" xmlns:a="http://schemas.openxmlformats.org/drawingml/2006/main" xmlns:pic="http://schemas.openxmlformats.org/drawingml/2006/picture" xmlns:wp="http://schemas.openxmlformats.org/drawingml/2006/wordprocessingDrawing">
   <w:body>
-    <w:bookmarkStart w:id="30" w:name="guia-sencilla-para-leer-el-informe-tobit"/>
+    <w:bookmarkStart w:id="31" w:name="guia-sencilla-para-leer-el-informe-tobit"/>
     <w:p>
       <w:pPr>
         <w:pStyle w:val="Heading1"/>
@@ -42,7 +42,7 @@
           <w:b/>
           <w:bCs/>
         </w:rPr>
-        <w:t xml:space="preserve">2026-03-30 14:42:10</w:t>
+        <w:t xml:space="preserve">2026-03-30 20:25:44</w:t>
       </w:r>
     </w:p>
     <w:p>
@@ -61,7 +61,7 @@
         <w:t xml:space="preserve">La idea no es reemplazar el informe tecnico. La idea es acompaniarlo y dejar mas claro que entra en el modelo, como se construyen las variables, que significa cada hipotesis y como leer las ecuaciones y las codificaciones de regresion.</w:t>
       </w:r>
     </w:p>
-    <w:bookmarkStart w:id="12" w:name="lo-primero-las-variables"/>
+    <w:bookmarkStart w:id="13" w:name="lo-primero-las-variables"/>
     <w:p>
       <w:pPr>
         <w:pStyle w:val="Heading2"/>
@@ -575,13 +575,13 @@
       </w:r>
     </w:p>
     <w:bookmarkEnd w:id="10"/>
-    <w:bookmarkStart w:id="11" w:name="la-idea-central-de-option-2"/>
+    <w:bookmarkStart w:id="11" w:name="X60701a95df4b054d42c0ad3433c7d7383ac76d8"/>
     <w:p>
       <w:pPr>
         <w:pStyle w:val="Heading3"/>
       </w:pPr>
       <w:r>
-        <w:t xml:space="preserve">1.3 La idea central de Option 2</w:t>
+        <w:t xml:space="preserve">1.3 La separacion en Subconjuntos (Victima y Observador)</w:t>
       </w:r>
     </w:p>
     <w:p>
@@ -589,77 +589,7 @@
         <w:pStyle w:val="FirstParagraph"/>
       </w:pPr>
       <w:r>
-        <w:t xml:space="preserve">Aqui esta uno de los puntos mas importantes del proyecto. Antes uno podia pensar en variables sueltas como ingroup y outgroup. Ahora el proyecto prioriza el caso completo.</w:t>
-      </w:r>
-    </w:p>
-    <w:p>
-      <w:pPr>
-        <w:pStyle w:val="BodyText"/>
-      </w:pPr>
-      <w:r>
-        <w:t xml:space="preserve">Pero en H2 y H3 el pipeline ahora usa una descomposicion mas directa: estatus del negociador juzgado, decision de aceptar o rechazar, interaccion entre ambas, y controles relacionales para la contraparte y, cuando aplica, para la victima vista por el observador.</w:t>
-      </w:r>
-    </w:p>
-    <w:bookmarkEnd w:id="11"/>
-    <w:bookmarkEnd w:id="12"/>
-    <w:bookmarkStart w:id="13" w:name="data-card-corto"/>
-    <w:p>
-      <w:pPr>
-        <w:pStyle w:val="Heading2"/>
-      </w:pPr>
-      <w:r>
-        <w:t xml:space="preserve">2. Data card corto</w:t>
-      </w:r>
-    </w:p>
-    <w:p>
-      <w:pPr>
-        <w:pStyle w:val="Compact"/>
-        <w:numPr>
-          <w:ilvl w:val="0"/>
-          <w:numId w:val="1004"/>
-        </w:numPr>
-      </w:pPr>
-      <w:r>
-        <w:t xml:space="preserve">Archivos base principales:</w:t>
-      </w:r>
-      <w:r>
-        <w:t xml:space="preserve"> </w:t>
-      </w:r>
-      <w:r>
-        <w:rPr>
-          <w:rStyle w:val="VerbatimChar"/>
-        </w:rPr>
-        <w:t xml:space="preserve">data/raw/data_final_FLORIDA.xlsx</w:t>
-      </w:r>
-      <w:r>
-        <w:t xml:space="preserve"> </w:t>
-      </w:r>
-      <w:r>
-        <w:t xml:space="preserve">y</w:t>
-      </w:r>
-      <w:r>
-        <w:t xml:space="preserve"> </w:t>
-      </w:r>
-      <w:r>
-        <w:rPr>
-          <w:rStyle w:val="VerbatimChar"/>
-        </w:rPr>
-        <w:t xml:space="preserve">data/raw/data_final_BUC.xlsx</w:t>
-      </w:r>
-      <w:r>
-        <w:t xml:space="preserve">.</w:t>
-      </w:r>
-    </w:p>
-    <w:p>
-      <w:pPr>
-        <w:pStyle w:val="Compact"/>
-        <w:numPr>
-          <w:ilvl w:val="0"/>
-          <w:numId w:val="1004"/>
-        </w:numPr>
-      </w:pPr>
-      <w:r>
-        <w:t xml:space="preserve">Filas de participantes disponibles ahora:</w:t>
+        <w:t xml:space="preserve">A diferencia de versiones anteriores, el analisis ya no se divide segun si la gente acepto o traiciono. Ahora</w:t>
       </w:r>
       <w:r>
         <w:t xml:space="preserve"> </w:t>
@@ -669,22 +599,13 @@
           <w:b/>
           <w:bCs/>
         </w:rPr>
-        <w:t xml:space="preserve">209</w:t>
-      </w:r>
-      <w:r>
-        <w:t xml:space="preserve">.</w:t>
-      </w:r>
-    </w:p>
-    <w:p>
-      <w:pPr>
-        <w:pStyle w:val="Compact"/>
-        <w:numPr>
-          <w:ilvl w:val="0"/>
-          <w:numId w:val="1004"/>
-        </w:numPr>
-      </w:pPr>
-      <w:r>
-        <w:t xml:space="preserve">Filas en formato largo de juicios disponibles ahora:</w:t>
+        <w:t xml:space="preserve">todos los modelos</w:t>
+      </w:r>
+      <w:r>
+        <w:t xml:space="preserve"> </w:t>
+      </w:r>
+      <w:r>
+        <w:t xml:space="preserve">se corren dos veces: una vez exclusivamente para el subconjunto donde el participante actuo como</w:t>
       </w:r>
       <w:r>
         <w:t xml:space="preserve"> </w:t>
@@ -694,22 +615,10 @@
           <w:b/>
           <w:bCs/>
         </w:rPr>
-        <w:t xml:space="preserve">3,980</w:t>
-      </w:r>
-      <w:r>
-        <w:t xml:space="preserve">.</w:t>
-      </w:r>
-    </w:p>
-    <w:p>
-      <w:pPr>
-        <w:pStyle w:val="Compact"/>
-        <w:numPr>
-          <w:ilvl w:val="0"/>
-          <w:numId w:val="1004"/>
-        </w:numPr>
-      </w:pPr>
-      <w:r>
-        <w:t xml:space="preserve">Filas de decisiones aceptadas usadas en la mayoria de modelos:</w:t>
+        <w:t xml:space="preserve">Victima</w:t>
+      </w:r>
+      <w:r>
+        <w:t xml:space="preserve">, y otra vez para el subconjunto donde actuo como</w:t>
       </w:r>
       <w:r>
         <w:t xml:space="preserve"> </w:t>
@@ -719,7 +628,114 @@
           <w:b/>
           <w:bCs/>
         </w:rPr>
-        <w:t xml:space="preserve">1,939</w:t>
+        <w:t xml:space="preserve">Observador (Bystander)</w:t>
+      </w:r>
+      <w:r>
+        <w:t xml:space="preserve">. En ambos subconjuntos, la decision (aceptar o rechazar el trato danino) se incluye siempre como un predictor.</w:t>
+      </w:r>
+    </w:p>
+    <w:bookmarkEnd w:id="11"/>
+    <w:bookmarkStart w:id="12" w:name="interpretacion-de-interacciones"/>
+    <w:p>
+      <w:pPr>
+        <w:pStyle w:val="Heading3"/>
+      </w:pPr>
+      <w:r>
+        <w:t xml:space="preserve">1.4 Interpretacion de Interacciones</w:t>
+      </w:r>
+    </w:p>
+    <w:p>
+      <w:pPr>
+        <w:pStyle w:val="FirstParagraph"/>
+      </w:pPr>
+      <w:r>
+        <w:t xml:space="preserve">Cuando veas que un termino con dos puntos (</w:t>
+      </w:r>
+      <w:r>
+        <w:rPr>
+          <w:rStyle w:val="VerbatimChar"/>
+        </w:rPr>
+        <w:t xml:space="preserve">:</w:t>
+      </w:r>
+      <w:r>
+        <w:t xml:space="preserve">) es marcado como significativo, significa que ambos componentes interactuan. Si una interaccion es significativa, los efectos principales (los que van solos) ya no se interpretan por su cuenta, pues estan subordinados al contexto de la interaccion.</w:t>
+      </w:r>
+      <w:r>
+        <w:t xml:space="preserve"> </w:t>
+      </w:r>
+      <w:r>
+        <w:t xml:space="preserve">Si es una interaccion entre empatia continua y un grupo (ej.</w:t>
+      </w:r>
+      <w:r>
+        <w:t xml:space="preserve"> </w:t>
+      </w:r>
+      <w:r>
+        <w:rPr>
+          <w:rStyle w:val="VerbatimChar"/>
+        </w:rPr>
+        <w:t xml:space="preserve">iri_total:judged_outgroup</w:t>
+      </w:r>
+      <w:r>
+        <w:t xml:space="preserve">), un coeficiente negativo indica que el efecto de la empatia es todavia mas severo para el outgroup. Si es discreto por discreto (ej.</w:t>
+      </w:r>
+      <w:r>
+        <w:t xml:space="preserve"> </w:t>
+      </w:r>
+      <w:r>
+        <w:rPr>
+          <w:rStyle w:val="VerbatimChar"/>
+        </w:rPr>
+        <w:t xml:space="preserve">judged_outgroup:decision_accept</w:t>
+      </w:r>
+      <w:r>
+        <w:t xml:space="preserve">), un coeficiente positivo significa que penalizamos menos la traicion cuando la comete el outgroup comparado al ingroup.</w:t>
+      </w:r>
+    </w:p>
+    <w:bookmarkEnd w:id="12"/>
+    <w:bookmarkEnd w:id="13"/>
+    <w:bookmarkStart w:id="14" w:name="data-card-corto"/>
+    <w:p>
+      <w:pPr>
+        <w:pStyle w:val="Heading2"/>
+      </w:pPr>
+      <w:r>
+        <w:t xml:space="preserve">2. Data card corto</w:t>
+      </w:r>
+    </w:p>
+    <w:p>
+      <w:pPr>
+        <w:pStyle w:val="Compact"/>
+        <w:numPr>
+          <w:ilvl w:val="0"/>
+          <w:numId w:val="1004"/>
+        </w:numPr>
+      </w:pPr>
+      <w:r>
+        <w:t xml:space="preserve">Archivos base principales:</w:t>
+      </w:r>
+      <w:r>
+        <w:t xml:space="preserve"> </w:t>
+      </w:r>
+      <w:r>
+        <w:rPr>
+          <w:rStyle w:val="VerbatimChar"/>
+        </w:rPr>
+        <w:t xml:space="preserve">data/raw/data_final_FLORIDA.xlsx</w:t>
+      </w:r>
+      <w:r>
+        <w:t xml:space="preserve"> </w:t>
+      </w:r>
+      <w:r>
+        <w:t xml:space="preserve">y</w:t>
+      </w:r>
+      <w:r>
+        <w:t xml:space="preserve"> </w:t>
+      </w:r>
+      <w:r>
+        <w:rPr>
+          <w:rStyle w:val="VerbatimChar"/>
+        </w:rPr>
+        <w:t xml:space="preserve">data/raw/data_final_BUC.xlsx</w:t>
       </w:r>
       <w:r>
         <w:t xml:space="preserve">.</w:t>
@@ -734,7 +750,7 @@
         </w:numPr>
       </w:pPr>
       <w:r>
-        <w:t xml:space="preserve">Filas del subconjunto de traicion usadas en H2a:</w:t>
+        <w:t xml:space="preserve">Filas de participantes disponibles ahora:</w:t>
       </w:r>
       <w:r>
         <w:t xml:space="preserve"> </w:t>
@@ -744,7 +760,7 @@
           <w:b/>
           <w:bCs/>
         </w:rPr>
-        <w:t xml:space="preserve">1,678</w:t>
+        <w:t xml:space="preserve">209</w:t>
       </w:r>
       <w:r>
         <w:t xml:space="preserve">.</w:t>
@@ -759,1215 +775,17 @@
         </w:numPr>
       </w:pPr>
       <w:r>
-        <w:t xml:space="preserve">La base original empieza con una fila por participante.</w:t>
-      </w:r>
-    </w:p>
-    <w:p>
-      <w:pPr>
-        <w:pStyle w:val="Compact"/>
-        <w:numPr>
-          <w:ilvl w:val="0"/>
-          <w:numId w:val="1004"/>
-        </w:numPr>
-      </w:pPr>
-      <w:r>
-        <w:t xml:space="preserve">Luego el pipeline reorganiza la informacion para que cada juicio sobre cada negociador quede como una fila propia.</w:t>
-      </w:r>
-    </w:p>
-    <w:p>
-      <w:pPr>
-        <w:pStyle w:val="SourceCode"/>
-      </w:pPr>
-      <w:r>
-        <w:rPr>
-          <w:rStyle w:val="VerbatimChar"/>
-        </w:rPr>
-        <w:t xml:space="preserve">1 participante x 10 etapas x 2 negociadores = hasta 20 filas de juicio por participante</w:t>
-      </w:r>
-    </w:p>
-    <w:bookmarkEnd w:id="13"/>
-    <w:bookmarkStart w:id="19" w:name="como-se-crean-las-variables-principales"/>
-    <w:p>
-      <w:pPr>
-        <w:pStyle w:val="Heading2"/>
-      </w:pPr>
-      <w:r>
-        <w:t xml:space="preserve">3. Como se crean las variables principales</w:t>
-      </w:r>
-    </w:p>
-    <w:bookmarkStart w:id="14" w:name="filtro-de-atencion-e-inclusion-analitica"/>
-    <w:p>
-      <w:pPr>
-        <w:pStyle w:val="Heading3"/>
-      </w:pPr>
-      <w:r>
-        <w:t xml:space="preserve">3.1 Filtro de atencion e inclusion analitica</w:t>
-      </w:r>
-    </w:p>
-    <w:p>
-      <w:pPr>
-        <w:pStyle w:val="SourceCode"/>
-      </w:pPr>
-      <w:r>
-        <w:rPr>
-          <w:rStyle w:val="VerbatimChar"/>
-        </w:rPr>
-        <w:t xml:space="preserve">attention_pass = (ac1 es correcto) AND (ac2 es correcto)</w:t>
-      </w:r>
-      <w:r>
-        <w:br/>
-      </w:r>
-      <w:r>
-        <w:rPr>
-          <w:rStyle w:val="VerbatimChar"/>
-        </w:rPr>
-        <w:t xml:space="preserve">analysis_include = attention_pass AND iri_total disponible AND tratamiento valido</w:t>
-      </w:r>
-    </w:p>
-    <w:p>
-      <w:pPr>
-        <w:pStyle w:val="FirstParagraph"/>
-      </w:pPr>
-      <w:r>
-        <w:t xml:space="preserve">En sencillo: para entrar al analisis principal, la persona debe pasar los attention checks, tener suficiente informacion para la empatia total y pertenecer a una secuencia valida del experimento.</w:t>
-      </w:r>
-    </w:p>
-    <w:bookmarkEnd w:id="14"/>
-    <w:bookmarkStart w:id="15" w:name="variables-de-empatia"/>
-    <w:p>
-      <w:pPr>
-        <w:pStyle w:val="Heading3"/>
-      </w:pPr>
-      <w:r>
-        <w:t xml:space="preserve">3.2 Variables de empatia</w:t>
-      </w:r>
-    </w:p>
-    <w:p>
-      <w:pPr>
-        <w:pStyle w:val="SourceCode"/>
-      </w:pPr>
-      <w:r>
-        <w:rPr>
-          <w:rStyle w:val="VerbatimChar"/>
-        </w:rPr>
-        <w:t xml:space="preserve">iri_total = promedio de todos los items IRI si al menos el 80% de los items fue respondido</w:t>
-      </w:r>
-      <w:r>
-        <w:br/>
-      </w:r>
-      <w:r>
-        <w:rPr>
-          <w:rStyle w:val="VerbatimChar"/>
-        </w:rPr>
-        <w:t xml:space="preserve">iri_fs = promedio de los items de Fantasy</w:t>
-      </w:r>
-      <w:r>
-        <w:br/>
-      </w:r>
-      <w:r>
-        <w:rPr>
-          <w:rStyle w:val="VerbatimChar"/>
-        </w:rPr>
-        <w:t xml:space="preserve">iri_ec = promedio de los items de Empathic Concern</w:t>
-      </w:r>
-      <w:r>
-        <w:br/>
-      </w:r>
-      <w:r>
-        <w:rPr>
-          <w:rStyle w:val="VerbatimChar"/>
-        </w:rPr>
-        <w:t xml:space="preserve">iri_pt = promedio de los items de Perspective Taking</w:t>
-      </w:r>
-      <w:r>
-        <w:br/>
-      </w:r>
-      <w:r>
-        <w:rPr>
-          <w:rStyle w:val="VerbatimChar"/>
-        </w:rPr>
-        <w:t xml:space="preserve">iri_pd = promedio de los items de Personal Distress</w:t>
-      </w:r>
-    </w:p>
-    <w:p>
-      <w:pPr>
-        <w:pStyle w:val="FirstParagraph"/>
-      </w:pPr>
-      <w:r>
-        <w:t xml:space="preserve">Importante: estas variables se conservan en su escala original. El pipeline no las transforma a z-scores.</w:t>
-      </w:r>
-    </w:p>
-    <w:bookmarkEnd w:id="15"/>
-    <w:bookmarkStart w:id="16" w:name="variables-del-escenario-y-del-contexto"/>
-    <w:p>
-      <w:pPr>
-        <w:pStyle w:val="Heading3"/>
-      </w:pPr>
-      <w:r>
-        <w:t xml:space="preserve">3.3 Variables del escenario y del contexto</w:t>
-      </w:r>
-    </w:p>
-    <w:p>
-      <w:pPr>
-        <w:pStyle w:val="SourceCode"/>
-      </w:pPr>
-      <w:r>
-        <w:rPr>
-          <w:rStyle w:val="VerbatimChar"/>
-        </w:rPr>
-        <w:t xml:space="preserve">role_observer = 1 si el participante esta en rol de observador, 0 si esta en rol de victima</w:t>
-      </w:r>
-      <w:r>
-        <w:br/>
-      </w:r>
-      <w:r>
-        <w:rPr>
-          <w:rStyle w:val="VerbatimChar"/>
-        </w:rPr>
-        <w:t xml:space="preserve">participant_engineering = 1 si el participante es de Ingenieria, 0 si es de Humanidades</w:t>
-      </w:r>
-      <w:r>
-        <w:br/>
-      </w:r>
-      <w:r>
-        <w:rPr>
-          <w:rStyle w:val="VerbatimChar"/>
-        </w:rPr>
-        <w:t xml:space="preserve">sex_man = 1 si sexo esta codificado como hombre, 0 si esta codificado como mujer</w:t>
-      </w:r>
-      <w:r>
-        <w:br/>
-      </w:r>
-      <w:r>
-        <w:rPr>
-          <w:rStyle w:val="VerbatimChar"/>
-        </w:rPr>
-        <w:t xml:space="preserve">decision_accept = 1 si el negociador acepto el trato danino, 0 si lo rechazo</w:t>
-      </w:r>
-      <w:r>
-        <w:br/>
-      </w:r>
-      <w:r>
-        <w:rPr>
-          <w:rStyle w:val="VerbatimChar"/>
-        </w:rPr>
-        <w:t xml:space="preserve">judgement = juicio moral numerico del negociador en esa etapa y en ese slot</w:t>
-      </w:r>
-      <w:r>
-        <w:br/>
-      </w:r>
-      <w:r>
-        <w:rPr>
-          <w:rStyle w:val="VerbatimChar"/>
-        </w:rPr>
-        <w:t xml:space="preserve">condemnation = -judgement</w:t>
-      </w:r>
-    </w:p>
-    <w:bookmarkEnd w:id="16"/>
-    <w:bookmarkStart w:id="17" w:name="variables-relacionales-centrales"/>
-    <w:p>
-      <w:pPr>
-        <w:pStyle w:val="Heading3"/>
-      </w:pPr>
-      <w:r>
-        <w:t xml:space="preserve">3.4 Variables relacionales centrales</w:t>
-      </w:r>
-    </w:p>
-    <w:p>
-      <w:pPr>
-        <w:pStyle w:val="SourceCode"/>
-      </w:pPr>
-      <w:r>
-        <w:rPr>
-          <w:rStyle w:val="VerbatimChar"/>
-        </w:rPr>
-        <w:t xml:space="preserve">group_negotiator1 = estatus In/Out/Cont del negociador 1 respecto al referente del rol</w:t>
-      </w:r>
-      <w:r>
-        <w:br/>
-      </w:r>
-      <w:r>
-        <w:rPr>
-          <w:rStyle w:val="VerbatimChar"/>
-        </w:rPr>
-        <w:t xml:space="preserve">group_negotiator2 = estatus In/Out/Cont del negociador 2 respecto al referente del rol</w:t>
-      </w:r>
-      <w:r>
-        <w:br/>
-      </w:r>
-      <w:r>
-        <w:rPr>
-          <w:rStyle w:val="VerbatimChar"/>
-        </w:rPr>
-        <w:t xml:space="preserve">judged_outgroup = 1 si el negociador juzgado es outgroup, 0 si no</w:t>
-      </w:r>
-      <w:r>
-        <w:br/>
-      </w:r>
-      <w:r>
-        <w:rPr>
-          <w:rStyle w:val="VerbatimChar"/>
-        </w:rPr>
-        <w:t xml:space="preserve">judged_control = 1 si el negociador juzgado esta en control, 0 si no</w:t>
-      </w:r>
-      <w:r>
-        <w:br/>
-      </w:r>
-      <w:r>
-        <w:rPr>
-          <w:rStyle w:val="VerbatimChar"/>
-        </w:rPr>
-        <w:t xml:space="preserve">counterpart_outgroup = 1 si la contraparte es outgroup, 0 si no</w:t>
-      </w:r>
-      <w:r>
-        <w:br/>
-      </w:r>
-      <w:r>
-        <w:rPr>
-          <w:rStyle w:val="VerbatimChar"/>
-        </w:rPr>
-        <w:t xml:space="preserve">counterpart_control = 1 si la contraparte esta en control, 0 si no</w:t>
-      </w:r>
-      <w:r>
-        <w:br/>
-      </w:r>
-      <w:r>
-        <w:rPr>
-          <w:rStyle w:val="VerbatimChar"/>
-        </w:rPr>
-        <w:t xml:space="preserve">observer_victim_outgroup = 1 si en filas de observador la victima es outgroup, 0 si no</w:t>
-      </w:r>
-    </w:p>
-    <w:p>
-      <w:pPr>
-        <w:pStyle w:val="FirstParagraph"/>
-      </w:pPr>
-      <w:r>
-        <w:t xml:space="preserve">Esto permite nombrar cada escena de una forma mas clara y, en H2 y H3, modelar de forma directa el estatus del negociador juzgado y su cruce con la decision.</w:t>
-      </w:r>
-    </w:p>
-    <w:bookmarkEnd w:id="17"/>
-    <w:bookmarkStart w:id="18" w:name="subconjuntos-analiticos"/>
-    <w:p>
-      <w:pPr>
-        <w:pStyle w:val="Heading3"/>
-      </w:pPr>
-      <w:r>
-        <w:t xml:space="preserve">3.5 Subconjuntos analiticos</w:t>
-      </w:r>
-    </w:p>
-    <w:p>
-      <w:pPr>
-        <w:pStyle w:val="SourceCode"/>
-      </w:pPr>
-      <w:r>
-        <w:rPr>
-          <w:rStyle w:val="VerbatimChar"/>
-        </w:rPr>
-        <w:t xml:space="preserve">judgments_analysis = filas en formato largo con analysis_include = TRUE</w:t>
-      </w:r>
-      <w:r>
-        <w:br/>
-      </w:r>
-      <w:r>
-        <w:rPr>
-          <w:rStyle w:val="VerbatimChar"/>
-        </w:rPr>
-        <w:t xml:space="preserve">judgments_accept = filas de judgments_analysis donde decision_accept = 1</w:t>
-      </w:r>
-      <w:r>
-        <w:br/>
-      </w:r>
-      <w:r>
-        <w:rPr>
-          <w:rStyle w:val="VerbatimChar"/>
-        </w:rPr>
-        <w:t xml:space="preserve">judgments_betrayal = filas de judgments_analysis donde ningun negociador del escenario esta en control</w:t>
-      </w:r>
-    </w:p>
-    <w:bookmarkEnd w:id="18"/>
-    <w:bookmarkEnd w:id="19"/>
-    <w:bookmarkStart w:id="24" w:name="hipotesis-explicadas-de-manera-sencilla"/>
-    <w:p>
-      <w:pPr>
-        <w:pStyle w:val="Heading2"/>
-      </w:pPr>
-      <w:r>
-        <w:t xml:space="preserve">4. Hipotesis explicadas de manera sencilla</w:t>
-      </w:r>
-    </w:p>
-    <w:bookmarkStart w:id="20" w:name="X06361af4da0a3fbf0afe11bb5ffa332c0544ab0"/>
-    <w:p>
-      <w:pPr>
-        <w:pStyle w:val="Heading3"/>
-      </w:pPr>
-      <w:r>
-        <w:t xml:space="preserve">H1: empatia y juicio moral controlando por relaciones del caso</w:t>
-      </w:r>
-    </w:p>
-    <w:p>
-      <w:pPr>
-        <w:pStyle w:val="FirstParagraph"/>
-      </w:pPr>
-      <w:r>
-        <w:t xml:space="preserve">Pregunta simple: una vez tenemos en cuenta el estatus relacional del negociador juzgado, de la contraparte y de la victima cuando aplica, la empatia del participante se relaciona con el juicio moral?</w:t>
-      </w:r>
-    </w:p>
-    <w:p>
-      <w:pPr>
-        <w:pStyle w:val="Compact"/>
-        <w:numPr>
-          <w:ilvl w:val="0"/>
-          <w:numId w:val="1005"/>
-        </w:numPr>
-      </w:pPr>
-      <w:r>
-        <w:t xml:space="preserve">Muestra usada: solo decisiones aceptadas.</w:t>
-      </w:r>
-    </w:p>
-    <w:p>
-      <w:pPr>
-        <w:pStyle w:val="FirstParagraph"/>
-      </w:pPr>
-      <w:r>
-        <w:t xml:space="preserve">Ecuacion sencilla:</w:t>
-      </w:r>
-    </w:p>
-    <w:p>
-      <w:pPr>
-        <w:pStyle w:val="SourceCode"/>
-      </w:pPr>
-      <w:r>
-        <w:rPr>
-          <w:rStyle w:val="VerbatimChar"/>
-        </w:rPr>
-        <w:t xml:space="preserve">judgement = empatia + controles relacionales + controles demograficos</w:t>
-      </w:r>
-    </w:p>
-    <w:p>
-      <w:pPr>
-        <w:pStyle w:val="FirstParagraph"/>
-      </w:pPr>
-      <w:r>
-        <w:t xml:space="preserve">Version mas pegada al codigo:</w:t>
-      </w:r>
-    </w:p>
-    <w:p>
-      <w:pPr>
-        <w:pStyle w:val="SourceCode"/>
-      </w:pPr>
-      <w:r>
-        <w:rPr>
-          <w:rStyle w:val="VerbatimChar"/>
-        </w:rPr>
-        <w:t xml:space="preserve">Modelo A: iri_total + judged_outgroup + judged_control + counterpart_outgroup + counterpart_control + observer_victim_outgroup + role_observer + participant_engineering + sex_man + age + economic_status + factor(negotiator_slot)</w:t>
-      </w:r>
-      <w:r>
-        <w:br/>
-      </w:r>
-      <w:r>
-        <w:rPr>
-          <w:rStyle w:val="VerbatimChar"/>
-        </w:rPr>
-        <w:t xml:space="preserve">Modelo B: iri_fs + iri_ec + iri_pt + iri_pd + judged_outgroup + judged_control + counterpart_outgroup + counterpart_control + observer_victim_outgroup + role_observer + participant_engineering + sex_man + age + economic_status + factor(negotiator_slot)</w:t>
-      </w:r>
-    </w:p>
-    <w:p>
-      <w:pPr>
-        <w:pStyle w:val="FirstParagraph"/>
-      </w:pPr>
-      <w:r>
-        <w:t xml:space="preserve">En H1, los controles relacionales que entran son</w:t>
-      </w:r>
-      <w:r>
-        <w:t xml:space="preserve"> </w:t>
-      </w:r>
-      <w:r>
-        <w:rPr>
-          <w:rStyle w:val="VerbatimChar"/>
-        </w:rPr>
-        <w:t xml:space="preserve">judged_outgroup</w:t>
-      </w:r>
-      <w:r>
-        <w:t xml:space="preserve">,</w:t>
-      </w:r>
-      <w:r>
-        <w:t xml:space="preserve"> </w:t>
-      </w:r>
-      <w:r>
-        <w:rPr>
-          <w:rStyle w:val="VerbatimChar"/>
-        </w:rPr>
-        <w:t xml:space="preserve">judged_control</w:t>
-      </w:r>
-      <w:r>
-        <w:t xml:space="preserve">,</w:t>
-      </w:r>
-      <w:r>
-        <w:t xml:space="preserve"> </w:t>
-      </w:r>
-      <w:r>
-        <w:rPr>
-          <w:rStyle w:val="VerbatimChar"/>
-        </w:rPr>
-        <w:t xml:space="preserve">counterpart_outgroup</w:t>
-      </w:r>
-      <w:r>
-        <w:t xml:space="preserve">,</w:t>
-      </w:r>
-      <w:r>
-        <w:t xml:space="preserve"> </w:t>
-      </w:r>
-      <w:r>
-        <w:rPr>
-          <w:rStyle w:val="VerbatimChar"/>
-        </w:rPr>
-        <w:t xml:space="preserve">counterpart_control</w:t>
-      </w:r>
-      <w:r>
-        <w:t xml:space="preserve">,</w:t>
-      </w:r>
-      <w:r>
-        <w:t xml:space="preserve"> </w:t>
-      </w:r>
-      <w:r>
-        <w:rPr>
-          <w:rStyle w:val="VerbatimChar"/>
-        </w:rPr>
-        <w:t xml:space="preserve">observer_victim_outgroup</w:t>
-      </w:r>
-      <w:r>
-        <w:t xml:space="preserve">.</w:t>
-      </w:r>
-    </w:p>
-    <w:bookmarkEnd w:id="20"/>
-    <w:bookmarkStart w:id="21" w:name="X2ea33bb5afaa2650dc22edc4b9c68780c71a6e1"/>
-    <w:p>
-      <w:pPr>
-        <w:pStyle w:val="Heading3"/>
-      </w:pPr>
-      <w:r>
-        <w:t xml:space="preserve">H2a: estatus relacional del negociador x decision sin escenarios control</w:t>
-      </w:r>
-    </w:p>
-    <w:p>
-      <w:pPr>
-        <w:pStyle w:val="FirstParagraph"/>
-      </w:pPr>
-      <w:r>
-        <w:t xml:space="preserve">Pregunta simple: cuando quitamos los escenarios con negociadores control, cambia el juicio segun si el negociador juzgado es ingroup u outgroup y segun si acepto o rechazo el trato danino?</w:t>
-      </w:r>
-    </w:p>
-    <w:p>
-      <w:pPr>
-        <w:pStyle w:val="Compact"/>
-        <w:numPr>
-          <w:ilvl w:val="0"/>
-          <w:numId w:val="1006"/>
-        </w:numPr>
-      </w:pPr>
-      <w:r>
-        <w:t xml:space="preserve">Muestra usada: muestra completa de juicios, excluyendo escenarios con negociadores control.</w:t>
-      </w:r>
-    </w:p>
-    <w:p>
-      <w:pPr>
-        <w:pStyle w:val="FirstParagraph"/>
-      </w:pPr>
-      <w:r>
-        <w:t xml:space="preserve">Ecuacion sencilla:</w:t>
-      </w:r>
-    </w:p>
-    <w:p>
-      <w:pPr>
-        <w:pStyle w:val="SourceCode"/>
-      </w:pPr>
-      <w:r>
-        <w:rPr>
-          <w:rStyle w:val="VerbatimChar"/>
-        </w:rPr>
-        <w:t xml:space="preserve">judgement = estatus del negociador juzgado + decision + estatus x decision + empatia + controles relacionales</w:t>
-      </w:r>
-    </w:p>
-    <w:p>
-      <w:pPr>
-        <w:pStyle w:val="FirstParagraph"/>
-      </w:pPr>
-      <w:r>
-        <w:t xml:space="preserve">Version mas pegada al codigo:</w:t>
-      </w:r>
-    </w:p>
-    <w:p>
-      <w:pPr>
-        <w:pStyle w:val="SourceCode"/>
-      </w:pPr>
-      <w:r>
-        <w:rPr>
-          <w:rStyle w:val="VerbatimChar"/>
-        </w:rPr>
-        <w:t xml:space="preserve">Modelo A: judged_outgroup + decision_accept + judged_outgroup:decision_accept + iri_total + counterpart_outgroup + observer_victim_outgroup + role_observer + controles</w:t>
-      </w:r>
-      <w:r>
-        <w:br/>
-      </w:r>
-      <w:r>
-        <w:rPr>
-          <w:rStyle w:val="VerbatimChar"/>
-        </w:rPr>
-        <w:t xml:space="preserve">Modelo B: judged_outgroup + decision_accept + judged_outgroup:decision_accept + iri_fs + iri_ec + iri_pt + iri_pd + counterpart_outgroup + observer_victim_outgroup + role_observer + controles</w:t>
-      </w:r>
-    </w:p>
-    <w:p>
-      <w:pPr>
-        <w:pStyle w:val="FirstParagraph"/>
-      </w:pPr>
-      <w:r>
-        <w:t xml:space="preserve">En H2a,</w:t>
-      </w:r>
-      <w:r>
-        <w:t xml:space="preserve"> </w:t>
-      </w:r>
-      <w:r>
-        <w:rPr>
-          <w:rStyle w:val="VerbatimChar"/>
-        </w:rPr>
-        <w:t xml:space="preserve">ingroup</w:t>
-      </w:r>
-      <w:r>
-        <w:t xml:space="preserve"> </w:t>
-      </w:r>
-      <w:r>
-        <w:t xml:space="preserve">es la referencia para el negociador juzgado y el termino central es la interaccion entre estatus relacional y decision.</w:t>
-      </w:r>
-    </w:p>
-    <w:bookmarkEnd w:id="21"/>
-    <w:bookmarkStart w:id="22" w:name="X092d43fd27f9a2b2e854c4958ace49ba36bcaa6"/>
-    <w:p>
-      <w:pPr>
-        <w:pStyle w:val="Heading3"/>
-      </w:pPr>
-      <w:r>
-        <w:t xml:space="preserve">H2b: estatus relacional del negociador x decision con control incluido</w:t>
-      </w:r>
-    </w:p>
-    <w:p>
-      <w:pPr>
-        <w:pStyle w:val="FirstParagraph"/>
-      </w:pPr>
-      <w:r>
-        <w:t xml:space="preserve">Pregunta simple: cambia el juicio segun si el negociador juzgado es ingroup, outgroup o control y segun si acepto o rechazo el trato danino?</w:t>
-      </w:r>
-    </w:p>
-    <w:p>
-      <w:pPr>
-        <w:pStyle w:val="Compact"/>
-        <w:numPr>
-          <w:ilvl w:val="0"/>
-          <w:numId w:val="1007"/>
-        </w:numPr>
-      </w:pPr>
-      <w:r>
-        <w:t xml:space="preserve">Muestra usada: muestra completa de juicios.</w:t>
-      </w:r>
-    </w:p>
-    <w:p>
-      <w:pPr>
-        <w:pStyle w:val="FirstParagraph"/>
-      </w:pPr>
-      <w:r>
-        <w:t xml:space="preserve">Ecuacion sencilla:</w:t>
-      </w:r>
-    </w:p>
-    <w:p>
-      <w:pPr>
-        <w:pStyle w:val="SourceCode"/>
-      </w:pPr>
-      <w:r>
-        <w:rPr>
-          <w:rStyle w:val="VerbatimChar"/>
-        </w:rPr>
-        <w:t xml:space="preserve">judgement = estatus del negociador juzgado + decision + estatus x decision + empatia + controles relacionales</w:t>
-      </w:r>
-    </w:p>
-    <w:p>
-      <w:pPr>
-        <w:pStyle w:val="FirstParagraph"/>
-      </w:pPr>
-      <w:r>
-        <w:t xml:space="preserve">Version mas pegada al codigo:</w:t>
-      </w:r>
-    </w:p>
-    <w:p>
-      <w:pPr>
-        <w:pStyle w:val="SourceCode"/>
-      </w:pPr>
-      <w:r>
-        <w:rPr>
-          <w:rStyle w:val="VerbatimChar"/>
-        </w:rPr>
-        <w:t xml:space="preserve">Modelo A: judged_outgroup + judged_control + decision_accept + interacciones con decision + iri_total + controles relacionales</w:t>
-      </w:r>
-      <w:r>
-        <w:br/>
-      </w:r>
-      <w:r>
-        <w:rPr>
-          <w:rStyle w:val="VerbatimChar"/>
-        </w:rPr>
-        <w:t xml:space="preserve">Modelo B: judged_outgroup + judged_control + decision_accept + interacciones con decision + iri_fs + iri_ec + iri_pt + iri_pd + controles relacionales</w:t>
-      </w:r>
-    </w:p>
-    <w:p>
-      <w:pPr>
-        <w:pStyle w:val="FirstParagraph"/>
-      </w:pPr>
-      <w:r>
-        <w:t xml:space="preserve">En H2b,</w:t>
-      </w:r>
-      <w:r>
-        <w:t xml:space="preserve"> </w:t>
-      </w:r>
-      <w:r>
-        <w:rPr>
-          <w:rStyle w:val="VerbatimChar"/>
-        </w:rPr>
-        <w:t xml:space="preserve">ingroup</w:t>
-      </w:r>
-      <w:r>
-        <w:t xml:space="preserve"> </w:t>
-      </w:r>
-      <w:r>
-        <w:t xml:space="preserve">es la referencia para el negociador juzgado y la hipotesis central esta en los terminos de estatus relacional y su interaccion con</w:t>
-      </w:r>
-      <w:r>
-        <w:t xml:space="preserve"> </w:t>
-      </w:r>
-      <w:r>
-        <w:rPr>
-          <w:rStyle w:val="VerbatimChar"/>
-        </w:rPr>
-        <w:t xml:space="preserve">decision_accept</w:t>
-      </w:r>
-      <w:r>
-        <w:t xml:space="preserve">.</w:t>
-      </w:r>
-    </w:p>
-    <w:bookmarkEnd w:id="22"/>
-    <w:bookmarkStart w:id="23" w:name="X6d2d8e416f38d9d6883c7f396caf52ba9f5db87"/>
-    <w:p>
-      <w:pPr>
-        <w:pStyle w:val="Heading3"/>
-      </w:pPr>
-      <w:r>
-        <w:t xml:space="preserve">H3: interaccion entre empatia y estatus del negociador juzgado</w:t>
-      </w:r>
-    </w:p>
-    <w:p>
-      <w:pPr>
-        <w:pStyle w:val="FirstParagraph"/>
-      </w:pPr>
-      <w:r>
-        <w:t xml:space="preserve">Pregunta simple: la relacion entre empatia y juicio cambia dependiendo del tipo de estatus relacional del negociador juzgado?</w:t>
-      </w:r>
-    </w:p>
-    <w:p>
-      <w:pPr>
-        <w:pStyle w:val="Compact"/>
-        <w:numPr>
-          <w:ilvl w:val="0"/>
-          <w:numId w:val="1008"/>
-        </w:numPr>
-      </w:pPr>
-      <w:r>
-        <w:t xml:space="preserve">Muestra usada: muestra completa de juicios.</w:t>
-      </w:r>
-    </w:p>
-    <w:p>
-      <w:pPr>
-        <w:pStyle w:val="FirstParagraph"/>
-      </w:pPr>
-      <w:r>
-        <w:t xml:space="preserve">Ecuacion sencilla:</w:t>
-      </w:r>
-    </w:p>
-    <w:p>
-      <w:pPr>
-        <w:pStyle w:val="SourceCode"/>
-      </w:pPr>
-      <w:r>
-        <w:rPr>
-          <w:rStyle w:val="VerbatimChar"/>
-        </w:rPr>
-        <w:t xml:space="preserve">judgement = empatia + estatus del negociador + decision + estatus x decision + empatia x estatus + controles relacionales</w:t>
-      </w:r>
-    </w:p>
-    <w:p>
-      <w:pPr>
-        <w:pStyle w:val="FirstParagraph"/>
-      </w:pPr>
-      <w:r>
-        <w:t xml:space="preserve">Version mas pegada al codigo:</w:t>
-      </w:r>
-    </w:p>
-    <w:p>
-      <w:pPr>
-        <w:pStyle w:val="SourceCode"/>
-      </w:pPr>
-      <w:r>
-        <w:rPr>
-          <w:rStyle w:val="VerbatimChar"/>
-        </w:rPr>
-        <w:t xml:space="preserve">Modelo A: iri_total + judged_outgroup + judged_control + decision_accept + interacciones con decision + iri_total:judged_outgroup + iri_total:judged_control + controles relacionales</w:t>
-      </w:r>
-      <w:r>
-        <w:br/>
-      </w:r>
-      <w:r>
-        <w:rPr>
-          <w:rStyle w:val="VerbatimChar"/>
-        </w:rPr>
-        <w:t xml:space="preserve">Modelo B: subescalas de empatia + judged_outgroup + judged_control + decision_accept + interacciones con decision + interacciones entre subescalas y estatus del negociador + controles relacionales</w:t>
-      </w:r>
-    </w:p>
-    <w:p>
-      <w:pPr>
-        <w:pStyle w:val="FirstParagraph"/>
-      </w:pPr>
-      <w:r>
-        <w:t xml:space="preserve">En H3,</w:t>
-      </w:r>
-      <w:r>
-        <w:t xml:space="preserve"> </w:t>
-      </w:r>
-      <w:r>
-        <w:rPr>
-          <w:rStyle w:val="VerbatimChar"/>
-        </w:rPr>
-        <w:t xml:space="preserve">ingroup</w:t>
-      </w:r>
-      <w:r>
-        <w:t xml:space="preserve"> </w:t>
-      </w:r>
-      <w:r>
-        <w:t xml:space="preserve">es la referencia para el negociador juzgado y las interacciones principales comparan como cambia la pendiente de empatia en outgroup y control.</w:t>
-      </w:r>
-    </w:p>
-    <w:bookmarkEnd w:id="23"/>
-    <w:bookmarkEnd w:id="24"/>
-    <w:bookmarkStart w:id="26" w:name="X179e07d29b1264b1db5fc203b1c3b87a771dea1"/>
-    <w:p>
-      <w:pPr>
-        <w:pStyle w:val="Heading2"/>
-      </w:pPr>
-      <w:r>
-        <w:t xml:space="preserve">5. Como leer las codificaciones de la regresion</w:t>
-      </w:r>
-    </w:p>
-    <w:p>
-      <w:pPr>
-        <w:pStyle w:val="FirstParagraph"/>
-      </w:pPr>
-      <w:r>
-        <w:t xml:space="preserve">Esta parte sirve para que los coeficientes se lean con mas tranquilidad.</w:t>
-      </w:r>
-    </w:p>
-    <w:p>
-      <w:pPr>
-        <w:pStyle w:val="Compact"/>
-        <w:numPr>
-          <w:ilvl w:val="0"/>
-          <w:numId w:val="1009"/>
-        </w:numPr>
-      </w:pPr>
-      <w:r>
-        <w:t xml:space="preserve">En H1, los controles centrales ya no dependen de etiquetas</w:t>
-      </w:r>
-      <w:r>
-        <w:t xml:space="preserve"> </w:t>
-      </w:r>
-      <w:r>
-        <w:rPr>
-          <w:rStyle w:val="VerbatimChar"/>
-        </w:rPr>
-        <w:t xml:space="preserve">Hum_x_...</w:t>
-      </w:r>
-      <w:r>
-        <w:t xml:space="preserve">; usan el estatus relacional del negociador juzgado, de la contraparte y de la victima cuando aplica.</w:t>
-      </w:r>
-    </w:p>
-    <w:p>
-      <w:pPr>
-        <w:pStyle w:val="Compact"/>
-        <w:numPr>
-          <w:ilvl w:val="0"/>
-          <w:numId w:val="1009"/>
-        </w:numPr>
-      </w:pPr>
-      <w:r>
-        <w:t xml:space="preserve">En H2 y H3, los contrastes centrales usan el estatus del negociador juzgado (</w:t>
-      </w:r>
-      <w:r>
-        <w:rPr>
-          <w:rStyle w:val="VerbatimChar"/>
-        </w:rPr>
-        <w:t xml:space="preserve">judged_outgroup</w:t>
-      </w:r>
-      <w:r>
-        <w:t xml:space="preserve">,</w:t>
-      </w:r>
-      <w:r>
-        <w:t xml:space="preserve"> </w:t>
-      </w:r>
-      <w:r>
-        <w:rPr>
-          <w:rStyle w:val="VerbatimChar"/>
-        </w:rPr>
-        <w:t xml:space="preserve">judged_control</w:t>
-      </w:r>
-      <w:r>
-        <w:t xml:space="preserve">), la decision (</w:t>
-      </w:r>
-      <w:r>
-        <w:rPr>
-          <w:rStyle w:val="VerbatimChar"/>
-        </w:rPr>
-        <w:t xml:space="preserve">decision_accept</w:t>
-      </w:r>
-      <w:r>
-        <w:t xml:space="preserve">) y sus interacciones.</w:t>
-      </w:r>
-    </w:p>
-    <w:p>
-      <w:pPr>
-        <w:pStyle w:val="Compact"/>
-        <w:numPr>
-          <w:ilvl w:val="0"/>
-          <w:numId w:val="1009"/>
-        </w:numPr>
-      </w:pPr>
-      <w:r>
-        <w:rPr>
-          <w:rStyle w:val="VerbatimChar"/>
-        </w:rPr>
-        <w:t xml:space="preserve">role_observer = 1</w:t>
-      </w:r>
-      <w:r>
-        <w:t xml:space="preserve"> </w:t>
-      </w:r>
-      <w:r>
-        <w:t xml:space="preserve">significa observador y</w:t>
-      </w:r>
-      <w:r>
-        <w:t xml:space="preserve"> </w:t>
-      </w:r>
-      <w:r>
-        <w:rPr>
-          <w:rStyle w:val="VerbatimChar"/>
-        </w:rPr>
-        <w:t xml:space="preserve">0</w:t>
-      </w:r>
-      <w:r>
-        <w:t xml:space="preserve"> </w:t>
-      </w:r>
-      <w:r>
-        <w:t xml:space="preserve">significa victima.</w:t>
-      </w:r>
-    </w:p>
-    <w:p>
-      <w:pPr>
-        <w:pStyle w:val="Compact"/>
-        <w:numPr>
-          <w:ilvl w:val="0"/>
-          <w:numId w:val="1009"/>
-        </w:numPr>
-      </w:pPr>
-      <w:r>
-        <w:rPr>
-          <w:rStyle w:val="VerbatimChar"/>
-        </w:rPr>
-        <w:t xml:space="preserve">participant_engineering = 1</w:t>
-      </w:r>
-      <w:r>
-        <w:t xml:space="preserve"> </w:t>
-      </w:r>
-      <w:r>
-        <w:t xml:space="preserve">significa que el participante es de Ingenieria y</w:t>
-      </w:r>
-      <w:r>
-        <w:t xml:space="preserve"> </w:t>
-      </w:r>
-      <w:r>
-        <w:rPr>
-          <w:rStyle w:val="VerbatimChar"/>
-        </w:rPr>
-        <w:t xml:space="preserve">0</w:t>
-      </w:r>
-      <w:r>
-        <w:t xml:space="preserve"> </w:t>
-      </w:r>
-      <w:r>
-        <w:t xml:space="preserve">que es de Humanidades.</w:t>
-      </w:r>
-    </w:p>
-    <w:p>
-      <w:pPr>
-        <w:pStyle w:val="Compact"/>
-        <w:numPr>
-          <w:ilvl w:val="0"/>
-          <w:numId w:val="1009"/>
-        </w:numPr>
-      </w:pPr>
-      <w:r>
-        <w:rPr>
-          <w:rStyle w:val="VerbatimChar"/>
-        </w:rPr>
-        <w:t xml:space="preserve">sex_man = 1</w:t>
-      </w:r>
-      <w:r>
-        <w:t xml:space="preserve"> </w:t>
-      </w:r>
-      <w:r>
-        <w:t xml:space="preserve">significa hombre y</w:t>
-      </w:r>
-      <w:r>
-        <w:t xml:space="preserve"> </w:t>
-      </w:r>
-      <w:r>
-        <w:rPr>
-          <w:rStyle w:val="VerbatimChar"/>
-        </w:rPr>
-        <w:t xml:space="preserve">0</w:t>
-      </w:r>
-      <w:r>
-        <w:t xml:space="preserve"> </w:t>
-      </w:r>
-      <w:r>
-        <w:t xml:space="preserve">mujer.</w:t>
-      </w:r>
-    </w:p>
-    <w:p>
-      <w:pPr>
-        <w:pStyle w:val="Compact"/>
-        <w:numPr>
-          <w:ilvl w:val="0"/>
-          <w:numId w:val="1009"/>
-        </w:numPr>
-      </w:pPr>
-      <w:r>
-        <w:rPr>
-          <w:rStyle w:val="VerbatimChar"/>
-        </w:rPr>
-        <w:t xml:space="preserve">decision_accept = 1</w:t>
-      </w:r>
-      <w:r>
-        <w:t xml:space="preserve"> </w:t>
-      </w:r>
-      <w:r>
-        <w:t xml:space="preserve">significa que el negociador acepto y</w:t>
-      </w:r>
-      <w:r>
-        <w:t xml:space="preserve"> </w:t>
-      </w:r>
-      <w:r>
-        <w:rPr>
-          <w:rStyle w:val="VerbatimChar"/>
-        </w:rPr>
-        <w:t xml:space="preserve">0</w:t>
-      </w:r>
-      <w:r>
-        <w:t xml:space="preserve"> </w:t>
-      </w:r>
-      <w:r>
-        <w:t xml:space="preserve">que rechazo.</w:t>
-      </w:r>
-    </w:p>
-    <w:p>
-      <w:pPr>
-        <w:pStyle w:val="Compact"/>
-        <w:numPr>
-          <w:ilvl w:val="0"/>
-          <w:numId w:val="1009"/>
-        </w:numPr>
-      </w:pPr>
-      <w:r>
-        <w:rPr>
-          <w:rStyle w:val="VerbatimChar"/>
-        </w:rPr>
-        <w:t xml:space="preserve">factor(negotiator_slot)</w:t>
-      </w:r>
-      <w:r>
-        <w:t xml:space="preserve"> </w:t>
-      </w:r>
-      <w:r>
-        <w:t xml:space="preserve">compara al negociador 2 contra el negociador 1. El negociador 1 es la referencia.</w:t>
-      </w:r>
-    </w:p>
-    <w:p>
-      <w:pPr>
-        <w:pStyle w:val="Compact"/>
-        <w:numPr>
-          <w:ilvl w:val="0"/>
-          <w:numId w:val="1009"/>
-        </w:numPr>
-      </w:pPr>
-      <w:r>
-        <w:rPr>
-          <w:rStyle w:val="VerbatimChar"/>
-        </w:rPr>
-        <w:t xml:space="preserve">age</w:t>
-      </w:r>
-      <w:r>
-        <w:t xml:space="preserve"> </w:t>
-      </w:r>
-      <w:r>
-        <w:t xml:space="preserve">y</w:t>
-      </w:r>
-      <w:r>
-        <w:t xml:space="preserve"> </w:t>
-      </w:r>
-      <w:r>
-        <w:rPr>
-          <w:rStyle w:val="VerbatimChar"/>
-        </w:rPr>
-        <w:t xml:space="preserve">economic_status</w:t>
-      </w:r>
-      <w:r>
-        <w:t xml:space="preserve"> </w:t>
-      </w:r>
-      <w:r>
-        <w:t xml:space="preserve">entran como numeros en su escala original.</w:t>
-      </w:r>
-    </w:p>
-    <w:bookmarkStart w:id="25" w:name="como-leer-un-coeficiente-de-caso"/>
-    <w:p>
-      <w:pPr>
-        <w:pStyle w:val="Heading3"/>
-      </w:pPr>
-      <w:r>
-        <w:t xml:space="preserve">Como leer un coeficiente de caso</w:t>
-      </w:r>
-    </w:p>
-    <w:p>
-      <w:pPr>
-        <w:pStyle w:val="FirstParagraph"/>
-      </w:pPr>
-      <w:r>
-        <w:t xml:space="preserve">Si el coeficiente de</w:t>
-      </w:r>
-      <w:r>
-        <w:t xml:space="preserve"> </w:t>
-      </w:r>
-      <w:r>
-        <w:rPr>
-          <w:rStyle w:val="VerbatimChar"/>
-        </w:rPr>
-        <w:t xml:space="preserve">judged_outgroup</w:t>
-      </w:r>
-      <w:r>
-        <w:t xml:space="preserve"> </w:t>
-      </w:r>
-      <w:r>
-        <w:t xml:space="preserve">es negativo, eso quiere decir que el negociador juzgado recibe un juicio mas negativo cuando es outgroup que cuando es ingroup, manteniendo lo demas constante.</w:t>
-      </w:r>
-    </w:p>
-    <w:p>
-      <w:pPr>
-        <w:pStyle w:val="BodyText"/>
-      </w:pPr>
-      <w:r>
-        <w:t xml:space="preserve">Si una interaccion como</w:t>
-      </w:r>
-      <w:r>
-        <w:t xml:space="preserve"> </w:t>
-      </w:r>
-      <w:r>
-        <w:rPr>
-          <w:rStyle w:val="VerbatimChar"/>
-        </w:rPr>
-        <w:t xml:space="preserve">decision_accept:judged_outgroup</w:t>
-      </w:r>
-      <w:r>
-        <w:t xml:space="preserve"> </w:t>
-      </w:r>
-      <w:r>
-        <w:t xml:space="preserve">es negativa, eso quiere decir que la diferencia entre aceptar y rechazar se vuelve mas severa cuando el negociador juzgado es outgroup.</w:t>
-      </w:r>
-    </w:p>
-    <w:p>
-      <w:pPr>
-        <w:pStyle w:val="BodyText"/>
-      </w:pPr>
-      <w:r>
-        <w:t xml:space="preserve">Si una interaccion como</w:t>
-      </w:r>
-      <w:r>
-        <w:t xml:space="preserve"> </w:t>
-      </w:r>
-      <w:r>
-        <w:rPr>
-          <w:rStyle w:val="VerbatimChar"/>
-        </w:rPr>
-        <w:t xml:space="preserve">iri_total:judged_outgroup</w:t>
-      </w:r>
-      <w:r>
-        <w:t xml:space="preserve"> </w:t>
-      </w:r>
-      <w:r>
-        <w:t xml:space="preserve">es negativa, eso quiere decir que la pendiente de empatia es mas negativa cuando el negociador juzgado es outgroup que cuando es ingroup.</w:t>
-      </w:r>
-    </w:p>
-    <w:bookmarkEnd w:id="25"/>
-    <w:bookmarkEnd w:id="26"/>
-    <w:bookmarkStart w:id="27" w:name="X5ae862dc2e944e0a2134d7a037289461d793d6a"/>
-    <w:p>
-      <w:pPr>
-        <w:pStyle w:val="Heading2"/>
-      </w:pPr>
-      <w:r>
-        <w:t xml:space="preserve">6. Por que el proyecto usa dos familias de modelos</w:t>
-      </w:r>
-    </w:p>
-    <w:p>
-      <w:pPr>
-        <w:pStyle w:val="Compact"/>
-        <w:numPr>
-          <w:ilvl w:val="0"/>
-          <w:numId w:val="1010"/>
-        </w:numPr>
-      </w:pPr>
+        <w:t xml:space="preserve">Filas en formato largo de juicios disponibles ahora:</w:t>
+      </w:r>
+      <w:r>
+        <w:t xml:space="preserve"> </w:t>
+      </w:r>
       <w:r>
         <w:rPr>
           <w:b/>
           <w:bCs/>
         </w:rPr>
-        <w:t xml:space="preserve">Modelo Tobit</w:t>
-      </w:r>
-      <w:r>
-        <w:t xml:space="preserve">: es el modelo principal para el resultado acotado entre</w:t>
-      </w:r>
-      <w:r>
-        <w:t xml:space="preserve"> </w:t>
-      </w:r>
-      <w:r>
-        <w:rPr>
-          <w:rStyle w:val="VerbatimChar"/>
-        </w:rPr>
-        <w:t xml:space="preserve">-9</w:t>
-      </w:r>
-      <w:r>
-        <w:t xml:space="preserve"> </w:t>
-      </w:r>
-      <w:r>
-        <w:t xml:space="preserve">y</w:t>
-      </w:r>
-      <w:r>
-        <w:t xml:space="preserve"> </w:t>
-      </w:r>
-      <w:r>
-        <w:rPr>
-          <w:rStyle w:val="VerbatimChar"/>
-        </w:rPr>
-        <w:t xml:space="preserve">9</w:t>
+        <w:t xml:space="preserve">3,980</w:t>
       </w:r>
       <w:r>
         <w:t xml:space="preserve">.</w:t>
@@ -1978,38 +796,36 @@
         <w:pStyle w:val="Compact"/>
         <w:numPr>
           <w:ilvl w:val="0"/>
-          <w:numId w:val="1010"/>
-        </w:numPr>
-      </w:pPr>
+          <w:numId w:val="1004"/>
+        </w:numPr>
+      </w:pPr>
+      <w:r>
+        <w:t xml:space="preserve">Juicios emitidos desde el rol de Victima:</w:t>
+      </w:r>
+      <w:r>
+        <w:t xml:space="preserve"> </w:t>
+      </w:r>
       <w:r>
         <w:rPr>
           <w:b/>
           <w:bCs/>
         </w:rPr>
-        <w:t xml:space="preserve">Modelo de robustez no parametrico</w:t>
-      </w:r>
-      <w:r>
-        <w:t xml:space="preserve">: es una segunda revision usando los mismos predictores, pero con menos dependencia de supuestos fuertes sobre la distribucion.</w:t>
-      </w:r>
-    </w:p>
-    <w:p>
-      <w:pPr>
-        <w:pStyle w:val="Compact"/>
-        <w:numPr>
-          <w:ilvl w:val="0"/>
-          <w:numId w:val="1010"/>
-        </w:numPr>
-      </w:pPr>
-      <w:r>
-        <w:t xml:space="preserve">En ambos casos, la parte teorica del modelo es la misma. Lo que cambia es la forma estadistica de estimarlo.</w:t>
-      </w:r>
-    </w:p>
-    <w:p>
-      <w:pPr>
-        <w:pStyle w:val="FirstParagraph"/>
-      </w:pPr>
-      <w:r>
-        <w:t xml:space="preserve">El numero por defecto de bootstrap en este momento es</w:t>
+        <w:t xml:space="preserve">1,990</w:t>
+      </w:r>
+      <w:r>
+        <w:t xml:space="preserve">.</w:t>
+      </w:r>
+    </w:p>
+    <w:p>
+      <w:pPr>
+        <w:pStyle w:val="Compact"/>
+        <w:numPr>
+          <w:ilvl w:val="0"/>
+          <w:numId w:val="1004"/>
+        </w:numPr>
+      </w:pPr>
+      <w:r>
+        <w:t xml:space="preserve">Juicios emitidos desde el rol de Observador:</w:t>
       </w:r>
       <w:r>
         <w:t xml:space="preserve"> </w:t>
@@ -2019,6 +835,1611 @@
           <w:b/>
           <w:bCs/>
         </w:rPr>
+        <w:t xml:space="preserve">1,990</w:t>
+      </w:r>
+      <w:r>
+        <w:t xml:space="preserve">.</w:t>
+      </w:r>
+    </w:p>
+    <w:p>
+      <w:pPr>
+        <w:pStyle w:val="Compact"/>
+        <w:numPr>
+          <w:ilvl w:val="0"/>
+          <w:numId w:val="1004"/>
+        </w:numPr>
+      </w:pPr>
+      <w:r>
+        <w:t xml:space="preserve">La base original empieza con una fila por participante.</w:t>
+      </w:r>
+    </w:p>
+    <w:p>
+      <w:pPr>
+        <w:pStyle w:val="Compact"/>
+        <w:numPr>
+          <w:ilvl w:val="0"/>
+          <w:numId w:val="1004"/>
+        </w:numPr>
+      </w:pPr>
+      <w:r>
+        <w:t xml:space="preserve">Luego el pipeline reorganiza la informacion para que cada juicio sobre cada negociador quede como una fila propia.</w:t>
+      </w:r>
+    </w:p>
+    <w:p>
+      <w:pPr>
+        <w:pStyle w:val="SourceCode"/>
+      </w:pPr>
+      <w:r>
+        <w:rPr>
+          <w:rStyle w:val="VerbatimChar"/>
+        </w:rPr>
+        <w:t xml:space="preserve">1 participante x 10 etapas x 2 negociadores = hasta 20 filas de juicio por participante</w:t>
+      </w:r>
+    </w:p>
+    <w:bookmarkEnd w:id="14"/>
+    <w:bookmarkStart w:id="20" w:name="como-se-crean-las-variables-principales"/>
+    <w:p>
+      <w:pPr>
+        <w:pStyle w:val="Heading2"/>
+      </w:pPr>
+      <w:r>
+        <w:t xml:space="preserve">3. Como se crean las variables principales</w:t>
+      </w:r>
+    </w:p>
+    <w:bookmarkStart w:id="15" w:name="filtro-de-atencion-e-inclusion-analitica"/>
+    <w:p>
+      <w:pPr>
+        <w:pStyle w:val="Heading3"/>
+      </w:pPr>
+      <w:r>
+        <w:t xml:space="preserve">3.1 Filtro de atencion e inclusion analitica</w:t>
+      </w:r>
+    </w:p>
+    <w:p>
+      <w:pPr>
+        <w:pStyle w:val="SourceCode"/>
+      </w:pPr>
+      <w:r>
+        <w:rPr>
+          <w:rStyle w:val="VerbatimChar"/>
+        </w:rPr>
+        <w:t xml:space="preserve">attention_pass = (ac1 es correcto) AND (ac2 es correcto)</w:t>
+      </w:r>
+      <w:r>
+        <w:br/>
+      </w:r>
+      <w:r>
+        <w:rPr>
+          <w:rStyle w:val="VerbatimChar"/>
+        </w:rPr>
+        <w:t xml:space="preserve">analysis_include = attention_pass AND iri_total disponible AND tratamiento valido</w:t>
+      </w:r>
+    </w:p>
+    <w:p>
+      <w:pPr>
+        <w:pStyle w:val="FirstParagraph"/>
+      </w:pPr>
+      <w:r>
+        <w:t xml:space="preserve">En sencillo: para entrar al analisis principal, la persona debe pasar los attention checks, tener suficiente informacion para la empatia total y pertenecer a una secuencia valida del experimento.</w:t>
+      </w:r>
+    </w:p>
+    <w:bookmarkEnd w:id="15"/>
+    <w:bookmarkStart w:id="16" w:name="variables-de-empatia"/>
+    <w:p>
+      <w:pPr>
+        <w:pStyle w:val="Heading3"/>
+      </w:pPr>
+      <w:r>
+        <w:t xml:space="preserve">3.2 Variables de empatia</w:t>
+      </w:r>
+    </w:p>
+    <w:p>
+      <w:pPr>
+        <w:pStyle w:val="SourceCode"/>
+      </w:pPr>
+      <w:r>
+        <w:rPr>
+          <w:rStyle w:val="VerbatimChar"/>
+        </w:rPr>
+        <w:t xml:space="preserve">iri_total = promedio de todos los items IRI si al menos el 80% de los items fue respondido</w:t>
+      </w:r>
+      <w:r>
+        <w:br/>
+      </w:r>
+      <w:r>
+        <w:rPr>
+          <w:rStyle w:val="VerbatimChar"/>
+        </w:rPr>
+        <w:t xml:space="preserve">iri_fs = promedio de los items de Fantasy</w:t>
+      </w:r>
+      <w:r>
+        <w:br/>
+      </w:r>
+      <w:r>
+        <w:rPr>
+          <w:rStyle w:val="VerbatimChar"/>
+        </w:rPr>
+        <w:t xml:space="preserve">iri_ec = promedio de los items de Empathic Concern</w:t>
+      </w:r>
+      <w:r>
+        <w:br/>
+      </w:r>
+      <w:r>
+        <w:rPr>
+          <w:rStyle w:val="VerbatimChar"/>
+        </w:rPr>
+        <w:t xml:space="preserve">iri_pt = promedio de los items de Perspective Taking</w:t>
+      </w:r>
+      <w:r>
+        <w:br/>
+      </w:r>
+      <w:r>
+        <w:rPr>
+          <w:rStyle w:val="VerbatimChar"/>
+        </w:rPr>
+        <w:t xml:space="preserve">iri_pd = promedio de los items de Personal Distress</w:t>
+      </w:r>
+    </w:p>
+    <w:p>
+      <w:pPr>
+        <w:pStyle w:val="FirstParagraph"/>
+      </w:pPr>
+      <w:r>
+        <w:t xml:space="preserve">Importante: estas variables se conservan en su escala original. El pipeline no las transforma a z-scores.</w:t>
+      </w:r>
+    </w:p>
+    <w:bookmarkEnd w:id="16"/>
+    <w:bookmarkStart w:id="17" w:name="variables-del-escenario-y-del-contexto"/>
+    <w:p>
+      <w:pPr>
+        <w:pStyle w:val="Heading3"/>
+      </w:pPr>
+      <w:r>
+        <w:t xml:space="preserve">3.3 Variables del escenario y del contexto</w:t>
+      </w:r>
+    </w:p>
+    <w:p>
+      <w:pPr>
+        <w:pStyle w:val="SourceCode"/>
+      </w:pPr>
+      <w:r>
+        <w:rPr>
+          <w:rStyle w:val="VerbatimChar"/>
+        </w:rPr>
+        <w:t xml:space="preserve">role_observer = 1 si el participante esta en rol de observador, 0 si esta en rol de victima</w:t>
+      </w:r>
+      <w:r>
+        <w:br/>
+      </w:r>
+      <w:r>
+        <w:rPr>
+          <w:rStyle w:val="VerbatimChar"/>
+        </w:rPr>
+        <w:t xml:space="preserve">participant_engineering = 1 si el participante es de Ingenieria, 0 si es de Humanidades</w:t>
+      </w:r>
+      <w:r>
+        <w:br/>
+      </w:r>
+      <w:r>
+        <w:rPr>
+          <w:rStyle w:val="VerbatimChar"/>
+        </w:rPr>
+        <w:t xml:space="preserve">sex_man = 1 si sexo esta codificado como hombre, 0 si esta codificado como mujer</w:t>
+      </w:r>
+      <w:r>
+        <w:br/>
+      </w:r>
+      <w:r>
+        <w:rPr>
+          <w:rStyle w:val="VerbatimChar"/>
+        </w:rPr>
+        <w:t xml:space="preserve">decision_accept = 1 si el negociador acepto el trato danino, 0 si lo rechazo</w:t>
+      </w:r>
+      <w:r>
+        <w:br/>
+      </w:r>
+      <w:r>
+        <w:rPr>
+          <w:rStyle w:val="VerbatimChar"/>
+        </w:rPr>
+        <w:t xml:space="preserve">judgement = juicio moral numerico del negociador en esa etapa y en ese slot</w:t>
+      </w:r>
+      <w:r>
+        <w:br/>
+      </w:r>
+      <w:r>
+        <w:rPr>
+          <w:rStyle w:val="VerbatimChar"/>
+        </w:rPr>
+        <w:t xml:space="preserve">condemnation = -judgement</w:t>
+      </w:r>
+    </w:p>
+    <w:bookmarkEnd w:id="17"/>
+    <w:bookmarkStart w:id="18" w:name="variables-relacionales-centrales"/>
+    <w:p>
+      <w:pPr>
+        <w:pStyle w:val="Heading3"/>
+      </w:pPr>
+      <w:r>
+        <w:t xml:space="preserve">3.4 Variables relacionales centrales</w:t>
+      </w:r>
+    </w:p>
+    <w:p>
+      <w:pPr>
+        <w:pStyle w:val="SourceCode"/>
+      </w:pPr>
+      <w:r>
+        <w:rPr>
+          <w:rStyle w:val="VerbatimChar"/>
+        </w:rPr>
+        <w:t xml:space="preserve">group_negotiator1 = estatus In/Out/Cont del negociador 1 respecto al referente del rol</w:t>
+      </w:r>
+      <w:r>
+        <w:br/>
+      </w:r>
+      <w:r>
+        <w:rPr>
+          <w:rStyle w:val="VerbatimChar"/>
+        </w:rPr>
+        <w:t xml:space="preserve">group_negotiator2 = estatus In/Out/Cont del negociador 2 respecto al referente del rol</w:t>
+      </w:r>
+      <w:r>
+        <w:br/>
+      </w:r>
+      <w:r>
+        <w:rPr>
+          <w:rStyle w:val="VerbatimChar"/>
+        </w:rPr>
+        <w:t xml:space="preserve">judged_outgroup = 1 si el negociador juzgado es outgroup, 0 si no</w:t>
+      </w:r>
+      <w:r>
+        <w:br/>
+      </w:r>
+      <w:r>
+        <w:rPr>
+          <w:rStyle w:val="VerbatimChar"/>
+        </w:rPr>
+        <w:t xml:space="preserve">judged_control = 1 si el negociador juzgado esta en control, 0 si no</w:t>
+      </w:r>
+      <w:r>
+        <w:br/>
+      </w:r>
+      <w:r>
+        <w:rPr>
+          <w:rStyle w:val="VerbatimChar"/>
+        </w:rPr>
+        <w:t xml:space="preserve">counterpart_outgroup = 1 si la contraparte es outgroup, 0 si no</w:t>
+      </w:r>
+      <w:r>
+        <w:br/>
+      </w:r>
+      <w:r>
+        <w:rPr>
+          <w:rStyle w:val="VerbatimChar"/>
+        </w:rPr>
+        <w:t xml:space="preserve">counterpart_control = 1 si la contraparte esta en control, 0 si no</w:t>
+      </w:r>
+      <w:r>
+        <w:br/>
+      </w:r>
+      <w:r>
+        <w:rPr>
+          <w:rStyle w:val="VerbatimChar"/>
+        </w:rPr>
+        <w:t xml:space="preserve">observer_victim_outgroup = 1 si en filas de observador la victima es outgroup, 0 si no</w:t>
+      </w:r>
+    </w:p>
+    <w:p>
+      <w:pPr>
+        <w:pStyle w:val="FirstParagraph"/>
+      </w:pPr>
+      <w:r>
+        <w:t xml:space="preserve">Esto permite nombrar cada escena de una forma mas clara y, en H2 y H3, modelar de forma directa el estatus del negociador juzgado y su cruce con la decision.</w:t>
+      </w:r>
+    </w:p>
+    <w:bookmarkEnd w:id="18"/>
+    <w:bookmarkStart w:id="19" w:name="subconjuntos-analiticos"/>
+    <w:p>
+      <w:pPr>
+        <w:pStyle w:val="Heading3"/>
+      </w:pPr>
+      <w:r>
+        <w:t xml:space="preserve">3.5 Subconjuntos analiticos</w:t>
+      </w:r>
+    </w:p>
+    <w:p>
+      <w:pPr>
+        <w:pStyle w:val="SourceCode"/>
+      </w:pPr>
+      <w:r>
+        <w:rPr>
+          <w:rStyle w:val="VerbatimChar"/>
+        </w:rPr>
+        <w:t xml:space="preserve">judgments_analysis = filas en formato largo con analysis_include = TRUE</w:t>
+      </w:r>
+      <w:r>
+        <w:br/>
+      </w:r>
+      <w:r>
+        <w:rPr>
+          <w:rStyle w:val="VerbatimChar"/>
+        </w:rPr>
+        <w:t xml:space="preserve">judgments_accept = filas de judgments_analysis donde decision_accept = 1</w:t>
+      </w:r>
+      <w:r>
+        <w:br/>
+      </w:r>
+      <w:r>
+        <w:rPr>
+          <w:rStyle w:val="VerbatimChar"/>
+        </w:rPr>
+        <w:t xml:space="preserve">judgments_betrayal = filas de judgments_analysis donde ningun negociador del escenario esta en control</w:t>
+      </w:r>
+    </w:p>
+    <w:bookmarkEnd w:id="19"/>
+    <w:bookmarkEnd w:id="20"/>
+    <w:bookmarkStart w:id="25" w:name="hipotesis-explicadas-de-manera-sencilla"/>
+    <w:p>
+      <w:pPr>
+        <w:pStyle w:val="Heading2"/>
+      </w:pPr>
+      <w:r>
+        <w:t xml:space="preserve">4. Hipotesis explicadas de manera sencilla</w:t>
+      </w:r>
+    </w:p>
+    <w:bookmarkStart w:id="21" w:name="X06361af4da0a3fbf0afe11bb5ffa332c0544ab0"/>
+    <w:p>
+      <w:pPr>
+        <w:pStyle w:val="Heading3"/>
+      </w:pPr>
+      <w:r>
+        <w:t xml:space="preserve">H1: empatia y juicio moral controlando por relaciones del caso</w:t>
+      </w:r>
+    </w:p>
+    <w:p>
+      <w:pPr>
+        <w:pStyle w:val="FirstParagraph"/>
+      </w:pPr>
+      <w:r>
+        <w:t xml:space="preserve">Pregunta simple: una vez tenemos en cuenta el estatus relacional del negociador juzgado, de la contraparte, la decision y la victima cuando aplica, la empatia del participante se relaciona con el juicio moral en Victima y Observador?</w:t>
+      </w:r>
+    </w:p>
+    <w:p>
+      <w:pPr>
+        <w:pStyle w:val="Compact"/>
+        <w:numPr>
+          <w:ilvl w:val="0"/>
+          <w:numId w:val="1005"/>
+        </w:numPr>
+      </w:pPr>
+      <w:r>
+        <w:t xml:space="preserve">Muestra usada: Se estima por separado en Victima y Observador con la misma estructura de predictores.</w:t>
+      </w:r>
+    </w:p>
+    <w:p>
+      <w:pPr>
+        <w:pStyle w:val="FirstParagraph"/>
+      </w:pPr>
+      <w:r>
+        <w:t xml:space="preserve">Ecuacion sencilla:</w:t>
+      </w:r>
+    </w:p>
+    <w:p>
+      <w:pPr>
+        <w:pStyle w:val="SourceCode"/>
+      </w:pPr>
+      <w:r>
+        <w:rPr>
+          <w:rStyle w:val="VerbatimChar"/>
+        </w:rPr>
+        <w:t xml:space="preserve">judgement = iri_total o {iri_fs + iri_ec + iri_pt + iri_pd} + judged_outgroup + judged_control + counterpart_outgroup + counterpart_control + observer_victim_outgroup + decision_accept + participant_engineering + sex_man + age + economic_status + factor(negotiator_slot)</w:t>
+      </w:r>
+    </w:p>
+    <w:p>
+      <w:pPr>
+        <w:pStyle w:val="FirstParagraph"/>
+      </w:pPr>
+      <w:r>
+        <w:t xml:space="preserve">Version mas pegada al codigo:</w:t>
+      </w:r>
+    </w:p>
+    <w:p>
+      <w:pPr>
+        <w:pStyle w:val="SourceCode"/>
+      </w:pPr>
+      <w:r>
+        <w:rPr>
+          <w:rStyle w:val="VerbatimChar"/>
+        </w:rPr>
+        <w:t xml:space="preserve">Modelo A: iri_total + judged_outgroup + judged_control + counterpart_outgroup + counterpart_control + observer_victim_outgroup + role_observer + participant_engineering + sex_man + age + economic_status + factor(negotiator_slot)</w:t>
+      </w:r>
+      <w:r>
+        <w:br/>
+      </w:r>
+      <w:r>
+        <w:rPr>
+          <w:rStyle w:val="VerbatimChar"/>
+        </w:rPr>
+        <w:t xml:space="preserve">Modelo B: iri_fs + iri_ec + iri_pt + iri_pd + judged_outgroup + judged_control + counterpart_outgroup + counterpart_control + observer_victim_outgroup + role_observer + participant_engineering + sex_man + age + economic_status + factor(negotiator_slot)</w:t>
+      </w:r>
+    </w:p>
+    <w:p>
+      <w:pPr>
+        <w:pStyle w:val="FirstParagraph"/>
+      </w:pPr>
+      <w:r>
+        <w:t xml:space="preserve">En H1, los controles relacionales que entran son</w:t>
+      </w:r>
+      <w:r>
+        <w:t xml:space="preserve"> </w:t>
+      </w:r>
+      <w:r>
+        <w:rPr>
+          <w:rStyle w:val="VerbatimChar"/>
+        </w:rPr>
+        <w:t xml:space="preserve">judged_outgroup</w:t>
+      </w:r>
+      <w:r>
+        <w:t xml:space="preserve">,</w:t>
+      </w:r>
+      <w:r>
+        <w:t xml:space="preserve"> </w:t>
+      </w:r>
+      <w:r>
+        <w:rPr>
+          <w:rStyle w:val="VerbatimChar"/>
+        </w:rPr>
+        <w:t xml:space="preserve">judged_control</w:t>
+      </w:r>
+      <w:r>
+        <w:t xml:space="preserve">,</w:t>
+      </w:r>
+      <w:r>
+        <w:t xml:space="preserve"> </w:t>
+      </w:r>
+      <w:r>
+        <w:rPr>
+          <w:rStyle w:val="VerbatimChar"/>
+        </w:rPr>
+        <w:t xml:space="preserve">counterpart_outgroup</w:t>
+      </w:r>
+      <w:r>
+        <w:t xml:space="preserve">,</w:t>
+      </w:r>
+      <w:r>
+        <w:t xml:space="preserve"> </w:t>
+      </w:r>
+      <w:r>
+        <w:rPr>
+          <w:rStyle w:val="VerbatimChar"/>
+        </w:rPr>
+        <w:t xml:space="preserve">counterpart_control</w:t>
+      </w:r>
+      <w:r>
+        <w:t xml:space="preserve">,</w:t>
+      </w:r>
+      <w:r>
+        <w:t xml:space="preserve"> </w:t>
+      </w:r>
+      <w:r>
+        <w:rPr>
+          <w:rStyle w:val="VerbatimChar"/>
+        </w:rPr>
+        <w:t xml:space="preserve">observer_victim_outgroup</w:t>
+      </w:r>
+      <w:r>
+        <w:t xml:space="preserve">. En ambos subconjuntos, el Modelo B conserva las cuatro subescalas de empatia (</w:t>
+      </w:r>
+      <w:r>
+        <w:rPr>
+          <w:rStyle w:val="VerbatimChar"/>
+        </w:rPr>
+        <w:t xml:space="preserve">iri_fs</w:t>
+      </w:r>
+      <w:r>
+        <w:t xml:space="preserve">,</w:t>
+      </w:r>
+      <w:r>
+        <w:t xml:space="preserve"> </w:t>
+      </w:r>
+      <w:r>
+        <w:rPr>
+          <w:rStyle w:val="VerbatimChar"/>
+        </w:rPr>
+        <w:t xml:space="preserve">iri_ec</w:t>
+      </w:r>
+      <w:r>
+        <w:t xml:space="preserve">,</w:t>
+      </w:r>
+      <w:r>
+        <w:t xml:space="preserve"> </w:t>
+      </w:r>
+      <w:r>
+        <w:rPr>
+          <w:rStyle w:val="VerbatimChar"/>
+        </w:rPr>
+        <w:t xml:space="preserve">iri_pt</w:t>
+      </w:r>
+      <w:r>
+        <w:t xml:space="preserve">,</w:t>
+      </w:r>
+      <w:r>
+        <w:t xml:space="preserve"> </w:t>
+      </w:r>
+      <w:r>
+        <w:rPr>
+          <w:rStyle w:val="VerbatimChar"/>
+        </w:rPr>
+        <w:t xml:space="preserve">iri_pd</w:t>
+      </w:r>
+      <w:r>
+        <w:t xml:space="preserve">), mientras que ambos modelos retienen</w:t>
+      </w:r>
+      <w:r>
+        <w:t xml:space="preserve"> </w:t>
+      </w:r>
+      <w:r>
+        <w:rPr>
+          <w:rStyle w:val="VerbatimChar"/>
+        </w:rPr>
+        <w:t xml:space="preserve">decision_accept</w:t>
+      </w:r>
+      <w:r>
+        <w:t xml:space="preserve">,</w:t>
+      </w:r>
+      <w:r>
+        <w:t xml:space="preserve"> </w:t>
+      </w:r>
+      <w:r>
+        <w:rPr>
+          <w:rStyle w:val="VerbatimChar"/>
+        </w:rPr>
+        <w:t xml:space="preserve">sex_man</w:t>
+      </w:r>
+      <w:r>
+        <w:t xml:space="preserve">,</w:t>
+      </w:r>
+      <w:r>
+        <w:t xml:space="preserve"> </w:t>
+      </w:r>
+      <w:r>
+        <w:rPr>
+          <w:rStyle w:val="VerbatimChar"/>
+        </w:rPr>
+        <w:t xml:space="preserve">age</w:t>
+      </w:r>
+      <w:r>
+        <w:t xml:space="preserve"> </w:t>
+      </w:r>
+      <w:r>
+        <w:t xml:space="preserve">y</w:t>
+      </w:r>
+      <w:r>
+        <w:t xml:space="preserve"> </w:t>
+      </w:r>
+      <w:r>
+        <w:rPr>
+          <w:rStyle w:val="VerbatimChar"/>
+        </w:rPr>
+        <w:t xml:space="preserve">economic_status</w:t>
+      </w:r>
+      <w:r>
+        <w:t xml:space="preserve">.</w:t>
+      </w:r>
+      <w:r>
+        <w:t xml:space="preserve"> </w:t>
+      </w:r>
+      <w:r>
+        <w:rPr>
+          <w:rStyle w:val="VerbatimChar"/>
+        </w:rPr>
+        <w:t xml:space="preserve">observer_victim_outgroup</w:t>
+      </w:r>
+      <w:r>
+        <w:t xml:space="preserve"> </w:t>
+      </w:r>
+      <w:r>
+        <w:t xml:space="preserve">solo varia cuando aplica y</w:t>
+      </w:r>
+      <w:r>
+        <w:t xml:space="preserve"> </w:t>
+      </w:r>
+      <w:r>
+        <w:rPr>
+          <w:rStyle w:val="VerbatimChar"/>
+        </w:rPr>
+        <w:t xml:space="preserve">role_observer</w:t>
+      </w:r>
+      <w:r>
+        <w:t xml:space="preserve"> </w:t>
+      </w:r>
+      <w:r>
+        <w:t xml:space="preserve">queda fijo dentro de cada subconjunto.</w:t>
+      </w:r>
+    </w:p>
+    <w:bookmarkEnd w:id="21"/>
+    <w:bookmarkStart w:id="22" w:name="X2ea33bb5afaa2650dc22edc4b9c68780c71a6e1"/>
+    <w:p>
+      <w:pPr>
+        <w:pStyle w:val="Heading3"/>
+      </w:pPr>
+      <w:r>
+        <w:t xml:space="preserve">H2a: estatus relacional del negociador x decision sin escenarios control</w:t>
+      </w:r>
+    </w:p>
+    <w:p>
+      <w:pPr>
+        <w:pStyle w:val="FirstParagraph"/>
+      </w:pPr>
+      <w:r>
+        <w:t xml:space="preserve">Pregunta simple: cuando quitamos los escenarios con negociadores control, cambia el juicio segun si el negociador juzgado es ingroup u outgroup y segun si acepto o rechazo el trato danino?</w:t>
+      </w:r>
+    </w:p>
+    <w:p>
+      <w:pPr>
+        <w:pStyle w:val="Compact"/>
+        <w:numPr>
+          <w:ilvl w:val="0"/>
+          <w:numId w:val="1006"/>
+        </w:numPr>
+      </w:pPr>
+      <w:r>
+        <w:t xml:space="preserve">Muestra usada: Depende del subconjunto (Victima u Observador).</w:t>
+      </w:r>
+    </w:p>
+    <w:p>
+      <w:pPr>
+        <w:pStyle w:val="FirstParagraph"/>
+      </w:pPr>
+      <w:r>
+        <w:t xml:space="preserve">Ecuacion sencilla:</w:t>
+      </w:r>
+    </w:p>
+    <w:p>
+      <w:pPr>
+        <w:pStyle w:val="SourceCode"/>
+      </w:pPr>
+      <w:r>
+        <w:rPr>
+          <w:rStyle w:val="VerbatimChar"/>
+        </w:rPr>
+        <w:t xml:space="preserve">judgement = estatus del negociador juzgado + decision + estatus x decision + empatia + controles relacionales</w:t>
+      </w:r>
+    </w:p>
+    <w:p>
+      <w:pPr>
+        <w:pStyle w:val="FirstParagraph"/>
+      </w:pPr>
+      <w:r>
+        <w:t xml:space="preserve">Version mas pegada al codigo:</w:t>
+      </w:r>
+    </w:p>
+    <w:p>
+      <w:pPr>
+        <w:pStyle w:val="SourceCode"/>
+      </w:pPr>
+      <w:r>
+        <w:rPr>
+          <w:rStyle w:val="VerbatimChar"/>
+        </w:rPr>
+        <w:t xml:space="preserve">Modelo A: judged_outgroup + decision_accept + judged_outgroup:decision_accept + iri_total + counterpart_outgroup + observer_victim_outgroup + role_observer + controles</w:t>
+      </w:r>
+      <w:r>
+        <w:br/>
+      </w:r>
+      <w:r>
+        <w:rPr>
+          <w:rStyle w:val="VerbatimChar"/>
+        </w:rPr>
+        <w:t xml:space="preserve">Modelo B: judged_outgroup + decision_accept + judged_outgroup:decision_accept + iri_fs + iri_ec + iri_pt + iri_pd + counterpart_outgroup + observer_victim_outgroup + role_observer + controles</w:t>
+      </w:r>
+    </w:p>
+    <w:p>
+      <w:pPr>
+        <w:pStyle w:val="FirstParagraph"/>
+      </w:pPr>
+      <w:r>
+        <w:t xml:space="preserve">En H2a,</w:t>
+      </w:r>
+      <w:r>
+        <w:t xml:space="preserve"> </w:t>
+      </w:r>
+      <w:r>
+        <w:rPr>
+          <w:rStyle w:val="VerbatimChar"/>
+        </w:rPr>
+        <w:t xml:space="preserve">ingroup</w:t>
+      </w:r>
+      <w:r>
+        <w:t xml:space="preserve"> </w:t>
+      </w:r>
+      <w:r>
+        <w:t xml:space="preserve">es la referencia para el negociador juzgado y el termino central es la interaccion entre estatus relacional y decision.</w:t>
+      </w:r>
+    </w:p>
+    <w:bookmarkEnd w:id="22"/>
+    <w:bookmarkStart w:id="23" w:name="X092d43fd27f9a2b2e854c4958ace49ba36bcaa6"/>
+    <w:p>
+      <w:pPr>
+        <w:pStyle w:val="Heading3"/>
+      </w:pPr>
+      <w:r>
+        <w:t xml:space="preserve">H2b: estatus relacional del negociador x decision con control incluido</w:t>
+      </w:r>
+    </w:p>
+    <w:p>
+      <w:pPr>
+        <w:pStyle w:val="FirstParagraph"/>
+      </w:pPr>
+      <w:r>
+        <w:t xml:space="preserve">Pregunta simple: cambia el juicio segun si el negociador juzgado es ingroup, outgroup o control y segun si acepto o rechazo el trato danino?</w:t>
+      </w:r>
+    </w:p>
+    <w:p>
+      <w:pPr>
+        <w:pStyle w:val="Compact"/>
+        <w:numPr>
+          <w:ilvl w:val="0"/>
+          <w:numId w:val="1007"/>
+        </w:numPr>
+      </w:pPr>
+      <w:r>
+        <w:t xml:space="preserve">Muestra usada: Depende del subconjunto (Victima u Observador).</w:t>
+      </w:r>
+    </w:p>
+    <w:p>
+      <w:pPr>
+        <w:pStyle w:val="FirstParagraph"/>
+      </w:pPr>
+      <w:r>
+        <w:t xml:space="preserve">Ecuacion sencilla:</w:t>
+      </w:r>
+    </w:p>
+    <w:p>
+      <w:pPr>
+        <w:pStyle w:val="SourceCode"/>
+      </w:pPr>
+      <w:r>
+        <w:rPr>
+          <w:rStyle w:val="VerbatimChar"/>
+        </w:rPr>
+        <w:t xml:space="preserve">judgement = estatus del negociador juzgado + decision + estatus x decision + empatia + controles relacionales</w:t>
+      </w:r>
+    </w:p>
+    <w:p>
+      <w:pPr>
+        <w:pStyle w:val="FirstParagraph"/>
+      </w:pPr>
+      <w:r>
+        <w:t xml:space="preserve">Version mas pegada al codigo:</w:t>
+      </w:r>
+    </w:p>
+    <w:p>
+      <w:pPr>
+        <w:pStyle w:val="SourceCode"/>
+      </w:pPr>
+      <w:r>
+        <w:rPr>
+          <w:rStyle w:val="VerbatimChar"/>
+        </w:rPr>
+        <w:t xml:space="preserve">Modelo A: judged_outgroup + judged_control + decision_accept + interacciones con decision + iri_total + controles relacionales</w:t>
+      </w:r>
+      <w:r>
+        <w:br/>
+      </w:r>
+      <w:r>
+        <w:rPr>
+          <w:rStyle w:val="VerbatimChar"/>
+        </w:rPr>
+        <w:t xml:space="preserve">Modelo B: judged_outgroup + judged_control + decision_accept + interacciones con decision + iri_fs + iri_ec + iri_pt + iri_pd + controles relacionales</w:t>
+      </w:r>
+    </w:p>
+    <w:p>
+      <w:pPr>
+        <w:pStyle w:val="FirstParagraph"/>
+      </w:pPr>
+      <w:r>
+        <w:t xml:space="preserve">En H2b,</w:t>
+      </w:r>
+      <w:r>
+        <w:t xml:space="preserve"> </w:t>
+      </w:r>
+      <w:r>
+        <w:rPr>
+          <w:rStyle w:val="VerbatimChar"/>
+        </w:rPr>
+        <w:t xml:space="preserve">ingroup</w:t>
+      </w:r>
+      <w:r>
+        <w:t xml:space="preserve"> </w:t>
+      </w:r>
+      <w:r>
+        <w:t xml:space="preserve">es la referencia para el negociador juzgado y la hipotesis central esta en los terminos de estatus relacional y su interaccion con</w:t>
+      </w:r>
+      <w:r>
+        <w:t xml:space="preserve"> </w:t>
+      </w:r>
+      <w:r>
+        <w:rPr>
+          <w:rStyle w:val="VerbatimChar"/>
+        </w:rPr>
+        <w:t xml:space="preserve">decision_accept</w:t>
+      </w:r>
+      <w:r>
+        <w:t xml:space="preserve">.</w:t>
+      </w:r>
+    </w:p>
+    <w:bookmarkEnd w:id="23"/>
+    <w:bookmarkStart w:id="24" w:name="X6d2d8e416f38d9d6883c7f396caf52ba9f5db87"/>
+    <w:p>
+      <w:pPr>
+        <w:pStyle w:val="Heading3"/>
+      </w:pPr>
+      <w:r>
+        <w:t xml:space="preserve">H3: interaccion entre empatia y estatus del negociador juzgado</w:t>
+      </w:r>
+    </w:p>
+    <w:p>
+      <w:pPr>
+        <w:pStyle w:val="FirstParagraph"/>
+      </w:pPr>
+      <w:r>
+        <w:t xml:space="preserve">Pregunta simple: la relacion entre empatia y juicio cambia dependiendo del tipo de estatus relacional del negociador juzgado?</w:t>
+      </w:r>
+    </w:p>
+    <w:p>
+      <w:pPr>
+        <w:pStyle w:val="Compact"/>
+        <w:numPr>
+          <w:ilvl w:val="0"/>
+          <w:numId w:val="1008"/>
+        </w:numPr>
+      </w:pPr>
+      <w:r>
+        <w:t xml:space="preserve">Muestra usada: Depende del subconjunto (Victima u Observador).</w:t>
+      </w:r>
+    </w:p>
+    <w:p>
+      <w:pPr>
+        <w:pStyle w:val="FirstParagraph"/>
+      </w:pPr>
+      <w:r>
+        <w:t xml:space="preserve">Ecuacion sencilla:</w:t>
+      </w:r>
+    </w:p>
+    <w:p>
+      <w:pPr>
+        <w:pStyle w:val="SourceCode"/>
+      </w:pPr>
+      <w:r>
+        <w:rPr>
+          <w:rStyle w:val="VerbatimChar"/>
+        </w:rPr>
+        <w:t xml:space="preserve">judgement = empatia + estatus del negociador + decision + estatus x decision + empatia x estatus + controles relacionales</w:t>
+      </w:r>
+    </w:p>
+    <w:p>
+      <w:pPr>
+        <w:pStyle w:val="FirstParagraph"/>
+      </w:pPr>
+      <w:r>
+        <w:t xml:space="preserve">Version mas pegada al codigo:</w:t>
+      </w:r>
+    </w:p>
+    <w:p>
+      <w:pPr>
+        <w:pStyle w:val="SourceCode"/>
+      </w:pPr>
+      <w:r>
+        <w:rPr>
+          <w:rStyle w:val="VerbatimChar"/>
+        </w:rPr>
+        <w:t xml:space="preserve">Modelo A: iri_total + judged_outgroup + judged_control + decision_accept + interacciones con decision + iri_total:judged_outgroup + iri_total:judged_control + controles relacionales</w:t>
+      </w:r>
+      <w:r>
+        <w:br/>
+      </w:r>
+      <w:r>
+        <w:rPr>
+          <w:rStyle w:val="VerbatimChar"/>
+        </w:rPr>
+        <w:t xml:space="preserve">Modelo B: subescalas de empatia + judged_outgroup + judged_control + decision_accept + interacciones con decision + interacciones entre subescalas y estatus del negociador + controles relacionales</w:t>
+      </w:r>
+    </w:p>
+    <w:p>
+      <w:pPr>
+        <w:pStyle w:val="FirstParagraph"/>
+      </w:pPr>
+      <w:r>
+        <w:t xml:space="preserve">En H3,</w:t>
+      </w:r>
+      <w:r>
+        <w:t xml:space="preserve"> </w:t>
+      </w:r>
+      <w:r>
+        <w:rPr>
+          <w:rStyle w:val="VerbatimChar"/>
+        </w:rPr>
+        <w:t xml:space="preserve">ingroup</w:t>
+      </w:r>
+      <w:r>
+        <w:t xml:space="preserve"> </w:t>
+      </w:r>
+      <w:r>
+        <w:t xml:space="preserve">es la referencia para el negociador juzgado y las interacciones principales comparan como cambia la pendiente de empatia en outgroup y control.</w:t>
+      </w:r>
+    </w:p>
+    <w:bookmarkEnd w:id="24"/>
+    <w:bookmarkEnd w:id="25"/>
+    <w:bookmarkStart w:id="27" w:name="X179e07d29b1264b1db5fc203b1c3b87a771dea1"/>
+    <w:p>
+      <w:pPr>
+        <w:pStyle w:val="Heading2"/>
+      </w:pPr>
+      <w:r>
+        <w:t xml:space="preserve">5. Como leer las codificaciones de la regresion</w:t>
+      </w:r>
+    </w:p>
+    <w:p>
+      <w:pPr>
+        <w:pStyle w:val="FirstParagraph"/>
+      </w:pPr>
+      <w:r>
+        <w:t xml:space="preserve">Esta parte sirve para que los coeficientes se lean con mas tranquilidad.</w:t>
+      </w:r>
+    </w:p>
+    <w:p>
+      <w:pPr>
+        <w:pStyle w:val="Compact"/>
+        <w:numPr>
+          <w:ilvl w:val="0"/>
+          <w:numId w:val="1009"/>
+        </w:numPr>
+      </w:pPr>
+      <w:r>
+        <w:t xml:space="preserve">En H1, tanto en Victima como en Observador, el Modelo A usa</w:t>
+      </w:r>
+      <w:r>
+        <w:t xml:space="preserve"> </w:t>
+      </w:r>
+      <w:r>
+        <w:rPr>
+          <w:rStyle w:val="VerbatimChar"/>
+        </w:rPr>
+        <w:t xml:space="preserve">iri_total</w:t>
+      </w:r>
+      <w:r>
+        <w:t xml:space="preserve"> </w:t>
+      </w:r>
+      <w:r>
+        <w:t xml:space="preserve">y el Modelo B usa</w:t>
+      </w:r>
+      <w:r>
+        <w:t xml:space="preserve"> </w:t>
+      </w:r>
+      <w:r>
+        <w:rPr>
+          <w:rStyle w:val="VerbatimChar"/>
+        </w:rPr>
+        <w:t xml:space="preserve">iri_fs</w:t>
+      </w:r>
+      <w:r>
+        <w:t xml:space="preserve">,</w:t>
+      </w:r>
+      <w:r>
+        <w:t xml:space="preserve"> </w:t>
+      </w:r>
+      <w:r>
+        <w:rPr>
+          <w:rStyle w:val="VerbatimChar"/>
+        </w:rPr>
+        <w:t xml:space="preserve">iri_ec</w:t>
+      </w:r>
+      <w:r>
+        <w:t xml:space="preserve">,</w:t>
+      </w:r>
+      <w:r>
+        <w:t xml:space="preserve"> </w:t>
+      </w:r>
+      <w:r>
+        <w:rPr>
+          <w:rStyle w:val="VerbatimChar"/>
+        </w:rPr>
+        <w:t xml:space="preserve">iri_pt</w:t>
+      </w:r>
+      <w:r>
+        <w:t xml:space="preserve"> </w:t>
+      </w:r>
+      <w:r>
+        <w:t xml:space="preserve">e</w:t>
+      </w:r>
+      <w:r>
+        <w:t xml:space="preserve"> </w:t>
+      </w:r>
+      <w:r>
+        <w:rPr>
+          <w:rStyle w:val="VerbatimChar"/>
+        </w:rPr>
+        <w:t xml:space="preserve">iri_pd</w:t>
+      </w:r>
+      <w:r>
+        <w:t xml:space="preserve">; ambos retienen</w:t>
+      </w:r>
+      <w:r>
+        <w:t xml:space="preserve"> </w:t>
+      </w:r>
+      <w:r>
+        <w:rPr>
+          <w:rStyle w:val="VerbatimChar"/>
+        </w:rPr>
+        <w:t xml:space="preserve">judged_outgroup</w:t>
+      </w:r>
+      <w:r>
+        <w:t xml:space="preserve">,</w:t>
+      </w:r>
+      <w:r>
+        <w:t xml:space="preserve"> </w:t>
+      </w:r>
+      <w:r>
+        <w:rPr>
+          <w:rStyle w:val="VerbatimChar"/>
+        </w:rPr>
+        <w:t xml:space="preserve">judged_control</w:t>
+      </w:r>
+      <w:r>
+        <w:t xml:space="preserve">,</w:t>
+      </w:r>
+      <w:r>
+        <w:t xml:space="preserve"> </w:t>
+      </w:r>
+      <w:r>
+        <w:rPr>
+          <w:rStyle w:val="VerbatimChar"/>
+        </w:rPr>
+        <w:t xml:space="preserve">counterpart_outgroup</w:t>
+      </w:r>
+      <w:r>
+        <w:t xml:space="preserve">,</w:t>
+      </w:r>
+      <w:r>
+        <w:t xml:space="preserve"> </w:t>
+      </w:r>
+      <w:r>
+        <w:rPr>
+          <w:rStyle w:val="VerbatimChar"/>
+        </w:rPr>
+        <w:t xml:space="preserve">counterpart_control</w:t>
+      </w:r>
+      <w:r>
+        <w:t xml:space="preserve">,</w:t>
+      </w:r>
+      <w:r>
+        <w:t xml:space="preserve"> </w:t>
+      </w:r>
+      <w:r>
+        <w:rPr>
+          <w:rStyle w:val="VerbatimChar"/>
+        </w:rPr>
+        <w:t xml:space="preserve">decision_accept</w:t>
+      </w:r>
+      <w:r>
+        <w:t xml:space="preserve">,</w:t>
+      </w:r>
+      <w:r>
+        <w:t xml:space="preserve"> </w:t>
+      </w:r>
+      <w:r>
+        <w:rPr>
+          <w:rStyle w:val="VerbatimChar"/>
+        </w:rPr>
+        <w:t xml:space="preserve">sex_man</w:t>
+      </w:r>
+      <w:r>
+        <w:t xml:space="preserve">,</w:t>
+      </w:r>
+      <w:r>
+        <w:t xml:space="preserve"> </w:t>
+      </w:r>
+      <w:r>
+        <w:rPr>
+          <w:rStyle w:val="VerbatimChar"/>
+        </w:rPr>
+        <w:t xml:space="preserve">age</w:t>
+      </w:r>
+      <w:r>
+        <w:t xml:space="preserve"> </w:t>
+      </w:r>
+      <w:r>
+        <w:t xml:space="preserve">y</w:t>
+      </w:r>
+      <w:r>
+        <w:t xml:space="preserve"> </w:t>
+      </w:r>
+      <w:r>
+        <w:rPr>
+          <w:rStyle w:val="VerbatimChar"/>
+        </w:rPr>
+        <w:t xml:space="preserve">economic_status</w:t>
+      </w:r>
+      <w:r>
+        <w:t xml:space="preserve">.</w:t>
+      </w:r>
+    </w:p>
+    <w:p>
+      <w:pPr>
+        <w:pStyle w:val="Compact"/>
+        <w:numPr>
+          <w:ilvl w:val="0"/>
+          <w:numId w:val="1009"/>
+        </w:numPr>
+      </w:pPr>
+      <w:r>
+        <w:t xml:space="preserve">En H1, los controles centrales ya no dependen de etiquetas</w:t>
+      </w:r>
+      <w:r>
+        <w:t xml:space="preserve"> </w:t>
+      </w:r>
+      <w:r>
+        <w:rPr>
+          <w:rStyle w:val="VerbatimChar"/>
+        </w:rPr>
+        <w:t xml:space="preserve">Hum_x_...</w:t>
+      </w:r>
+      <w:r>
+        <w:t xml:space="preserve">; usan el estatus relacional del negociador juzgado, de la contraparte y de la victima cuando aplica, junto con</w:t>
+      </w:r>
+      <w:r>
+        <w:t xml:space="preserve"> </w:t>
+      </w:r>
+      <w:r>
+        <w:rPr>
+          <w:rStyle w:val="VerbatimChar"/>
+        </w:rPr>
+        <w:t xml:space="preserve">participant_engineering</w:t>
+      </w:r>
+      <w:r>
+        <w:t xml:space="preserve"> </w:t>
+      </w:r>
+      <w:r>
+        <w:t xml:space="preserve">y</w:t>
+      </w:r>
+      <w:r>
+        <w:t xml:space="preserve"> </w:t>
+      </w:r>
+      <w:r>
+        <w:rPr>
+          <w:rStyle w:val="VerbatimChar"/>
+        </w:rPr>
+        <w:t xml:space="preserve">factor(negotiator_slot)</w:t>
+      </w:r>
+      <w:r>
+        <w:t xml:space="preserve">.</w:t>
+      </w:r>
+    </w:p>
+    <w:p>
+      <w:pPr>
+        <w:pStyle w:val="Compact"/>
+        <w:numPr>
+          <w:ilvl w:val="0"/>
+          <w:numId w:val="1009"/>
+        </w:numPr>
+      </w:pPr>
+      <w:r>
+        <w:t xml:space="preserve">En H2 y H3, los contrastes centrales usan el estatus del negociador juzgado (</w:t>
+      </w:r>
+      <w:r>
+        <w:rPr>
+          <w:rStyle w:val="VerbatimChar"/>
+        </w:rPr>
+        <w:t xml:space="preserve">judged_outgroup</w:t>
+      </w:r>
+      <w:r>
+        <w:t xml:space="preserve">,</w:t>
+      </w:r>
+      <w:r>
+        <w:t xml:space="preserve"> </w:t>
+      </w:r>
+      <w:r>
+        <w:rPr>
+          <w:rStyle w:val="VerbatimChar"/>
+        </w:rPr>
+        <w:t xml:space="preserve">judged_control</w:t>
+      </w:r>
+      <w:r>
+        <w:t xml:space="preserve">), la decision (</w:t>
+      </w:r>
+      <w:r>
+        <w:rPr>
+          <w:rStyle w:val="VerbatimChar"/>
+        </w:rPr>
+        <w:t xml:space="preserve">decision_accept</w:t>
+      </w:r>
+      <w:r>
+        <w:t xml:space="preserve">) y sus interacciones.</w:t>
+      </w:r>
+    </w:p>
+    <w:p>
+      <w:pPr>
+        <w:pStyle w:val="Compact"/>
+        <w:numPr>
+          <w:ilvl w:val="0"/>
+          <w:numId w:val="1009"/>
+        </w:numPr>
+      </w:pPr>
+      <w:r>
+        <w:rPr>
+          <w:rStyle w:val="VerbatimChar"/>
+        </w:rPr>
+        <w:t xml:space="preserve">role_observer = 1</w:t>
+      </w:r>
+      <w:r>
+        <w:t xml:space="preserve"> </w:t>
+      </w:r>
+      <w:r>
+        <w:t xml:space="preserve">significa observador y</w:t>
+      </w:r>
+      <w:r>
+        <w:t xml:space="preserve"> </w:t>
+      </w:r>
+      <w:r>
+        <w:rPr>
+          <w:rStyle w:val="VerbatimChar"/>
+        </w:rPr>
+        <w:t xml:space="preserve">0</w:t>
+      </w:r>
+      <w:r>
+        <w:t xml:space="preserve"> </w:t>
+      </w:r>
+      <w:r>
+        <w:t xml:space="preserve">significa victima.</w:t>
+      </w:r>
+    </w:p>
+    <w:p>
+      <w:pPr>
+        <w:pStyle w:val="Compact"/>
+        <w:numPr>
+          <w:ilvl w:val="0"/>
+          <w:numId w:val="1009"/>
+        </w:numPr>
+      </w:pPr>
+      <w:r>
+        <w:rPr>
+          <w:rStyle w:val="VerbatimChar"/>
+        </w:rPr>
+        <w:t xml:space="preserve">participant_engineering = 1</w:t>
+      </w:r>
+      <w:r>
+        <w:t xml:space="preserve"> </w:t>
+      </w:r>
+      <w:r>
+        <w:t xml:space="preserve">significa que el participante es de Ingenieria y</w:t>
+      </w:r>
+      <w:r>
+        <w:t xml:space="preserve"> </w:t>
+      </w:r>
+      <w:r>
+        <w:rPr>
+          <w:rStyle w:val="VerbatimChar"/>
+        </w:rPr>
+        <w:t xml:space="preserve">0</w:t>
+      </w:r>
+      <w:r>
+        <w:t xml:space="preserve"> </w:t>
+      </w:r>
+      <w:r>
+        <w:t xml:space="preserve">que es de Humanidades.</w:t>
+      </w:r>
+    </w:p>
+    <w:p>
+      <w:pPr>
+        <w:pStyle w:val="Compact"/>
+        <w:numPr>
+          <w:ilvl w:val="0"/>
+          <w:numId w:val="1009"/>
+        </w:numPr>
+      </w:pPr>
+      <w:r>
+        <w:rPr>
+          <w:rStyle w:val="VerbatimChar"/>
+        </w:rPr>
+        <w:t xml:space="preserve">sex_man = 1</w:t>
+      </w:r>
+      <w:r>
+        <w:t xml:space="preserve"> </w:t>
+      </w:r>
+      <w:r>
+        <w:t xml:space="preserve">significa hombre y</w:t>
+      </w:r>
+      <w:r>
+        <w:t xml:space="preserve"> </w:t>
+      </w:r>
+      <w:r>
+        <w:rPr>
+          <w:rStyle w:val="VerbatimChar"/>
+        </w:rPr>
+        <w:t xml:space="preserve">0</w:t>
+      </w:r>
+      <w:r>
+        <w:t xml:space="preserve"> </w:t>
+      </w:r>
+      <w:r>
+        <w:t xml:space="preserve">mujer.</w:t>
+      </w:r>
+    </w:p>
+    <w:p>
+      <w:pPr>
+        <w:pStyle w:val="Compact"/>
+        <w:numPr>
+          <w:ilvl w:val="0"/>
+          <w:numId w:val="1009"/>
+        </w:numPr>
+      </w:pPr>
+      <w:r>
+        <w:rPr>
+          <w:rStyle w:val="VerbatimChar"/>
+        </w:rPr>
+        <w:t xml:space="preserve">decision_accept = 1</w:t>
+      </w:r>
+      <w:r>
+        <w:t xml:space="preserve"> </w:t>
+      </w:r>
+      <w:r>
+        <w:t xml:space="preserve">significa que el negociador acepto y</w:t>
+      </w:r>
+      <w:r>
+        <w:t xml:space="preserve"> </w:t>
+      </w:r>
+      <w:r>
+        <w:rPr>
+          <w:rStyle w:val="VerbatimChar"/>
+        </w:rPr>
+        <w:t xml:space="preserve">0</w:t>
+      </w:r>
+      <w:r>
+        <w:t xml:space="preserve"> </w:t>
+      </w:r>
+      <w:r>
+        <w:t xml:space="preserve">que rechazo.</w:t>
+      </w:r>
+    </w:p>
+    <w:p>
+      <w:pPr>
+        <w:pStyle w:val="Compact"/>
+        <w:numPr>
+          <w:ilvl w:val="0"/>
+          <w:numId w:val="1009"/>
+        </w:numPr>
+      </w:pPr>
+      <w:r>
+        <w:rPr>
+          <w:rStyle w:val="VerbatimChar"/>
+        </w:rPr>
+        <w:t xml:space="preserve">factor(negotiator_slot)</w:t>
+      </w:r>
+      <w:r>
+        <w:t xml:space="preserve"> </w:t>
+      </w:r>
+      <w:r>
+        <w:t xml:space="preserve">compara al negociador 2 contra el negociador 1. El negociador 1 es la referencia.</w:t>
+      </w:r>
+    </w:p>
+    <w:p>
+      <w:pPr>
+        <w:pStyle w:val="Compact"/>
+        <w:numPr>
+          <w:ilvl w:val="0"/>
+          <w:numId w:val="1009"/>
+        </w:numPr>
+      </w:pPr>
+      <w:r>
+        <w:rPr>
+          <w:rStyle w:val="VerbatimChar"/>
+        </w:rPr>
+        <w:t xml:space="preserve">age</w:t>
+      </w:r>
+      <w:r>
+        <w:t xml:space="preserve"> </w:t>
+      </w:r>
+      <w:r>
+        <w:t xml:space="preserve">y</w:t>
+      </w:r>
+      <w:r>
+        <w:t xml:space="preserve"> </w:t>
+      </w:r>
+      <w:r>
+        <w:rPr>
+          <w:rStyle w:val="VerbatimChar"/>
+        </w:rPr>
+        <w:t xml:space="preserve">economic_status</w:t>
+      </w:r>
+      <w:r>
+        <w:t xml:space="preserve"> </w:t>
+      </w:r>
+      <w:r>
+        <w:t xml:space="preserve">entran como numeros en su escala original.</w:t>
+      </w:r>
+    </w:p>
+    <w:bookmarkStart w:id="26" w:name="como-leer-un-coeficiente-de-caso"/>
+    <w:p>
+      <w:pPr>
+        <w:pStyle w:val="Heading3"/>
+      </w:pPr>
+      <w:r>
+        <w:t xml:space="preserve">Como leer un coeficiente de caso</w:t>
+      </w:r>
+    </w:p>
+    <w:p>
+      <w:pPr>
+        <w:pStyle w:val="FirstParagraph"/>
+      </w:pPr>
+      <w:r>
+        <w:t xml:space="preserve">Si el coeficiente de</w:t>
+      </w:r>
+      <w:r>
+        <w:t xml:space="preserve"> </w:t>
+      </w:r>
+      <w:r>
+        <w:rPr>
+          <w:rStyle w:val="VerbatimChar"/>
+        </w:rPr>
+        <w:t xml:space="preserve">judged_outgroup</w:t>
+      </w:r>
+      <w:r>
+        <w:t xml:space="preserve"> </w:t>
+      </w:r>
+      <w:r>
+        <w:t xml:space="preserve">es negativo, eso quiere decir que el negociador juzgado recibe un juicio mas negativo cuando es outgroup que cuando es ingroup, manteniendo lo demas constante.</w:t>
+      </w:r>
+    </w:p>
+    <w:p>
+      <w:pPr>
+        <w:pStyle w:val="BodyText"/>
+      </w:pPr>
+      <w:r>
+        <w:t xml:space="preserve">Si una interaccion como</w:t>
+      </w:r>
+      <w:r>
+        <w:t xml:space="preserve"> </w:t>
+      </w:r>
+      <w:r>
+        <w:rPr>
+          <w:rStyle w:val="VerbatimChar"/>
+        </w:rPr>
+        <w:t xml:space="preserve">decision_accept:judged_outgroup</w:t>
+      </w:r>
+      <w:r>
+        <w:t xml:space="preserve"> </w:t>
+      </w:r>
+      <w:r>
+        <w:t xml:space="preserve">es negativa, eso quiere decir que la diferencia entre aceptar y rechazar se vuelve mas severa cuando el negociador juzgado es outgroup.</w:t>
+      </w:r>
+    </w:p>
+    <w:p>
+      <w:pPr>
+        <w:pStyle w:val="BodyText"/>
+      </w:pPr>
+      <w:r>
+        <w:t xml:space="preserve">Si una interaccion como</w:t>
+      </w:r>
+      <w:r>
+        <w:t xml:space="preserve"> </w:t>
+      </w:r>
+      <w:r>
+        <w:rPr>
+          <w:rStyle w:val="VerbatimChar"/>
+        </w:rPr>
+        <w:t xml:space="preserve">iri_total:judged_outgroup</w:t>
+      </w:r>
+      <w:r>
+        <w:t xml:space="preserve"> </w:t>
+      </w:r>
+      <w:r>
+        <w:t xml:space="preserve">es negativa, eso quiere decir que la pendiente de empatia es mas negativa cuando el negociador juzgado es outgroup que cuando es ingroup.</w:t>
+      </w:r>
+    </w:p>
+    <w:bookmarkEnd w:id="26"/>
+    <w:bookmarkEnd w:id="27"/>
+    <w:bookmarkStart w:id="28" w:name="X5ae862dc2e944e0a2134d7a037289461d793d6a"/>
+    <w:p>
+      <w:pPr>
+        <w:pStyle w:val="Heading2"/>
+      </w:pPr>
+      <w:r>
+        <w:t xml:space="preserve">6. Por que el proyecto usa dos familias de modelos</w:t>
+      </w:r>
+    </w:p>
+    <w:p>
+      <w:pPr>
+        <w:pStyle w:val="Compact"/>
+        <w:numPr>
+          <w:ilvl w:val="0"/>
+          <w:numId w:val="1010"/>
+        </w:numPr>
+      </w:pPr>
+      <w:r>
+        <w:rPr>
+          <w:b/>
+          <w:bCs/>
+        </w:rPr>
+        <w:t xml:space="preserve">Modelo Tobit</w:t>
+      </w:r>
+      <w:r>
+        <w:t xml:space="preserve">: es el modelo principal para el resultado acotado entre</w:t>
+      </w:r>
+      <w:r>
+        <w:t xml:space="preserve"> </w:t>
+      </w:r>
+      <w:r>
+        <w:rPr>
+          <w:rStyle w:val="VerbatimChar"/>
+        </w:rPr>
+        <w:t xml:space="preserve">-9</w:t>
+      </w:r>
+      <w:r>
+        <w:t xml:space="preserve"> </w:t>
+      </w:r>
+      <w:r>
+        <w:t xml:space="preserve">y</w:t>
+      </w:r>
+      <w:r>
+        <w:t xml:space="preserve"> </w:t>
+      </w:r>
+      <w:r>
+        <w:rPr>
+          <w:rStyle w:val="VerbatimChar"/>
+        </w:rPr>
+        <w:t xml:space="preserve">9</w:t>
+      </w:r>
+      <w:r>
+        <w:t xml:space="preserve">.</w:t>
+      </w:r>
+    </w:p>
+    <w:p>
+      <w:pPr>
+        <w:pStyle w:val="Compact"/>
+        <w:numPr>
+          <w:ilvl w:val="0"/>
+          <w:numId w:val="1010"/>
+        </w:numPr>
+      </w:pPr>
+      <w:r>
+        <w:rPr>
+          <w:b/>
+          <w:bCs/>
+        </w:rPr>
+        <w:t xml:space="preserve">Modelo de robustez no parametrico</w:t>
+      </w:r>
+      <w:r>
+        <w:t xml:space="preserve">: es una segunda revision usando los mismos predictores, pero con menos dependencia de supuestos fuertes sobre la distribucion.</w:t>
+      </w:r>
+    </w:p>
+    <w:p>
+      <w:pPr>
+        <w:pStyle w:val="Compact"/>
+        <w:numPr>
+          <w:ilvl w:val="0"/>
+          <w:numId w:val="1010"/>
+        </w:numPr>
+      </w:pPr>
+      <w:r>
+        <w:t xml:space="preserve">En ambos casos, la parte teorica del modelo es la misma. Lo que cambia es la forma estadistica de estimarlo.</w:t>
+      </w:r>
+    </w:p>
+    <w:p>
+      <w:pPr>
+        <w:pStyle w:val="FirstParagraph"/>
+      </w:pPr>
+      <w:r>
+        <w:t xml:space="preserve">El numero por defecto de bootstrap en este momento es</w:t>
+      </w:r>
+      <w:r>
+        <w:t xml:space="preserve"> </w:t>
+      </w:r>
+      <w:r>
+        <w:rPr>
+          <w:b/>
+          <w:bCs/>
+        </w:rPr>
         <w:t xml:space="preserve">5</w:t>
       </w:r>
       <w:r>
@@ -2040,8 +2461,8 @@
         <w:t xml:space="preserve">.</w:t>
       </w:r>
     </w:p>
-    <w:bookmarkEnd w:id="27"/>
-    <w:bookmarkStart w:id="28" w:name="X9e938d8d5772f209fd6448a16635a77e1693961"/>
+    <w:bookmarkEnd w:id="28"/>
+    <w:bookmarkStart w:id="29" w:name="X9e938d8d5772f209fd6448a16635a77e1693961"/>
     <w:p>
       <w:pPr>
         <w:pStyle w:val="Heading2"/>
@@ -2193,8 +2614,8 @@
         <w:t xml:space="preserve">R/hypotheses/H3_test.R</w:t>
       </w:r>
     </w:p>
-    <w:bookmarkEnd w:id="28"/>
-    <w:bookmarkStart w:id="29" w:name="cierre"/>
+    <w:bookmarkEnd w:id="29"/>
+    <w:bookmarkStart w:id="30" w:name="cierre"/>
     <w:p>
       <w:pPr>
         <w:pStyle w:val="Heading2"/>
@@ -2211,8 +2632,8 @@
         <w:t xml:space="preserve">En resumen, esta guia busca dejar claro que se esta modelando, como se construyen las variables y como leer las regresiones sin tener que entrar desde el comienzo en el lenguaje mas tecnico del informe principal.</w:t>
       </w:r>
     </w:p>
-    <w:bookmarkEnd w:id="29"/>
     <w:bookmarkEnd w:id="30"/>
+    <w:bookmarkEnd w:id="31"/>
     <w:sectPr>
       <w:footnotePr>
         <w:numRestart w:val="eachSect"/>

--- a/outputs/report/tobit_plain_language_guide.docx
+++ b/outputs/report/tobit_plain_language_guide.docx
@@ -2,7 +2,7 @@
 <file path=word/document.xml><?xml version="1.0" encoding="utf-8"?>
 <w:document xmlns:w="http://schemas.openxmlformats.org/wordprocessingml/2006/main" xmlns:m="http://schemas.openxmlformats.org/officeDocument/2006/math" xmlns:r="http://schemas.openxmlformats.org/officeDocument/2006/relationships" xmlns:o="urn:schemas-microsoft-com:office:office" xmlns:v="urn:schemas-microsoft-com:vml" xmlns:w10="urn:schemas-microsoft-com:office:word" xmlns:a="http://schemas.openxmlformats.org/drawingml/2006/main" xmlns:pic="http://schemas.openxmlformats.org/drawingml/2006/picture" xmlns:wp="http://schemas.openxmlformats.org/drawingml/2006/wordprocessingDrawing">
   <w:body>
-    <w:bookmarkStart w:id="31" w:name="guia-sencilla-para-leer-el-informe-tobit"/>
+    <w:bookmarkStart w:id="30" w:name="guia-sencilla-para-leer-el-informe-tobit"/>
     <w:p>
       <w:pPr>
         <w:pStyle w:val="Heading1"/>
@@ -42,7 +42,7 @@
           <w:b/>
           <w:bCs/>
         </w:rPr>
-        <w:t xml:space="preserve">2026-03-30 20:25:44</w:t>
+        <w:t xml:space="preserve">2026-03-30 21:13:11</w:t>
       </w:r>
     </w:p>
     <w:p>
@@ -631,7 +631,7 @@
         <w:t xml:space="preserve">Observador (Bystander)</w:t>
       </w:r>
       <w:r>
-        <w:t xml:space="preserve">. En ambos subconjuntos, la decision (aceptar o rechazar el trato danino) se incluye siempre como un predictor.</w:t>
+        <w:t xml:space="preserve">. H1 y H3 retienen la decision como predictor; H2 se centra en la estructura relacional del juicio por negociador y, en Observador, en la relacion jugador-victima.</w:t>
       </w:r>
     </w:p>
     <w:bookmarkEnd w:id="11"/>
@@ -1128,13 +1128,31 @@
         </w:rPr>
         <w:t xml:space="preserve">observer_victim_outgroup = 1 si en filas de observador la victima es outgroup, 0 si no</w:t>
       </w:r>
+      <w:r>
+        <w:br/>
+      </w:r>
+      <w:r>
+        <w:rPr>
+          <w:rStyle w:val="VerbatimChar"/>
+        </w:rPr>
+        <w:t xml:space="preserve">h2_negotiator_structure = estructura conjunta del negociador juzgado y la contraparte dentro del mismo juicio</w:t>
+      </w:r>
+      <w:r>
+        <w:br/>
+      </w:r>
+      <w:r>
+        <w:rPr>
+          <w:rStyle w:val="VerbatimChar"/>
+        </w:rPr>
+        <w:t xml:space="preserve">player_victim_outgroup = 1 si en Observador el jugador y la victima no comparten facultad, 0 si la comparten</w:t>
+      </w:r>
     </w:p>
     <w:p>
       <w:pPr>
         <w:pStyle w:val="FirstParagraph"/>
       </w:pPr>
       <w:r>
-        <w:t xml:space="preserve">Esto permite nombrar cada escena de una forma mas clara y, en H2 y H3, modelar de forma directa el estatus del negociador juzgado y su cruce con la decision.</w:t>
+        <w:t xml:space="preserve">Esto permite nombrar cada escena de una forma mas clara y, en H2, modelar la estructura conjunta juzgado-contraparte y su cruce con jugador-victima en Observador.</w:t>
       </w:r>
     </w:p>
     <w:bookmarkEnd w:id="18"/>
@@ -1164,7 +1182,7 @@
         <w:rPr>
           <w:rStyle w:val="VerbatimChar"/>
         </w:rPr>
-        <w:t xml:space="preserve">judgments_accept = filas de judgments_analysis donde decision_accept = 1</w:t>
+        <w:t xml:space="preserve">judgments_victim = filas de judgments_analysis donde role = victim</w:t>
       </w:r>
       <w:r>
         <w:br/>
@@ -1173,12 +1191,21 @@
         <w:rPr>
           <w:rStyle w:val="VerbatimChar"/>
         </w:rPr>
-        <w:t xml:space="preserve">judgments_betrayal = filas de judgments_analysis donde ningun negociador del escenario esta en control</w:t>
+        <w:t xml:space="preserve">judgments_bystander = filas de judgments_analysis donde role = observer</w:t>
+      </w:r>
+      <w:r>
+        <w:br/>
+      </w:r>
+      <w:r>
+        <w:rPr>
+          <w:rStyle w:val="VerbatimChar"/>
+        </w:rPr>
+        <w:t xml:space="preserve">judgments_accept = filas usadas por H1 cuando decision_accept = 1</w:t>
       </w:r>
     </w:p>
     <w:bookmarkEnd w:id="19"/>
     <w:bookmarkEnd w:id="20"/>
-    <w:bookmarkStart w:id="25" w:name="hipotesis-explicadas-de-manera-sencilla"/>
+    <w:bookmarkStart w:id="24" w:name="hipotesis-explicadas-de-manera-sencilla"/>
     <w:p>
       <w:pPr>
         <w:pStyle w:val="Heading2"/>
@@ -1458,13 +1485,13 @@
       </w:r>
     </w:p>
     <w:bookmarkEnd w:id="21"/>
-    <w:bookmarkStart w:id="22" w:name="X2ea33bb5afaa2650dc22edc4b9c68780c71a6e1"/>
+    <w:bookmarkStart w:id="22" w:name="X3579cbcc28f5b9c90b86a7aa3ce0cdce24c8df3"/>
     <w:p>
       <w:pPr>
         <w:pStyle w:val="Heading3"/>
       </w:pPr>
       <w:r>
-        <w:t xml:space="preserve">H2a: estatus relacional del negociador x decision sin escenarios control</w:t>
+        <w:t xml:space="preserve">H2: estructura relacional del juicio por negociador</w:t>
       </w:r>
     </w:p>
     <w:p>
@@ -1472,7 +1499,7 @@
         <w:pStyle w:val="FirstParagraph"/>
       </w:pPr>
       <w:r>
-        <w:t xml:space="preserve">Pregunta simple: cuando quitamos los escenarios con negociadores control, cambia el juicio segun si el negociador juzgado es ingroup u outgroup y segun si acepto o rechazo el trato danino?</w:t>
+        <w:t xml:space="preserve">Pregunta simple: cambia el juicio moral cuando cambia la estructura conjunta del negociador juzgado y de la contraparte, y en Observador ademas cuando cambia la relacion entre jugador y victima?</w:t>
       </w:r>
     </w:p>
     <w:p>
@@ -1484,6 +1511,136 @@
         </w:numPr>
       </w:pPr>
       <w:r>
+        <w:t xml:space="preserve">Muestra usada: Se estima por separado en Victima y Observador. Cada participante juzga dos veces por escenario, una vez por cada negociador, asi que H2 siempre trabaja al nivel juicio-por-negociador.</w:t>
+      </w:r>
+    </w:p>
+    <w:p>
+      <w:pPr>
+        <w:pStyle w:val="FirstParagraph"/>
+      </w:pPr>
+      <w:r>
+        <w:t xml:space="preserve">Ecuacion sencilla:</w:t>
+      </w:r>
+    </w:p>
+    <w:p>
+      <w:pPr>
+        <w:pStyle w:val="SourceCode"/>
+      </w:pPr>
+      <w:r>
+        <w:rPr>
+          <w:rStyle w:val="VerbatimChar"/>
+        </w:rPr>
+        <w:t xml:space="preserve">Victima: judgement = estructura conjunta {juzgado, contraparte} + empatia + controles; Observador: judgement = estructura conjunta {juzgado, contraparte} + jugador-victima + estructura x jugador-victima + empatia + controles</w:t>
+      </w:r>
+    </w:p>
+    <w:p>
+      <w:pPr>
+        <w:pStyle w:val="FirstParagraph"/>
+      </w:pPr>
+      <w:r>
+        <w:t xml:space="preserve">Version mas pegada al codigo:</w:t>
+      </w:r>
+    </w:p>
+    <w:p>
+      <w:pPr>
+        <w:pStyle w:val="SourceCode"/>
+      </w:pPr>
+      <w:r>
+        <w:rPr>
+          <w:rStyle w:val="VerbatimChar"/>
+        </w:rPr>
+        <w:t xml:space="preserve">Victima, Modelo A: all h2_negstruct_* dummies + iri_total + participant_engineering + sex_man + age + economic_status + factor(negotiator_slot)</w:t>
+      </w:r>
+      <w:r>
+        <w:br/>
+      </w:r>
+      <w:r>
+        <w:rPr>
+          <w:rStyle w:val="VerbatimChar"/>
+        </w:rPr>
+        <w:t xml:space="preserve">Victima, Modelo B: all h2_negstruct_* dummies + iri_fs + iri_ec + iri_pt + iri_pd + participant_engineering + sex_man + age + economic_status + factor(negotiator_slot)</w:t>
+      </w:r>
+      <w:r>
+        <w:br/>
+      </w:r>
+      <w:r>
+        <w:rPr>
+          <w:rStyle w:val="VerbatimChar"/>
+        </w:rPr>
+        <w:t xml:space="preserve">Observador, Modelo A: all h2_negstruct_* dummies + player_victim_outgroup + player_victim_outgroup:h2_negstruct_* + iri_total + participant_engineering + sex_man + age + economic_status + factor(negotiator_slot)</w:t>
+      </w:r>
+      <w:r>
+        <w:br/>
+      </w:r>
+      <w:r>
+        <w:rPr>
+          <w:rStyle w:val="VerbatimChar"/>
+        </w:rPr>
+        <w:t xml:space="preserve">Observador, Modelo B: all h2_negstruct_* dummies + player_victim_outgroup + player_victim_outgroup:h2_negstruct_* + iri_fs + iri_ec + iri_pt + iri_pd + participant_engineering + sex_man + age + economic_status + factor(negotiator_slot)</w:t>
+      </w:r>
+    </w:p>
+    <w:p>
+      <w:pPr>
+        <w:pStyle w:val="FirstParagraph"/>
+      </w:pPr>
+      <w:r>
+        <w:t xml:space="preserve">La referencia de H2 es</w:t>
+      </w:r>
+      <w:r>
+        <w:t xml:space="preserve"> </w:t>
+      </w:r>
+      <w:r>
+        <w:rPr>
+          <w:rStyle w:val="VerbatimChar"/>
+        </w:rPr>
+        <w:t xml:space="preserve">J_In__C_In</w:t>
+      </w:r>
+      <w:r>
+        <w:t xml:space="preserve">, es decir, negociador juzgado ingroup y contraparte ingroup. En Observador,</w:t>
+      </w:r>
+      <w:r>
+        <w:t xml:space="preserve"> </w:t>
+      </w:r>
+      <w:r>
+        <w:rPr>
+          <w:rStyle w:val="VerbatimChar"/>
+        </w:rPr>
+        <w:t xml:space="preserve">player_victim_outgroup</w:t>
+      </w:r>
+      <w:r>
+        <w:t xml:space="preserve"> </w:t>
+      </w:r>
+      <w:r>
+        <w:t xml:space="preserve">compara victima outgroup contra victima ingroup, y las interacciones prueban si el efecto de la estructura negociador-contraparte cambia segun esa relacion jugador-victima.</w:t>
+      </w:r>
+    </w:p>
+    <w:bookmarkEnd w:id="22"/>
+    <w:bookmarkStart w:id="23" w:name="X6d2d8e416f38d9d6883c7f396caf52ba9f5db87"/>
+    <w:p>
+      <w:pPr>
+        <w:pStyle w:val="Heading3"/>
+      </w:pPr>
+      <w:r>
+        <w:t xml:space="preserve">H3: interaccion entre empatia y estatus del negociador juzgado</w:t>
+      </w:r>
+    </w:p>
+    <w:p>
+      <w:pPr>
+        <w:pStyle w:val="FirstParagraph"/>
+      </w:pPr>
+      <w:r>
+        <w:t xml:space="preserve">Pregunta simple: la relacion entre empatia y juicio cambia dependiendo del tipo de estatus relacional del negociador juzgado?</w:t>
+      </w:r>
+    </w:p>
+    <w:p>
+      <w:pPr>
+        <w:pStyle w:val="Compact"/>
+        <w:numPr>
+          <w:ilvl w:val="0"/>
+          <w:numId w:val="1007"/>
+        </w:numPr>
+      </w:pPr>
+      <w:r>
         <w:t xml:space="preserve">Muestra usada: Depende del subconjunto (Victima u Observador).</w:t>
       </w:r>
     </w:p>
@@ -1503,7 +1660,7 @@
         <w:rPr>
           <w:rStyle w:val="VerbatimChar"/>
         </w:rPr>
-        <w:t xml:space="preserve">judgement = estatus del negociador juzgado + decision + estatus x decision + empatia + controles relacionales</w:t>
+        <w:t xml:space="preserve">judgement = empatia + estatus del negociador + decision + estatus x decision + empatia x estatus + controles relacionales</w:t>
       </w:r>
     </w:p>
     <w:p>
@@ -1522,7 +1679,7 @@
         <w:rPr>
           <w:rStyle w:val="VerbatimChar"/>
         </w:rPr>
-        <w:t xml:space="preserve">Modelo A: judged_outgroup + decision_accept + judged_outgroup:decision_accept + iri_total + counterpart_outgroup + observer_victim_outgroup + role_observer + controles</w:t>
+        <w:t xml:space="preserve">Modelo A: iri_total + judged_outgroup + judged_control + decision_accept + interacciones con decision + iri_total:judged_outgroup + iri_total:judged_control + controles relacionales</w:t>
       </w:r>
       <w:r>
         <w:br/>
@@ -1531,7 +1688,7 @@
         <w:rPr>
           <w:rStyle w:val="VerbatimChar"/>
         </w:rPr>
-        <w:t xml:space="preserve">Modelo B: judged_outgroup + decision_accept + judged_outgroup:decision_accept + iri_fs + iri_ec + iri_pt + iri_pd + counterpart_outgroup + observer_victim_outgroup + role_observer + controles</w:t>
+        <w:t xml:space="preserve">Modelo B: subescalas de empatia + judged_outgroup + judged_control + decision_accept + interacciones con decision + interacciones entre subescalas y estatus del negociador + controles relacionales</w:t>
       </w:r>
     </w:p>
     <w:p>
@@ -1539,7 +1696,7 @@
         <w:pStyle w:val="FirstParagraph"/>
       </w:pPr>
       <w:r>
-        <w:t xml:space="preserve">En H2a,</w:t>
+        <w:t xml:space="preserve">En H3,</w:t>
       </w:r>
       <w:r>
         <w:t xml:space="preserve"> </w:t>
@@ -1554,17 +1711,542 @@
         <w:t xml:space="preserve"> </w:t>
       </w:r>
       <w:r>
-        <w:t xml:space="preserve">es la referencia para el negociador juzgado y el termino central es la interaccion entre estatus relacional y decision.</w:t>
-      </w:r>
-    </w:p>
-    <w:bookmarkEnd w:id="22"/>
-    <w:bookmarkStart w:id="23" w:name="X092d43fd27f9a2b2e854c4958ace49ba36bcaa6"/>
+        <w:t xml:space="preserve">es la referencia para el negociador juzgado y las interacciones principales comparan como cambia la pendiente de empatia en outgroup y control.</w:t>
+      </w:r>
+    </w:p>
+    <w:bookmarkEnd w:id="23"/>
+    <w:bookmarkEnd w:id="24"/>
+    <w:bookmarkStart w:id="26" w:name="X179e07d29b1264b1db5fc203b1c3b87a771dea1"/>
+    <w:p>
+      <w:pPr>
+        <w:pStyle w:val="Heading2"/>
+      </w:pPr>
+      <w:r>
+        <w:t xml:space="preserve">5. Como leer las codificaciones de la regresion</w:t>
+      </w:r>
+    </w:p>
+    <w:p>
+      <w:pPr>
+        <w:pStyle w:val="FirstParagraph"/>
+      </w:pPr>
+      <w:r>
+        <w:t xml:space="preserve">Esta parte sirve para que los coeficientes se lean con mas tranquilidad.</w:t>
+      </w:r>
+    </w:p>
+    <w:p>
+      <w:pPr>
+        <w:pStyle w:val="Compact"/>
+        <w:numPr>
+          <w:ilvl w:val="0"/>
+          <w:numId w:val="1008"/>
+        </w:numPr>
+      </w:pPr>
+      <w:r>
+        <w:t xml:space="preserve">En H1, tanto en Victima como en Observador, el Modelo A usa</w:t>
+      </w:r>
+      <w:r>
+        <w:t xml:space="preserve"> </w:t>
+      </w:r>
+      <w:r>
+        <w:rPr>
+          <w:rStyle w:val="VerbatimChar"/>
+        </w:rPr>
+        <w:t xml:space="preserve">iri_total</w:t>
+      </w:r>
+      <w:r>
+        <w:t xml:space="preserve"> </w:t>
+      </w:r>
+      <w:r>
+        <w:t xml:space="preserve">y el Modelo B usa</w:t>
+      </w:r>
+      <w:r>
+        <w:t xml:space="preserve"> </w:t>
+      </w:r>
+      <w:r>
+        <w:rPr>
+          <w:rStyle w:val="VerbatimChar"/>
+        </w:rPr>
+        <w:t xml:space="preserve">iri_fs</w:t>
+      </w:r>
+      <w:r>
+        <w:t xml:space="preserve">,</w:t>
+      </w:r>
+      <w:r>
+        <w:t xml:space="preserve"> </w:t>
+      </w:r>
+      <w:r>
+        <w:rPr>
+          <w:rStyle w:val="VerbatimChar"/>
+        </w:rPr>
+        <w:t xml:space="preserve">iri_ec</w:t>
+      </w:r>
+      <w:r>
+        <w:t xml:space="preserve">,</w:t>
+      </w:r>
+      <w:r>
+        <w:t xml:space="preserve"> </w:t>
+      </w:r>
+      <w:r>
+        <w:rPr>
+          <w:rStyle w:val="VerbatimChar"/>
+        </w:rPr>
+        <w:t xml:space="preserve">iri_pt</w:t>
+      </w:r>
+      <w:r>
+        <w:t xml:space="preserve"> </w:t>
+      </w:r>
+      <w:r>
+        <w:t xml:space="preserve">e</w:t>
+      </w:r>
+      <w:r>
+        <w:t xml:space="preserve"> </w:t>
+      </w:r>
+      <w:r>
+        <w:rPr>
+          <w:rStyle w:val="VerbatimChar"/>
+        </w:rPr>
+        <w:t xml:space="preserve">iri_pd</w:t>
+      </w:r>
+      <w:r>
+        <w:t xml:space="preserve">; ambos retienen</w:t>
+      </w:r>
+      <w:r>
+        <w:t xml:space="preserve"> </w:t>
+      </w:r>
+      <w:r>
+        <w:rPr>
+          <w:rStyle w:val="VerbatimChar"/>
+        </w:rPr>
+        <w:t xml:space="preserve">judged_outgroup</w:t>
+      </w:r>
+      <w:r>
+        <w:t xml:space="preserve">,</w:t>
+      </w:r>
+      <w:r>
+        <w:t xml:space="preserve"> </w:t>
+      </w:r>
+      <w:r>
+        <w:rPr>
+          <w:rStyle w:val="VerbatimChar"/>
+        </w:rPr>
+        <w:t xml:space="preserve">judged_control</w:t>
+      </w:r>
+      <w:r>
+        <w:t xml:space="preserve">,</w:t>
+      </w:r>
+      <w:r>
+        <w:t xml:space="preserve"> </w:t>
+      </w:r>
+      <w:r>
+        <w:rPr>
+          <w:rStyle w:val="VerbatimChar"/>
+        </w:rPr>
+        <w:t xml:space="preserve">counterpart_outgroup</w:t>
+      </w:r>
+      <w:r>
+        <w:t xml:space="preserve">,</w:t>
+      </w:r>
+      <w:r>
+        <w:t xml:space="preserve"> </w:t>
+      </w:r>
+      <w:r>
+        <w:rPr>
+          <w:rStyle w:val="VerbatimChar"/>
+        </w:rPr>
+        <w:t xml:space="preserve">counterpart_control</w:t>
+      </w:r>
+      <w:r>
+        <w:t xml:space="preserve">,</w:t>
+      </w:r>
+      <w:r>
+        <w:t xml:space="preserve"> </w:t>
+      </w:r>
+      <w:r>
+        <w:rPr>
+          <w:rStyle w:val="VerbatimChar"/>
+        </w:rPr>
+        <w:t xml:space="preserve">decision_accept</w:t>
+      </w:r>
+      <w:r>
+        <w:t xml:space="preserve">,</w:t>
+      </w:r>
+      <w:r>
+        <w:t xml:space="preserve"> </w:t>
+      </w:r>
+      <w:r>
+        <w:rPr>
+          <w:rStyle w:val="VerbatimChar"/>
+        </w:rPr>
+        <w:t xml:space="preserve">sex_man</w:t>
+      </w:r>
+      <w:r>
+        <w:t xml:space="preserve">,</w:t>
+      </w:r>
+      <w:r>
+        <w:t xml:space="preserve"> </w:t>
+      </w:r>
+      <w:r>
+        <w:rPr>
+          <w:rStyle w:val="VerbatimChar"/>
+        </w:rPr>
+        <w:t xml:space="preserve">age</w:t>
+      </w:r>
+      <w:r>
+        <w:t xml:space="preserve"> </w:t>
+      </w:r>
+      <w:r>
+        <w:t xml:space="preserve">y</w:t>
+      </w:r>
+      <w:r>
+        <w:t xml:space="preserve"> </w:t>
+      </w:r>
+      <w:r>
+        <w:rPr>
+          <w:rStyle w:val="VerbatimChar"/>
+        </w:rPr>
+        <w:t xml:space="preserve">economic_status</w:t>
+      </w:r>
+      <w:r>
+        <w:t xml:space="preserve">.</w:t>
+      </w:r>
+    </w:p>
+    <w:p>
+      <w:pPr>
+        <w:pStyle w:val="Compact"/>
+        <w:numPr>
+          <w:ilvl w:val="0"/>
+          <w:numId w:val="1008"/>
+        </w:numPr>
+      </w:pPr>
+      <w:r>
+        <w:t xml:space="preserve">En H1, los controles centrales ya no dependen de etiquetas</w:t>
+      </w:r>
+      <w:r>
+        <w:t xml:space="preserve"> </w:t>
+      </w:r>
+      <w:r>
+        <w:rPr>
+          <w:rStyle w:val="VerbatimChar"/>
+        </w:rPr>
+        <w:t xml:space="preserve">Hum_x_...</w:t>
+      </w:r>
+      <w:r>
+        <w:t xml:space="preserve">; usan el estatus relacional del negociador juzgado, de la contraparte y de la victima cuando aplica, junto con</w:t>
+      </w:r>
+      <w:r>
+        <w:t xml:space="preserve"> </w:t>
+      </w:r>
+      <w:r>
+        <w:rPr>
+          <w:rStyle w:val="VerbatimChar"/>
+        </w:rPr>
+        <w:t xml:space="preserve">participant_engineering</w:t>
+      </w:r>
+      <w:r>
+        <w:t xml:space="preserve"> </w:t>
+      </w:r>
+      <w:r>
+        <w:t xml:space="preserve">y</w:t>
+      </w:r>
+      <w:r>
+        <w:t xml:space="preserve"> </w:t>
+      </w:r>
+      <w:r>
+        <w:rPr>
+          <w:rStyle w:val="VerbatimChar"/>
+        </w:rPr>
+        <w:t xml:space="preserve">factor(negotiator_slot)</w:t>
+      </w:r>
+      <w:r>
+        <w:t xml:space="preserve">.</w:t>
+      </w:r>
+    </w:p>
+    <w:p>
+      <w:pPr>
+        <w:pStyle w:val="Compact"/>
+        <w:numPr>
+          <w:ilvl w:val="0"/>
+          <w:numId w:val="1008"/>
+        </w:numPr>
+      </w:pPr>
+      <w:r>
+        <w:t xml:space="preserve">En H2, el subconjunto Victima usa la estructura conjunta</w:t>
+      </w:r>
+      <w:r>
+        <w:t xml:space="preserve"> </w:t>
+      </w:r>
+      <w:r>
+        <w:rPr>
+          <w:rStyle w:val="VerbatimChar"/>
+        </w:rPr>
+        <w:t xml:space="preserve">h2_negotiator_structure</w:t>
+      </w:r>
+      <w:r>
+        <w:t xml:space="preserve">; el subconjunto Observador usa esa misma estructura,</w:t>
+      </w:r>
+      <w:r>
+        <w:t xml:space="preserve"> </w:t>
+      </w:r>
+      <w:r>
+        <w:rPr>
+          <w:rStyle w:val="VerbatimChar"/>
+        </w:rPr>
+        <w:t xml:space="preserve">player_victim_outgroup</w:t>
+      </w:r>
+      <w:r>
+        <w:t xml:space="preserve">, y sus interacciones.</w:t>
+      </w:r>
+    </w:p>
+    <w:p>
+      <w:pPr>
+        <w:pStyle w:val="Compact"/>
+        <w:numPr>
+          <w:ilvl w:val="0"/>
+          <w:numId w:val="1008"/>
+        </w:numPr>
+      </w:pPr>
+      <w:r>
+        <w:t xml:space="preserve">En H3, los contrastes centrales siguen usando el estatus del negociador juzgado (</w:t>
+      </w:r>
+      <w:r>
+        <w:rPr>
+          <w:rStyle w:val="VerbatimChar"/>
+        </w:rPr>
+        <w:t xml:space="preserve">judged_outgroup</w:t>
+      </w:r>
+      <w:r>
+        <w:t xml:space="preserve">,</w:t>
+      </w:r>
+      <w:r>
+        <w:t xml:space="preserve"> </w:t>
+      </w:r>
+      <w:r>
+        <w:rPr>
+          <w:rStyle w:val="VerbatimChar"/>
+        </w:rPr>
+        <w:t xml:space="preserve">judged_control</w:t>
+      </w:r>
+      <w:r>
+        <w:t xml:space="preserve">), la decision (</w:t>
+      </w:r>
+      <w:r>
+        <w:rPr>
+          <w:rStyle w:val="VerbatimChar"/>
+        </w:rPr>
+        <w:t xml:space="preserve">decision_accept</w:t>
+      </w:r>
+      <w:r>
+        <w:t xml:space="preserve">) y sus interacciones.</w:t>
+      </w:r>
+    </w:p>
+    <w:p>
+      <w:pPr>
+        <w:pStyle w:val="Compact"/>
+        <w:numPr>
+          <w:ilvl w:val="0"/>
+          <w:numId w:val="1008"/>
+        </w:numPr>
+      </w:pPr>
+      <w:r>
+        <w:rPr>
+          <w:rStyle w:val="VerbatimChar"/>
+        </w:rPr>
+        <w:t xml:space="preserve">role_observer = 1</w:t>
+      </w:r>
+      <w:r>
+        <w:t xml:space="preserve"> </w:t>
+      </w:r>
+      <w:r>
+        <w:t xml:space="preserve">significa observador y</w:t>
+      </w:r>
+      <w:r>
+        <w:t xml:space="preserve"> </w:t>
+      </w:r>
+      <w:r>
+        <w:rPr>
+          <w:rStyle w:val="VerbatimChar"/>
+        </w:rPr>
+        <w:t xml:space="preserve">0</w:t>
+      </w:r>
+      <w:r>
+        <w:t xml:space="preserve"> </w:t>
+      </w:r>
+      <w:r>
+        <w:t xml:space="preserve">significa victima.</w:t>
+      </w:r>
+    </w:p>
+    <w:p>
+      <w:pPr>
+        <w:pStyle w:val="Compact"/>
+        <w:numPr>
+          <w:ilvl w:val="0"/>
+          <w:numId w:val="1008"/>
+        </w:numPr>
+      </w:pPr>
+      <w:r>
+        <w:rPr>
+          <w:rStyle w:val="VerbatimChar"/>
+        </w:rPr>
+        <w:t xml:space="preserve">participant_engineering = 1</w:t>
+      </w:r>
+      <w:r>
+        <w:t xml:space="preserve"> </w:t>
+      </w:r>
+      <w:r>
+        <w:t xml:space="preserve">significa que el participante es de Ingenieria y</w:t>
+      </w:r>
+      <w:r>
+        <w:t xml:space="preserve"> </w:t>
+      </w:r>
+      <w:r>
+        <w:rPr>
+          <w:rStyle w:val="VerbatimChar"/>
+        </w:rPr>
+        <w:t xml:space="preserve">0</w:t>
+      </w:r>
+      <w:r>
+        <w:t xml:space="preserve"> </w:t>
+      </w:r>
+      <w:r>
+        <w:t xml:space="preserve">que es de Humanidades.</w:t>
+      </w:r>
+    </w:p>
+    <w:p>
+      <w:pPr>
+        <w:pStyle w:val="Compact"/>
+        <w:numPr>
+          <w:ilvl w:val="0"/>
+          <w:numId w:val="1008"/>
+        </w:numPr>
+      </w:pPr>
+      <w:r>
+        <w:rPr>
+          <w:rStyle w:val="VerbatimChar"/>
+        </w:rPr>
+        <w:t xml:space="preserve">sex_man = 1</w:t>
+      </w:r>
+      <w:r>
+        <w:t xml:space="preserve"> </w:t>
+      </w:r>
+      <w:r>
+        <w:t xml:space="preserve">significa hombre y</w:t>
+      </w:r>
+      <w:r>
+        <w:t xml:space="preserve"> </w:t>
+      </w:r>
+      <w:r>
+        <w:rPr>
+          <w:rStyle w:val="VerbatimChar"/>
+        </w:rPr>
+        <w:t xml:space="preserve">0</w:t>
+      </w:r>
+      <w:r>
+        <w:t xml:space="preserve"> </w:t>
+      </w:r>
+      <w:r>
+        <w:t xml:space="preserve">mujer.</w:t>
+      </w:r>
+    </w:p>
+    <w:p>
+      <w:pPr>
+        <w:pStyle w:val="Compact"/>
+        <w:numPr>
+          <w:ilvl w:val="0"/>
+          <w:numId w:val="1008"/>
+        </w:numPr>
+      </w:pPr>
+      <w:r>
+        <w:rPr>
+          <w:rStyle w:val="VerbatimChar"/>
+        </w:rPr>
+        <w:t xml:space="preserve">decision_accept = 1</w:t>
+      </w:r>
+      <w:r>
+        <w:t xml:space="preserve"> </w:t>
+      </w:r>
+      <w:r>
+        <w:t xml:space="preserve">significa que el negociador acepto y</w:t>
+      </w:r>
+      <w:r>
+        <w:t xml:space="preserve"> </w:t>
+      </w:r>
+      <w:r>
+        <w:rPr>
+          <w:rStyle w:val="VerbatimChar"/>
+        </w:rPr>
+        <w:t xml:space="preserve">0</w:t>
+      </w:r>
+      <w:r>
+        <w:t xml:space="preserve"> </w:t>
+      </w:r>
+      <w:r>
+        <w:t xml:space="preserve">que rechazo.</w:t>
+      </w:r>
+    </w:p>
+    <w:p>
+      <w:pPr>
+        <w:pStyle w:val="Compact"/>
+        <w:numPr>
+          <w:ilvl w:val="0"/>
+          <w:numId w:val="1008"/>
+        </w:numPr>
+      </w:pPr>
+      <w:r>
+        <w:rPr>
+          <w:rStyle w:val="VerbatimChar"/>
+        </w:rPr>
+        <w:t xml:space="preserve">factor(negotiator_slot)</w:t>
+      </w:r>
+      <w:r>
+        <w:t xml:space="preserve"> </w:t>
+      </w:r>
+      <w:r>
+        <w:t xml:space="preserve">compara al negociador 2 contra el negociador 1. El negociador 1 es la referencia.</w:t>
+      </w:r>
+    </w:p>
+    <w:p>
+      <w:pPr>
+        <w:pStyle w:val="Compact"/>
+        <w:numPr>
+          <w:ilvl w:val="0"/>
+          <w:numId w:val="1008"/>
+        </w:numPr>
+      </w:pPr>
+      <w:r>
+        <w:rPr>
+          <w:rStyle w:val="VerbatimChar"/>
+        </w:rPr>
+        <w:t xml:space="preserve">age</w:t>
+      </w:r>
+      <w:r>
+        <w:t xml:space="preserve"> </w:t>
+      </w:r>
+      <w:r>
+        <w:t xml:space="preserve">y</w:t>
+      </w:r>
+      <w:r>
+        <w:t xml:space="preserve"> </w:t>
+      </w:r>
+      <w:r>
+        <w:rPr>
+          <w:rStyle w:val="VerbatimChar"/>
+        </w:rPr>
+        <w:t xml:space="preserve">economic_status</w:t>
+      </w:r>
+      <w:r>
+        <w:t xml:space="preserve"> </w:t>
+      </w:r>
+      <w:r>
+        <w:t xml:space="preserve">entran como numeros en su escala original.</w:t>
+      </w:r>
+    </w:p>
+    <w:bookmarkStart w:id="25" w:name="como-leer-un-coeficiente-de-caso"/>
     <w:p>
       <w:pPr>
         <w:pStyle w:val="Heading3"/>
       </w:pPr>
       <w:r>
-        <w:t xml:space="preserve">H2b: estatus relacional del negociador x decision con control incluido</w:t>
+        <w:t xml:space="preserve">Como leer un coeficiente de caso</w:t>
       </w:r>
     </w:p>
     <w:p>
@@ -1572,220 +2254,91 @@
         <w:pStyle w:val="FirstParagraph"/>
       </w:pPr>
       <w:r>
-        <w:t xml:space="preserve">Pregunta simple: cambia el juicio segun si el negociador juzgado es ingroup, outgroup o control y segun si acepto o rechazo el trato danino?</w:t>
-      </w:r>
-    </w:p>
-    <w:p>
-      <w:pPr>
-        <w:pStyle w:val="Compact"/>
-        <w:numPr>
-          <w:ilvl w:val="0"/>
-          <w:numId w:val="1007"/>
-        </w:numPr>
-      </w:pPr>
-      <w:r>
-        <w:t xml:space="preserve">Muestra usada: Depende del subconjunto (Victima u Observador).</w:t>
-      </w:r>
-    </w:p>
-    <w:p>
-      <w:pPr>
-        <w:pStyle w:val="FirstParagraph"/>
-      </w:pPr>
-      <w:r>
-        <w:t xml:space="preserve">Ecuacion sencilla:</w:t>
-      </w:r>
-    </w:p>
-    <w:p>
-      <w:pPr>
-        <w:pStyle w:val="SourceCode"/>
-      </w:pPr>
-      <w:r>
-        <w:rPr>
-          <w:rStyle w:val="VerbatimChar"/>
-        </w:rPr>
-        <w:t xml:space="preserve">judgement = estatus del negociador juzgado + decision + estatus x decision + empatia + controles relacionales</w:t>
-      </w:r>
-    </w:p>
-    <w:p>
-      <w:pPr>
-        <w:pStyle w:val="FirstParagraph"/>
-      </w:pPr>
-      <w:r>
-        <w:t xml:space="preserve">Version mas pegada al codigo:</w:t>
-      </w:r>
-    </w:p>
-    <w:p>
-      <w:pPr>
-        <w:pStyle w:val="SourceCode"/>
-      </w:pPr>
-      <w:r>
-        <w:rPr>
-          <w:rStyle w:val="VerbatimChar"/>
-        </w:rPr>
-        <w:t xml:space="preserve">Modelo A: judged_outgroup + judged_control + decision_accept + interacciones con decision + iri_total + controles relacionales</w:t>
-      </w:r>
-      <w:r>
-        <w:br/>
-      </w:r>
-      <w:r>
-        <w:rPr>
-          <w:rStyle w:val="VerbatimChar"/>
-        </w:rPr>
-        <w:t xml:space="preserve">Modelo B: judged_outgroup + judged_control + decision_accept + interacciones con decision + iri_fs + iri_ec + iri_pt + iri_pd + controles relacionales</w:t>
-      </w:r>
-    </w:p>
-    <w:p>
-      <w:pPr>
-        <w:pStyle w:val="FirstParagraph"/>
-      </w:pPr>
-      <w:r>
-        <w:t xml:space="preserve">En H2b,</w:t>
-      </w:r>
-      <w:r>
-        <w:t xml:space="preserve"> </w:t>
-      </w:r>
-      <w:r>
-        <w:rPr>
-          <w:rStyle w:val="VerbatimChar"/>
-        </w:rPr>
-        <w:t xml:space="preserve">ingroup</w:t>
-      </w:r>
-      <w:r>
-        <w:t xml:space="preserve"> </w:t>
-      </w:r>
-      <w:r>
-        <w:t xml:space="preserve">es la referencia para el negociador juzgado y la hipotesis central esta en los terminos de estatus relacional y su interaccion con</w:t>
-      </w:r>
-      <w:r>
-        <w:t xml:space="preserve"> </w:t>
-      </w:r>
-      <w:r>
-        <w:rPr>
-          <w:rStyle w:val="VerbatimChar"/>
-        </w:rPr>
-        <w:t xml:space="preserve">decision_accept</w:t>
-      </w:r>
-      <w:r>
-        <w:t xml:space="preserve">.</w:t>
-      </w:r>
-    </w:p>
-    <w:bookmarkEnd w:id="23"/>
-    <w:bookmarkStart w:id="24" w:name="X6d2d8e416f38d9d6883c7f396caf52ba9f5db87"/>
-    <w:p>
-      <w:pPr>
-        <w:pStyle w:val="Heading3"/>
-      </w:pPr>
-      <w:r>
-        <w:t xml:space="preserve">H3: interaccion entre empatia y estatus del negociador juzgado</w:t>
-      </w:r>
-    </w:p>
-    <w:p>
-      <w:pPr>
-        <w:pStyle w:val="FirstParagraph"/>
-      </w:pPr>
-      <w:r>
-        <w:t xml:space="preserve">Pregunta simple: la relacion entre empatia y juicio cambia dependiendo del tipo de estatus relacional del negociador juzgado?</w:t>
-      </w:r>
-    </w:p>
-    <w:p>
-      <w:pPr>
-        <w:pStyle w:val="Compact"/>
-        <w:numPr>
-          <w:ilvl w:val="0"/>
-          <w:numId w:val="1008"/>
-        </w:numPr>
-      </w:pPr>
-      <w:r>
-        <w:t xml:space="preserve">Muestra usada: Depende del subconjunto (Victima u Observador).</w:t>
-      </w:r>
-    </w:p>
-    <w:p>
-      <w:pPr>
-        <w:pStyle w:val="FirstParagraph"/>
-      </w:pPr>
-      <w:r>
-        <w:t xml:space="preserve">Ecuacion sencilla:</w:t>
-      </w:r>
-    </w:p>
-    <w:p>
-      <w:pPr>
-        <w:pStyle w:val="SourceCode"/>
-      </w:pPr>
-      <w:r>
-        <w:rPr>
-          <w:rStyle w:val="VerbatimChar"/>
-        </w:rPr>
-        <w:t xml:space="preserve">judgement = empatia + estatus del negociador + decision + estatus x decision + empatia x estatus + controles relacionales</w:t>
-      </w:r>
-    </w:p>
-    <w:p>
-      <w:pPr>
-        <w:pStyle w:val="FirstParagraph"/>
-      </w:pPr>
-      <w:r>
-        <w:t xml:space="preserve">Version mas pegada al codigo:</w:t>
-      </w:r>
-    </w:p>
-    <w:p>
-      <w:pPr>
-        <w:pStyle w:val="SourceCode"/>
-      </w:pPr>
-      <w:r>
-        <w:rPr>
-          <w:rStyle w:val="VerbatimChar"/>
-        </w:rPr>
-        <w:t xml:space="preserve">Modelo A: iri_total + judged_outgroup + judged_control + decision_accept + interacciones con decision + iri_total:judged_outgroup + iri_total:judged_control + controles relacionales</w:t>
-      </w:r>
-      <w:r>
-        <w:br/>
-      </w:r>
-      <w:r>
-        <w:rPr>
-          <w:rStyle w:val="VerbatimChar"/>
-        </w:rPr>
-        <w:t xml:space="preserve">Modelo B: subescalas de empatia + judged_outgroup + judged_control + decision_accept + interacciones con decision + interacciones entre subescalas y estatus del negociador + controles relacionales</w:t>
-      </w:r>
-    </w:p>
-    <w:p>
-      <w:pPr>
-        <w:pStyle w:val="FirstParagraph"/>
-      </w:pPr>
-      <w:r>
-        <w:t xml:space="preserve">En H3,</w:t>
-      </w:r>
-      <w:r>
-        <w:t xml:space="preserve"> </w:t>
-      </w:r>
-      <w:r>
-        <w:rPr>
-          <w:rStyle w:val="VerbatimChar"/>
-        </w:rPr>
-        <w:t xml:space="preserve">ingroup</w:t>
-      </w:r>
-      <w:r>
-        <w:t xml:space="preserve"> </w:t>
-      </w:r>
-      <w:r>
-        <w:t xml:space="preserve">es la referencia para el negociador juzgado y las interacciones principales comparan como cambia la pendiente de empatia en outgroup y control.</w:t>
-      </w:r>
-    </w:p>
-    <w:bookmarkEnd w:id="24"/>
+        <w:t xml:space="preserve">Si el coeficiente de una dummy</w:t>
+      </w:r>
+      <w:r>
+        <w:t xml:space="preserve"> </w:t>
+      </w:r>
+      <w:r>
+        <w:rPr>
+          <w:rStyle w:val="VerbatimChar"/>
+        </w:rPr>
+        <w:t xml:space="preserve">h2_negstruct_*</w:t>
+      </w:r>
+      <w:r>
+        <w:t xml:space="preserve"> </w:t>
+      </w:r>
+      <w:r>
+        <w:t xml:space="preserve">es negativo, eso quiere decir que esa estructura juzgado-contraparte recibe un juicio mas negativo que la estructura de referencia</w:t>
+      </w:r>
+      <w:r>
+        <w:t xml:space="preserve"> </w:t>
+      </w:r>
+      <w:r>
+        <w:rPr>
+          <w:rStyle w:val="VerbatimChar"/>
+        </w:rPr>
+        <w:t xml:space="preserve">J_In__C_In</w:t>
+      </w:r>
+      <w:r>
+        <w:t xml:space="preserve">, manteniendo lo demas constante.</w:t>
+      </w:r>
+    </w:p>
+    <w:p>
+      <w:pPr>
+        <w:pStyle w:val="BodyText"/>
+      </w:pPr>
+      <w:r>
+        <w:t xml:space="preserve">Si una interaccion como</w:t>
+      </w:r>
+      <w:r>
+        <w:t xml:space="preserve"> </w:t>
+      </w:r>
+      <w:r>
+        <w:rPr>
+          <w:rStyle w:val="VerbatimChar"/>
+        </w:rPr>
+        <w:t xml:space="preserve">player_victim_outgroup:h2_negstruct_*</w:t>
+      </w:r>
+      <w:r>
+        <w:t xml:space="preserve"> </w:t>
+      </w:r>
+      <w:r>
+        <w:t xml:space="preserve">es negativa, eso quiere decir que esa estructura negociador-contraparte se vuelve todavia mas severa cuando, en Observador, el jugador y la victima son de grupos distintos.</w:t>
+      </w:r>
+    </w:p>
+    <w:p>
+      <w:pPr>
+        <w:pStyle w:val="BodyText"/>
+      </w:pPr>
+      <w:r>
+        <w:t xml:space="preserve">Si una interaccion como</w:t>
+      </w:r>
+      <w:r>
+        <w:t xml:space="preserve"> </w:t>
+      </w:r>
+      <w:r>
+        <w:rPr>
+          <w:rStyle w:val="VerbatimChar"/>
+        </w:rPr>
+        <w:t xml:space="preserve">iri_total:judged_outgroup</w:t>
+      </w:r>
+      <w:r>
+        <w:t xml:space="preserve"> </w:t>
+      </w:r>
+      <w:r>
+        <w:t xml:space="preserve">es negativa, eso quiere decir que la pendiente de empatia es mas negativa cuando el negociador juzgado es outgroup que cuando es ingroup.</w:t>
+      </w:r>
+    </w:p>
     <w:bookmarkEnd w:id="25"/>
-    <w:bookmarkStart w:id="27" w:name="X179e07d29b1264b1db5fc203b1c3b87a771dea1"/>
+    <w:bookmarkEnd w:id="26"/>
+    <w:bookmarkStart w:id="27" w:name="X5ae862dc2e944e0a2134d7a037289461d793d6a"/>
     <w:p>
       <w:pPr>
         <w:pStyle w:val="Heading2"/>
       </w:pPr>
       <w:r>
-        <w:t xml:space="preserve">5. Como leer las codificaciones de la regresion</w:t>
-      </w:r>
-    </w:p>
-    <w:p>
-      <w:pPr>
-        <w:pStyle w:val="FirstParagraph"/>
-      </w:pPr>
-      <w:r>
-        <w:t xml:space="preserve">Esta parte sirve para que los coeficientes se lean con mas tranquilidad.</w:t>
+        <w:t xml:space="preserve">6. Por que el proyecto usa dos familias de modelos</w:t>
       </w:r>
     </w:p>
     <w:p>
@@ -1794,566 +2347,6 @@
         <w:numPr>
           <w:ilvl w:val="0"/>
           <w:numId w:val="1009"/>
-        </w:numPr>
-      </w:pPr>
-      <w:r>
-        <w:t xml:space="preserve">En H1, tanto en Victima como en Observador, el Modelo A usa</w:t>
-      </w:r>
-      <w:r>
-        <w:t xml:space="preserve"> </w:t>
-      </w:r>
-      <w:r>
-        <w:rPr>
-          <w:rStyle w:val="VerbatimChar"/>
-        </w:rPr>
-        <w:t xml:space="preserve">iri_total</w:t>
-      </w:r>
-      <w:r>
-        <w:t xml:space="preserve"> </w:t>
-      </w:r>
-      <w:r>
-        <w:t xml:space="preserve">y el Modelo B usa</w:t>
-      </w:r>
-      <w:r>
-        <w:t xml:space="preserve"> </w:t>
-      </w:r>
-      <w:r>
-        <w:rPr>
-          <w:rStyle w:val="VerbatimChar"/>
-        </w:rPr>
-        <w:t xml:space="preserve">iri_fs</w:t>
-      </w:r>
-      <w:r>
-        <w:t xml:space="preserve">,</w:t>
-      </w:r>
-      <w:r>
-        <w:t xml:space="preserve"> </w:t>
-      </w:r>
-      <w:r>
-        <w:rPr>
-          <w:rStyle w:val="VerbatimChar"/>
-        </w:rPr>
-        <w:t xml:space="preserve">iri_ec</w:t>
-      </w:r>
-      <w:r>
-        <w:t xml:space="preserve">,</w:t>
-      </w:r>
-      <w:r>
-        <w:t xml:space="preserve"> </w:t>
-      </w:r>
-      <w:r>
-        <w:rPr>
-          <w:rStyle w:val="VerbatimChar"/>
-        </w:rPr>
-        <w:t xml:space="preserve">iri_pt</w:t>
-      </w:r>
-      <w:r>
-        <w:t xml:space="preserve"> </w:t>
-      </w:r>
-      <w:r>
-        <w:t xml:space="preserve">e</w:t>
-      </w:r>
-      <w:r>
-        <w:t xml:space="preserve"> </w:t>
-      </w:r>
-      <w:r>
-        <w:rPr>
-          <w:rStyle w:val="VerbatimChar"/>
-        </w:rPr>
-        <w:t xml:space="preserve">iri_pd</w:t>
-      </w:r>
-      <w:r>
-        <w:t xml:space="preserve">; ambos retienen</w:t>
-      </w:r>
-      <w:r>
-        <w:t xml:space="preserve"> </w:t>
-      </w:r>
-      <w:r>
-        <w:rPr>
-          <w:rStyle w:val="VerbatimChar"/>
-        </w:rPr>
-        <w:t xml:space="preserve">judged_outgroup</w:t>
-      </w:r>
-      <w:r>
-        <w:t xml:space="preserve">,</w:t>
-      </w:r>
-      <w:r>
-        <w:t xml:space="preserve"> </w:t>
-      </w:r>
-      <w:r>
-        <w:rPr>
-          <w:rStyle w:val="VerbatimChar"/>
-        </w:rPr>
-        <w:t xml:space="preserve">judged_control</w:t>
-      </w:r>
-      <w:r>
-        <w:t xml:space="preserve">,</w:t>
-      </w:r>
-      <w:r>
-        <w:t xml:space="preserve"> </w:t>
-      </w:r>
-      <w:r>
-        <w:rPr>
-          <w:rStyle w:val="VerbatimChar"/>
-        </w:rPr>
-        <w:t xml:space="preserve">counterpart_outgroup</w:t>
-      </w:r>
-      <w:r>
-        <w:t xml:space="preserve">,</w:t>
-      </w:r>
-      <w:r>
-        <w:t xml:space="preserve"> </w:t>
-      </w:r>
-      <w:r>
-        <w:rPr>
-          <w:rStyle w:val="VerbatimChar"/>
-        </w:rPr>
-        <w:t xml:space="preserve">counterpart_control</w:t>
-      </w:r>
-      <w:r>
-        <w:t xml:space="preserve">,</w:t>
-      </w:r>
-      <w:r>
-        <w:t xml:space="preserve"> </w:t>
-      </w:r>
-      <w:r>
-        <w:rPr>
-          <w:rStyle w:val="VerbatimChar"/>
-        </w:rPr>
-        <w:t xml:space="preserve">decision_accept</w:t>
-      </w:r>
-      <w:r>
-        <w:t xml:space="preserve">,</w:t>
-      </w:r>
-      <w:r>
-        <w:t xml:space="preserve"> </w:t>
-      </w:r>
-      <w:r>
-        <w:rPr>
-          <w:rStyle w:val="VerbatimChar"/>
-        </w:rPr>
-        <w:t xml:space="preserve">sex_man</w:t>
-      </w:r>
-      <w:r>
-        <w:t xml:space="preserve">,</w:t>
-      </w:r>
-      <w:r>
-        <w:t xml:space="preserve"> </w:t>
-      </w:r>
-      <w:r>
-        <w:rPr>
-          <w:rStyle w:val="VerbatimChar"/>
-        </w:rPr>
-        <w:t xml:space="preserve">age</w:t>
-      </w:r>
-      <w:r>
-        <w:t xml:space="preserve"> </w:t>
-      </w:r>
-      <w:r>
-        <w:t xml:space="preserve">y</w:t>
-      </w:r>
-      <w:r>
-        <w:t xml:space="preserve"> </w:t>
-      </w:r>
-      <w:r>
-        <w:rPr>
-          <w:rStyle w:val="VerbatimChar"/>
-        </w:rPr>
-        <w:t xml:space="preserve">economic_status</w:t>
-      </w:r>
-      <w:r>
-        <w:t xml:space="preserve">.</w:t>
-      </w:r>
-    </w:p>
-    <w:p>
-      <w:pPr>
-        <w:pStyle w:val="Compact"/>
-        <w:numPr>
-          <w:ilvl w:val="0"/>
-          <w:numId w:val="1009"/>
-        </w:numPr>
-      </w:pPr>
-      <w:r>
-        <w:t xml:space="preserve">En H1, los controles centrales ya no dependen de etiquetas</w:t>
-      </w:r>
-      <w:r>
-        <w:t xml:space="preserve"> </w:t>
-      </w:r>
-      <w:r>
-        <w:rPr>
-          <w:rStyle w:val="VerbatimChar"/>
-        </w:rPr>
-        <w:t xml:space="preserve">Hum_x_...</w:t>
-      </w:r>
-      <w:r>
-        <w:t xml:space="preserve">; usan el estatus relacional del negociador juzgado, de la contraparte y de la victima cuando aplica, junto con</w:t>
-      </w:r>
-      <w:r>
-        <w:t xml:space="preserve"> </w:t>
-      </w:r>
-      <w:r>
-        <w:rPr>
-          <w:rStyle w:val="VerbatimChar"/>
-        </w:rPr>
-        <w:t xml:space="preserve">participant_engineering</w:t>
-      </w:r>
-      <w:r>
-        <w:t xml:space="preserve"> </w:t>
-      </w:r>
-      <w:r>
-        <w:t xml:space="preserve">y</w:t>
-      </w:r>
-      <w:r>
-        <w:t xml:space="preserve"> </w:t>
-      </w:r>
-      <w:r>
-        <w:rPr>
-          <w:rStyle w:val="VerbatimChar"/>
-        </w:rPr>
-        <w:t xml:space="preserve">factor(negotiator_slot)</w:t>
-      </w:r>
-      <w:r>
-        <w:t xml:space="preserve">.</w:t>
-      </w:r>
-    </w:p>
-    <w:p>
-      <w:pPr>
-        <w:pStyle w:val="Compact"/>
-        <w:numPr>
-          <w:ilvl w:val="0"/>
-          <w:numId w:val="1009"/>
-        </w:numPr>
-      </w:pPr>
-      <w:r>
-        <w:t xml:space="preserve">En H2 y H3, los contrastes centrales usan el estatus del negociador juzgado (</w:t>
-      </w:r>
-      <w:r>
-        <w:rPr>
-          <w:rStyle w:val="VerbatimChar"/>
-        </w:rPr>
-        <w:t xml:space="preserve">judged_outgroup</w:t>
-      </w:r>
-      <w:r>
-        <w:t xml:space="preserve">,</w:t>
-      </w:r>
-      <w:r>
-        <w:t xml:space="preserve"> </w:t>
-      </w:r>
-      <w:r>
-        <w:rPr>
-          <w:rStyle w:val="VerbatimChar"/>
-        </w:rPr>
-        <w:t xml:space="preserve">judged_control</w:t>
-      </w:r>
-      <w:r>
-        <w:t xml:space="preserve">), la decision (</w:t>
-      </w:r>
-      <w:r>
-        <w:rPr>
-          <w:rStyle w:val="VerbatimChar"/>
-        </w:rPr>
-        <w:t xml:space="preserve">decision_accept</w:t>
-      </w:r>
-      <w:r>
-        <w:t xml:space="preserve">) y sus interacciones.</w:t>
-      </w:r>
-    </w:p>
-    <w:p>
-      <w:pPr>
-        <w:pStyle w:val="Compact"/>
-        <w:numPr>
-          <w:ilvl w:val="0"/>
-          <w:numId w:val="1009"/>
-        </w:numPr>
-      </w:pPr>
-      <w:r>
-        <w:rPr>
-          <w:rStyle w:val="VerbatimChar"/>
-        </w:rPr>
-        <w:t xml:space="preserve">role_observer = 1</w:t>
-      </w:r>
-      <w:r>
-        <w:t xml:space="preserve"> </w:t>
-      </w:r>
-      <w:r>
-        <w:t xml:space="preserve">significa observador y</w:t>
-      </w:r>
-      <w:r>
-        <w:t xml:space="preserve"> </w:t>
-      </w:r>
-      <w:r>
-        <w:rPr>
-          <w:rStyle w:val="VerbatimChar"/>
-        </w:rPr>
-        <w:t xml:space="preserve">0</w:t>
-      </w:r>
-      <w:r>
-        <w:t xml:space="preserve"> </w:t>
-      </w:r>
-      <w:r>
-        <w:t xml:space="preserve">significa victima.</w:t>
-      </w:r>
-    </w:p>
-    <w:p>
-      <w:pPr>
-        <w:pStyle w:val="Compact"/>
-        <w:numPr>
-          <w:ilvl w:val="0"/>
-          <w:numId w:val="1009"/>
-        </w:numPr>
-      </w:pPr>
-      <w:r>
-        <w:rPr>
-          <w:rStyle w:val="VerbatimChar"/>
-        </w:rPr>
-        <w:t xml:space="preserve">participant_engineering = 1</w:t>
-      </w:r>
-      <w:r>
-        <w:t xml:space="preserve"> </w:t>
-      </w:r>
-      <w:r>
-        <w:t xml:space="preserve">significa que el participante es de Ingenieria y</w:t>
-      </w:r>
-      <w:r>
-        <w:t xml:space="preserve"> </w:t>
-      </w:r>
-      <w:r>
-        <w:rPr>
-          <w:rStyle w:val="VerbatimChar"/>
-        </w:rPr>
-        <w:t xml:space="preserve">0</w:t>
-      </w:r>
-      <w:r>
-        <w:t xml:space="preserve"> </w:t>
-      </w:r>
-      <w:r>
-        <w:t xml:space="preserve">que es de Humanidades.</w:t>
-      </w:r>
-    </w:p>
-    <w:p>
-      <w:pPr>
-        <w:pStyle w:val="Compact"/>
-        <w:numPr>
-          <w:ilvl w:val="0"/>
-          <w:numId w:val="1009"/>
-        </w:numPr>
-      </w:pPr>
-      <w:r>
-        <w:rPr>
-          <w:rStyle w:val="VerbatimChar"/>
-        </w:rPr>
-        <w:t xml:space="preserve">sex_man = 1</w:t>
-      </w:r>
-      <w:r>
-        <w:t xml:space="preserve"> </w:t>
-      </w:r>
-      <w:r>
-        <w:t xml:space="preserve">significa hombre y</w:t>
-      </w:r>
-      <w:r>
-        <w:t xml:space="preserve"> </w:t>
-      </w:r>
-      <w:r>
-        <w:rPr>
-          <w:rStyle w:val="VerbatimChar"/>
-        </w:rPr>
-        <w:t xml:space="preserve">0</w:t>
-      </w:r>
-      <w:r>
-        <w:t xml:space="preserve"> </w:t>
-      </w:r>
-      <w:r>
-        <w:t xml:space="preserve">mujer.</w:t>
-      </w:r>
-    </w:p>
-    <w:p>
-      <w:pPr>
-        <w:pStyle w:val="Compact"/>
-        <w:numPr>
-          <w:ilvl w:val="0"/>
-          <w:numId w:val="1009"/>
-        </w:numPr>
-      </w:pPr>
-      <w:r>
-        <w:rPr>
-          <w:rStyle w:val="VerbatimChar"/>
-        </w:rPr>
-        <w:t xml:space="preserve">decision_accept = 1</w:t>
-      </w:r>
-      <w:r>
-        <w:t xml:space="preserve"> </w:t>
-      </w:r>
-      <w:r>
-        <w:t xml:space="preserve">significa que el negociador acepto y</w:t>
-      </w:r>
-      <w:r>
-        <w:t xml:space="preserve"> </w:t>
-      </w:r>
-      <w:r>
-        <w:rPr>
-          <w:rStyle w:val="VerbatimChar"/>
-        </w:rPr>
-        <w:t xml:space="preserve">0</w:t>
-      </w:r>
-      <w:r>
-        <w:t xml:space="preserve"> </w:t>
-      </w:r>
-      <w:r>
-        <w:t xml:space="preserve">que rechazo.</w:t>
-      </w:r>
-    </w:p>
-    <w:p>
-      <w:pPr>
-        <w:pStyle w:val="Compact"/>
-        <w:numPr>
-          <w:ilvl w:val="0"/>
-          <w:numId w:val="1009"/>
-        </w:numPr>
-      </w:pPr>
-      <w:r>
-        <w:rPr>
-          <w:rStyle w:val="VerbatimChar"/>
-        </w:rPr>
-        <w:t xml:space="preserve">factor(negotiator_slot)</w:t>
-      </w:r>
-      <w:r>
-        <w:t xml:space="preserve"> </w:t>
-      </w:r>
-      <w:r>
-        <w:t xml:space="preserve">compara al negociador 2 contra el negociador 1. El negociador 1 es la referencia.</w:t>
-      </w:r>
-    </w:p>
-    <w:p>
-      <w:pPr>
-        <w:pStyle w:val="Compact"/>
-        <w:numPr>
-          <w:ilvl w:val="0"/>
-          <w:numId w:val="1009"/>
-        </w:numPr>
-      </w:pPr>
-      <w:r>
-        <w:rPr>
-          <w:rStyle w:val="VerbatimChar"/>
-        </w:rPr>
-        <w:t xml:space="preserve">age</w:t>
-      </w:r>
-      <w:r>
-        <w:t xml:space="preserve"> </w:t>
-      </w:r>
-      <w:r>
-        <w:t xml:space="preserve">y</w:t>
-      </w:r>
-      <w:r>
-        <w:t xml:space="preserve"> </w:t>
-      </w:r>
-      <w:r>
-        <w:rPr>
-          <w:rStyle w:val="VerbatimChar"/>
-        </w:rPr>
-        <w:t xml:space="preserve">economic_status</w:t>
-      </w:r>
-      <w:r>
-        <w:t xml:space="preserve"> </w:t>
-      </w:r>
-      <w:r>
-        <w:t xml:space="preserve">entran como numeros en su escala original.</w:t>
-      </w:r>
-    </w:p>
-    <w:bookmarkStart w:id="26" w:name="como-leer-un-coeficiente-de-caso"/>
-    <w:p>
-      <w:pPr>
-        <w:pStyle w:val="Heading3"/>
-      </w:pPr>
-      <w:r>
-        <w:t xml:space="preserve">Como leer un coeficiente de caso</w:t>
-      </w:r>
-    </w:p>
-    <w:p>
-      <w:pPr>
-        <w:pStyle w:val="FirstParagraph"/>
-      </w:pPr>
-      <w:r>
-        <w:t xml:space="preserve">Si el coeficiente de</w:t>
-      </w:r>
-      <w:r>
-        <w:t xml:space="preserve"> </w:t>
-      </w:r>
-      <w:r>
-        <w:rPr>
-          <w:rStyle w:val="VerbatimChar"/>
-        </w:rPr>
-        <w:t xml:space="preserve">judged_outgroup</w:t>
-      </w:r>
-      <w:r>
-        <w:t xml:space="preserve"> </w:t>
-      </w:r>
-      <w:r>
-        <w:t xml:space="preserve">es negativo, eso quiere decir que el negociador juzgado recibe un juicio mas negativo cuando es outgroup que cuando es ingroup, manteniendo lo demas constante.</w:t>
-      </w:r>
-    </w:p>
-    <w:p>
-      <w:pPr>
-        <w:pStyle w:val="BodyText"/>
-      </w:pPr>
-      <w:r>
-        <w:t xml:space="preserve">Si una interaccion como</w:t>
-      </w:r>
-      <w:r>
-        <w:t xml:space="preserve"> </w:t>
-      </w:r>
-      <w:r>
-        <w:rPr>
-          <w:rStyle w:val="VerbatimChar"/>
-        </w:rPr>
-        <w:t xml:space="preserve">decision_accept:judged_outgroup</w:t>
-      </w:r>
-      <w:r>
-        <w:t xml:space="preserve"> </w:t>
-      </w:r>
-      <w:r>
-        <w:t xml:space="preserve">es negativa, eso quiere decir que la diferencia entre aceptar y rechazar se vuelve mas severa cuando el negociador juzgado es outgroup.</w:t>
-      </w:r>
-    </w:p>
-    <w:p>
-      <w:pPr>
-        <w:pStyle w:val="BodyText"/>
-      </w:pPr>
-      <w:r>
-        <w:t xml:space="preserve">Si una interaccion como</w:t>
-      </w:r>
-      <w:r>
-        <w:t xml:space="preserve"> </w:t>
-      </w:r>
-      <w:r>
-        <w:rPr>
-          <w:rStyle w:val="VerbatimChar"/>
-        </w:rPr>
-        <w:t xml:space="preserve">iri_total:judged_outgroup</w:t>
-      </w:r>
-      <w:r>
-        <w:t xml:space="preserve"> </w:t>
-      </w:r>
-      <w:r>
-        <w:t xml:space="preserve">es negativa, eso quiere decir que la pendiente de empatia es mas negativa cuando el negociador juzgado es outgroup que cuando es ingroup.</w:t>
-      </w:r>
-    </w:p>
-    <w:bookmarkEnd w:id="26"/>
-    <w:bookmarkEnd w:id="27"/>
-    <w:bookmarkStart w:id="28" w:name="X5ae862dc2e944e0a2134d7a037289461d793d6a"/>
-    <w:p>
-      <w:pPr>
-        <w:pStyle w:val="Heading2"/>
-      </w:pPr>
-      <w:r>
-        <w:t xml:space="preserve">6. Por que el proyecto usa dos familias de modelos</w:t>
-      </w:r>
-    </w:p>
-    <w:p>
-      <w:pPr>
-        <w:pStyle w:val="Compact"/>
-        <w:numPr>
-          <w:ilvl w:val="0"/>
-          <w:numId w:val="1010"/>
         </w:numPr>
       </w:pPr>
       <w:r>
@@ -2399,7 +2392,7 @@
         <w:pStyle w:val="Compact"/>
         <w:numPr>
           <w:ilvl w:val="0"/>
-          <w:numId w:val="1010"/>
+          <w:numId w:val="1009"/>
         </w:numPr>
       </w:pPr>
       <w:r>
@@ -2418,7 +2411,7 @@
         <w:pStyle w:val="Compact"/>
         <w:numPr>
           <w:ilvl w:val="0"/>
-          <w:numId w:val="1010"/>
+          <w:numId w:val="1009"/>
         </w:numPr>
       </w:pPr>
       <w:r>
@@ -2461,14 +2454,152 @@
         <w:t xml:space="preserve">.</w:t>
       </w:r>
     </w:p>
+    <w:bookmarkEnd w:id="27"/>
+    <w:bookmarkStart w:id="28" w:name="X9e938d8d5772f209fd6448a16635a77e1693961"/>
+    <w:p>
+      <w:pPr>
+        <w:pStyle w:val="Heading2"/>
+      </w:pPr>
+      <w:r>
+        <w:t xml:space="preserve">7. Archivos base usados para construir esta guia</w:t>
+      </w:r>
+    </w:p>
+    <w:p>
+      <w:pPr>
+        <w:pStyle w:val="FirstParagraph"/>
+      </w:pPr>
+      <w:r>
+        <w:t xml:space="preserve">Esta guia se apoya especialmente en estos archivos del proyecto:</w:t>
+      </w:r>
+    </w:p>
+    <w:p>
+      <w:pPr>
+        <w:pStyle w:val="Compact"/>
+        <w:numPr>
+          <w:ilvl w:val="0"/>
+          <w:numId w:val="1010"/>
+        </w:numPr>
+      </w:pPr>
+      <w:r>
+        <w:rPr>
+          <w:rStyle w:val="VerbatimChar"/>
+        </w:rPr>
+        <w:t xml:space="preserve">docs/datacard.md</w:t>
+      </w:r>
+    </w:p>
+    <w:p>
+      <w:pPr>
+        <w:pStyle w:val="Compact"/>
+        <w:numPr>
+          <w:ilvl w:val="0"/>
+          <w:numId w:val="1010"/>
+        </w:numPr>
+      </w:pPr>
+      <w:r>
+        <w:rPr>
+          <w:rStyle w:val="VerbatimChar"/>
+        </w:rPr>
+        <w:t xml:space="preserve">docs/hypotheses.md</w:t>
+      </w:r>
+    </w:p>
+    <w:p>
+      <w:pPr>
+        <w:pStyle w:val="Compact"/>
+        <w:numPr>
+          <w:ilvl w:val="0"/>
+          <w:numId w:val="1010"/>
+        </w:numPr>
+      </w:pPr>
+      <w:r>
+        <w:rPr>
+          <w:rStyle w:val="VerbatimChar"/>
+        </w:rPr>
+        <w:t xml:space="preserve">docs/statistical_model_instructions.md</w:t>
+      </w:r>
+    </w:p>
+    <w:p>
+      <w:pPr>
+        <w:pStyle w:val="Compact"/>
+        <w:numPr>
+          <w:ilvl w:val="0"/>
+          <w:numId w:val="1010"/>
+        </w:numPr>
+      </w:pPr>
+      <w:r>
+        <w:rPr>
+          <w:rStyle w:val="VerbatimChar"/>
+        </w:rPr>
+        <w:t xml:space="preserve">R/03_transform_data.R</w:t>
+      </w:r>
+    </w:p>
+    <w:p>
+      <w:pPr>
+        <w:pStyle w:val="Compact"/>
+        <w:numPr>
+          <w:ilvl w:val="0"/>
+          <w:numId w:val="1010"/>
+        </w:numPr>
+      </w:pPr>
+      <w:r>
+        <w:rPr>
+          <w:rStyle w:val="VerbatimChar"/>
+        </w:rPr>
+        <w:t xml:space="preserve">R/04_generate_variables.R</w:t>
+      </w:r>
+    </w:p>
+    <w:p>
+      <w:pPr>
+        <w:pStyle w:val="Compact"/>
+        <w:numPr>
+          <w:ilvl w:val="0"/>
+          <w:numId w:val="1010"/>
+        </w:numPr>
+      </w:pPr>
+      <w:r>
+        <w:rPr>
+          <w:rStyle w:val="VerbatimChar"/>
+        </w:rPr>
+        <w:t xml:space="preserve">R/hypotheses/H1_test.R</w:t>
+      </w:r>
+    </w:p>
+    <w:p>
+      <w:pPr>
+        <w:pStyle w:val="Compact"/>
+        <w:numPr>
+          <w:ilvl w:val="0"/>
+          <w:numId w:val="1010"/>
+        </w:numPr>
+      </w:pPr>
+      <w:r>
+        <w:rPr>
+          <w:rStyle w:val="VerbatimChar"/>
+        </w:rPr>
+        <w:t xml:space="preserve">R/hypotheses/H2_test.R</w:t>
+      </w:r>
+    </w:p>
+    <w:p>
+      <w:pPr>
+        <w:pStyle w:val="Compact"/>
+        <w:numPr>
+          <w:ilvl w:val="0"/>
+          <w:numId w:val="1010"/>
+        </w:numPr>
+      </w:pPr>
+      <w:r>
+        <w:rPr>
+          <w:rStyle w:val="VerbatimChar"/>
+        </w:rPr>
+        <w:t xml:space="preserve">R/hypotheses/H3_test.R</w:t>
+      </w:r>
+    </w:p>
     <w:bookmarkEnd w:id="28"/>
-    <w:bookmarkStart w:id="29" w:name="X9e938d8d5772f209fd6448a16635a77e1693961"/>
+    <w:bookmarkStart w:id="29" w:name="cierre"/>
     <w:p>
       <w:pPr>
         <w:pStyle w:val="Heading2"/>
       </w:pPr>
       <w:r>
-        <w:t xml:space="preserve">7. Archivos base usados para construir esta guia</w:t>
+        <w:t xml:space="preserve">8. Cierre</w:t>
       </w:r>
     </w:p>
     <w:p>
@@ -2476,164 +2607,11 @@
         <w:pStyle w:val="FirstParagraph"/>
       </w:pPr>
       <w:r>
-        <w:t xml:space="preserve">Esta guia se apoya especialmente en estos archivos del proyecto:</w:t>
-      </w:r>
-    </w:p>
-    <w:p>
-      <w:pPr>
-        <w:pStyle w:val="Compact"/>
-        <w:numPr>
-          <w:ilvl w:val="0"/>
-          <w:numId w:val="1011"/>
-        </w:numPr>
-      </w:pPr>
-      <w:r>
-        <w:rPr>
-          <w:rStyle w:val="VerbatimChar"/>
-        </w:rPr>
-        <w:t xml:space="preserve">docs/datacard.md</w:t>
-      </w:r>
-    </w:p>
-    <w:p>
-      <w:pPr>
-        <w:pStyle w:val="Compact"/>
-        <w:numPr>
-          <w:ilvl w:val="0"/>
-          <w:numId w:val="1011"/>
-        </w:numPr>
-      </w:pPr>
-      <w:r>
-        <w:rPr>
-          <w:rStyle w:val="VerbatimChar"/>
-        </w:rPr>
-        <w:t xml:space="preserve">docs/hypotheses.md</w:t>
-      </w:r>
-    </w:p>
-    <w:p>
-      <w:pPr>
-        <w:pStyle w:val="Compact"/>
-        <w:numPr>
-          <w:ilvl w:val="0"/>
-          <w:numId w:val="1011"/>
-        </w:numPr>
-      </w:pPr>
-      <w:r>
-        <w:rPr>
-          <w:rStyle w:val="VerbatimChar"/>
-        </w:rPr>
-        <w:t xml:space="preserve">docs/statistical_model_instructions.md</w:t>
-      </w:r>
-    </w:p>
-    <w:p>
-      <w:pPr>
-        <w:pStyle w:val="Compact"/>
-        <w:numPr>
-          <w:ilvl w:val="0"/>
-          <w:numId w:val="1011"/>
-        </w:numPr>
-      </w:pPr>
-      <w:r>
-        <w:rPr>
-          <w:rStyle w:val="VerbatimChar"/>
-        </w:rPr>
-        <w:t xml:space="preserve">R/03_transform_data.R</w:t>
-      </w:r>
-    </w:p>
-    <w:p>
-      <w:pPr>
-        <w:pStyle w:val="Compact"/>
-        <w:numPr>
-          <w:ilvl w:val="0"/>
-          <w:numId w:val="1011"/>
-        </w:numPr>
-      </w:pPr>
-      <w:r>
-        <w:rPr>
-          <w:rStyle w:val="VerbatimChar"/>
-        </w:rPr>
-        <w:t xml:space="preserve">R/04_generate_variables.R</w:t>
-      </w:r>
-    </w:p>
-    <w:p>
-      <w:pPr>
-        <w:pStyle w:val="Compact"/>
-        <w:numPr>
-          <w:ilvl w:val="0"/>
-          <w:numId w:val="1011"/>
-        </w:numPr>
-      </w:pPr>
-      <w:r>
-        <w:rPr>
-          <w:rStyle w:val="VerbatimChar"/>
-        </w:rPr>
-        <w:t xml:space="preserve">R/hypotheses/H1_test.R</w:t>
-      </w:r>
-    </w:p>
-    <w:p>
-      <w:pPr>
-        <w:pStyle w:val="Compact"/>
-        <w:numPr>
-          <w:ilvl w:val="0"/>
-          <w:numId w:val="1011"/>
-        </w:numPr>
-      </w:pPr>
-      <w:r>
-        <w:rPr>
-          <w:rStyle w:val="VerbatimChar"/>
-        </w:rPr>
-        <w:t xml:space="preserve">R/hypotheses/H2a_test.R</w:t>
-      </w:r>
-    </w:p>
-    <w:p>
-      <w:pPr>
-        <w:pStyle w:val="Compact"/>
-        <w:numPr>
-          <w:ilvl w:val="0"/>
-          <w:numId w:val="1011"/>
-        </w:numPr>
-      </w:pPr>
-      <w:r>
-        <w:rPr>
-          <w:rStyle w:val="VerbatimChar"/>
-        </w:rPr>
-        <w:t xml:space="preserve">R/hypotheses/H2b_test.R</w:t>
-      </w:r>
-    </w:p>
-    <w:p>
-      <w:pPr>
-        <w:pStyle w:val="Compact"/>
-        <w:numPr>
-          <w:ilvl w:val="0"/>
-          <w:numId w:val="1011"/>
-        </w:numPr>
-      </w:pPr>
-      <w:r>
-        <w:rPr>
-          <w:rStyle w:val="VerbatimChar"/>
-        </w:rPr>
-        <w:t xml:space="preserve">R/hypotheses/H3_test.R</w:t>
+        <w:t xml:space="preserve">En resumen, esta guia busca dejar claro que se esta modelando, como se construyen las variables y como leer las regresiones sin tener que entrar desde el comienzo en el lenguaje mas tecnico del informe principal.</w:t>
       </w:r>
     </w:p>
     <w:bookmarkEnd w:id="29"/>
-    <w:bookmarkStart w:id="30" w:name="cierre"/>
-    <w:p>
-      <w:pPr>
-        <w:pStyle w:val="Heading2"/>
-      </w:pPr>
-      <w:r>
-        <w:t xml:space="preserve">8. Cierre</w:t>
-      </w:r>
-    </w:p>
-    <w:p>
-      <w:pPr>
-        <w:pStyle w:val="FirstParagraph"/>
-      </w:pPr>
-      <w:r>
-        <w:t xml:space="preserve">En resumen, esta guia busca dejar claro que se esta modelando, como se construyen las variables y como leer las regresiones sin tener que entrar desde el comienzo en el lenguaje mas tecnico del informe principal.</w:t>
-      </w:r>
-    </w:p>
     <w:bookmarkEnd w:id="30"/>
-    <w:bookmarkEnd w:id="31"/>
     <w:sectPr>
       <w:footnotePr>
         <w:numRestart w:val="eachSect"/>
@@ -2878,9 +2856,6 @@
     <w:abstractNumId w:val="991"/>
   </w:num>
   <w:num w:numId="1010">
-    <w:abstractNumId w:val="991"/>
-  </w:num>
-  <w:num w:numId="1011">
     <w:abstractNumId w:val="991"/>
   </w:num>
 </w:numbering>

--- a/outputs/report/tobit_plain_language_guide.docx
+++ b/outputs/report/tobit_plain_language_guide.docx
@@ -26,7 +26,7 @@
           <w:b/>
           <w:bCs/>
         </w:rPr>
-        <w:t xml:space="preserve">Bucaramanga</w:t>
+        <w:t xml:space="preserve">Florida + Bucaramanga</w:t>
       </w:r>
       <w:r>
         <w:t xml:space="preserve"> </w:t>
@@ -42,7 +42,7 @@
           <w:b/>
           <w:bCs/>
         </w:rPr>
-        <w:t xml:space="preserve">2026-03-30 21:13:11</w:t>
+        <w:t xml:space="preserve">2026-03-31 15:12:31</w:t>
       </w:r>
     </w:p>
     <w:p>
@@ -443,7 +443,10 @@
         <w:t xml:space="preserve">observer_victim_outgroup</w:t>
       </w:r>
       <w:r>
-        <w:t xml:space="preserve">.</w:t>
+        <w:t xml:space="preserve"> </w:t>
+      </w:r>
+      <w:r>
+        <w:t xml:space="preserve">(solo cuando el subconjunto es Observador).</w:t>
       </w:r>
     </w:p>
     <w:p>
@@ -760,7 +763,7 @@
           <w:b/>
           <w:bCs/>
         </w:rPr>
-        <w:t xml:space="preserve">209</w:t>
+        <w:t xml:space="preserve">272</w:t>
       </w:r>
       <w:r>
         <w:t xml:space="preserve">.</w:t>
@@ -785,7 +788,7 @@
           <w:b/>
           <w:bCs/>
         </w:rPr>
-        <w:t xml:space="preserve">3,980</w:t>
+        <w:t xml:space="preserve">5,140</w:t>
       </w:r>
       <w:r>
         <w:t xml:space="preserve">.</w:t>
@@ -810,7 +813,7 @@
           <w:b/>
           <w:bCs/>
         </w:rPr>
-        <w:t xml:space="preserve">1,990</w:t>
+        <w:t xml:space="preserve">2,570</w:t>
       </w:r>
       <w:r>
         <w:t xml:space="preserve">.</w:t>
@@ -835,7 +838,7 @@
           <w:b/>
           <w:bCs/>
         </w:rPr>
-        <w:t xml:space="preserve">1,990</w:t>
+        <w:t xml:space="preserve">2,570</w:t>
       </w:r>
       <w:r>
         <w:t xml:space="preserve">.</w:t>
@@ -1240,7 +1243,7 @@
         </w:numPr>
       </w:pPr>
       <w:r>
-        <w:t xml:space="preserve">Muestra usada: Se estima por separado en Victima y Observador con la misma estructura de predictores.</w:t>
+        <w:t xml:space="preserve">Muestra usada: Se estima por separado en Victima y Observador con formulas especificas por subconjunto para no retener predictores estructuralmente fijos.</w:t>
       </w:r>
     </w:p>
     <w:p>
@@ -1259,7 +1262,7 @@
         <w:rPr>
           <w:rStyle w:val="VerbatimChar"/>
         </w:rPr>
-        <w:t xml:space="preserve">judgement = iri_total o {iri_fs + iri_ec + iri_pt + iri_pd} + judged_outgroup + judged_control + counterpart_outgroup + counterpart_control + observer_victim_outgroup + decision_accept + participant_engineering + sex_man + age + economic_status + factor(negotiator_slot)</w:t>
+        <w:t xml:space="preserve">Victima: judgement = empatia + estatus del negociador juzgado + estatus de la contraparte + decision_accept + participant_engineering + sex_man + age + economic_status + factor(negotiator_slot); Observador: judgement = empatia + estatus del negociador juzgado + estatus de la contraparte + observer_victim_outgroup + decision_accept + participant_engineering + sex_man + age + economic_status + factor(negotiator_slot)</w:t>
       </w:r>
     </w:p>
     <w:p>
@@ -1278,7 +1281,7 @@
         <w:rPr>
           <w:rStyle w:val="VerbatimChar"/>
         </w:rPr>
-        <w:t xml:space="preserve">Modelo A: iri_total + judged_outgroup + judged_control + counterpart_outgroup + counterpart_control + observer_victim_outgroup + role_observer + participant_engineering + sex_man + age + economic_status + factor(negotiator_slot)</w:t>
+        <w:t xml:space="preserve">Victima, Modelo A: iri_total + judged_outgroup + judged_control + counterpart_outgroup + counterpart_control + decision_accept + participant_engineering + sex_man + age + economic_status + factor(negotiator_slot)</w:t>
       </w:r>
       <w:r>
         <w:br/>
@@ -1287,7 +1290,25 @@
         <w:rPr>
           <w:rStyle w:val="VerbatimChar"/>
         </w:rPr>
-        <w:t xml:space="preserve">Modelo B: iri_fs + iri_ec + iri_pt + iri_pd + judged_outgroup + judged_control + counterpart_outgroup + counterpart_control + observer_victim_outgroup + role_observer + participant_engineering + sex_man + age + economic_status + factor(negotiator_slot)</w:t>
+        <w:t xml:space="preserve">Victima, Modelo B: iri_fs + iri_ec + iri_pt + iri_pd + judged_outgroup + judged_control + counterpart_outgroup + counterpart_control + decision_accept + participant_engineering + sex_man + age + economic_status + factor(negotiator_slot)</w:t>
+      </w:r>
+      <w:r>
+        <w:br/>
+      </w:r>
+      <w:r>
+        <w:rPr>
+          <w:rStyle w:val="VerbatimChar"/>
+        </w:rPr>
+        <w:t xml:space="preserve">Observador, Modelo A: iri_total + judged_outgroup + judged_control + counterpart_outgroup + counterpart_control + observer_victim_outgroup + decision_accept + participant_engineering + sex_man + age + economic_status + factor(negotiator_slot)</w:t>
+      </w:r>
+      <w:r>
+        <w:br/>
+      </w:r>
+      <w:r>
+        <w:rPr>
+          <w:rStyle w:val="VerbatimChar"/>
+        </w:rPr>
+        <w:t xml:space="preserve">Observador, Modelo B: iri_fs + iri_ec + iri_pt + iri_pd + judged_outgroup + judged_control + counterpart_outgroup + counterpart_control + observer_victim_outgroup + decision_accept + participant_engineering + sex_man + age + economic_status + factor(negotiator_slot)</w:t>
       </w:r>
     </w:p>
     <w:p>
@@ -1466,22 +1487,7 @@
         <w:t xml:space="preserve"> </w:t>
       </w:r>
       <w:r>
-        <w:t xml:space="preserve">solo varia cuando aplica y</w:t>
-      </w:r>
-      <w:r>
-        <w:t xml:space="preserve"> </w:t>
-      </w:r>
-      <w:r>
-        <w:rPr>
-          <w:rStyle w:val="VerbatimChar"/>
-        </w:rPr>
-        <w:t xml:space="preserve">role_observer</w:t>
-      </w:r>
-      <w:r>
-        <w:t xml:space="preserve"> </w:t>
-      </w:r>
-      <w:r>
-        <w:t xml:space="preserve">queda fijo dentro de cada subconjunto.</w:t>
+        <w:t xml:space="preserve">entra solo en Observador porque en Victima no es un predictor definible dentro del subconjunto.</w:t>
       </w:r>
     </w:p>
     <w:bookmarkEnd w:id="21"/>
@@ -1641,7 +1647,7 @@
         </w:numPr>
       </w:pPr>
       <w:r>
-        <w:t xml:space="preserve">Muestra usada: Depende del subconjunto (Victima u Observador).</w:t>
+        <w:t xml:space="preserve">Muestra usada: Se estima por separado en Victima y Observador con formulas especificas por subconjunto.</w:t>
       </w:r>
     </w:p>
     <w:p>
@@ -1679,7 +1685,7 @@
         <w:rPr>
           <w:rStyle w:val="VerbatimChar"/>
         </w:rPr>
-        <w:t xml:space="preserve">Modelo A: iri_total + judged_outgroup + judged_control + decision_accept + interacciones con decision + iri_total:judged_outgroup + iri_total:judged_control + controles relacionales</w:t>
+        <w:t xml:space="preserve">Victima, Modelo A: iri_total + judged_outgroup + judged_control + decision_accept + decision_accept:judged_outgroup + decision_accept:judged_control + iri_total:judged_outgroup + iri_total:judged_control + counterpart_outgroup + counterpart_control + participant_engineering + sex_man + age + economic_status + factor(negotiator_slot)</w:t>
       </w:r>
       <w:r>
         <w:br/>
@@ -1688,7 +1694,25 @@
         <w:rPr>
           <w:rStyle w:val="VerbatimChar"/>
         </w:rPr>
-        <w:t xml:space="preserve">Modelo B: subescalas de empatia + judged_outgroup + judged_control + decision_accept + interacciones con decision + interacciones entre subescalas y estatus del negociador + controles relacionales</w:t>
+        <w:t xml:space="preserve">Victima, Modelo B: iri_fs + iri_ec + iri_pt + iri_pd + judged_outgroup + judged_control + decision_accept + decision_accept:judged_outgroup + decision_accept:judged_control + interacciones entre subescalas y estatus del negociador + counterpart_outgroup + counterpart_control + participant_engineering + sex_man + age + economic_status + factor(negotiator_slot)</w:t>
+      </w:r>
+      <w:r>
+        <w:br/>
+      </w:r>
+      <w:r>
+        <w:rPr>
+          <w:rStyle w:val="VerbatimChar"/>
+        </w:rPr>
+        <w:t xml:space="preserve">Observador, Modelo A: iri_total + judged_outgroup + judged_control + decision_accept + decision_accept:judged_outgroup + decision_accept:judged_control + iri_total:judged_outgroup + iri_total:judged_control + counterpart_outgroup + counterpart_control + observer_victim_outgroup + participant_engineering + sex_man + age + economic_status + factor(negotiator_slot)</w:t>
+      </w:r>
+      <w:r>
+        <w:br/>
+      </w:r>
+      <w:r>
+        <w:rPr>
+          <w:rStyle w:val="VerbatimChar"/>
+        </w:rPr>
+        <w:t xml:space="preserve">Observador, Modelo B: iri_fs + iri_ec + iri_pt + iri_pd + judged_outgroup + judged_control + decision_accept + decision_accept:judged_outgroup + decision_accept:judged_control + interacciones entre subescalas y estatus del negociador + counterpart_outgroup + counterpart_control + observer_victim_outgroup + participant_engineering + sex_man + age + economic_status + factor(negotiator_slot)</w:t>
       </w:r>
     </w:p>
     <w:p>
@@ -1711,7 +1735,19 @@
         <w:t xml:space="preserve"> </w:t>
       </w:r>
       <w:r>
-        <w:t xml:space="preserve">es la referencia para el negociador juzgado y las interacciones principales comparan como cambia la pendiente de empatia en outgroup y control.</w:t>
+        <w:t xml:space="preserve">es la referencia para el negociador juzgado y las interacciones principales comparan como cambia la pendiente de empatia en outgroup y control. La formula de Observador agrega</w:t>
+      </w:r>
+      <w:r>
+        <w:t xml:space="preserve"> </w:t>
+      </w:r>
+      <w:r>
+        <w:rPr>
+          <w:rStyle w:val="VerbatimChar"/>
+        </w:rPr>
+        <w:t xml:space="preserve">observer_victim_outgroup</w:t>
+      </w:r>
+      <w:r>
+        <w:t xml:space="preserve">; la de Victima no lo hace para evitar predictores estructuralmente fijos.</w:t>
       </w:r>
     </w:p>
     <w:bookmarkEnd w:id="23"/>
@@ -1919,28 +1955,295 @@
         </w:numPr>
       </w:pPr>
       <w:r>
-        <w:t xml:space="preserve">En H1, los controles centrales ya no dependen de etiquetas</w:t>
-      </w:r>
-      <w:r>
-        <w:t xml:space="preserve"> </w:t>
-      </w:r>
-      <w:r>
-        <w:rPr>
-          <w:rStyle w:val="VerbatimChar"/>
-        </w:rPr>
-        <w:t xml:space="preserve">Hum_x_...</w:t>
-      </w:r>
-      <w:r>
-        <w:t xml:space="preserve">; usan el estatus relacional del negociador juzgado, de la contraparte y de la victima cuando aplica, junto con</w:t>
-      </w:r>
-      <w:r>
-        <w:t xml:space="preserve"> </w:t>
-      </w:r>
-      <w:r>
-        <w:rPr>
-          <w:rStyle w:val="VerbatimChar"/>
-        </w:rPr>
-        <w:t xml:space="preserve">participant_engineering</w:t>
+        <w:t xml:space="preserve">En H1,</w:t>
+      </w:r>
+      <w:r>
+        <w:t xml:space="preserve"> </w:t>
+      </w:r>
+      <w:r>
+        <w:rPr>
+          <w:rStyle w:val="VerbatimChar"/>
+        </w:rPr>
+        <w:t xml:space="preserve">observer_victim_outgroup</w:t>
+      </w:r>
+      <w:r>
+        <w:t xml:space="preserve"> </w:t>
+      </w:r>
+      <w:r>
+        <w:t xml:space="preserve">entra solo en Observador. En Victima se elimina para no meter un predictor estructuralmente fijo dentro del subconjunto.</w:t>
+      </w:r>
+    </w:p>
+    <w:p>
+      <w:pPr>
+        <w:pStyle w:val="Compact"/>
+        <w:numPr>
+          <w:ilvl w:val="0"/>
+          <w:numId w:val="1008"/>
+        </w:numPr>
+      </w:pPr>
+      <w:r>
+        <w:t xml:space="preserve">En H2, el subconjunto Victima usa la estructura conjunta</w:t>
+      </w:r>
+      <w:r>
+        <w:t xml:space="preserve"> </w:t>
+      </w:r>
+      <w:r>
+        <w:rPr>
+          <w:rStyle w:val="VerbatimChar"/>
+        </w:rPr>
+        <w:t xml:space="preserve">h2_negotiator_structure</w:t>
+      </w:r>
+      <w:r>
+        <w:t xml:space="preserve">; el subconjunto Observador usa esa misma estructura,</w:t>
+      </w:r>
+      <w:r>
+        <w:t xml:space="preserve"> </w:t>
+      </w:r>
+      <w:r>
+        <w:rPr>
+          <w:rStyle w:val="VerbatimChar"/>
+        </w:rPr>
+        <w:t xml:space="preserve">player_victim_outgroup</w:t>
+      </w:r>
+      <w:r>
+        <w:t xml:space="preserve">, y sus interacciones.</w:t>
+      </w:r>
+    </w:p>
+    <w:p>
+      <w:pPr>
+        <w:pStyle w:val="Compact"/>
+        <w:numPr>
+          <w:ilvl w:val="0"/>
+          <w:numId w:val="1008"/>
+        </w:numPr>
+      </w:pPr>
+      <w:r>
+        <w:t xml:space="preserve">En H3, los contrastes centrales siguen usando el estatus del negociador juzgado (</w:t>
+      </w:r>
+      <w:r>
+        <w:rPr>
+          <w:rStyle w:val="VerbatimChar"/>
+        </w:rPr>
+        <w:t xml:space="preserve">judged_outgroup</w:t>
+      </w:r>
+      <w:r>
+        <w:t xml:space="preserve">,</w:t>
+      </w:r>
+      <w:r>
+        <w:t xml:space="preserve"> </w:t>
+      </w:r>
+      <w:r>
+        <w:rPr>
+          <w:rStyle w:val="VerbatimChar"/>
+        </w:rPr>
+        <w:t xml:space="preserve">judged_control</w:t>
+      </w:r>
+      <w:r>
+        <w:t xml:space="preserve">), la decision (</w:t>
+      </w:r>
+      <w:r>
+        <w:rPr>
+          <w:rStyle w:val="VerbatimChar"/>
+        </w:rPr>
+        <w:t xml:space="preserve">decision_accept</w:t>
+      </w:r>
+      <w:r>
+        <w:t xml:space="preserve">) y sus interacciones. Igual que en H1,</w:t>
+      </w:r>
+      <w:r>
+        <w:t xml:space="preserve"> </w:t>
+      </w:r>
+      <w:r>
+        <w:rPr>
+          <w:rStyle w:val="VerbatimChar"/>
+        </w:rPr>
+        <w:t xml:space="preserve">observer_victim_outgroup</w:t>
+      </w:r>
+      <w:r>
+        <w:t xml:space="preserve"> </w:t>
+      </w:r>
+      <w:r>
+        <w:t xml:space="preserve">solo aparece en Observador.</w:t>
+      </w:r>
+    </w:p>
+    <w:p>
+      <w:pPr>
+        <w:pStyle w:val="Compact"/>
+        <w:numPr>
+          <w:ilvl w:val="0"/>
+          <w:numId w:val="1008"/>
+        </w:numPr>
+      </w:pPr>
+      <w:r>
+        <w:rPr>
+          <w:rStyle w:val="VerbatimChar"/>
+        </w:rPr>
+        <w:t xml:space="preserve">role_observer = 1</w:t>
+      </w:r>
+      <w:r>
+        <w:t xml:space="preserve"> </w:t>
+      </w:r>
+      <w:r>
+        <w:t xml:space="preserve">significa observador y</w:t>
+      </w:r>
+      <w:r>
+        <w:t xml:space="preserve"> </w:t>
+      </w:r>
+      <w:r>
+        <w:rPr>
+          <w:rStyle w:val="VerbatimChar"/>
+        </w:rPr>
+        <w:t xml:space="preserve">0</w:t>
+      </w:r>
+      <w:r>
+        <w:t xml:space="preserve"> </w:t>
+      </w:r>
+      <w:r>
+        <w:t xml:space="preserve">significa victima.</w:t>
+      </w:r>
+    </w:p>
+    <w:p>
+      <w:pPr>
+        <w:pStyle w:val="Compact"/>
+        <w:numPr>
+          <w:ilvl w:val="0"/>
+          <w:numId w:val="1008"/>
+        </w:numPr>
+      </w:pPr>
+      <w:r>
+        <w:rPr>
+          <w:rStyle w:val="VerbatimChar"/>
+        </w:rPr>
+        <w:t xml:space="preserve">participant_engineering = 1</w:t>
+      </w:r>
+      <w:r>
+        <w:t xml:space="preserve"> </w:t>
+      </w:r>
+      <w:r>
+        <w:t xml:space="preserve">significa que el participante es de Ingenieria y</w:t>
+      </w:r>
+      <w:r>
+        <w:t xml:space="preserve"> </w:t>
+      </w:r>
+      <w:r>
+        <w:rPr>
+          <w:rStyle w:val="VerbatimChar"/>
+        </w:rPr>
+        <w:t xml:space="preserve">0</w:t>
+      </w:r>
+      <w:r>
+        <w:t xml:space="preserve"> </w:t>
+      </w:r>
+      <w:r>
+        <w:t xml:space="preserve">que es de Humanidades.</w:t>
+      </w:r>
+    </w:p>
+    <w:p>
+      <w:pPr>
+        <w:pStyle w:val="Compact"/>
+        <w:numPr>
+          <w:ilvl w:val="0"/>
+          <w:numId w:val="1008"/>
+        </w:numPr>
+      </w:pPr>
+      <w:r>
+        <w:rPr>
+          <w:rStyle w:val="VerbatimChar"/>
+        </w:rPr>
+        <w:t xml:space="preserve">sex_man = 1</w:t>
+      </w:r>
+      <w:r>
+        <w:t xml:space="preserve"> </w:t>
+      </w:r>
+      <w:r>
+        <w:t xml:space="preserve">significa hombre y</w:t>
+      </w:r>
+      <w:r>
+        <w:t xml:space="preserve"> </w:t>
+      </w:r>
+      <w:r>
+        <w:rPr>
+          <w:rStyle w:val="VerbatimChar"/>
+        </w:rPr>
+        <w:t xml:space="preserve">0</w:t>
+      </w:r>
+      <w:r>
+        <w:t xml:space="preserve"> </w:t>
+      </w:r>
+      <w:r>
+        <w:t xml:space="preserve">mujer.</w:t>
+      </w:r>
+    </w:p>
+    <w:p>
+      <w:pPr>
+        <w:pStyle w:val="Compact"/>
+        <w:numPr>
+          <w:ilvl w:val="0"/>
+          <w:numId w:val="1008"/>
+        </w:numPr>
+      </w:pPr>
+      <w:r>
+        <w:rPr>
+          <w:rStyle w:val="VerbatimChar"/>
+        </w:rPr>
+        <w:t xml:space="preserve">decision_accept = 1</w:t>
+      </w:r>
+      <w:r>
+        <w:t xml:space="preserve"> </w:t>
+      </w:r>
+      <w:r>
+        <w:t xml:space="preserve">significa que el negociador acepto y</w:t>
+      </w:r>
+      <w:r>
+        <w:t xml:space="preserve"> </w:t>
+      </w:r>
+      <w:r>
+        <w:rPr>
+          <w:rStyle w:val="VerbatimChar"/>
+        </w:rPr>
+        <w:t xml:space="preserve">0</w:t>
+      </w:r>
+      <w:r>
+        <w:t xml:space="preserve"> </w:t>
+      </w:r>
+      <w:r>
+        <w:t xml:space="preserve">que rechazo.</w:t>
+      </w:r>
+    </w:p>
+    <w:p>
+      <w:pPr>
+        <w:pStyle w:val="Compact"/>
+        <w:numPr>
+          <w:ilvl w:val="0"/>
+          <w:numId w:val="1008"/>
+        </w:numPr>
+      </w:pPr>
+      <w:r>
+        <w:rPr>
+          <w:rStyle w:val="VerbatimChar"/>
+        </w:rPr>
+        <w:t xml:space="preserve">factor(negotiator_slot)</w:t>
+      </w:r>
+      <w:r>
+        <w:t xml:space="preserve"> </w:t>
+      </w:r>
+      <w:r>
+        <w:t xml:space="preserve">compara al negociador 2 contra el negociador 1. El negociador 1 es la referencia.</w:t>
+      </w:r>
+    </w:p>
+    <w:p>
+      <w:pPr>
+        <w:pStyle w:val="Compact"/>
+        <w:numPr>
+          <w:ilvl w:val="0"/>
+          <w:numId w:val="1008"/>
+        </w:numPr>
+      </w:pPr>
+      <w:r>
+        <w:rPr>
+          <w:rStyle w:val="VerbatimChar"/>
+        </w:rPr>
+        <w:t xml:space="preserve">age</w:t>
       </w:r>
       <w:r>
         <w:t xml:space="preserve"> </w:t>
@@ -1955,289 +2258,154 @@
         <w:rPr>
           <w:rStyle w:val="VerbatimChar"/>
         </w:rPr>
-        <w:t xml:space="preserve">factor(negotiator_slot)</w:t>
+        <w:t xml:space="preserve">economic_status</w:t>
+      </w:r>
+      <w:r>
+        <w:t xml:space="preserve"> </w:t>
+      </w:r>
+      <w:r>
+        <w:t xml:space="preserve">entran como numeros en su escala original.</w:t>
+      </w:r>
+    </w:p>
+    <w:p>
+      <w:pPr>
+        <w:pStyle w:val="Compact"/>
+        <w:numPr>
+          <w:ilvl w:val="0"/>
+          <w:numId w:val="1008"/>
+        </w:numPr>
+      </w:pPr>
+      <w:r>
+        <w:t xml:space="preserve">En las tablas y figuras del informe tecnico aparecen abreviaturas compactas:</w:t>
+      </w:r>
+      <w:r>
+        <w:t xml:space="preserve"> </w:t>
+      </w:r>
+      <w:r>
+        <w:rPr>
+          <w:rStyle w:val="VerbatimChar"/>
+        </w:rPr>
+        <w:t xml:space="preserve">JN</w:t>
+      </w:r>
+      <w:r>
+        <w:t xml:space="preserve"> </w:t>
+      </w:r>
+      <w:r>
+        <w:t xml:space="preserve">(judged negotiator),</w:t>
+      </w:r>
+      <w:r>
+        <w:t xml:space="preserve"> </w:t>
+      </w:r>
+      <w:r>
+        <w:rPr>
+          <w:rStyle w:val="VerbatimChar"/>
+        </w:rPr>
+        <w:t xml:space="preserve">CN</w:t>
+      </w:r>
+      <w:r>
+        <w:t xml:space="preserve"> </w:t>
+      </w:r>
+      <w:r>
+        <w:t xml:space="preserve">(counterpart negotiator),</w:t>
+      </w:r>
+      <w:r>
+        <w:t xml:space="preserve"> </w:t>
+      </w:r>
+      <w:r>
+        <w:rPr>
+          <w:rStyle w:val="VerbatimChar"/>
+        </w:rPr>
+        <w:t xml:space="preserve">V</w:t>
+      </w:r>
+      <w:r>
+        <w:t xml:space="preserve"> </w:t>
+      </w:r>
+      <w:r>
+        <w:t xml:space="preserve">(relacion jugador-victima en Observador),</w:t>
+      </w:r>
+      <w:r>
+        <w:t xml:space="preserve"> </w:t>
+      </w:r>
+      <w:r>
+        <w:rPr>
+          <w:rStyle w:val="VerbatimChar"/>
+        </w:rPr>
+        <w:t xml:space="preserve">Acc</w:t>
+      </w:r>
+      <w:r>
+        <w:t xml:space="preserve">/</w:t>
+      </w:r>
+      <w:r>
+        <w:rPr>
+          <w:rStyle w:val="VerbatimChar"/>
+        </w:rPr>
+        <w:t xml:space="preserve">Rej</w:t>
+      </w:r>
+      <w:r>
+        <w:t xml:space="preserve">,</w:t>
+      </w:r>
+      <w:r>
+        <w:t xml:space="preserve"> </w:t>
+      </w:r>
+      <w:r>
+        <w:rPr>
+          <w:rStyle w:val="VerbatimChar"/>
+        </w:rPr>
+        <w:t xml:space="preserve">FS</w:t>
+      </w:r>
+      <w:r>
+        <w:t xml:space="preserve">,</w:t>
+      </w:r>
+      <w:r>
+        <w:t xml:space="preserve"> </w:t>
+      </w:r>
+      <w:r>
+        <w:rPr>
+          <w:rStyle w:val="VerbatimChar"/>
+        </w:rPr>
+        <w:t xml:space="preserve">EC</w:t>
+      </w:r>
+      <w:r>
+        <w:t xml:space="preserve">,</w:t>
+      </w:r>
+      <w:r>
+        <w:t xml:space="preserve"> </w:t>
+      </w:r>
+      <w:r>
+        <w:rPr>
+          <w:rStyle w:val="VerbatimChar"/>
+        </w:rPr>
+        <w:t xml:space="preserve">PT</w:t>
+      </w:r>
+      <w:r>
+        <w:t xml:space="preserve">,</w:t>
+      </w:r>
+      <w:r>
+        <w:t xml:space="preserve"> </w:t>
+      </w:r>
+      <w:r>
+        <w:rPr>
+          <w:rStyle w:val="VerbatimChar"/>
+        </w:rPr>
+        <w:t xml:space="preserve">PD</w:t>
+      </w:r>
+      <w:r>
+        <w:t xml:space="preserve"> </w:t>
+      </w:r>
+      <w:r>
+        <w:t xml:space="preserve">y</w:t>
+      </w:r>
+      <w:r>
+        <w:t xml:space="preserve"> </w:t>
+      </w:r>
+      <w:r>
+        <w:rPr>
+          <w:rStyle w:val="VerbatimChar"/>
+        </w:rPr>
+        <w:t xml:space="preserve">SES</w:t>
       </w:r>
       <w:r>
         <w:t xml:space="preserve">.</w:t>
-      </w:r>
-    </w:p>
-    <w:p>
-      <w:pPr>
-        <w:pStyle w:val="Compact"/>
-        <w:numPr>
-          <w:ilvl w:val="0"/>
-          <w:numId w:val="1008"/>
-        </w:numPr>
-      </w:pPr>
-      <w:r>
-        <w:t xml:space="preserve">En H2, el subconjunto Victima usa la estructura conjunta</w:t>
-      </w:r>
-      <w:r>
-        <w:t xml:space="preserve"> </w:t>
-      </w:r>
-      <w:r>
-        <w:rPr>
-          <w:rStyle w:val="VerbatimChar"/>
-        </w:rPr>
-        <w:t xml:space="preserve">h2_negotiator_structure</w:t>
-      </w:r>
-      <w:r>
-        <w:t xml:space="preserve">; el subconjunto Observador usa esa misma estructura,</w:t>
-      </w:r>
-      <w:r>
-        <w:t xml:space="preserve"> </w:t>
-      </w:r>
-      <w:r>
-        <w:rPr>
-          <w:rStyle w:val="VerbatimChar"/>
-        </w:rPr>
-        <w:t xml:space="preserve">player_victim_outgroup</w:t>
-      </w:r>
-      <w:r>
-        <w:t xml:space="preserve">, y sus interacciones.</w:t>
-      </w:r>
-    </w:p>
-    <w:p>
-      <w:pPr>
-        <w:pStyle w:val="Compact"/>
-        <w:numPr>
-          <w:ilvl w:val="0"/>
-          <w:numId w:val="1008"/>
-        </w:numPr>
-      </w:pPr>
-      <w:r>
-        <w:t xml:space="preserve">En H3, los contrastes centrales siguen usando el estatus del negociador juzgado (</w:t>
-      </w:r>
-      <w:r>
-        <w:rPr>
-          <w:rStyle w:val="VerbatimChar"/>
-        </w:rPr>
-        <w:t xml:space="preserve">judged_outgroup</w:t>
-      </w:r>
-      <w:r>
-        <w:t xml:space="preserve">,</w:t>
-      </w:r>
-      <w:r>
-        <w:t xml:space="preserve"> </w:t>
-      </w:r>
-      <w:r>
-        <w:rPr>
-          <w:rStyle w:val="VerbatimChar"/>
-        </w:rPr>
-        <w:t xml:space="preserve">judged_control</w:t>
-      </w:r>
-      <w:r>
-        <w:t xml:space="preserve">), la decision (</w:t>
-      </w:r>
-      <w:r>
-        <w:rPr>
-          <w:rStyle w:val="VerbatimChar"/>
-        </w:rPr>
-        <w:t xml:space="preserve">decision_accept</w:t>
-      </w:r>
-      <w:r>
-        <w:t xml:space="preserve">) y sus interacciones.</w:t>
-      </w:r>
-    </w:p>
-    <w:p>
-      <w:pPr>
-        <w:pStyle w:val="Compact"/>
-        <w:numPr>
-          <w:ilvl w:val="0"/>
-          <w:numId w:val="1008"/>
-        </w:numPr>
-      </w:pPr>
-      <w:r>
-        <w:rPr>
-          <w:rStyle w:val="VerbatimChar"/>
-        </w:rPr>
-        <w:t xml:space="preserve">role_observer = 1</w:t>
-      </w:r>
-      <w:r>
-        <w:t xml:space="preserve"> </w:t>
-      </w:r>
-      <w:r>
-        <w:t xml:space="preserve">significa observador y</w:t>
-      </w:r>
-      <w:r>
-        <w:t xml:space="preserve"> </w:t>
-      </w:r>
-      <w:r>
-        <w:rPr>
-          <w:rStyle w:val="VerbatimChar"/>
-        </w:rPr>
-        <w:t xml:space="preserve">0</w:t>
-      </w:r>
-      <w:r>
-        <w:t xml:space="preserve"> </w:t>
-      </w:r>
-      <w:r>
-        <w:t xml:space="preserve">significa victima.</w:t>
-      </w:r>
-    </w:p>
-    <w:p>
-      <w:pPr>
-        <w:pStyle w:val="Compact"/>
-        <w:numPr>
-          <w:ilvl w:val="0"/>
-          <w:numId w:val="1008"/>
-        </w:numPr>
-      </w:pPr>
-      <w:r>
-        <w:rPr>
-          <w:rStyle w:val="VerbatimChar"/>
-        </w:rPr>
-        <w:t xml:space="preserve">participant_engineering = 1</w:t>
-      </w:r>
-      <w:r>
-        <w:t xml:space="preserve"> </w:t>
-      </w:r>
-      <w:r>
-        <w:t xml:space="preserve">significa que el participante es de Ingenieria y</w:t>
-      </w:r>
-      <w:r>
-        <w:t xml:space="preserve"> </w:t>
-      </w:r>
-      <w:r>
-        <w:rPr>
-          <w:rStyle w:val="VerbatimChar"/>
-        </w:rPr>
-        <w:t xml:space="preserve">0</w:t>
-      </w:r>
-      <w:r>
-        <w:t xml:space="preserve"> </w:t>
-      </w:r>
-      <w:r>
-        <w:t xml:space="preserve">que es de Humanidades.</w:t>
-      </w:r>
-    </w:p>
-    <w:p>
-      <w:pPr>
-        <w:pStyle w:val="Compact"/>
-        <w:numPr>
-          <w:ilvl w:val="0"/>
-          <w:numId w:val="1008"/>
-        </w:numPr>
-      </w:pPr>
-      <w:r>
-        <w:rPr>
-          <w:rStyle w:val="VerbatimChar"/>
-        </w:rPr>
-        <w:t xml:space="preserve">sex_man = 1</w:t>
-      </w:r>
-      <w:r>
-        <w:t xml:space="preserve"> </w:t>
-      </w:r>
-      <w:r>
-        <w:t xml:space="preserve">significa hombre y</w:t>
-      </w:r>
-      <w:r>
-        <w:t xml:space="preserve"> </w:t>
-      </w:r>
-      <w:r>
-        <w:rPr>
-          <w:rStyle w:val="VerbatimChar"/>
-        </w:rPr>
-        <w:t xml:space="preserve">0</w:t>
-      </w:r>
-      <w:r>
-        <w:t xml:space="preserve"> </w:t>
-      </w:r>
-      <w:r>
-        <w:t xml:space="preserve">mujer.</w:t>
-      </w:r>
-    </w:p>
-    <w:p>
-      <w:pPr>
-        <w:pStyle w:val="Compact"/>
-        <w:numPr>
-          <w:ilvl w:val="0"/>
-          <w:numId w:val="1008"/>
-        </w:numPr>
-      </w:pPr>
-      <w:r>
-        <w:rPr>
-          <w:rStyle w:val="VerbatimChar"/>
-        </w:rPr>
-        <w:t xml:space="preserve">decision_accept = 1</w:t>
-      </w:r>
-      <w:r>
-        <w:t xml:space="preserve"> </w:t>
-      </w:r>
-      <w:r>
-        <w:t xml:space="preserve">significa que el negociador acepto y</w:t>
-      </w:r>
-      <w:r>
-        <w:t xml:space="preserve"> </w:t>
-      </w:r>
-      <w:r>
-        <w:rPr>
-          <w:rStyle w:val="VerbatimChar"/>
-        </w:rPr>
-        <w:t xml:space="preserve">0</w:t>
-      </w:r>
-      <w:r>
-        <w:t xml:space="preserve"> </w:t>
-      </w:r>
-      <w:r>
-        <w:t xml:space="preserve">que rechazo.</w:t>
-      </w:r>
-    </w:p>
-    <w:p>
-      <w:pPr>
-        <w:pStyle w:val="Compact"/>
-        <w:numPr>
-          <w:ilvl w:val="0"/>
-          <w:numId w:val="1008"/>
-        </w:numPr>
-      </w:pPr>
-      <w:r>
-        <w:rPr>
-          <w:rStyle w:val="VerbatimChar"/>
-        </w:rPr>
-        <w:t xml:space="preserve">factor(negotiator_slot)</w:t>
-      </w:r>
-      <w:r>
-        <w:t xml:space="preserve"> </w:t>
-      </w:r>
-      <w:r>
-        <w:t xml:space="preserve">compara al negociador 2 contra el negociador 1. El negociador 1 es la referencia.</w:t>
-      </w:r>
-    </w:p>
-    <w:p>
-      <w:pPr>
-        <w:pStyle w:val="Compact"/>
-        <w:numPr>
-          <w:ilvl w:val="0"/>
-          <w:numId w:val="1008"/>
-        </w:numPr>
-      </w:pPr>
-      <w:r>
-        <w:rPr>
-          <w:rStyle w:val="VerbatimChar"/>
-        </w:rPr>
-        <w:t xml:space="preserve">age</w:t>
-      </w:r>
-      <w:r>
-        <w:t xml:space="preserve"> </w:t>
-      </w:r>
-      <w:r>
-        <w:t xml:space="preserve">y</w:t>
-      </w:r>
-      <w:r>
-        <w:t xml:space="preserve"> </w:t>
-      </w:r>
-      <w:r>
-        <w:rPr>
-          <w:rStyle w:val="VerbatimChar"/>
-        </w:rPr>
-        <w:t xml:space="preserve">economic_status</w:t>
-      </w:r>
-      <w:r>
-        <w:t xml:space="preserve"> </w:t>
-      </w:r>
-      <w:r>
-        <w:t xml:space="preserve">entran como numeros en su escala original.</w:t>
       </w:r>
     </w:p>
     <w:bookmarkStart w:id="25" w:name="como-leer-un-coeficiente-de-caso"/>

--- a/outputs/report/tobit_plain_language_guide.docx
+++ b/outputs/report/tobit_plain_language_guide.docx
@@ -42,7 +42,7 @@
           <w:b/>
           <w:bCs/>
         </w:rPr>
-        <w:t xml:space="preserve">2026-03-31 15:12:31</w:t>
+        <w:t xml:space="preserve">2026-04-11 09:04:58</w:t>
       </w:r>
     </w:p>
     <w:p>
@@ -203,19 +203,16 @@
         </w:numPr>
       </w:pPr>
       <w:r>
-        <w:t xml:space="preserve">Empatia total:</w:t>
-      </w:r>
-      <w:r>
-        <w:t xml:space="preserve"> </w:t>
-      </w:r>
-      <w:r>
         <w:rPr>
           <w:rStyle w:val="VerbatimChar"/>
         </w:rPr>
         <w:t xml:space="preserve">iri_total</w:t>
       </w:r>
       <w:r>
-        <w:t xml:space="preserve">.</w:t>
+        <w:t xml:space="preserve"> </w:t>
+      </w:r>
+      <w:r>
+        <w:t xml:space="preserve">se conserva en la base como resumen psicometrico, pero no entra al flujo activo de estimacion.</w:t>
       </w:r>
     </w:p>
     <w:p>
@@ -362,9 +359,48 @@
         <w:rPr>
           <w:rStyle w:val="VerbatimChar"/>
         </w:rPr>
+        <w:t xml:space="preserve">judged_ingroup</w:t>
+      </w:r>
+      <w:r>
+        <w:t xml:space="preserve"> </w:t>
+      </w:r>
+      <w:r>
+        <w:t xml:space="preserve">y</w:t>
+      </w:r>
+      <w:r>
+        <w:t xml:space="preserve"> </w:t>
+      </w:r>
+      <w:r>
+        <w:rPr>
+          <w:rStyle w:val="VerbatimChar"/>
+        </w:rPr>
         <w:t xml:space="preserve">judged_outgroup</w:t>
       </w:r>
       <w:r>
+        <w:t xml:space="preserve">, con control como referencia.</w:t>
+      </w:r>
+    </w:p>
+    <w:p>
+      <w:pPr>
+        <w:pStyle w:val="Compact"/>
+        <w:numPr>
+          <w:ilvl w:val="0"/>
+          <w:numId w:val="1003"/>
+        </w:numPr>
+      </w:pPr>
+      <w:r>
+        <w:t xml:space="preserve">Estatus de la contraparte:</w:t>
+      </w:r>
+      <w:r>
+        <w:t xml:space="preserve"> </w:t>
+      </w:r>
+      <w:r>
+        <w:rPr>
+          <w:rStyle w:val="VerbatimChar"/>
+        </w:rPr>
+        <w:t xml:space="preserve">counterpart_ingroup</w:t>
+      </w:r>
+      <w:r>
         <w:t xml:space="preserve"> </w:t>
       </w:r>
       <w:r>
@@ -377,49 +413,10 @@
         <w:rPr>
           <w:rStyle w:val="VerbatimChar"/>
         </w:rPr>
-        <w:t xml:space="preserve">judged_control</w:t>
-      </w:r>
-      <w:r>
-        <w:t xml:space="preserve">.</w:t>
-      </w:r>
-    </w:p>
-    <w:p>
-      <w:pPr>
-        <w:pStyle w:val="Compact"/>
-        <w:numPr>
-          <w:ilvl w:val="0"/>
-          <w:numId w:val="1003"/>
-        </w:numPr>
-      </w:pPr>
-      <w:r>
-        <w:t xml:space="preserve">Estatus de la contraparte:</w:t>
-      </w:r>
-      <w:r>
-        <w:t xml:space="preserve"> </w:t>
-      </w:r>
-      <w:r>
-        <w:rPr>
-          <w:rStyle w:val="VerbatimChar"/>
-        </w:rPr>
         <w:t xml:space="preserve">counterpart_outgroup</w:t>
       </w:r>
       <w:r>
-        <w:t xml:space="preserve"> </w:t>
-      </w:r>
-      <w:r>
-        <w:t xml:space="preserve">y</w:t>
-      </w:r>
-      <w:r>
-        <w:t xml:space="preserve"> </w:t>
-      </w:r>
-      <w:r>
-        <w:rPr>
-          <w:rStyle w:val="VerbatimChar"/>
-        </w:rPr>
-        <w:t xml:space="preserve">counterpart_control</w:t>
-      </w:r>
-      <w:r>
-        <w:t xml:space="preserve">.</w:t>
+        <w:t xml:space="preserve">, con control como referencia.</w:t>
       </w:r>
     </w:p>
     <w:p>
@@ -667,19 +664,19 @@
         <w:t xml:space="preserve"> </w:t>
       </w:r>
       <w:r>
-        <w:t xml:space="preserve">Si es una interaccion entre empatia continua y un grupo (ej.</w:t>
-      </w:r>
-      <w:r>
-        <w:t xml:space="preserve"> </w:t>
-      </w:r>
-      <w:r>
-        <w:rPr>
-          <w:rStyle w:val="VerbatimChar"/>
-        </w:rPr>
-        <w:t xml:space="preserve">iri_total:judged_outgroup</w:t>
-      </w:r>
-      <w:r>
-        <w:t xml:space="preserve">), un coeficiente negativo indica que el efecto de la empatia es todavia mas severo para el outgroup. Si es discreto por discreto (ej.</w:t>
+        <w:t xml:space="preserve">Si es una interaccion entre una subescala continua de empatia y un grupo (ej.</w:t>
+      </w:r>
+      <w:r>
+        <w:t xml:space="preserve"> </w:t>
+      </w:r>
+      <w:r>
+        <w:rPr>
+          <w:rStyle w:val="VerbatimChar"/>
+        </w:rPr>
+        <w:t xml:space="preserve">iri_pt:judged_outgroup</w:t>
+      </w:r>
+      <w:r>
+        <w:t xml:space="preserve">), un coeficiente negativo indica que el efecto de la empatia es todavia mas severo para el outgroup frente a la condicion control. Si es discreto por discreto (ej.</w:t>
       </w:r>
       <w:r>
         <w:t xml:space="preserve"> </w:t>
@@ -691,7 +688,7 @@
         <w:t xml:space="preserve">judged_outgroup:decision_accept</w:t>
       </w:r>
       <w:r>
-        <w:t xml:space="preserve">), un coeficiente positivo significa que penalizamos menos la traicion cuando la comete el outgroup comparado al ingroup.</w:t>
+        <w:t xml:space="preserve">), un coeficiente positivo significa que penalizamos menos la traicion cuando la comete el outgroup comparado a la condicion control.</w:t>
       </w:r>
     </w:p>
     <w:bookmarkEnd w:id="12"/>
@@ -788,7 +785,7 @@
           <w:b/>
           <w:bCs/>
         </w:rPr>
-        <w:t xml:space="preserve">5,140</w:t>
+        <w:t xml:space="preserve">4,860</w:t>
       </w:r>
       <w:r>
         <w:t xml:space="preserve">.</w:t>
@@ -813,7 +810,7 @@
           <w:b/>
           <w:bCs/>
         </w:rPr>
-        <w:t xml:space="preserve">2,570</w:t>
+        <w:t xml:space="preserve">2,430</w:t>
       </w:r>
       <w:r>
         <w:t xml:space="preserve">.</w:t>
@@ -838,7 +835,7 @@
           <w:b/>
           <w:bCs/>
         </w:rPr>
-        <w:t xml:space="preserve">2,570</w:t>
+        <w:t xml:space="preserve">2,430</w:t>
       </w:r>
       <w:r>
         <w:t xml:space="preserve">.</w:t>
@@ -944,7 +941,7 @@
         <w:rPr>
           <w:rStyle w:val="VerbatimChar"/>
         </w:rPr>
-        <w:t xml:space="preserve">iri_total = promedio de todos los items IRI si al menos el 80% de los items fue respondido</w:t>
+        <w:t xml:space="preserve">iri_total = promedio de todos los items IRI si al menos el 80% de los items fue respondido (se conserva en la base, pero no entra al flujo activo de estimacion)</w:t>
       </w:r>
       <w:r>
         <w:br/>
@@ -1093,6 +1090,15 @@
         <w:rPr>
           <w:rStyle w:val="VerbatimChar"/>
         </w:rPr>
+        <w:t xml:space="preserve">judged_ingroup = 1 si el negociador juzgado es ingroup, 0 si no</w:t>
+      </w:r>
+      <w:r>
+        <w:br/>
+      </w:r>
+      <w:r>
+        <w:rPr>
+          <w:rStyle w:val="VerbatimChar"/>
+        </w:rPr>
         <w:t xml:space="preserve">judged_outgroup = 1 si el negociador juzgado es outgroup, 0 si no</w:t>
       </w:r>
       <w:r>
@@ -1102,7 +1108,7 @@
         <w:rPr>
           <w:rStyle w:val="VerbatimChar"/>
         </w:rPr>
-        <w:t xml:space="preserve">judged_control = 1 si el negociador juzgado esta en control, 0 si no</w:t>
+        <w:t xml:space="preserve">counterpart_ingroup = 1 si la contraparte es ingroup, 0 si no</w:t>
       </w:r>
       <w:r>
         <w:br/>
@@ -1112,15 +1118,6 @@
           <w:rStyle w:val="VerbatimChar"/>
         </w:rPr>
         <w:t xml:space="preserve">counterpart_outgroup = 1 si la contraparte es outgroup, 0 si no</w:t>
-      </w:r>
-      <w:r>
-        <w:br/>
-      </w:r>
-      <w:r>
-        <w:rPr>
-          <w:rStyle w:val="VerbatimChar"/>
-        </w:rPr>
-        <w:t xml:space="preserve">counterpart_control = 1 si la contraparte esta en control, 0 si no</w:t>
       </w:r>
       <w:r>
         <w:br/>
@@ -1203,7 +1200,7 @@
         <w:rPr>
           <w:rStyle w:val="VerbatimChar"/>
         </w:rPr>
-        <w:t xml:space="preserve">judgments_accept = filas usadas por H1 cuando decision_accept = 1</w:t>
+        <w:t xml:space="preserve">judgments_accept = subconjunto legado que se puede conservar para auditoria, pero no es la base activa de H1 en el flujo actual</w:t>
       </w:r>
     </w:p>
     <w:bookmarkEnd w:id="19"/>
@@ -1217,13 +1214,13 @@
         <w:t xml:space="preserve">4. Hipotesis explicadas de manera sencilla</w:t>
       </w:r>
     </w:p>
-    <w:bookmarkStart w:id="21" w:name="X06361af4da0a3fbf0afe11bb5ffa332c0544ab0"/>
+    <w:bookmarkStart w:id="21" w:name="h1"/>
     <w:p>
       <w:pPr>
         <w:pStyle w:val="Heading3"/>
       </w:pPr>
       <w:r>
-        <w:t xml:space="preserve">H1: empatia y juicio moral controlando por relaciones del caso</w:t>
+        <w:t xml:space="preserve">H1</w:t>
       </w:r>
     </w:p>
     <w:p>
@@ -1231,7 +1228,7 @@
         <w:pStyle w:val="FirstParagraph"/>
       </w:pPr>
       <w:r>
-        <w:t xml:space="preserve">Pregunta simple: una vez tenemos en cuenta el estatus relacional del negociador juzgado, de la contraparte, la decision y la victima cuando aplica, la empatia del participante se relaciona con el juicio moral en Victima y Observador?</w:t>
+        <w:t xml:space="preserve">Pregunta simple: Si las dimensiones de empatia se relacionan con la severidad del juicio moral cuando ya controlamos el contexto relacional del negociador.</w:t>
       </w:r>
     </w:p>
     <w:p>
@@ -1243,7 +1240,7 @@
         </w:numPr>
       </w:pPr>
       <w:r>
-        <w:t xml:space="preserve">Muestra usada: Se estima por separado en Victima y Observador con formulas especificas por subconjunto para no retener predictores estructuralmente fijos.</w:t>
+        <w:t xml:space="preserve">Muestra usada: Se estima por separado en Victima y Observador, con una fila por juicio sobre un negociador.</w:t>
       </w:r>
     </w:p>
     <w:p>
@@ -1262,7 +1259,7 @@
         <w:rPr>
           <w:rStyle w:val="VerbatimChar"/>
         </w:rPr>
-        <w:t xml:space="preserve">Victima: judgement = empatia + estatus del negociador juzgado + estatus de la contraparte + decision_accept + participant_engineering + sex_man + age + economic_status + factor(negotiator_slot); Observador: judgement = empatia + estatus del negociador juzgado + estatus de la contraparte + observer_victim_outgroup + decision_accept + participant_engineering + sex_man + age + economic_status + factor(negotiator_slot)</w:t>
+        <w:t xml:space="preserve">Juicio moral ~ empatia + estatus del negociador juzgado + estatus de la contraparte + decision + controles</w:t>
       </w:r>
     </w:p>
     <w:p>
@@ -1281,7 +1278,7 @@
         <w:rPr>
           <w:rStyle w:val="VerbatimChar"/>
         </w:rPr>
-        <w:t xml:space="preserve">Victima, Modelo A: iri_total + judged_outgroup + judged_control + counterpart_outgroup + counterpart_control + decision_accept + participant_engineering + sex_man + age + economic_status + factor(negotiator_slot)</w:t>
+        <w:t xml:space="preserve">Modelo B Victima: judgement ~ iri_fs + iri_ec + iri_pt + iri_pd + judged_ingroup + judged_outgroup + counterpart_ingroup + counterpart_outgroup + decision_accept + participant_engineering + sex_man + age + economic_status + factor(negotiator_slot)</w:t>
       </w:r>
       <w:r>
         <w:br/>
@@ -1290,7 +1287,98 @@
         <w:rPr>
           <w:rStyle w:val="VerbatimChar"/>
         </w:rPr>
-        <w:t xml:space="preserve">Victima, Modelo B: iri_fs + iri_ec + iri_pt + iri_pd + judged_outgroup + judged_control + counterpart_outgroup + counterpart_control + decision_accept + participant_engineering + sex_man + age + economic_status + factor(negotiator_slot)</w:t>
+        <w:t xml:space="preserve">Modelo B Observador: judgement ~ iri_fs + iri_ec + iri_pt + iri_pd + judged_ingroup + judged_outgroup + counterpart_ingroup + counterpart_outgroup + decision_accept + observer_victim_outgroup + participant_engineering + sex_man + age + economic_status + factor(negotiator_slot)</w:t>
+      </w:r>
+    </w:p>
+    <w:p>
+      <w:pPr>
+        <w:pStyle w:val="FirstParagraph"/>
+      </w:pPr>
+      <w:r>
+        <w:t xml:space="preserve">En Observador se agrega</w:t>
+      </w:r>
+      <w:r>
+        <w:t xml:space="preserve"> </w:t>
+      </w:r>
+      <w:r>
+        <w:rPr>
+          <w:rStyle w:val="VerbatimChar"/>
+        </w:rPr>
+        <w:t xml:space="preserve">observer_victim_outgroup</w:t>
+      </w:r>
+      <w:r>
+        <w:t xml:space="preserve"> </w:t>
+      </w:r>
+      <w:r>
+        <w:t xml:space="preserve">porque solo ahi varia la relacion entre el jugador y la victima.</w:t>
+      </w:r>
+    </w:p>
+    <w:bookmarkEnd w:id="21"/>
+    <w:bookmarkStart w:id="22" w:name="h2"/>
+    <w:p>
+      <w:pPr>
+        <w:pStyle w:val="Heading3"/>
+      </w:pPr>
+      <w:r>
+        <w:t xml:space="preserve">H2</w:t>
+      </w:r>
+    </w:p>
+    <w:p>
+      <w:pPr>
+        <w:pStyle w:val="FirstParagraph"/>
+      </w:pPr>
+      <w:r>
+        <w:t xml:space="preserve">Pregunta simple: Si el juicio cambia segun la posicion conjunta del negociador juzgado y su contraparte respecto al participante.</w:t>
+      </w:r>
+    </w:p>
+    <w:p>
+      <w:pPr>
+        <w:pStyle w:val="Compact"/>
+        <w:numPr>
+          <w:ilvl w:val="0"/>
+          <w:numId w:val="1006"/>
+        </w:numPr>
+      </w:pPr>
+      <w:r>
+        <w:t xml:space="preserve">Muestra usada: Se estima por separado en Victima y Observador, con una fila por juicio sobre un negociador.</w:t>
+      </w:r>
+    </w:p>
+    <w:p>
+      <w:pPr>
+        <w:pStyle w:val="FirstParagraph"/>
+      </w:pPr>
+      <w:r>
+        <w:t xml:space="preserve">Ecuacion sencilla:</w:t>
+      </w:r>
+    </w:p>
+    <w:p>
+      <w:pPr>
+        <w:pStyle w:val="SourceCode"/>
+      </w:pPr>
+      <w:r>
+        <w:rPr>
+          <w:rStyle w:val="VerbatimChar"/>
+        </w:rPr>
+        <w:t xml:space="preserve">Juicio moral ~ estructura juzgado-contraparte (+ alineacion jugador-victima e interacciones en Observador) + empatia + controles</w:t>
+      </w:r>
+    </w:p>
+    <w:p>
+      <w:pPr>
+        <w:pStyle w:val="FirstParagraph"/>
+      </w:pPr>
+      <w:r>
+        <w:t xml:space="preserve">Version mas pegada al codigo:</w:t>
+      </w:r>
+    </w:p>
+    <w:p>
+      <w:pPr>
+        <w:pStyle w:val="SourceCode"/>
+      </w:pPr>
+      <w:r>
+        <w:rPr>
+          <w:rStyle w:val="VerbatimChar"/>
+        </w:rPr>
+        <w:t xml:space="preserve">Modelo B Victima: judgement ~ iri_fs + iri_ec + iri_pt + iri_pd + h2_negstruct_j_in_c_in + h2_negstruct_j_out_c_in + h2_negstruct_j_cont_c_in + h2_negstruct_j_in_c_out + h2_negstruct_j_out_c_out + h2_negstruct_j_cont_c_out + h2_negstruct_j_in_c_cont + h2_negstruct_j_out_c_cont + participant_engineering + sex_man + age + economic_status + factor(negotiator_slot)</w:t>
       </w:r>
       <w:r>
         <w:br/>
@@ -1299,7 +1387,95 @@
         <w:rPr>
           <w:rStyle w:val="VerbatimChar"/>
         </w:rPr>
-        <w:t xml:space="preserve">Observador, Modelo A: iri_total + judged_outgroup + judged_control + counterpart_outgroup + counterpart_control + observer_victim_outgroup + decision_accept + participant_engineering + sex_man + age + economic_status + factor(negotiator_slot)</w:t>
+        <w:t xml:space="preserve">Modelo B Observador: judgement ~ iri_fs + iri_ec + iri_pt + iri_pd + h2_negstruct_j_in_c_in + h2_negstruct_j_out_c_in + h2_negstruct_j_cont_c_in + h2_negstruct_j_in_c_out + h2_negstruct_j_out_c_out + h2_negstruct_j_cont_c_out + h2_negstruct_j_in_c_cont + h2_negstruct_j_out_c_cont + player_victim_outgroup + player_victim_outgroup:h2_negstruct_j_in_c_in + player_victim_outgroup:h2_negstruct_j_out_c_in + player_victim_outgroup:h2_negstruct_j_cont_c_in + player_victim_outgroup:h2_negstruct_j_in_c_out + player_victim_outgroup:h2_negstruct_j_out_c_out + player_victim_outgroup:h2_negstruct_j_cont_c_out + player_victim_outgroup:h2_negstruct_j_in_c_cont + player_victim_outgroup:h2_negstruct_j_out_c_cont + participant_engineering + sex_man + age + economic_status + factor(negotiator_slot)</w:t>
+      </w:r>
+    </w:p>
+    <w:p>
+      <w:pPr>
+        <w:pStyle w:val="FirstParagraph"/>
+      </w:pPr>
+      <w:r>
+        <w:t xml:space="preserve">La referencia de H2 es</w:t>
+      </w:r>
+      <w:r>
+        <w:t xml:space="preserve"> </w:t>
+      </w:r>
+      <w:r>
+        <w:rPr>
+          <w:rStyle w:val="VerbatimChar"/>
+        </w:rPr>
+        <w:t xml:space="preserve">J_Cont__C_Cont</w:t>
+      </w:r>
+      <w:r>
+        <w:t xml:space="preserve">: N1 y N2 en la condicion control.</w:t>
+      </w:r>
+    </w:p>
+    <w:bookmarkEnd w:id="22"/>
+    <w:bookmarkStart w:id="23" w:name="h3"/>
+    <w:p>
+      <w:pPr>
+        <w:pStyle w:val="Heading3"/>
+      </w:pPr>
+      <w:r>
+        <w:t xml:space="preserve">H3</w:t>
+      </w:r>
+    </w:p>
+    <w:p>
+      <w:pPr>
+        <w:pStyle w:val="FirstParagraph"/>
+      </w:pPr>
+      <w:r>
+        <w:t xml:space="preserve">Pregunta simple: Si la relacion entre empatia y juicio moral cambia dependiendo del estatus del negociador juzgado.</w:t>
+      </w:r>
+    </w:p>
+    <w:p>
+      <w:pPr>
+        <w:pStyle w:val="Compact"/>
+        <w:numPr>
+          <w:ilvl w:val="0"/>
+          <w:numId w:val="1007"/>
+        </w:numPr>
+      </w:pPr>
+      <w:r>
+        <w:t xml:space="preserve">Muestra usada: Se estima por separado en Victima y Observador, con una fila por juicio sobre un negociador.</w:t>
+      </w:r>
+    </w:p>
+    <w:p>
+      <w:pPr>
+        <w:pStyle w:val="FirstParagraph"/>
+      </w:pPr>
+      <w:r>
+        <w:t xml:space="preserve">Ecuacion sencilla:</w:t>
+      </w:r>
+    </w:p>
+    <w:p>
+      <w:pPr>
+        <w:pStyle w:val="SourceCode"/>
+      </w:pPr>
+      <w:r>
+        <w:rPr>
+          <w:rStyle w:val="VerbatimChar"/>
+        </w:rPr>
+        <w:t xml:space="preserve">Juicio moral ~ empatia + estatus del negociador juzgado + decision + empatia x estatus juzgado + decision x estatus juzgado + controles</w:t>
+      </w:r>
+    </w:p>
+    <w:p>
+      <w:pPr>
+        <w:pStyle w:val="FirstParagraph"/>
+      </w:pPr>
+      <w:r>
+        <w:t xml:space="preserve">Version mas pegada al codigo:</w:t>
+      </w:r>
+    </w:p>
+    <w:p>
+      <w:pPr>
+        <w:pStyle w:val="SourceCode"/>
+      </w:pPr>
+      <w:r>
+        <w:rPr>
+          <w:rStyle w:val="VerbatimChar"/>
+        </w:rPr>
+        <w:t xml:space="preserve">Modelo B Victima: judgement ~ iri_fs + iri_ec + iri_pt + iri_pd + judged_ingroup + judged_outgroup + decision_accept + decision_accept:judged_ingroup + decision_accept:judged_outgroup + iri_fs:judged_ingroup + iri_ec:judged_ingroup + iri_pt:judged_ingroup + iri_pd:judged_ingroup + iri_fs:judged_outgroup + iri_ec:judged_outgroup + iri_pt:judged_outgroup + iri_pd:judged_outgroup + counterpart_ingroup + counterpart_outgroup + participant_engineering + sex_man + age + economic_status + factor(negotiator_slot)</w:t>
       </w:r>
       <w:r>
         <w:br/>
@@ -1308,7 +1484,7 @@
         <w:rPr>
           <w:rStyle w:val="VerbatimChar"/>
         </w:rPr>
-        <w:t xml:space="preserve">Observador, Modelo B: iri_fs + iri_ec + iri_pt + iri_pd + judged_outgroup + judged_control + counterpart_outgroup + counterpart_control + observer_victim_outgroup + decision_accept + participant_engineering + sex_man + age + economic_status + factor(negotiator_slot)</w:t>
+        <w:t xml:space="preserve">Modelo B Observador: judgement ~ iri_fs + iri_ec + iri_pt + iri_pd + judged_ingroup + judged_outgroup + decision_accept + decision_accept:judged_ingroup + decision_accept:judged_outgroup + iri_fs:judged_ingroup + iri_ec:judged_ingroup + iri_pt:judged_ingroup + iri_pd:judged_ingroup + iri_fs:judged_outgroup + iri_ec:judged_outgroup + iri_pt:judged_outgroup + iri_pd:judged_outgroup + counterpart_ingroup + counterpart_outgroup + observer_victim_outgroup + participant_engineering + sex_man + age + economic_status + factor(negotiator_slot)</w:t>
       </w:r>
     </w:p>
     <w:p>
@@ -1316,55 +1492,7 @@
         <w:pStyle w:val="FirstParagraph"/>
       </w:pPr>
       <w:r>
-        <w:t xml:space="preserve">En H1, los controles relacionales que entran son</w:t>
-      </w:r>
-      <w:r>
-        <w:t xml:space="preserve"> </w:t>
-      </w:r>
-      <w:r>
-        <w:rPr>
-          <w:rStyle w:val="VerbatimChar"/>
-        </w:rPr>
-        <w:t xml:space="preserve">judged_outgroup</w:t>
-      </w:r>
-      <w:r>
-        <w:t xml:space="preserve">,</w:t>
-      </w:r>
-      <w:r>
-        <w:t xml:space="preserve"> </w:t>
-      </w:r>
-      <w:r>
-        <w:rPr>
-          <w:rStyle w:val="VerbatimChar"/>
-        </w:rPr>
-        <w:t xml:space="preserve">judged_control</w:t>
-      </w:r>
-      <w:r>
-        <w:t xml:space="preserve">,</w:t>
-      </w:r>
-      <w:r>
-        <w:t xml:space="preserve"> </w:t>
-      </w:r>
-      <w:r>
-        <w:rPr>
-          <w:rStyle w:val="VerbatimChar"/>
-        </w:rPr>
-        <w:t xml:space="preserve">counterpart_outgroup</w:t>
-      </w:r>
-      <w:r>
-        <w:t xml:space="preserve">,</w:t>
-      </w:r>
-      <w:r>
-        <w:t xml:space="preserve"> </w:t>
-      </w:r>
-      <w:r>
-        <w:rPr>
-          <w:rStyle w:val="VerbatimChar"/>
-        </w:rPr>
-        <w:t xml:space="preserve">counterpart_control</w:t>
-      </w:r>
-      <w:r>
-        <w:t xml:space="preserve">,</w:t>
+        <w:t xml:space="preserve">En Observador se conserva ademas</w:t>
       </w:r>
       <w:r>
         <w:t xml:space="preserve"> </w:t>
@@ -1376,378 +1504,10 @@
         <w:t xml:space="preserve">observer_victim_outgroup</w:t>
       </w:r>
       <w:r>
-        <w:t xml:space="preserve">. En ambos subconjuntos, el Modelo B conserva las cuatro subescalas de empatia (</w:t>
-      </w:r>
-      <w:r>
-        <w:rPr>
-          <w:rStyle w:val="VerbatimChar"/>
-        </w:rPr>
-        <w:t xml:space="preserve">iri_fs</w:t>
-      </w:r>
-      <w:r>
-        <w:t xml:space="preserve">,</w:t>
-      </w:r>
-      <w:r>
-        <w:t xml:space="preserve"> </w:t>
-      </w:r>
-      <w:r>
-        <w:rPr>
-          <w:rStyle w:val="VerbatimChar"/>
-        </w:rPr>
-        <w:t xml:space="preserve">iri_ec</w:t>
-      </w:r>
-      <w:r>
-        <w:t xml:space="preserve">,</w:t>
-      </w:r>
-      <w:r>
-        <w:t xml:space="preserve"> </w:t>
-      </w:r>
-      <w:r>
-        <w:rPr>
-          <w:rStyle w:val="VerbatimChar"/>
-        </w:rPr>
-        <w:t xml:space="preserve">iri_pt</w:t>
-      </w:r>
-      <w:r>
-        <w:t xml:space="preserve">,</w:t>
-      </w:r>
-      <w:r>
-        <w:t xml:space="preserve"> </w:t>
-      </w:r>
-      <w:r>
-        <w:rPr>
-          <w:rStyle w:val="VerbatimChar"/>
-        </w:rPr>
-        <w:t xml:space="preserve">iri_pd</w:t>
-      </w:r>
-      <w:r>
-        <w:t xml:space="preserve">), mientras que ambos modelos retienen</w:t>
-      </w:r>
-      <w:r>
-        <w:t xml:space="preserve"> </w:t>
-      </w:r>
-      <w:r>
-        <w:rPr>
-          <w:rStyle w:val="VerbatimChar"/>
-        </w:rPr>
-        <w:t xml:space="preserve">decision_accept</w:t>
-      </w:r>
-      <w:r>
-        <w:t xml:space="preserve">,</w:t>
-      </w:r>
-      <w:r>
-        <w:t xml:space="preserve"> </w:t>
-      </w:r>
-      <w:r>
-        <w:rPr>
-          <w:rStyle w:val="VerbatimChar"/>
-        </w:rPr>
-        <w:t xml:space="preserve">sex_man</w:t>
-      </w:r>
-      <w:r>
-        <w:t xml:space="preserve">,</w:t>
-      </w:r>
-      <w:r>
-        <w:t xml:space="preserve"> </w:t>
-      </w:r>
-      <w:r>
-        <w:rPr>
-          <w:rStyle w:val="VerbatimChar"/>
-        </w:rPr>
-        <w:t xml:space="preserve">age</w:t>
-      </w:r>
-      <w:r>
-        <w:t xml:space="preserve"> </w:t>
-      </w:r>
-      <w:r>
-        <w:t xml:space="preserve">y</w:t>
-      </w:r>
-      <w:r>
-        <w:t xml:space="preserve"> </w:t>
-      </w:r>
-      <w:r>
-        <w:rPr>
-          <w:rStyle w:val="VerbatimChar"/>
-        </w:rPr>
-        <w:t xml:space="preserve">economic_status</w:t>
-      </w:r>
-      <w:r>
-        <w:t xml:space="preserve">.</w:t>
-      </w:r>
-      <w:r>
-        <w:t xml:space="preserve"> </w:t>
-      </w:r>
-      <w:r>
-        <w:rPr>
-          <w:rStyle w:val="VerbatimChar"/>
-        </w:rPr>
-        <w:t xml:space="preserve">observer_victim_outgroup</w:t>
-      </w:r>
-      <w:r>
-        <w:t xml:space="preserve"> </w:t>
-      </w:r>
-      <w:r>
-        <w:t xml:space="preserve">entra solo en Observador porque en Victima no es un predictor definible dentro del subconjunto.</w:t>
-      </w:r>
-    </w:p>
-    <w:bookmarkEnd w:id="21"/>
-    <w:bookmarkStart w:id="22" w:name="X3579cbcc28f5b9c90b86a7aa3ce0cdce24c8df3"/>
-    <w:p>
-      <w:pPr>
-        <w:pStyle w:val="Heading3"/>
-      </w:pPr>
-      <w:r>
-        <w:t xml:space="preserve">H2: estructura relacional del juicio por negociador</w:t>
-      </w:r>
-    </w:p>
-    <w:p>
-      <w:pPr>
-        <w:pStyle w:val="FirstParagraph"/>
-      </w:pPr>
-      <w:r>
-        <w:t xml:space="preserve">Pregunta simple: cambia el juicio moral cuando cambia la estructura conjunta del negociador juzgado y de la contraparte, y en Observador ademas cuando cambia la relacion entre jugador y victima?</w:t>
-      </w:r>
-    </w:p>
-    <w:p>
-      <w:pPr>
-        <w:pStyle w:val="Compact"/>
-        <w:numPr>
-          <w:ilvl w:val="0"/>
-          <w:numId w:val="1006"/>
-        </w:numPr>
-      </w:pPr>
-      <w:r>
-        <w:t xml:space="preserve">Muestra usada: Se estima por separado en Victima y Observador. Cada participante juzga dos veces por escenario, una vez por cada negociador, asi que H2 siempre trabaja al nivel juicio-por-negociador.</w:t>
-      </w:r>
-    </w:p>
-    <w:p>
-      <w:pPr>
-        <w:pStyle w:val="FirstParagraph"/>
-      </w:pPr>
-      <w:r>
-        <w:t xml:space="preserve">Ecuacion sencilla:</w:t>
-      </w:r>
-    </w:p>
-    <w:p>
-      <w:pPr>
-        <w:pStyle w:val="SourceCode"/>
-      </w:pPr>
-      <w:r>
-        <w:rPr>
-          <w:rStyle w:val="VerbatimChar"/>
-        </w:rPr>
-        <w:t xml:space="preserve">Victima: judgement = estructura conjunta {juzgado, contraparte} + empatia + controles; Observador: judgement = estructura conjunta {juzgado, contraparte} + jugador-victima + estructura x jugador-victima + empatia + controles</w:t>
-      </w:r>
-    </w:p>
-    <w:p>
-      <w:pPr>
-        <w:pStyle w:val="FirstParagraph"/>
-      </w:pPr>
-      <w:r>
-        <w:t xml:space="preserve">Version mas pegada al codigo:</w:t>
-      </w:r>
-    </w:p>
-    <w:p>
-      <w:pPr>
-        <w:pStyle w:val="SourceCode"/>
-      </w:pPr>
-      <w:r>
-        <w:rPr>
-          <w:rStyle w:val="VerbatimChar"/>
-        </w:rPr>
-        <w:t xml:space="preserve">Victima, Modelo A: all h2_negstruct_* dummies + iri_total + participant_engineering + sex_man + age + economic_status + factor(negotiator_slot)</w:t>
-      </w:r>
-      <w:r>
-        <w:br/>
-      </w:r>
-      <w:r>
-        <w:rPr>
-          <w:rStyle w:val="VerbatimChar"/>
-        </w:rPr>
-        <w:t xml:space="preserve">Victima, Modelo B: all h2_negstruct_* dummies + iri_fs + iri_ec + iri_pt + iri_pd + participant_engineering + sex_man + age + economic_status + factor(negotiator_slot)</w:t>
-      </w:r>
-      <w:r>
-        <w:br/>
-      </w:r>
-      <w:r>
-        <w:rPr>
-          <w:rStyle w:val="VerbatimChar"/>
-        </w:rPr>
-        <w:t xml:space="preserve">Observador, Modelo A: all h2_negstruct_* dummies + player_victim_outgroup + player_victim_outgroup:h2_negstruct_* + iri_total + participant_engineering + sex_man + age + economic_status + factor(negotiator_slot)</w:t>
-      </w:r>
-      <w:r>
-        <w:br/>
-      </w:r>
-      <w:r>
-        <w:rPr>
-          <w:rStyle w:val="VerbatimChar"/>
-        </w:rPr>
-        <w:t xml:space="preserve">Observador, Modelo B: all h2_negstruct_* dummies + player_victim_outgroup + player_victim_outgroup:h2_negstruct_* + iri_fs + iri_ec + iri_pt + iri_pd + participant_engineering + sex_man + age + economic_status + factor(negotiator_slot)</w:t>
-      </w:r>
-    </w:p>
-    <w:p>
-      <w:pPr>
-        <w:pStyle w:val="FirstParagraph"/>
-      </w:pPr>
-      <w:r>
-        <w:t xml:space="preserve">La referencia de H2 es</w:t>
-      </w:r>
-      <w:r>
-        <w:t xml:space="preserve"> </w:t>
-      </w:r>
-      <w:r>
-        <w:rPr>
-          <w:rStyle w:val="VerbatimChar"/>
-        </w:rPr>
-        <w:t xml:space="preserve">J_In__C_In</w:t>
-      </w:r>
-      <w:r>
-        <w:t xml:space="preserve">, es decir, negociador juzgado ingroup y contraparte ingroup. En Observador,</w:t>
-      </w:r>
-      <w:r>
-        <w:t xml:space="preserve"> </w:t>
-      </w:r>
-      <w:r>
-        <w:rPr>
-          <w:rStyle w:val="VerbatimChar"/>
-        </w:rPr>
-        <w:t xml:space="preserve">player_victim_outgroup</w:t>
-      </w:r>
-      <w:r>
-        <w:t xml:space="preserve"> </w:t>
-      </w:r>
-      <w:r>
-        <w:t xml:space="preserve">compara victima outgroup contra victima ingroup, y las interacciones prueban si el efecto de la estructura negociador-contraparte cambia segun esa relacion jugador-victima.</w:t>
-      </w:r>
-    </w:p>
-    <w:bookmarkEnd w:id="22"/>
-    <w:bookmarkStart w:id="23" w:name="X6d2d8e416f38d9d6883c7f396caf52ba9f5db87"/>
-    <w:p>
-      <w:pPr>
-        <w:pStyle w:val="Heading3"/>
-      </w:pPr>
-      <w:r>
-        <w:t xml:space="preserve">H3: interaccion entre empatia y estatus del negociador juzgado</w:t>
-      </w:r>
-    </w:p>
-    <w:p>
-      <w:pPr>
-        <w:pStyle w:val="FirstParagraph"/>
-      </w:pPr>
-      <w:r>
-        <w:t xml:space="preserve">Pregunta simple: la relacion entre empatia y juicio cambia dependiendo del tipo de estatus relacional del negociador juzgado?</w:t>
-      </w:r>
-    </w:p>
-    <w:p>
-      <w:pPr>
-        <w:pStyle w:val="Compact"/>
-        <w:numPr>
-          <w:ilvl w:val="0"/>
-          <w:numId w:val="1007"/>
-        </w:numPr>
-      </w:pPr>
-      <w:r>
-        <w:t xml:space="preserve">Muestra usada: Se estima por separado en Victima y Observador con formulas especificas por subconjunto.</w:t>
-      </w:r>
-    </w:p>
-    <w:p>
-      <w:pPr>
-        <w:pStyle w:val="FirstParagraph"/>
-      </w:pPr>
-      <w:r>
-        <w:t xml:space="preserve">Ecuacion sencilla:</w:t>
-      </w:r>
-    </w:p>
-    <w:p>
-      <w:pPr>
-        <w:pStyle w:val="SourceCode"/>
-      </w:pPr>
-      <w:r>
-        <w:rPr>
-          <w:rStyle w:val="VerbatimChar"/>
-        </w:rPr>
-        <w:t xml:space="preserve">judgement = empatia + estatus del negociador + decision + estatus x decision + empatia x estatus + controles relacionales</w:t>
-      </w:r>
-    </w:p>
-    <w:p>
-      <w:pPr>
-        <w:pStyle w:val="FirstParagraph"/>
-      </w:pPr>
-      <w:r>
-        <w:t xml:space="preserve">Version mas pegada al codigo:</w:t>
-      </w:r>
-    </w:p>
-    <w:p>
-      <w:pPr>
-        <w:pStyle w:val="SourceCode"/>
-      </w:pPr>
-      <w:r>
-        <w:rPr>
-          <w:rStyle w:val="VerbatimChar"/>
-        </w:rPr>
-        <w:t xml:space="preserve">Victima, Modelo A: iri_total + judged_outgroup + judged_control + decision_accept + decision_accept:judged_outgroup + decision_accept:judged_control + iri_total:judged_outgroup + iri_total:judged_control + counterpart_outgroup + counterpart_control + participant_engineering + sex_man + age + economic_status + factor(negotiator_slot)</w:t>
-      </w:r>
-      <w:r>
-        <w:br/>
-      </w:r>
-      <w:r>
-        <w:rPr>
-          <w:rStyle w:val="VerbatimChar"/>
-        </w:rPr>
-        <w:t xml:space="preserve">Victima, Modelo B: iri_fs + iri_ec + iri_pt + iri_pd + judged_outgroup + judged_control + decision_accept + decision_accept:judged_outgroup + decision_accept:judged_control + interacciones entre subescalas y estatus del negociador + counterpart_outgroup + counterpart_control + participant_engineering + sex_man + age + economic_status + factor(negotiator_slot)</w:t>
-      </w:r>
-      <w:r>
-        <w:br/>
-      </w:r>
-      <w:r>
-        <w:rPr>
-          <w:rStyle w:val="VerbatimChar"/>
-        </w:rPr>
-        <w:t xml:space="preserve">Observador, Modelo A: iri_total + judged_outgroup + judged_control + decision_accept + decision_accept:judged_outgroup + decision_accept:judged_control + iri_total:judged_outgroup + iri_total:judged_control + counterpart_outgroup + counterpart_control + observer_victim_outgroup + participant_engineering + sex_man + age + economic_status + factor(negotiator_slot)</w:t>
-      </w:r>
-      <w:r>
-        <w:br/>
-      </w:r>
-      <w:r>
-        <w:rPr>
-          <w:rStyle w:val="VerbatimChar"/>
-        </w:rPr>
-        <w:t xml:space="preserve">Observador, Modelo B: iri_fs + iri_ec + iri_pt + iri_pd + judged_outgroup + judged_control + decision_accept + decision_accept:judged_outgroup + decision_accept:judged_control + interacciones entre subescalas y estatus del negociador + counterpart_outgroup + counterpart_control + observer_victim_outgroup + participant_engineering + sex_man + age + economic_status + factor(negotiator_slot)</w:t>
-      </w:r>
-    </w:p>
-    <w:p>
-      <w:pPr>
-        <w:pStyle w:val="FirstParagraph"/>
-      </w:pPr>
-      <w:r>
-        <w:t xml:space="preserve">En H3,</w:t>
-      </w:r>
-      <w:r>
-        <w:t xml:space="preserve"> </w:t>
-      </w:r>
-      <w:r>
-        <w:rPr>
-          <w:rStyle w:val="VerbatimChar"/>
-        </w:rPr>
-        <w:t xml:space="preserve">ingroup</w:t>
-      </w:r>
-      <w:r>
-        <w:t xml:space="preserve"> </w:t>
-      </w:r>
-      <w:r>
-        <w:t xml:space="preserve">es la referencia para el negociador juzgado y las interacciones principales comparan como cambia la pendiente de empatia en outgroup y control. La formula de Observador agrega</w:t>
-      </w:r>
-      <w:r>
-        <w:t xml:space="preserve"> </w:t>
-      </w:r>
-      <w:r>
-        <w:rPr>
-          <w:rStyle w:val="VerbatimChar"/>
-        </w:rPr>
-        <w:t xml:space="preserve">observer_victim_outgroup</w:t>
-      </w:r>
-      <w:r>
-        <w:t xml:space="preserve">; la de Victima no lo hace para evitar predictores estructuralmente fijos.</w:t>
+        <w:t xml:space="preserve"> </w:t>
+      </w:r>
+      <w:r>
+        <w:t xml:space="preserve">para no mezclar un predictor solo-observador dentro del subconjunto Victima.</w:t>
       </w:r>
     </w:p>
     <w:bookmarkEnd w:id="23"/>
@@ -1778,22 +1538,7 @@
         </w:numPr>
       </w:pPr>
       <w:r>
-        <w:t xml:space="preserve">En H1, tanto en Victima como en Observador, el Modelo A usa</w:t>
-      </w:r>
-      <w:r>
-        <w:t xml:space="preserve"> </w:t>
-      </w:r>
-      <w:r>
-        <w:rPr>
-          <w:rStyle w:val="VerbatimChar"/>
-        </w:rPr>
-        <w:t xml:space="preserve">iri_total</w:t>
-      </w:r>
-      <w:r>
-        <w:t xml:space="preserve"> </w:t>
-      </w:r>
-      <w:r>
-        <w:t xml:space="preserve">y el Modelo B usa</w:t>
+        <w:t xml:space="preserve">En H1, tanto en Victima como en Observador, el flujo activo usa</w:t>
       </w:r>
       <w:r>
         <w:t xml:space="preserve"> </w:t>
@@ -1844,7 +1589,19 @@
         <w:t xml:space="preserve">iri_pd</w:t>
       </w:r>
       <w:r>
-        <w:t xml:space="preserve">; ambos retienen</w:t>
+        <w:t xml:space="preserve">; ademas retiene</w:t>
+      </w:r>
+      <w:r>
+        <w:t xml:space="preserve"> </w:t>
+      </w:r>
+      <w:r>
+        <w:rPr>
+          <w:rStyle w:val="VerbatimChar"/>
+        </w:rPr>
+        <w:t xml:space="preserve">judged_ingroup</w:t>
+      </w:r>
+      <w:r>
+        <w:t xml:space="preserve">,</w:t>
       </w:r>
       <w:r>
         <w:t xml:space="preserve"> </w:t>
@@ -1865,7 +1622,7 @@
         <w:rPr>
           <w:rStyle w:val="VerbatimChar"/>
         </w:rPr>
-        <w:t xml:space="preserve">judged_control</w:t>
+        <w:t xml:space="preserve">counterpart_ingroup</w:t>
       </w:r>
       <w:r>
         <w:t xml:space="preserve">,</w:t>
@@ -1889,7 +1646,7 @@
         <w:rPr>
           <w:rStyle w:val="VerbatimChar"/>
         </w:rPr>
-        <w:t xml:space="preserve">counterpart_control</w:t>
+        <w:t xml:space="preserve">decision_accept</w:t>
       </w:r>
       <w:r>
         <w:t xml:space="preserve">,</w:t>
@@ -1901,9 +1658,438 @@
         <w:rPr>
           <w:rStyle w:val="VerbatimChar"/>
         </w:rPr>
+        <w:t xml:space="preserve">sex_man</w:t>
+      </w:r>
+      <w:r>
+        <w:t xml:space="preserve">,</w:t>
+      </w:r>
+      <w:r>
+        <w:t xml:space="preserve"> </w:t>
+      </w:r>
+      <w:r>
+        <w:rPr>
+          <w:rStyle w:val="VerbatimChar"/>
+        </w:rPr>
+        <w:t xml:space="preserve">age</w:t>
+      </w:r>
+      <w:r>
+        <w:t xml:space="preserve"> </w:t>
+      </w:r>
+      <w:r>
+        <w:t xml:space="preserve">y</w:t>
+      </w:r>
+      <w:r>
+        <w:t xml:space="preserve"> </w:t>
+      </w:r>
+      <w:r>
+        <w:rPr>
+          <w:rStyle w:val="VerbatimChar"/>
+        </w:rPr>
+        <w:t xml:space="preserve">economic_status</w:t>
+      </w:r>
+      <w:r>
+        <w:t xml:space="preserve">. Eso deja a la condicion control como referencia.</w:t>
+      </w:r>
+    </w:p>
+    <w:p>
+      <w:pPr>
+        <w:pStyle w:val="Compact"/>
+        <w:numPr>
+          <w:ilvl w:val="0"/>
+          <w:numId w:val="1008"/>
+        </w:numPr>
+      </w:pPr>
+      <w:r>
+        <w:t xml:space="preserve">En H1,</w:t>
+      </w:r>
+      <w:r>
+        <w:t xml:space="preserve"> </w:t>
+      </w:r>
+      <w:r>
+        <w:rPr>
+          <w:rStyle w:val="VerbatimChar"/>
+        </w:rPr>
+        <w:t xml:space="preserve">observer_victim_outgroup</w:t>
+      </w:r>
+      <w:r>
+        <w:t xml:space="preserve"> </w:t>
+      </w:r>
+      <w:r>
+        <w:t xml:space="preserve">entra solo en Observador. En Victima se elimina para no meter un predictor estructuralmente fijo dentro del subconjunto.</w:t>
+      </w:r>
+    </w:p>
+    <w:p>
+      <w:pPr>
+        <w:pStyle w:val="Compact"/>
+        <w:numPr>
+          <w:ilvl w:val="0"/>
+          <w:numId w:val="1008"/>
+        </w:numPr>
+      </w:pPr>
+      <w:r>
+        <w:t xml:space="preserve">En H2, ambos subconjuntos retienen las subescalas de empatia activas y la estructura conjunta</w:t>
+      </w:r>
+      <w:r>
+        <w:t xml:space="preserve"> </w:t>
+      </w:r>
+      <w:r>
+        <w:rPr>
+          <w:rStyle w:val="VerbatimChar"/>
+        </w:rPr>
+        <w:t xml:space="preserve">h2_negotiator_structure</w:t>
+      </w:r>
+      <w:r>
+        <w:t xml:space="preserve">; el subconjunto Observador agrega</w:t>
+      </w:r>
+      <w:r>
+        <w:t xml:space="preserve"> </w:t>
+      </w:r>
+      <w:r>
+        <w:rPr>
+          <w:rStyle w:val="VerbatimChar"/>
+        </w:rPr>
+        <w:t xml:space="preserve">player_victim_outgroup</w:t>
+      </w:r>
+      <w:r>
+        <w:t xml:space="preserve"> </w:t>
+      </w:r>
+      <w:r>
+        <w:t xml:space="preserve">y sus interacciones con esa estructura.</w:t>
+      </w:r>
+    </w:p>
+    <w:p>
+      <w:pPr>
+        <w:pStyle w:val="Compact"/>
+        <w:numPr>
+          <w:ilvl w:val="0"/>
+          <w:numId w:val="1008"/>
+        </w:numPr>
+      </w:pPr>
+      <w:r>
+        <w:t xml:space="preserve">En H3, los contrastes centrales siguen usando el estatus del negociador juzgado (</w:t>
+      </w:r>
+      <w:r>
+        <w:rPr>
+          <w:rStyle w:val="VerbatimChar"/>
+        </w:rPr>
+        <w:t xml:space="preserve">judged_ingroup</w:t>
+      </w:r>
+      <w:r>
+        <w:t xml:space="preserve">,</w:t>
+      </w:r>
+      <w:r>
+        <w:t xml:space="preserve"> </w:t>
+      </w:r>
+      <w:r>
+        <w:rPr>
+          <w:rStyle w:val="VerbatimChar"/>
+        </w:rPr>
+        <w:t xml:space="preserve">judged_outgroup</w:t>
+      </w:r>
+      <w:r>
+        <w:t xml:space="preserve">), la decision (</w:t>
+      </w:r>
+      <w:r>
+        <w:rPr>
+          <w:rStyle w:val="VerbatimChar"/>
+        </w:rPr>
         <w:t xml:space="preserve">decision_accept</w:t>
       </w:r>
       <w:r>
+        <w:t xml:space="preserve">) y sus interacciones. Igual que en H1,</w:t>
+      </w:r>
+      <w:r>
+        <w:t xml:space="preserve"> </w:t>
+      </w:r>
+      <w:r>
+        <w:rPr>
+          <w:rStyle w:val="VerbatimChar"/>
+        </w:rPr>
+        <w:t xml:space="preserve">observer_victim_outgroup</w:t>
+      </w:r>
+      <w:r>
+        <w:t xml:space="preserve"> </w:t>
+      </w:r>
+      <w:r>
+        <w:t xml:space="preserve">solo aparece en Observador.</w:t>
+      </w:r>
+    </w:p>
+    <w:p>
+      <w:pPr>
+        <w:pStyle w:val="Compact"/>
+        <w:numPr>
+          <w:ilvl w:val="0"/>
+          <w:numId w:val="1008"/>
+        </w:numPr>
+      </w:pPr>
+      <w:r>
+        <w:rPr>
+          <w:rStyle w:val="VerbatimChar"/>
+        </w:rPr>
+        <w:t xml:space="preserve">role_observer = 1</w:t>
+      </w:r>
+      <w:r>
+        <w:t xml:space="preserve"> </w:t>
+      </w:r>
+      <w:r>
+        <w:t xml:space="preserve">significa observador y</w:t>
+      </w:r>
+      <w:r>
+        <w:t xml:space="preserve"> </w:t>
+      </w:r>
+      <w:r>
+        <w:rPr>
+          <w:rStyle w:val="VerbatimChar"/>
+        </w:rPr>
+        <w:t xml:space="preserve">0</w:t>
+      </w:r>
+      <w:r>
+        <w:t xml:space="preserve"> </w:t>
+      </w:r>
+      <w:r>
+        <w:t xml:space="preserve">significa victima.</w:t>
+      </w:r>
+    </w:p>
+    <w:p>
+      <w:pPr>
+        <w:pStyle w:val="Compact"/>
+        <w:numPr>
+          <w:ilvl w:val="0"/>
+          <w:numId w:val="1008"/>
+        </w:numPr>
+      </w:pPr>
+      <w:r>
+        <w:rPr>
+          <w:rStyle w:val="VerbatimChar"/>
+        </w:rPr>
+        <w:t xml:space="preserve">participant_engineering = 1</w:t>
+      </w:r>
+      <w:r>
+        <w:t xml:space="preserve"> </w:t>
+      </w:r>
+      <w:r>
+        <w:t xml:space="preserve">significa que el participante es de Ingenieria y</w:t>
+      </w:r>
+      <w:r>
+        <w:t xml:space="preserve"> </w:t>
+      </w:r>
+      <w:r>
+        <w:rPr>
+          <w:rStyle w:val="VerbatimChar"/>
+        </w:rPr>
+        <w:t xml:space="preserve">0</w:t>
+      </w:r>
+      <w:r>
+        <w:t xml:space="preserve"> </w:t>
+      </w:r>
+      <w:r>
+        <w:t xml:space="preserve">que es de Humanidades.</w:t>
+      </w:r>
+    </w:p>
+    <w:p>
+      <w:pPr>
+        <w:pStyle w:val="Compact"/>
+        <w:numPr>
+          <w:ilvl w:val="0"/>
+          <w:numId w:val="1008"/>
+        </w:numPr>
+      </w:pPr>
+      <w:r>
+        <w:rPr>
+          <w:rStyle w:val="VerbatimChar"/>
+        </w:rPr>
+        <w:t xml:space="preserve">sex_man = 1</w:t>
+      </w:r>
+      <w:r>
+        <w:t xml:space="preserve"> </w:t>
+      </w:r>
+      <w:r>
+        <w:t xml:space="preserve">significa hombre y</w:t>
+      </w:r>
+      <w:r>
+        <w:t xml:space="preserve"> </w:t>
+      </w:r>
+      <w:r>
+        <w:rPr>
+          <w:rStyle w:val="VerbatimChar"/>
+        </w:rPr>
+        <w:t xml:space="preserve">0</w:t>
+      </w:r>
+      <w:r>
+        <w:t xml:space="preserve"> </w:t>
+      </w:r>
+      <w:r>
+        <w:t xml:space="preserve">mujer.</w:t>
+      </w:r>
+    </w:p>
+    <w:p>
+      <w:pPr>
+        <w:pStyle w:val="Compact"/>
+        <w:numPr>
+          <w:ilvl w:val="0"/>
+          <w:numId w:val="1008"/>
+        </w:numPr>
+      </w:pPr>
+      <w:r>
+        <w:rPr>
+          <w:rStyle w:val="VerbatimChar"/>
+        </w:rPr>
+        <w:t xml:space="preserve">decision_accept = 1</w:t>
+      </w:r>
+      <w:r>
+        <w:t xml:space="preserve"> </w:t>
+      </w:r>
+      <w:r>
+        <w:t xml:space="preserve">significa que el negociador acepto y</w:t>
+      </w:r>
+      <w:r>
+        <w:t xml:space="preserve"> </w:t>
+      </w:r>
+      <w:r>
+        <w:rPr>
+          <w:rStyle w:val="VerbatimChar"/>
+        </w:rPr>
+        <w:t xml:space="preserve">0</w:t>
+      </w:r>
+      <w:r>
+        <w:t xml:space="preserve"> </w:t>
+      </w:r>
+      <w:r>
+        <w:t xml:space="preserve">que rechazo.</w:t>
+      </w:r>
+    </w:p>
+    <w:p>
+      <w:pPr>
+        <w:pStyle w:val="Compact"/>
+        <w:numPr>
+          <w:ilvl w:val="0"/>
+          <w:numId w:val="1008"/>
+        </w:numPr>
+      </w:pPr>
+      <w:r>
+        <w:rPr>
+          <w:rStyle w:val="VerbatimChar"/>
+        </w:rPr>
+        <w:t xml:space="preserve">factor(negotiator_slot)</w:t>
+      </w:r>
+      <w:r>
+        <w:t xml:space="preserve"> </w:t>
+      </w:r>
+      <w:r>
+        <w:t xml:space="preserve">compara al negociador 2 contra el negociador 1. El negociador 1 es la referencia.</w:t>
+      </w:r>
+    </w:p>
+    <w:p>
+      <w:pPr>
+        <w:pStyle w:val="Compact"/>
+        <w:numPr>
+          <w:ilvl w:val="0"/>
+          <w:numId w:val="1008"/>
+        </w:numPr>
+      </w:pPr>
+      <w:r>
+        <w:rPr>
+          <w:rStyle w:val="VerbatimChar"/>
+        </w:rPr>
+        <w:t xml:space="preserve">age</w:t>
+      </w:r>
+      <w:r>
+        <w:t xml:space="preserve"> </w:t>
+      </w:r>
+      <w:r>
+        <w:t xml:space="preserve">y</w:t>
+      </w:r>
+      <w:r>
+        <w:t xml:space="preserve"> </w:t>
+      </w:r>
+      <w:r>
+        <w:rPr>
+          <w:rStyle w:val="VerbatimChar"/>
+        </w:rPr>
+        <w:t xml:space="preserve">economic_status</w:t>
+      </w:r>
+      <w:r>
+        <w:t xml:space="preserve"> </w:t>
+      </w:r>
+      <w:r>
+        <w:t xml:space="preserve">entran como numeros en su escala original.</w:t>
+      </w:r>
+    </w:p>
+    <w:p>
+      <w:pPr>
+        <w:pStyle w:val="Compact"/>
+        <w:numPr>
+          <w:ilvl w:val="0"/>
+          <w:numId w:val="1008"/>
+        </w:numPr>
+      </w:pPr>
+      <w:r>
+        <w:t xml:space="preserve">En las tablas y figuras del informe tecnico aparecen abreviaturas compactas:</w:t>
+      </w:r>
+      <w:r>
+        <w:t xml:space="preserve"> </w:t>
+      </w:r>
+      <w:r>
+        <w:rPr>
+          <w:rStyle w:val="VerbatimChar"/>
+        </w:rPr>
+        <w:t xml:space="preserve">N1</w:t>
+      </w:r>
+      <w:r>
+        <w:t xml:space="preserve"> </w:t>
+      </w:r>
+      <w:r>
+        <w:t xml:space="preserve">(judged negotiator),</w:t>
+      </w:r>
+      <w:r>
+        <w:t xml:space="preserve"> </w:t>
+      </w:r>
+      <w:r>
+        <w:rPr>
+          <w:rStyle w:val="VerbatimChar"/>
+        </w:rPr>
+        <w:t xml:space="preserve">N2</w:t>
+      </w:r>
+      <w:r>
+        <w:t xml:space="preserve"> </w:t>
+      </w:r>
+      <w:r>
+        <w:t xml:space="preserve">(counterpart negotiator),</w:t>
+      </w:r>
+      <w:r>
+        <w:t xml:space="preserve"> </w:t>
+      </w:r>
+      <w:r>
+        <w:rPr>
+          <w:rStyle w:val="VerbatimChar"/>
+        </w:rPr>
+        <w:t xml:space="preserve">V</w:t>
+      </w:r>
+      <w:r>
+        <w:t xml:space="preserve"> </w:t>
+      </w:r>
+      <w:r>
+        <w:t xml:space="preserve">(relacion jugador-victima en Observador),</w:t>
+      </w:r>
+      <w:r>
+        <w:t xml:space="preserve"> </w:t>
+      </w:r>
+      <w:r>
+        <w:rPr>
+          <w:rStyle w:val="VerbatimChar"/>
+        </w:rPr>
+        <w:t xml:space="preserve">Acc</w:t>
+      </w:r>
+      <w:r>
+        <w:t xml:space="preserve">/</w:t>
+      </w:r>
+      <w:r>
+        <w:rPr>
+          <w:rStyle w:val="VerbatimChar"/>
+        </w:rPr>
+        <w:t xml:space="preserve">Rej</w:t>
+      </w:r>
+      <w:r>
         <w:t xml:space="preserve">,</w:t>
       </w:r>
       <w:r>
@@ -1913,7 +2099,7 @@
         <w:rPr>
           <w:rStyle w:val="VerbatimChar"/>
         </w:rPr>
-        <w:t xml:space="preserve">sex_man</w:t>
+        <w:t xml:space="preserve">FS</w:t>
       </w:r>
       <w:r>
         <w:t xml:space="preserve">,</w:t>
@@ -1925,7 +2111,31 @@
         <w:rPr>
           <w:rStyle w:val="VerbatimChar"/>
         </w:rPr>
-        <w:t xml:space="preserve">age</w:t>
+        <w:t xml:space="preserve">EC</w:t>
+      </w:r>
+      <w:r>
+        <w:t xml:space="preserve">,</w:t>
+      </w:r>
+      <w:r>
+        <w:t xml:space="preserve"> </w:t>
+      </w:r>
+      <w:r>
+        <w:rPr>
+          <w:rStyle w:val="VerbatimChar"/>
+        </w:rPr>
+        <w:t xml:space="preserve">PT</w:t>
+      </w:r>
+      <w:r>
+        <w:t xml:space="preserve">,</w:t>
+      </w:r>
+      <w:r>
+        <w:t xml:space="preserve"> </w:t>
+      </w:r>
+      <w:r>
+        <w:rPr>
+          <w:rStyle w:val="VerbatimChar"/>
+        </w:rPr>
+        <w:t xml:space="preserve">PD</w:t>
       </w:r>
       <w:r>
         <w:t xml:space="preserve"> </w:t>
@@ -1940,474 +2150,12 @@
         <w:rPr>
           <w:rStyle w:val="VerbatimChar"/>
         </w:rPr>
-        <w:t xml:space="preserve">economic_status</w:t>
+        <w:t xml:space="preserve">SES</w:t>
       </w:r>
       <w:r>
         <w:t xml:space="preserve">.</w:t>
       </w:r>
     </w:p>
-    <w:p>
-      <w:pPr>
-        <w:pStyle w:val="Compact"/>
-        <w:numPr>
-          <w:ilvl w:val="0"/>
-          <w:numId w:val="1008"/>
-        </w:numPr>
-      </w:pPr>
-      <w:r>
-        <w:t xml:space="preserve">En H1,</w:t>
-      </w:r>
-      <w:r>
-        <w:t xml:space="preserve"> </w:t>
-      </w:r>
-      <w:r>
-        <w:rPr>
-          <w:rStyle w:val="VerbatimChar"/>
-        </w:rPr>
-        <w:t xml:space="preserve">observer_victim_outgroup</w:t>
-      </w:r>
-      <w:r>
-        <w:t xml:space="preserve"> </w:t>
-      </w:r>
-      <w:r>
-        <w:t xml:space="preserve">entra solo en Observador. En Victima se elimina para no meter un predictor estructuralmente fijo dentro del subconjunto.</w:t>
-      </w:r>
-    </w:p>
-    <w:p>
-      <w:pPr>
-        <w:pStyle w:val="Compact"/>
-        <w:numPr>
-          <w:ilvl w:val="0"/>
-          <w:numId w:val="1008"/>
-        </w:numPr>
-      </w:pPr>
-      <w:r>
-        <w:t xml:space="preserve">En H2, el subconjunto Victima usa la estructura conjunta</w:t>
-      </w:r>
-      <w:r>
-        <w:t xml:space="preserve"> </w:t>
-      </w:r>
-      <w:r>
-        <w:rPr>
-          <w:rStyle w:val="VerbatimChar"/>
-        </w:rPr>
-        <w:t xml:space="preserve">h2_negotiator_structure</w:t>
-      </w:r>
-      <w:r>
-        <w:t xml:space="preserve">; el subconjunto Observador usa esa misma estructura,</w:t>
-      </w:r>
-      <w:r>
-        <w:t xml:space="preserve"> </w:t>
-      </w:r>
-      <w:r>
-        <w:rPr>
-          <w:rStyle w:val="VerbatimChar"/>
-        </w:rPr>
-        <w:t xml:space="preserve">player_victim_outgroup</w:t>
-      </w:r>
-      <w:r>
-        <w:t xml:space="preserve">, y sus interacciones.</w:t>
-      </w:r>
-    </w:p>
-    <w:p>
-      <w:pPr>
-        <w:pStyle w:val="Compact"/>
-        <w:numPr>
-          <w:ilvl w:val="0"/>
-          <w:numId w:val="1008"/>
-        </w:numPr>
-      </w:pPr>
-      <w:r>
-        <w:t xml:space="preserve">En H3, los contrastes centrales siguen usando el estatus del negociador juzgado (</w:t>
-      </w:r>
-      <w:r>
-        <w:rPr>
-          <w:rStyle w:val="VerbatimChar"/>
-        </w:rPr>
-        <w:t xml:space="preserve">judged_outgroup</w:t>
-      </w:r>
-      <w:r>
-        <w:t xml:space="preserve">,</w:t>
-      </w:r>
-      <w:r>
-        <w:t xml:space="preserve"> </w:t>
-      </w:r>
-      <w:r>
-        <w:rPr>
-          <w:rStyle w:val="VerbatimChar"/>
-        </w:rPr>
-        <w:t xml:space="preserve">judged_control</w:t>
-      </w:r>
-      <w:r>
-        <w:t xml:space="preserve">), la decision (</w:t>
-      </w:r>
-      <w:r>
-        <w:rPr>
-          <w:rStyle w:val="VerbatimChar"/>
-        </w:rPr>
-        <w:t xml:space="preserve">decision_accept</w:t>
-      </w:r>
-      <w:r>
-        <w:t xml:space="preserve">) y sus interacciones. Igual que en H1,</w:t>
-      </w:r>
-      <w:r>
-        <w:t xml:space="preserve"> </w:t>
-      </w:r>
-      <w:r>
-        <w:rPr>
-          <w:rStyle w:val="VerbatimChar"/>
-        </w:rPr>
-        <w:t xml:space="preserve">observer_victim_outgroup</w:t>
-      </w:r>
-      <w:r>
-        <w:t xml:space="preserve"> </w:t>
-      </w:r>
-      <w:r>
-        <w:t xml:space="preserve">solo aparece en Observador.</w:t>
-      </w:r>
-    </w:p>
-    <w:p>
-      <w:pPr>
-        <w:pStyle w:val="Compact"/>
-        <w:numPr>
-          <w:ilvl w:val="0"/>
-          <w:numId w:val="1008"/>
-        </w:numPr>
-      </w:pPr>
-      <w:r>
-        <w:rPr>
-          <w:rStyle w:val="VerbatimChar"/>
-        </w:rPr>
-        <w:t xml:space="preserve">role_observer = 1</w:t>
-      </w:r>
-      <w:r>
-        <w:t xml:space="preserve"> </w:t>
-      </w:r>
-      <w:r>
-        <w:t xml:space="preserve">significa observador y</w:t>
-      </w:r>
-      <w:r>
-        <w:t xml:space="preserve"> </w:t>
-      </w:r>
-      <w:r>
-        <w:rPr>
-          <w:rStyle w:val="VerbatimChar"/>
-        </w:rPr>
-        <w:t xml:space="preserve">0</w:t>
-      </w:r>
-      <w:r>
-        <w:t xml:space="preserve"> </w:t>
-      </w:r>
-      <w:r>
-        <w:t xml:space="preserve">significa victima.</w:t>
-      </w:r>
-    </w:p>
-    <w:p>
-      <w:pPr>
-        <w:pStyle w:val="Compact"/>
-        <w:numPr>
-          <w:ilvl w:val="0"/>
-          <w:numId w:val="1008"/>
-        </w:numPr>
-      </w:pPr>
-      <w:r>
-        <w:rPr>
-          <w:rStyle w:val="VerbatimChar"/>
-        </w:rPr>
-        <w:t xml:space="preserve">participant_engineering = 1</w:t>
-      </w:r>
-      <w:r>
-        <w:t xml:space="preserve"> </w:t>
-      </w:r>
-      <w:r>
-        <w:t xml:space="preserve">significa que el participante es de Ingenieria y</w:t>
-      </w:r>
-      <w:r>
-        <w:t xml:space="preserve"> </w:t>
-      </w:r>
-      <w:r>
-        <w:rPr>
-          <w:rStyle w:val="VerbatimChar"/>
-        </w:rPr>
-        <w:t xml:space="preserve">0</w:t>
-      </w:r>
-      <w:r>
-        <w:t xml:space="preserve"> </w:t>
-      </w:r>
-      <w:r>
-        <w:t xml:space="preserve">que es de Humanidades.</w:t>
-      </w:r>
-    </w:p>
-    <w:p>
-      <w:pPr>
-        <w:pStyle w:val="Compact"/>
-        <w:numPr>
-          <w:ilvl w:val="0"/>
-          <w:numId w:val="1008"/>
-        </w:numPr>
-      </w:pPr>
-      <w:r>
-        <w:rPr>
-          <w:rStyle w:val="VerbatimChar"/>
-        </w:rPr>
-        <w:t xml:space="preserve">sex_man = 1</w:t>
-      </w:r>
-      <w:r>
-        <w:t xml:space="preserve"> </w:t>
-      </w:r>
-      <w:r>
-        <w:t xml:space="preserve">significa hombre y</w:t>
-      </w:r>
-      <w:r>
-        <w:t xml:space="preserve"> </w:t>
-      </w:r>
-      <w:r>
-        <w:rPr>
-          <w:rStyle w:val="VerbatimChar"/>
-        </w:rPr>
-        <w:t xml:space="preserve">0</w:t>
-      </w:r>
-      <w:r>
-        <w:t xml:space="preserve"> </w:t>
-      </w:r>
-      <w:r>
-        <w:t xml:space="preserve">mujer.</w:t>
-      </w:r>
-    </w:p>
-    <w:p>
-      <w:pPr>
-        <w:pStyle w:val="Compact"/>
-        <w:numPr>
-          <w:ilvl w:val="0"/>
-          <w:numId w:val="1008"/>
-        </w:numPr>
-      </w:pPr>
-      <w:r>
-        <w:rPr>
-          <w:rStyle w:val="VerbatimChar"/>
-        </w:rPr>
-        <w:t xml:space="preserve">decision_accept = 1</w:t>
-      </w:r>
-      <w:r>
-        <w:t xml:space="preserve"> </w:t>
-      </w:r>
-      <w:r>
-        <w:t xml:space="preserve">significa que el negociador acepto y</w:t>
-      </w:r>
-      <w:r>
-        <w:t xml:space="preserve"> </w:t>
-      </w:r>
-      <w:r>
-        <w:rPr>
-          <w:rStyle w:val="VerbatimChar"/>
-        </w:rPr>
-        <w:t xml:space="preserve">0</w:t>
-      </w:r>
-      <w:r>
-        <w:t xml:space="preserve"> </w:t>
-      </w:r>
-      <w:r>
-        <w:t xml:space="preserve">que rechazo.</w:t>
-      </w:r>
-    </w:p>
-    <w:p>
-      <w:pPr>
-        <w:pStyle w:val="Compact"/>
-        <w:numPr>
-          <w:ilvl w:val="0"/>
-          <w:numId w:val="1008"/>
-        </w:numPr>
-      </w:pPr>
-      <w:r>
-        <w:rPr>
-          <w:rStyle w:val="VerbatimChar"/>
-        </w:rPr>
-        <w:t xml:space="preserve">factor(negotiator_slot)</w:t>
-      </w:r>
-      <w:r>
-        <w:t xml:space="preserve"> </w:t>
-      </w:r>
-      <w:r>
-        <w:t xml:space="preserve">compara al negociador 2 contra el negociador 1. El negociador 1 es la referencia.</w:t>
-      </w:r>
-    </w:p>
-    <w:p>
-      <w:pPr>
-        <w:pStyle w:val="Compact"/>
-        <w:numPr>
-          <w:ilvl w:val="0"/>
-          <w:numId w:val="1008"/>
-        </w:numPr>
-      </w:pPr>
-      <w:r>
-        <w:rPr>
-          <w:rStyle w:val="VerbatimChar"/>
-        </w:rPr>
-        <w:t xml:space="preserve">age</w:t>
-      </w:r>
-      <w:r>
-        <w:t xml:space="preserve"> </w:t>
-      </w:r>
-      <w:r>
-        <w:t xml:space="preserve">y</w:t>
-      </w:r>
-      <w:r>
-        <w:t xml:space="preserve"> </w:t>
-      </w:r>
-      <w:r>
-        <w:rPr>
-          <w:rStyle w:val="VerbatimChar"/>
-        </w:rPr>
-        <w:t xml:space="preserve">economic_status</w:t>
-      </w:r>
-      <w:r>
-        <w:t xml:space="preserve"> </w:t>
-      </w:r>
-      <w:r>
-        <w:t xml:space="preserve">entran como numeros en su escala original.</w:t>
-      </w:r>
-    </w:p>
-    <w:p>
-      <w:pPr>
-        <w:pStyle w:val="Compact"/>
-        <w:numPr>
-          <w:ilvl w:val="0"/>
-          <w:numId w:val="1008"/>
-        </w:numPr>
-      </w:pPr>
-      <w:r>
-        <w:t xml:space="preserve">En las tablas y figuras del informe tecnico aparecen abreviaturas compactas:</w:t>
-      </w:r>
-      <w:r>
-        <w:t xml:space="preserve"> </w:t>
-      </w:r>
-      <w:r>
-        <w:rPr>
-          <w:rStyle w:val="VerbatimChar"/>
-        </w:rPr>
-        <w:t xml:space="preserve">JN</w:t>
-      </w:r>
-      <w:r>
-        <w:t xml:space="preserve"> </w:t>
-      </w:r>
-      <w:r>
-        <w:t xml:space="preserve">(judged negotiator),</w:t>
-      </w:r>
-      <w:r>
-        <w:t xml:space="preserve"> </w:t>
-      </w:r>
-      <w:r>
-        <w:rPr>
-          <w:rStyle w:val="VerbatimChar"/>
-        </w:rPr>
-        <w:t xml:space="preserve">CN</w:t>
-      </w:r>
-      <w:r>
-        <w:t xml:space="preserve"> </w:t>
-      </w:r>
-      <w:r>
-        <w:t xml:space="preserve">(counterpart negotiator),</w:t>
-      </w:r>
-      <w:r>
-        <w:t xml:space="preserve"> </w:t>
-      </w:r>
-      <w:r>
-        <w:rPr>
-          <w:rStyle w:val="VerbatimChar"/>
-        </w:rPr>
-        <w:t xml:space="preserve">V</w:t>
-      </w:r>
-      <w:r>
-        <w:t xml:space="preserve"> </w:t>
-      </w:r>
-      <w:r>
-        <w:t xml:space="preserve">(relacion jugador-victima en Observador),</w:t>
-      </w:r>
-      <w:r>
-        <w:t xml:space="preserve"> </w:t>
-      </w:r>
-      <w:r>
-        <w:rPr>
-          <w:rStyle w:val="VerbatimChar"/>
-        </w:rPr>
-        <w:t xml:space="preserve">Acc</w:t>
-      </w:r>
-      <w:r>
-        <w:t xml:space="preserve">/</w:t>
-      </w:r>
-      <w:r>
-        <w:rPr>
-          <w:rStyle w:val="VerbatimChar"/>
-        </w:rPr>
-        <w:t xml:space="preserve">Rej</w:t>
-      </w:r>
-      <w:r>
-        <w:t xml:space="preserve">,</w:t>
-      </w:r>
-      <w:r>
-        <w:t xml:space="preserve"> </w:t>
-      </w:r>
-      <w:r>
-        <w:rPr>
-          <w:rStyle w:val="VerbatimChar"/>
-        </w:rPr>
-        <w:t xml:space="preserve">FS</w:t>
-      </w:r>
-      <w:r>
-        <w:t xml:space="preserve">,</w:t>
-      </w:r>
-      <w:r>
-        <w:t xml:space="preserve"> </w:t>
-      </w:r>
-      <w:r>
-        <w:rPr>
-          <w:rStyle w:val="VerbatimChar"/>
-        </w:rPr>
-        <w:t xml:space="preserve">EC</w:t>
-      </w:r>
-      <w:r>
-        <w:t xml:space="preserve">,</w:t>
-      </w:r>
-      <w:r>
-        <w:t xml:space="preserve"> </w:t>
-      </w:r>
-      <w:r>
-        <w:rPr>
-          <w:rStyle w:val="VerbatimChar"/>
-        </w:rPr>
-        <w:t xml:space="preserve">PT</w:t>
-      </w:r>
-      <w:r>
-        <w:t xml:space="preserve">,</w:t>
-      </w:r>
-      <w:r>
-        <w:t xml:space="preserve"> </w:t>
-      </w:r>
-      <w:r>
-        <w:rPr>
-          <w:rStyle w:val="VerbatimChar"/>
-        </w:rPr>
-        <w:t xml:space="preserve">PD</w:t>
-      </w:r>
-      <w:r>
-        <w:t xml:space="preserve"> </w:t>
-      </w:r>
-      <w:r>
-        <w:t xml:space="preserve">y</w:t>
-      </w:r>
-      <w:r>
-        <w:t xml:space="preserve"> </w:t>
-      </w:r>
-      <w:r>
-        <w:rPr>
-          <w:rStyle w:val="VerbatimChar"/>
-        </w:rPr>
-        <w:t xml:space="preserve">SES</w:t>
-      </w:r>
-      <w:r>
-        <w:t xml:space="preserve">.</w:t>
-      </w:r>
-    </w:p>
     <w:bookmarkStart w:id="25" w:name="como-leer-un-coeficiente-de-caso"/>
     <w:p>
       <w:pPr>
@@ -2446,7 +2194,7 @@
         <w:rPr>
           <w:rStyle w:val="VerbatimChar"/>
         </w:rPr>
-        <w:t xml:space="preserve">J_In__C_In</w:t>
+        <w:t xml:space="preserve">J_Cont__C_Cont</w:t>
       </w:r>
       <w:r>
         <w:t xml:space="preserve">, manteniendo lo demas constante.</w:t>
@@ -2489,13 +2237,13 @@
         <w:rPr>
           <w:rStyle w:val="VerbatimChar"/>
         </w:rPr>
-        <w:t xml:space="preserve">iri_total:judged_outgroup</w:t>
-      </w:r>
-      <w:r>
-        <w:t xml:space="preserve"> </w:t>
-      </w:r>
-      <w:r>
-        <w:t xml:space="preserve">es negativa, eso quiere decir que la pendiente de empatia es mas negativa cuando el negociador juzgado es outgroup que cuando es ingroup.</w:t>
+        <w:t xml:space="preserve">iri_pt:judged_outgroup</w:t>
+      </w:r>
+      <w:r>
+        <w:t xml:space="preserve"> </w:t>
+      </w:r>
+      <w:r>
+        <w:t xml:space="preserve">es negativa, eso quiere decir que la pendiente de esa dimension de empatia es mas negativa cuando el negociador juzgado es outgroup que en la condicion control.</w:t>
       </w:r>
     </w:p>
     <w:bookmarkEnd w:id="25"/>

--- a/outputs/report/tobit_plain_language_guide.docx
+++ b/outputs/report/tobit_plain_language_guide.docx
@@ -42,7 +42,7 @@
           <w:b/>
           <w:bCs/>
         </w:rPr>
-        <w:t xml:space="preserve">2026-04-11 09:04:58</w:t>
+        <w:t xml:space="preserve">2026-04-11 22:02:09</w:t>
       </w:r>
     </w:p>
     <w:p>
@@ -350,34 +350,22 @@
         </w:numPr>
       </w:pPr>
       <w:r>
-        <w:t xml:space="preserve">Estatus del negociador juzgado:</w:t>
-      </w:r>
-      <w:r>
-        <w:t xml:space="preserve"> </w:t>
-      </w:r>
-      <w:r>
-        <w:rPr>
-          <w:rStyle w:val="VerbatimChar"/>
-        </w:rPr>
-        <w:t xml:space="preserve">judged_ingroup</w:t>
-      </w:r>
-      <w:r>
-        <w:t xml:space="preserve"> </w:t>
-      </w:r>
-      <w:r>
-        <w:t xml:space="preserve">y</w:t>
-      </w:r>
-      <w:r>
-        <w:t xml:space="preserve"> </w:t>
-      </w:r>
-      <w:r>
-        <w:rPr>
-          <w:rStyle w:val="VerbatimChar"/>
-        </w:rPr>
-        <w:t xml:space="preserve">judged_outgroup</w:t>
-      </w:r>
-      <w:r>
-        <w:t xml:space="preserve">, con control como referencia.</w:t>
+        <w:t xml:space="preserve">Relacion victima-N1:</w:t>
+      </w:r>
+      <w:r>
+        <w:t xml:space="preserve"> </w:t>
+      </w:r>
+      <w:r>
+        <w:rPr>
+          <w:rStyle w:val="VerbatimChar"/>
+        </w:rPr>
+        <w:t xml:space="preserve">victim_N1_group</w:t>
+      </w:r>
+      <w:r>
+        <w:t xml:space="preserve"> </w:t>
+      </w:r>
+      <w:r>
+        <w:t xml:space="preserve">(In/Out, con Control como referencia).</w:t>
       </w:r>
     </w:p>
     <w:p>
@@ -389,34 +377,22 @@
         </w:numPr>
       </w:pPr>
       <w:r>
-        <w:t xml:space="preserve">Estatus de la contraparte:</w:t>
-      </w:r>
-      <w:r>
-        <w:t xml:space="preserve"> </w:t>
-      </w:r>
-      <w:r>
-        <w:rPr>
-          <w:rStyle w:val="VerbatimChar"/>
-        </w:rPr>
-        <w:t xml:space="preserve">counterpart_ingroup</w:t>
-      </w:r>
-      <w:r>
-        <w:t xml:space="preserve"> </w:t>
-      </w:r>
-      <w:r>
-        <w:t xml:space="preserve">y</w:t>
-      </w:r>
-      <w:r>
-        <w:t xml:space="preserve"> </w:t>
-      </w:r>
-      <w:r>
-        <w:rPr>
-          <w:rStyle w:val="VerbatimChar"/>
-        </w:rPr>
-        <w:t xml:space="preserve">counterpart_outgroup</w:t>
-      </w:r>
-      <w:r>
-        <w:t xml:space="preserve">, con control como referencia.</w:t>
+        <w:t xml:space="preserve">Relacion victima-N2:</w:t>
+      </w:r>
+      <w:r>
+        <w:t xml:space="preserve"> </w:t>
+      </w:r>
+      <w:r>
+        <w:rPr>
+          <w:rStyle w:val="VerbatimChar"/>
+        </w:rPr>
+        <w:t xml:space="preserve">victim_N2_group</w:t>
+      </w:r>
+      <w:r>
+        <w:t xml:space="preserve"> </w:t>
+      </w:r>
+      <w:r>
+        <w:t xml:space="preserve">(In/Out, con Control como referencia).</w:t>
       </w:r>
     </w:p>
     <w:p>
@@ -428,22 +404,22 @@
         </w:numPr>
       </w:pPr>
       <w:r>
-        <w:t xml:space="preserve">Alineacion victima-observador:</w:t>
-      </w:r>
-      <w:r>
-        <w:t xml:space="preserve"> </w:t>
-      </w:r>
-      <w:r>
-        <w:rPr>
-          <w:rStyle w:val="VerbatimChar"/>
-        </w:rPr>
-        <w:t xml:space="preserve">observer_victim_outgroup</w:t>
-      </w:r>
-      <w:r>
-        <w:t xml:space="preserve"> </w:t>
-      </w:r>
-      <w:r>
-        <w:t xml:space="preserve">(solo cuando el subconjunto es Observador).</w:t>
+        <w:t xml:space="preserve">Relacion observador-victima:</w:t>
+      </w:r>
+      <w:r>
+        <w:t xml:space="preserve"> </w:t>
+      </w:r>
+      <w:r>
+        <w:rPr>
+          <w:rStyle w:val="VerbatimChar"/>
+        </w:rPr>
+        <w:t xml:space="preserve">bystander_victim_group</w:t>
+      </w:r>
+      <w:r>
+        <w:t xml:space="preserve"> </w:t>
+      </w:r>
+      <w:r>
+        <w:t xml:space="preserve">(Out con In como referencia).</w:t>
       </w:r>
     </w:p>
     <w:p>
@@ -455,16 +431,70 @@
         </w:numPr>
       </w:pPr>
       <w:r>
-        <w:t xml:space="preserve">Decision del negociador juzgado:</w:t>
-      </w:r>
-      <w:r>
-        <w:t xml:space="preserve"> </w:t>
-      </w:r>
-      <w:r>
-        <w:rPr>
-          <w:rStyle w:val="VerbatimChar"/>
-        </w:rPr>
-        <w:t xml:space="preserve">decision_accept</w:t>
+        <w:t xml:space="preserve">Relacion observador-N1:</w:t>
+      </w:r>
+      <w:r>
+        <w:t xml:space="preserve"> </w:t>
+      </w:r>
+      <w:r>
+        <w:rPr>
+          <w:rStyle w:val="VerbatimChar"/>
+        </w:rPr>
+        <w:t xml:space="preserve">bystander_N1_group</w:t>
+      </w:r>
+      <w:r>
+        <w:t xml:space="preserve"> </w:t>
+      </w:r>
+      <w:r>
+        <w:t xml:space="preserve">(In/Out, con Control como referencia).</w:t>
+      </w:r>
+    </w:p>
+    <w:p>
+      <w:pPr>
+        <w:pStyle w:val="Compact"/>
+        <w:numPr>
+          <w:ilvl w:val="0"/>
+          <w:numId w:val="1003"/>
+        </w:numPr>
+      </w:pPr>
+      <w:r>
+        <w:t xml:space="preserve">Relacion observador-N2:</w:t>
+      </w:r>
+      <w:r>
+        <w:t xml:space="preserve"> </w:t>
+      </w:r>
+      <w:r>
+        <w:rPr>
+          <w:rStyle w:val="VerbatimChar"/>
+        </w:rPr>
+        <w:t xml:space="preserve">bystander_N2_group</w:t>
+      </w:r>
+      <w:r>
+        <w:t xml:space="preserve"> </w:t>
+      </w:r>
+      <w:r>
+        <w:t xml:space="preserve">(In/Out, con Control como referencia).</w:t>
+      </w:r>
+    </w:p>
+    <w:p>
+      <w:pPr>
+        <w:pStyle w:val="Compact"/>
+        <w:numPr>
+          <w:ilvl w:val="0"/>
+          <w:numId w:val="1003"/>
+        </w:numPr>
+      </w:pPr>
+      <w:r>
+        <w:t xml:space="preserve">Contexto de emparejamiento entre negociadores:</w:t>
+      </w:r>
+      <w:r>
+        <w:t xml:space="preserve"> </w:t>
+      </w:r>
+      <w:r>
+        <w:rPr>
+          <w:rStyle w:val="VerbatimChar"/>
+        </w:rPr>
+        <w:t xml:space="preserve">N1_N2_same_faculty</w:t>
       </w:r>
       <w:r>
         <w:t xml:space="preserve">.</w:t>
@@ -537,30 +567,6 @@
           <w:rStyle w:val="VerbatimChar"/>
         </w:rPr>
         <w:t xml:space="preserve">sex_man</w:t>
-      </w:r>
-      <w:r>
-        <w:t xml:space="preserve">.</w:t>
-      </w:r>
-    </w:p>
-    <w:p>
-      <w:pPr>
-        <w:pStyle w:val="Compact"/>
-        <w:numPr>
-          <w:ilvl w:val="0"/>
-          <w:numId w:val="1003"/>
-        </w:numPr>
-      </w:pPr>
-      <w:r>
-        <w:t xml:space="preserve">Posicion del negociador en la pantalla:</w:t>
-      </w:r>
-      <w:r>
-        <w:t xml:space="preserve"> </w:t>
-      </w:r>
-      <w:r>
-        <w:rPr>
-          <w:rStyle w:val="VerbatimChar"/>
-        </w:rPr>
-        <w:t xml:space="preserve">factor(negotiator_slot)</w:t>
       </w:r>
       <w:r>
         <w:t xml:space="preserve">.</w:t>
@@ -589,7 +595,7 @@
         <w:pStyle w:val="FirstParagraph"/>
       </w:pPr>
       <w:r>
-        <w:t xml:space="preserve">A diferencia de versiones anteriores, el analisis ya no se divide segun si la gente acepto o traiciono. Ahora</w:t>
+        <w:t xml:space="preserve">Todos los modelos se corren dos veces: una vez para el subconjunto donde el participante actuo como</w:t>
       </w:r>
       <w:r>
         <w:t xml:space="preserve"> </w:t>
@@ -599,13 +605,10 @@
           <w:b/>
           <w:bCs/>
         </w:rPr>
-        <w:t xml:space="preserve">todos los modelos</w:t>
-      </w:r>
-      <w:r>
-        <w:t xml:space="preserve"> </w:t>
-      </w:r>
-      <w:r>
-        <w:t xml:space="preserve">se corren dos veces: una vez exclusivamente para el subconjunto donde el participante actuo como</w:t>
+        <w:t xml:space="preserve">Victima</w:t>
+      </w:r>
+      <w:r>
+        <w:t xml:space="preserve">, y otra vez para el subconjunto donde actuo como</w:t>
       </w:r>
       <w:r>
         <w:t xml:space="preserve"> </w:t>
@@ -615,23 +618,22 @@
           <w:b/>
           <w:bCs/>
         </w:rPr>
-        <w:t xml:space="preserve">Victima</w:t>
-      </w:r>
-      <w:r>
-        <w:t xml:space="preserve">, y otra vez para el subconjunto donde actuo como</w:t>
-      </w:r>
-      <w:r>
-        <w:t xml:space="preserve"> </w:t>
-      </w:r>
-      <w:r>
-        <w:rPr>
-          <w:b/>
-          <w:bCs/>
-        </w:rPr>
         <w:t xml:space="preserve">Observador (Bystander)</w:t>
       </w:r>
       <w:r>
-        <w:t xml:space="preserve">. H1 y H3 retienen la decision como predictor; H2 se centra en la estructura relacional del juicio por negociador y, en Observador, en la relacion jugador-victima.</w:t>
+        <w:t xml:space="preserve">. La estructura explicativa se define con relaciones N1/N2 por rol y con el contexto</w:t>
+      </w:r>
+      <w:r>
+        <w:t xml:space="preserve"> </w:t>
+      </w:r>
+      <w:r>
+        <w:rPr>
+          <w:rStyle w:val="VerbatimChar"/>
+        </w:rPr>
+        <w:t xml:space="preserve">N1_N2_same_faculty</w:t>
+      </w:r>
+      <w:r>
+        <w:t xml:space="preserve">.</w:t>
       </w:r>
     </w:p>
     <w:bookmarkEnd w:id="11"/>
@@ -673,22 +675,22 @@
         <w:rPr>
           <w:rStyle w:val="VerbatimChar"/>
         </w:rPr>
-        <w:t xml:space="preserve">iri_pt:judged_outgroup</w:t>
-      </w:r>
-      <w:r>
-        <w:t xml:space="preserve">), un coeficiente negativo indica que el efecto de la empatia es todavia mas severo para el outgroup frente a la condicion control. Si es discreto por discreto (ej.</w:t>
-      </w:r>
-      <w:r>
-        <w:t xml:space="preserve"> </w:t>
-      </w:r>
-      <w:r>
-        <w:rPr>
-          <w:rStyle w:val="VerbatimChar"/>
-        </w:rPr>
-        <w:t xml:space="preserve">judged_outgroup:decision_accept</w:t>
-      </w:r>
-      <w:r>
-        <w:t xml:space="preserve">), un coeficiente positivo significa que penalizamos menos la traicion cuando la comete el outgroup comparado a la condicion control.</w:t>
+        <w:t xml:space="preserve">iri_pt:victim_N1_groupOut</w:t>
+      </w:r>
+      <w:r>
+        <w:t xml:space="preserve">), un coeficiente negativo indica que el efecto de la empatia es todavia mas severo en esa condicion relacional frente a la referencia. Si es discreto por discreto (ej.</w:t>
+      </w:r>
+      <w:r>
+        <w:t xml:space="preserve"> </w:t>
+      </w:r>
+      <w:r>
+        <w:rPr>
+          <w:rStyle w:val="VerbatimChar"/>
+        </w:rPr>
+        <w:t xml:space="preserve">bystander_N1_groupOut:bystander_N2_groupOut</w:t>
+      </w:r>
+      <w:r>
+        <w:t xml:space="preserve">), un coeficiente positivo significa que la combinacion de esas dos condiciones vuelve el juicio menos severo que la referencia.</w:t>
       </w:r>
     </w:p>
     <w:bookmarkEnd w:id="12"/>
@@ -1072,7 +1074,7 @@
         <w:rPr>
           <w:rStyle w:val="VerbatimChar"/>
         </w:rPr>
-        <w:t xml:space="preserve">group_negotiator1 = estatus In/Out/Cont del negociador 1 respecto al referente del rol</w:t>
+        <w:t xml:space="preserve">victim_N1_group = relacion de N1 con la victima (Cont/In/Out)</w:t>
       </w:r>
       <w:r>
         <w:br/>
@@ -1081,7 +1083,7 @@
         <w:rPr>
           <w:rStyle w:val="VerbatimChar"/>
         </w:rPr>
-        <w:t xml:space="preserve">group_negotiator2 = estatus In/Out/Cont del negociador 2 respecto al referente del rol</w:t>
+        <w:t xml:space="preserve">victim_N2_group = relacion de N2 con la victima (Cont/In/Out)</w:t>
       </w:r>
       <w:r>
         <w:br/>
@@ -1090,7 +1092,7 @@
         <w:rPr>
           <w:rStyle w:val="VerbatimChar"/>
         </w:rPr>
-        <w:t xml:space="preserve">judged_ingroup = 1 si el negociador juzgado es ingroup, 0 si no</w:t>
+        <w:t xml:space="preserve">bystander_N1_group = relacion de N1 con el observador (Cont/In/Out)</w:t>
       </w:r>
       <w:r>
         <w:br/>
@@ -1099,7 +1101,7 @@
         <w:rPr>
           <w:rStyle w:val="VerbatimChar"/>
         </w:rPr>
-        <w:t xml:space="preserve">judged_outgroup = 1 si el negociador juzgado es outgroup, 0 si no</w:t>
+        <w:t xml:space="preserve">bystander_N2_group = relacion de N2 con el observador (Cont/In/Out)</w:t>
       </w:r>
       <w:r>
         <w:br/>
@@ -1108,7 +1110,7 @@
         <w:rPr>
           <w:rStyle w:val="VerbatimChar"/>
         </w:rPr>
-        <w:t xml:space="preserve">counterpart_ingroup = 1 si la contraparte es ingroup, 0 si no</w:t>
+        <w:t xml:space="preserve">bystander_victim_group = relacion victima-observador (In/Out)</w:t>
       </w:r>
       <w:r>
         <w:br/>
@@ -1117,34 +1119,7 @@
         <w:rPr>
           <w:rStyle w:val="VerbatimChar"/>
         </w:rPr>
-        <w:t xml:space="preserve">counterpart_outgroup = 1 si la contraparte es outgroup, 0 si no</w:t>
-      </w:r>
-      <w:r>
-        <w:br/>
-      </w:r>
-      <w:r>
-        <w:rPr>
-          <w:rStyle w:val="VerbatimChar"/>
-        </w:rPr>
-        <w:t xml:space="preserve">observer_victim_outgroup = 1 si en filas de observador la victima es outgroup, 0 si no</w:t>
-      </w:r>
-      <w:r>
-        <w:br/>
-      </w:r>
-      <w:r>
-        <w:rPr>
-          <w:rStyle w:val="VerbatimChar"/>
-        </w:rPr>
-        <w:t xml:space="preserve">h2_negotiator_structure = estructura conjunta del negociador juzgado y la contraparte dentro del mismo juicio</w:t>
-      </w:r>
-      <w:r>
-        <w:br/>
-      </w:r>
-      <w:r>
-        <w:rPr>
-          <w:rStyle w:val="VerbatimChar"/>
-        </w:rPr>
-        <w:t xml:space="preserve">player_victim_outgroup = 1 si en Observador el jugador y la victima no comparten facultad, 0 si la comparten</w:t>
+        <w:t xml:space="preserve">N1_N2_same_faculty = 1 si N1 y N2 son de la misma facultad, 0 si no</w:t>
       </w:r>
     </w:p>
     <w:p>
@@ -1152,7 +1127,7 @@
         <w:pStyle w:val="FirstParagraph"/>
       </w:pPr>
       <w:r>
-        <w:t xml:space="preserve">Esto permite nombrar cada escena de una forma mas clara y, en H2, modelar la estructura conjunta juzgado-contraparte y su cruce con jugador-victima en Observador.</w:t>
+        <w:t xml:space="preserve">Esto permite modelar directamente la estructura relacional del problema sin colapsarla a una variable generica de caso.</w:t>
       </w:r>
     </w:p>
     <w:bookmarkEnd w:id="18"/>
@@ -1228,7 +1203,7 @@
         <w:pStyle w:val="FirstParagraph"/>
       </w:pPr>
       <w:r>
-        <w:t xml:space="preserve">Pregunta simple: Si las dimensiones de empatia se relacionan con la severidad del juicio moral cuando ya controlamos el contexto relacional del negociador.</w:t>
+        <w:t xml:space="preserve">Pregunta simple: Si las dimensiones de empatia se relacionan con la severidad del juicio moral cuando controlamos los predictores relacionales de N1 y N2 segun el rol del participante.</w:t>
       </w:r>
     </w:p>
     <w:p>
@@ -1240,7 +1215,7 @@
         </w:numPr>
       </w:pPr>
       <w:r>
-        <w:t xml:space="preserve">Muestra usada: Se estima por separado en Victima y Observador, con una fila por juicio sobre un negociador.</w:t>
+        <w:t xml:space="preserve">Muestra usada: Se estima por separado en Victima y Observador, con una fila por respuesta y sin duplicar observaciones.</w:t>
       </w:r>
     </w:p>
     <w:p>
@@ -1259,7 +1234,7 @@
         <w:rPr>
           <w:rStyle w:val="VerbatimChar"/>
         </w:rPr>
-        <w:t xml:space="preserve">Juicio moral ~ empatia + estatus del negociador juzgado + estatus de la contraparte + decision + controles</w:t>
+        <w:t xml:space="preserve">Juicio moral ~ empatia + predictores relacionales por rol (N1, N2, victima) + N1_N2_same_faculty + controles + (1 | id) + [opcional (1 | id_case)]</w:t>
       </w:r>
     </w:p>
     <w:p>
@@ -1278,7 +1253,7 @@
         <w:rPr>
           <w:rStyle w:val="VerbatimChar"/>
         </w:rPr>
-        <w:t xml:space="preserve">Modelo B Victima: judgement ~ iri_fs + iri_ec + iri_pt + iri_pd + judged_ingroup + judged_outgroup + counterpart_ingroup + counterpart_outgroup + decision_accept + participant_engineering + sex_man + age + economic_status + factor(negotiator_slot)</w:t>
+        <w:t xml:space="preserve">Modelo B Victima: judgement ~ iri_fs + iri_ec + iri_pt + iri_pd + victim_N1_group + victim_N2_group + N1_N2_same_faculty + participant_engineering + sex_man + age + economic_status</w:t>
       </w:r>
       <w:r>
         <w:br/>
@@ -1287,7 +1262,7 @@
         <w:rPr>
           <w:rStyle w:val="VerbatimChar"/>
         </w:rPr>
-        <w:t xml:space="preserve">Modelo B Observador: judgement ~ iri_fs + iri_ec + iri_pt + iri_pd + judged_ingroup + judged_outgroup + counterpart_ingroup + counterpart_outgroup + decision_accept + observer_victim_outgroup + participant_engineering + sex_man + age + economic_status + factor(negotiator_slot)</w:t>
+        <w:t xml:space="preserve">Modelo B Observador: judgement ~ iri_fs + iri_ec + iri_pt + iri_pd + bystander_victim_group + bystander_N1_group + bystander_N2_group + victim_N1_group + victim_N2_group + N1_N2_same_faculty + participant_engineering + sex_man + age + economic_status</w:t>
       </w:r>
     </w:p>
     <w:p>
@@ -1295,22 +1270,46 @@
         <w:pStyle w:val="FirstParagraph"/>
       </w:pPr>
       <w:r>
-        <w:t xml:space="preserve">En Observador se agrega</w:t>
-      </w:r>
-      <w:r>
-        <w:t xml:space="preserve"> </w:t>
-      </w:r>
-      <w:r>
-        <w:rPr>
-          <w:rStyle w:val="VerbatimChar"/>
-        </w:rPr>
-        <w:t xml:space="preserve">observer_victim_outgroup</w:t>
-      </w:r>
-      <w:r>
-        <w:t xml:space="preserve"> </w:t>
-      </w:r>
-      <w:r>
-        <w:t xml:space="preserve">porque solo ahi varia la relacion entre el jugador y la victima.</w:t>
+        <w:t xml:space="preserve">Todas las estimaciones inferenciales incluyen intercepto aleatorio por participante</w:t>
+      </w:r>
+      <w:r>
+        <w:t xml:space="preserve"> </w:t>
+      </w:r>
+      <w:r>
+        <w:rPr>
+          <w:rStyle w:val="VerbatimChar"/>
+        </w:rPr>
+        <w:t xml:space="preserve">(1 | id)</w:t>
+      </w:r>
+      <w:r>
+        <w:t xml:space="preserve">; cuando</w:t>
+      </w:r>
+      <w:r>
+        <w:t xml:space="preserve"> </w:t>
+      </w:r>
+      <w:r>
+        <w:rPr>
+          <w:rStyle w:val="VerbatimChar"/>
+        </w:rPr>
+        <w:t xml:space="preserve">id_case</w:t>
+      </w:r>
+      <w:r>
+        <w:t xml:space="preserve"> </w:t>
+      </w:r>
+      <w:r>
+        <w:t xml:space="preserve">identifica pares repetidos por caso, tambien se agrega</w:t>
+      </w:r>
+      <w:r>
+        <w:t xml:space="preserve"> </w:t>
+      </w:r>
+      <w:r>
+        <w:rPr>
+          <w:rStyle w:val="VerbatimChar"/>
+        </w:rPr>
+        <w:t xml:space="preserve">(1 | id_case)</w:t>
+      </w:r>
+      <w:r>
+        <w:t xml:space="preserve">.</w:t>
       </w:r>
     </w:p>
     <w:bookmarkEnd w:id="21"/>
@@ -1328,7 +1327,7 @@
         <w:pStyle w:val="FirstParagraph"/>
       </w:pPr>
       <w:r>
-        <w:t xml:space="preserve">Pregunta simple: Si el juicio cambia segun la posicion conjunta del negociador juzgado y su contraparte respecto al participante.</w:t>
+        <w:t xml:space="preserve">Pregunta simple: Si el juicio cambia segun la estructura relacional explicita entre N1, N2 y la victima segun el rol (Victima u Observador).</w:t>
       </w:r>
     </w:p>
     <w:p>
@@ -1340,7 +1339,7 @@
         </w:numPr>
       </w:pPr>
       <w:r>
-        <w:t xml:space="preserve">Muestra usada: Se estima por separado en Victima y Observador, con una fila por juicio sobre un negociador.</w:t>
+        <w:t xml:space="preserve">Muestra usada: Se estima por separado en Victima y Observador, con una fila por respuesta y sin duplicar observaciones.</w:t>
       </w:r>
     </w:p>
     <w:p>
@@ -1359,7 +1358,7 @@
         <w:rPr>
           <w:rStyle w:val="VerbatimChar"/>
         </w:rPr>
-        <w:t xml:space="preserve">Juicio moral ~ estructura juzgado-contraparte (+ alineacion jugador-victima e interacciones en Observador) + empatia + controles</w:t>
+        <w:t xml:space="preserve">Juicio moral ~ estructura relacional de N1 y N2 (+ alineacion observador-victima e interacciones selectivas en Observador) + empatia + controles + (1 | id) + [opcional (1 | id_case)]</w:t>
       </w:r>
     </w:p>
     <w:p>
@@ -1378,7 +1377,7 @@
         <w:rPr>
           <w:rStyle w:val="VerbatimChar"/>
         </w:rPr>
-        <w:t xml:space="preserve">Modelo B Victima: judgement ~ iri_fs + iri_ec + iri_pt + iri_pd + h2_negstruct_j_in_c_in + h2_negstruct_j_out_c_in + h2_negstruct_j_cont_c_in + h2_negstruct_j_in_c_out + h2_negstruct_j_out_c_out + h2_negstruct_j_cont_c_out + h2_negstruct_j_in_c_cont + h2_negstruct_j_out_c_cont + participant_engineering + sex_man + age + economic_status + factor(negotiator_slot)</w:t>
+        <w:t xml:space="preserve">Modelo B Victima: judgement ~ iri_fs + iri_ec + iri_pt + iri_pd + victim_N1_group * victim_N2_group + N1_N2_same_faculty + participant_engineering + sex_man + age + economic_status</w:t>
       </w:r>
       <w:r>
         <w:br/>
@@ -1387,7 +1386,7 @@
         <w:rPr>
           <w:rStyle w:val="VerbatimChar"/>
         </w:rPr>
-        <w:t xml:space="preserve">Modelo B Observador: judgement ~ iri_fs + iri_ec + iri_pt + iri_pd + h2_negstruct_j_in_c_in + h2_negstruct_j_out_c_in + h2_negstruct_j_cont_c_in + h2_negstruct_j_in_c_out + h2_negstruct_j_out_c_out + h2_negstruct_j_cont_c_out + h2_negstruct_j_in_c_cont + h2_negstruct_j_out_c_cont + player_victim_outgroup + player_victim_outgroup:h2_negstruct_j_in_c_in + player_victim_outgroup:h2_negstruct_j_out_c_in + player_victim_outgroup:h2_negstruct_j_cont_c_in + player_victim_outgroup:h2_negstruct_j_in_c_out + player_victim_outgroup:h2_negstruct_j_out_c_out + player_victim_outgroup:h2_negstruct_j_cont_c_out + player_victim_outgroup:h2_negstruct_j_in_c_cont + player_victim_outgroup:h2_negstruct_j_out_c_cont + participant_engineering + sex_man + age + economic_status + factor(negotiator_slot)</w:t>
+        <w:t xml:space="preserve">Modelo B Observador: judgement ~ iri_fs + iri_ec + iri_pt + iri_pd + bystander_victim_group + bystander_N1_group * bystander_N2_group + bystander_victim_group:bystander_N1_group + bystander_victim_group:bystander_N2_group + victim_N1_group * victim_N2_group + N1_N2_same_faculty + participant_engineering + sex_man + age + economic_status</w:t>
       </w:r>
     </w:p>
     <w:p>
@@ -1395,19 +1394,7 @@
         <w:pStyle w:val="FirstParagraph"/>
       </w:pPr>
       <w:r>
-        <w:t xml:space="preserve">La referencia de H2 es</w:t>
-      </w:r>
-      <w:r>
-        <w:t xml:space="preserve"> </w:t>
-      </w:r>
-      <w:r>
-        <w:rPr>
-          <w:rStyle w:val="VerbatimChar"/>
-        </w:rPr>
-        <w:t xml:space="preserve">J_Cont__C_Cont</w:t>
-      </w:r>
-      <w:r>
-        <w:t xml:space="preserve">: N1 y N2 en la condicion control.</w:t>
+        <w:t xml:space="preserve">N1_N2_same_faculty entra primero como efecto principal contextual; en Observador tambien se incluyen interacciones bystander-victima x bystander-N1/N2; no se agregan interacciones con N1_N2_same_faculty salvo justificacion teorica explicita.</w:t>
       </w:r>
     </w:p>
     <w:bookmarkEnd w:id="22"/>
@@ -1425,7 +1412,7 @@
         <w:pStyle w:val="FirstParagraph"/>
       </w:pPr>
       <w:r>
-        <w:t xml:space="preserve">Pregunta simple: Si la relacion entre empatia y juicio moral cambia dependiendo del estatus del negociador juzgado.</w:t>
+        <w:t xml:space="preserve">Pregunta simple: Si la relacion entre empatia y juicio moral cambia dependiendo del estatus relacional de N1 y N2 dentro de cada rol.</w:t>
       </w:r>
     </w:p>
     <w:p>
@@ -1437,7 +1424,7 @@
         </w:numPr>
       </w:pPr>
       <w:r>
-        <w:t xml:space="preserve">Muestra usada: Se estima por separado en Victima y Observador, con una fila por juicio sobre un negociador.</w:t>
+        <w:t xml:space="preserve">Muestra usada: Se estima por separado en Victima y Observador, con una fila por respuesta y sin duplicar observaciones.</w:t>
       </w:r>
     </w:p>
     <w:p>
@@ -1456,7 +1443,7 @@
         <w:rPr>
           <w:rStyle w:val="VerbatimChar"/>
         </w:rPr>
-        <w:t xml:space="preserve">Juicio moral ~ empatia + estatus del negociador juzgado + decision + empatia x estatus juzgado + decision x estatus juzgado + controles</w:t>
+        <w:t xml:space="preserve">Juicio moral ~ empatia + estatus relacional de N1/N2 + empatia x estatus relacional + controles + (1 | id) + [opcional (1 | id_case)]</w:t>
       </w:r>
     </w:p>
     <w:p>
@@ -1475,7 +1462,7 @@
         <w:rPr>
           <w:rStyle w:val="VerbatimChar"/>
         </w:rPr>
-        <w:t xml:space="preserve">Modelo B Victima: judgement ~ iri_fs + iri_ec + iri_pt + iri_pd + judged_ingroup + judged_outgroup + decision_accept + decision_accept:judged_ingroup + decision_accept:judged_outgroup + iri_fs:judged_ingroup + iri_ec:judged_ingroup + iri_pt:judged_ingroup + iri_pd:judged_ingroup + iri_fs:judged_outgroup + iri_ec:judged_outgroup + iri_pt:judged_outgroup + iri_pd:judged_outgroup + counterpart_ingroup + counterpart_outgroup + participant_engineering + sex_man + age + economic_status + factor(negotiator_slot)</w:t>
+        <w:t xml:space="preserve">Modelo B Victima: judgement ~ iri_fs + iri_ec + iri_pt + iri_pd + victim_N1_group + victim_N2_group + victim_N1_group:victim_N2_group + iri_fs:victim_N1_group + iri_ec:victim_N1_group + iri_pt:victim_N1_group + iri_pd:victim_N1_group + iri_fs:victim_N2_group + iri_ec:victim_N2_group + iri_pt:victim_N2_group + iri_pd:victim_N2_group + N1_N2_same_faculty + participant_engineering + sex_man + age + economic_status</w:t>
       </w:r>
       <w:r>
         <w:br/>
@@ -1484,7 +1471,7 @@
         <w:rPr>
           <w:rStyle w:val="VerbatimChar"/>
         </w:rPr>
-        <w:t xml:space="preserve">Modelo B Observador: judgement ~ iri_fs + iri_ec + iri_pt + iri_pd + judged_ingroup + judged_outgroup + decision_accept + decision_accept:judged_ingroup + decision_accept:judged_outgroup + iri_fs:judged_ingroup + iri_ec:judged_ingroup + iri_pt:judged_ingroup + iri_pd:judged_ingroup + iri_fs:judged_outgroup + iri_ec:judged_outgroup + iri_pt:judged_outgroup + iri_pd:judged_outgroup + counterpart_ingroup + counterpart_outgroup + observer_victim_outgroup + participant_engineering + sex_man + age + economic_status + factor(negotiator_slot)</w:t>
+        <w:t xml:space="preserve">Modelo B Observador: judgement ~ iri_fs + iri_ec + iri_pt + iri_pd + bystander_victim_group + bystander_N1_group + bystander_N2_group + victim_N1_group + victim_N2_group + bystander_N1_group:bystander_N2_group + bystander_victim_group:bystander_N1_group + bystander_victim_group:bystander_N2_group + victim_N1_group:victim_N2_group + iri_fs:bystander_victim_group + iri_ec:bystander_victim_group + iri_pt:bystander_victim_group + iri_pd:bystander_victim_group + iri_fs:bystander_N1_group + iri_ec:bystander_N1_group + iri_pt:bystander_N1_group + iri_pd:bystander_N1_group + iri_fs:bystander_N2_group + iri_ec:bystander_N2_group + iri_pt:bystander_N2_group + iri_pd:bystander_N2_group + N1_N2_same_faculty + participant_engineering + sex_man + age + economic_status</w:t>
       </w:r>
     </w:p>
     <w:p>
@@ -1492,22 +1479,7 @@
         <w:pStyle w:val="FirstParagraph"/>
       </w:pPr>
       <w:r>
-        <w:t xml:space="preserve">En Observador se conserva ademas</w:t>
-      </w:r>
-      <w:r>
-        <w:t xml:space="preserve"> </w:t>
-      </w:r>
-      <w:r>
-        <w:rPr>
-          <w:rStyle w:val="VerbatimChar"/>
-        </w:rPr>
-        <w:t xml:space="preserve">observer_victim_outgroup</w:t>
-      </w:r>
-      <w:r>
-        <w:t xml:space="preserve"> </w:t>
-      </w:r>
-      <w:r>
-        <w:t xml:space="preserve">para no mezclar un predictor solo-observador dentro del subconjunto Victima.</w:t>
+        <w:t xml:space="preserve">En Observador se conservan predictores adicionales de alineacion bystander-victima, incluidas interacciones bystander-victima x bystander-N1/N2 y empatia x bystander-victima; no se agregan interacciones de orden superior por defecto.</w:t>
       </w:r>
     </w:p>
     <w:bookmarkEnd w:id="23"/>
@@ -1589,16 +1561,13 @@
         <w:t xml:space="preserve">iri_pd</w:t>
       </w:r>
       <w:r>
-        <w:t xml:space="preserve">; ademas retiene</w:t>
-      </w:r>
-      <w:r>
-        <w:t xml:space="preserve"> </w:t>
-      </w:r>
-      <w:r>
-        <w:rPr>
-          <w:rStyle w:val="VerbatimChar"/>
-        </w:rPr>
-        <w:t xml:space="preserve">judged_ingroup</w:t>
+        <w:t xml:space="preserve">; ademas retiene los predictores relacionales por rol (</w:t>
+      </w:r>
+      <w:r>
+        <w:rPr>
+          <w:rStyle w:val="VerbatimChar"/>
+        </w:rPr>
+        <w:t xml:space="preserve">victim_N1_group</w:t>
       </w:r>
       <w:r>
         <w:t xml:space="preserve">,</w:t>
@@ -1610,7 +1579,19 @@
         <w:rPr>
           <w:rStyle w:val="VerbatimChar"/>
         </w:rPr>
-        <w:t xml:space="preserve">judged_outgroup</w:t>
+        <w:t xml:space="preserve">victim_N2_group</w:t>
+      </w:r>
+      <w:r>
+        <w:t xml:space="preserve">, y en Observador</w:t>
+      </w:r>
+      <w:r>
+        <w:t xml:space="preserve"> </w:t>
+      </w:r>
+      <w:r>
+        <w:rPr>
+          <w:rStyle w:val="VerbatimChar"/>
+        </w:rPr>
+        <w:t xml:space="preserve">bystander_victim_group</w:t>
       </w:r>
       <w:r>
         <w:t xml:space="preserve">,</w:t>
@@ -1622,7 +1603,7 @@
         <w:rPr>
           <w:rStyle w:val="VerbatimChar"/>
         </w:rPr>
-        <w:t xml:space="preserve">counterpart_ingroup</w:t>
+        <w:t xml:space="preserve">bystander_N1_group</w:t>
       </w:r>
       <w:r>
         <w:t xml:space="preserve">,</w:t>
@@ -1634,7 +1615,19 @@
         <w:rPr>
           <w:rStyle w:val="VerbatimChar"/>
         </w:rPr>
-        <w:t xml:space="preserve">counterpart_outgroup</w:t>
+        <w:t xml:space="preserve">bystander_N2_group</w:t>
+      </w:r>
+      <w:r>
+        <w:t xml:space="preserve">) junto con</w:t>
+      </w:r>
+      <w:r>
+        <w:t xml:space="preserve"> </w:t>
+      </w:r>
+      <w:r>
+        <w:rPr>
+          <w:rStyle w:val="VerbatimChar"/>
+        </w:rPr>
+        <w:t xml:space="preserve">N1_N2_same_faculty</w:t>
       </w:r>
       <w:r>
         <w:t xml:space="preserve">,</w:t>
@@ -1646,7 +1639,7 @@
         <w:rPr>
           <w:rStyle w:val="VerbatimChar"/>
         </w:rPr>
-        <w:t xml:space="preserve">decision_accept</w:t>
+        <w:t xml:space="preserve">sex_man</w:t>
       </w:r>
       <w:r>
         <w:t xml:space="preserve">,</w:t>
@@ -1658,7 +1651,61 @@
         <w:rPr>
           <w:rStyle w:val="VerbatimChar"/>
         </w:rPr>
-        <w:t xml:space="preserve">sex_man</w:t>
+        <w:t xml:space="preserve">age</w:t>
+      </w:r>
+      <w:r>
+        <w:t xml:space="preserve"> </w:t>
+      </w:r>
+      <w:r>
+        <w:t xml:space="preserve">y</w:t>
+      </w:r>
+      <w:r>
+        <w:t xml:space="preserve"> </w:t>
+      </w:r>
+      <w:r>
+        <w:rPr>
+          <w:rStyle w:val="VerbatimChar"/>
+        </w:rPr>
+        <w:t xml:space="preserve">economic_status</w:t>
+      </w:r>
+      <w:r>
+        <w:t xml:space="preserve">.</w:t>
+      </w:r>
+    </w:p>
+    <w:p>
+      <w:pPr>
+        <w:pStyle w:val="Compact"/>
+        <w:numPr>
+          <w:ilvl w:val="0"/>
+          <w:numId w:val="1008"/>
+        </w:numPr>
+      </w:pPr>
+      <w:r>
+        <w:t xml:space="preserve">En H2, Victima usa</w:t>
+      </w:r>
+      <w:r>
+        <w:t xml:space="preserve"> </w:t>
+      </w:r>
+      <w:r>
+        <w:rPr>
+          <w:rStyle w:val="VerbatimChar"/>
+        </w:rPr>
+        <w:t xml:space="preserve">victim_N1_group * victim_N2_group</w:t>
+      </w:r>
+      <w:r>
+        <w:t xml:space="preserve"> </w:t>
+      </w:r>
+      <w:r>
+        <w:t xml:space="preserve">y Observador usa</w:t>
+      </w:r>
+      <w:r>
+        <w:t xml:space="preserve"> </w:t>
+      </w:r>
+      <w:r>
+        <w:rPr>
+          <w:rStyle w:val="VerbatimChar"/>
+        </w:rPr>
+        <w:t xml:space="preserve">bystander_N1_group * bystander_N2_group</w:t>
       </w:r>
       <w:r>
         <w:t xml:space="preserve">,</w:t>
@@ -1670,6 +1717,267 @@
         <w:rPr>
           <w:rStyle w:val="VerbatimChar"/>
         </w:rPr>
+        <w:t xml:space="preserve">victim_N1_group * victim_N2_group</w:t>
+      </w:r>
+      <w:r>
+        <w:t xml:space="preserve">, y ademas</w:t>
+      </w:r>
+      <w:r>
+        <w:t xml:space="preserve"> </w:t>
+      </w:r>
+      <w:r>
+        <w:rPr>
+          <w:rStyle w:val="VerbatimChar"/>
+        </w:rPr>
+        <w:t xml:space="preserve">bystander_victim_group:bystander_N1_group</w:t>
+      </w:r>
+      <w:r>
+        <w:t xml:space="preserve"> </w:t>
+      </w:r>
+      <w:r>
+        <w:t xml:space="preserve">y</w:t>
+      </w:r>
+      <w:r>
+        <w:t xml:space="preserve"> </w:t>
+      </w:r>
+      <w:r>
+        <w:rPr>
+          <w:rStyle w:val="VerbatimChar"/>
+        </w:rPr>
+        <w:t xml:space="preserve">bystander_victim_group:bystander_N2_group</w:t>
+      </w:r>
+      <w:r>
+        <w:t xml:space="preserve">; todo con</w:t>
+      </w:r>
+      <w:r>
+        <w:t xml:space="preserve"> </w:t>
+      </w:r>
+      <w:r>
+        <w:rPr>
+          <w:rStyle w:val="VerbatimChar"/>
+        </w:rPr>
+        <w:t xml:space="preserve">N1_N2_same_faculty</w:t>
+      </w:r>
+      <w:r>
+        <w:t xml:space="preserve"> </w:t>
+      </w:r>
+      <w:r>
+        <w:t xml:space="preserve">como efecto principal contextual.</w:t>
+      </w:r>
+    </w:p>
+    <w:p>
+      <w:pPr>
+        <w:pStyle w:val="Compact"/>
+        <w:numPr>
+          <w:ilvl w:val="0"/>
+          <w:numId w:val="1008"/>
+        </w:numPr>
+      </w:pPr>
+      <w:r>
+        <w:t xml:space="preserve">En H3, los contrastes centrales pasan a interacciones entre empatia y estatus relacional de N1/N2 por rol; en Observador tambien se conserva</w:t>
+      </w:r>
+      <w:r>
+        <w:t xml:space="preserve"> </w:t>
+      </w:r>
+      <w:r>
+        <w:rPr>
+          <w:rStyle w:val="VerbatimChar"/>
+        </w:rPr>
+        <w:t xml:space="preserve">empatia x bystander_victim_group</w:t>
+      </w:r>
+      <w:r>
+        <w:t xml:space="preserve"> </w:t>
+      </w:r>
+      <w:r>
+        <w:t xml:space="preserve">y el bloque</w:t>
+      </w:r>
+      <w:r>
+        <w:t xml:space="preserve"> </w:t>
+      </w:r>
+      <w:r>
+        <w:rPr>
+          <w:rStyle w:val="VerbatimChar"/>
+        </w:rPr>
+        <w:t xml:space="preserve">bystander_victim_group x bystander_N1/N2</w:t>
+      </w:r>
+      <w:r>
+        <w:t xml:space="preserve">.</w:t>
+      </w:r>
+    </w:p>
+    <w:p>
+      <w:pPr>
+        <w:pStyle w:val="Compact"/>
+        <w:numPr>
+          <w:ilvl w:val="0"/>
+          <w:numId w:val="1008"/>
+        </w:numPr>
+      </w:pPr>
+      <w:r>
+        <w:rPr>
+          <w:rStyle w:val="VerbatimChar"/>
+        </w:rPr>
+        <w:t xml:space="preserve">role_observer = 1</w:t>
+      </w:r>
+      <w:r>
+        <w:t xml:space="preserve"> </w:t>
+      </w:r>
+      <w:r>
+        <w:t xml:space="preserve">significa observador y</w:t>
+      </w:r>
+      <w:r>
+        <w:t xml:space="preserve"> </w:t>
+      </w:r>
+      <w:r>
+        <w:rPr>
+          <w:rStyle w:val="VerbatimChar"/>
+        </w:rPr>
+        <w:t xml:space="preserve">0</w:t>
+      </w:r>
+      <w:r>
+        <w:t xml:space="preserve"> </w:t>
+      </w:r>
+      <w:r>
+        <w:t xml:space="preserve">significa victima.</w:t>
+      </w:r>
+    </w:p>
+    <w:p>
+      <w:pPr>
+        <w:pStyle w:val="Compact"/>
+        <w:numPr>
+          <w:ilvl w:val="0"/>
+          <w:numId w:val="1008"/>
+        </w:numPr>
+      </w:pPr>
+      <w:r>
+        <w:rPr>
+          <w:rStyle w:val="VerbatimChar"/>
+        </w:rPr>
+        <w:t xml:space="preserve">participant_engineering = 1</w:t>
+      </w:r>
+      <w:r>
+        <w:t xml:space="preserve"> </w:t>
+      </w:r>
+      <w:r>
+        <w:t xml:space="preserve">significa que el participante es de Ingenieria y</w:t>
+      </w:r>
+      <w:r>
+        <w:t xml:space="preserve"> </w:t>
+      </w:r>
+      <w:r>
+        <w:rPr>
+          <w:rStyle w:val="VerbatimChar"/>
+        </w:rPr>
+        <w:t xml:space="preserve">0</w:t>
+      </w:r>
+      <w:r>
+        <w:t xml:space="preserve"> </w:t>
+      </w:r>
+      <w:r>
+        <w:t xml:space="preserve">que es de Humanidades.</w:t>
+      </w:r>
+    </w:p>
+    <w:p>
+      <w:pPr>
+        <w:pStyle w:val="Compact"/>
+        <w:numPr>
+          <w:ilvl w:val="0"/>
+          <w:numId w:val="1008"/>
+        </w:numPr>
+      </w:pPr>
+      <w:r>
+        <w:rPr>
+          <w:rStyle w:val="VerbatimChar"/>
+        </w:rPr>
+        <w:t xml:space="preserve">sex_man = 1</w:t>
+      </w:r>
+      <w:r>
+        <w:t xml:space="preserve"> </w:t>
+      </w:r>
+      <w:r>
+        <w:t xml:space="preserve">significa hombre y</w:t>
+      </w:r>
+      <w:r>
+        <w:t xml:space="preserve"> </w:t>
+      </w:r>
+      <w:r>
+        <w:rPr>
+          <w:rStyle w:val="VerbatimChar"/>
+        </w:rPr>
+        <w:t xml:space="preserve">0</w:t>
+      </w:r>
+      <w:r>
+        <w:t xml:space="preserve"> </w:t>
+      </w:r>
+      <w:r>
+        <w:t xml:space="preserve">mujer.</w:t>
+      </w:r>
+    </w:p>
+    <w:p>
+      <w:pPr>
+        <w:pStyle w:val="Compact"/>
+        <w:numPr>
+          <w:ilvl w:val="0"/>
+          <w:numId w:val="1008"/>
+        </w:numPr>
+      </w:pPr>
+      <w:r>
+        <w:t xml:space="preserve">Todas las estimaciones inferenciales incluyen</w:t>
+      </w:r>
+      <w:r>
+        <w:t xml:space="preserve"> </w:t>
+      </w:r>
+      <w:r>
+        <w:rPr>
+          <w:rStyle w:val="VerbatimChar"/>
+        </w:rPr>
+        <w:t xml:space="preserve">(1 | id)</w:t>
+      </w:r>
+      <w:r>
+        <w:t xml:space="preserve"> </w:t>
+      </w:r>
+      <w:r>
+        <w:t xml:space="preserve">para manejar observaciones repetidas por participante; cuando</w:t>
+      </w:r>
+      <w:r>
+        <w:t xml:space="preserve"> </w:t>
+      </w:r>
+      <w:r>
+        <w:rPr>
+          <w:rStyle w:val="VerbatimChar"/>
+        </w:rPr>
+        <w:t xml:space="preserve">id_case</w:t>
+      </w:r>
+      <w:r>
+        <w:t xml:space="preserve"> </w:t>
+      </w:r>
+      <w:r>
+        <w:t xml:space="preserve">identifica pares repetidos por caso, tambien se agrega</w:t>
+      </w:r>
+      <w:r>
+        <w:t xml:space="preserve"> </w:t>
+      </w:r>
+      <w:r>
+        <w:rPr>
+          <w:rStyle w:val="VerbatimChar"/>
+        </w:rPr>
+        <w:t xml:space="preserve">(1 | id_case)</w:t>
+      </w:r>
+      <w:r>
+        <w:t xml:space="preserve">.</w:t>
+      </w:r>
+    </w:p>
+    <w:p>
+      <w:pPr>
+        <w:pStyle w:val="Compact"/>
+        <w:numPr>
+          <w:ilvl w:val="0"/>
+          <w:numId w:val="1008"/>
+        </w:numPr>
+      </w:pPr>
+      <w:r>
+        <w:rPr>
+          <w:rStyle w:val="VerbatimChar"/>
+        </w:rPr>
         <w:t xml:space="preserve">age</w:t>
       </w:r>
       <w:r>
@@ -1688,7 +1996,10 @@
         <w:t xml:space="preserve">economic_status</w:t>
       </w:r>
       <w:r>
-        <w:t xml:space="preserve">. Eso deja a la condicion control como referencia.</w:t>
+        <w:t xml:space="preserve"> </w:t>
+      </w:r>
+      <w:r>
+        <w:t xml:space="preserve">entran como numeros en su escala original.</w:t>
       </w:r>
     </w:p>
     <w:p>
@@ -1700,79 +2011,13 @@
         </w:numPr>
       </w:pPr>
       <w:r>
-        <w:t xml:space="preserve">En H1,</w:t>
-      </w:r>
-      <w:r>
-        <w:t xml:space="preserve"> </w:t>
-      </w:r>
-      <w:r>
-        <w:rPr>
-          <w:rStyle w:val="VerbatimChar"/>
-        </w:rPr>
-        <w:t xml:space="preserve">observer_victim_outgroup</w:t>
-      </w:r>
-      <w:r>
-        <w:t xml:space="preserve"> </w:t>
-      </w:r>
-      <w:r>
-        <w:t xml:space="preserve">entra solo en Observador. En Victima se elimina para no meter un predictor estructuralmente fijo dentro del subconjunto.</w:t>
-      </w:r>
-    </w:p>
-    <w:p>
-      <w:pPr>
-        <w:pStyle w:val="Compact"/>
-        <w:numPr>
-          <w:ilvl w:val="0"/>
-          <w:numId w:val="1008"/>
-        </w:numPr>
-      </w:pPr>
-      <w:r>
-        <w:t xml:space="preserve">En H2, ambos subconjuntos retienen las subescalas de empatia activas y la estructura conjunta</w:t>
-      </w:r>
-      <w:r>
-        <w:t xml:space="preserve"> </w:t>
-      </w:r>
-      <w:r>
-        <w:rPr>
-          <w:rStyle w:val="VerbatimChar"/>
-        </w:rPr>
-        <w:t xml:space="preserve">h2_negotiator_structure</w:t>
-      </w:r>
-      <w:r>
-        <w:t xml:space="preserve">; el subconjunto Observador agrega</w:t>
-      </w:r>
-      <w:r>
-        <w:t xml:space="preserve"> </w:t>
-      </w:r>
-      <w:r>
-        <w:rPr>
-          <w:rStyle w:val="VerbatimChar"/>
-        </w:rPr>
-        <w:t xml:space="preserve">player_victim_outgroup</w:t>
-      </w:r>
-      <w:r>
-        <w:t xml:space="preserve"> </w:t>
-      </w:r>
-      <w:r>
-        <w:t xml:space="preserve">y sus interacciones con esa estructura.</w:t>
-      </w:r>
-    </w:p>
-    <w:p>
-      <w:pPr>
-        <w:pStyle w:val="Compact"/>
-        <w:numPr>
-          <w:ilvl w:val="0"/>
-          <w:numId w:val="1008"/>
-        </w:numPr>
-      </w:pPr>
-      <w:r>
-        <w:t xml:space="preserve">En H3, los contrastes centrales siguen usando el estatus del negociador juzgado (</w:t>
-      </w:r>
-      <w:r>
-        <w:rPr>
-          <w:rStyle w:val="VerbatimChar"/>
-        </w:rPr>
-        <w:t xml:space="preserve">judged_ingroup</w:t>
+        <w:t xml:space="preserve">En las tablas y figuras del informe tecnico aparecen abreviaturas compactas para relaciones N1/N2 por rol (</w:t>
+      </w:r>
+      <w:r>
+        <w:rPr>
+          <w:rStyle w:val="VerbatimChar"/>
+        </w:rPr>
+        <w:t xml:space="preserve">V-N1</w:t>
       </w:r>
       <w:r>
         <w:t xml:space="preserve">,</w:t>
@@ -1784,214 +2029,91 @@
         <w:rPr>
           <w:rStyle w:val="VerbatimChar"/>
         </w:rPr>
-        <w:t xml:space="preserve">judged_outgroup</w:t>
-      </w:r>
-      <w:r>
-        <w:t xml:space="preserve">), la decision (</w:t>
-      </w:r>
-      <w:r>
-        <w:rPr>
-          <w:rStyle w:val="VerbatimChar"/>
-        </w:rPr>
-        <w:t xml:space="preserve">decision_accept</w:t>
-      </w:r>
-      <w:r>
-        <w:t xml:space="preserve">) y sus interacciones. Igual que en H1,</w:t>
-      </w:r>
-      <w:r>
-        <w:t xml:space="preserve"> </w:t>
-      </w:r>
-      <w:r>
-        <w:rPr>
-          <w:rStyle w:val="VerbatimChar"/>
-        </w:rPr>
-        <w:t xml:space="preserve">observer_victim_outgroup</w:t>
-      </w:r>
-      <w:r>
-        <w:t xml:space="preserve"> </w:t>
-      </w:r>
-      <w:r>
-        <w:t xml:space="preserve">solo aparece en Observador.</w:t>
-      </w:r>
-    </w:p>
-    <w:p>
-      <w:pPr>
-        <w:pStyle w:val="Compact"/>
-        <w:numPr>
-          <w:ilvl w:val="0"/>
-          <w:numId w:val="1008"/>
-        </w:numPr>
-      </w:pPr>
-      <w:r>
-        <w:rPr>
-          <w:rStyle w:val="VerbatimChar"/>
-        </w:rPr>
-        <w:t xml:space="preserve">role_observer = 1</w:t>
-      </w:r>
-      <w:r>
-        <w:t xml:space="preserve"> </w:t>
-      </w:r>
-      <w:r>
-        <w:t xml:space="preserve">significa observador y</w:t>
-      </w:r>
-      <w:r>
-        <w:t xml:space="preserve"> </w:t>
-      </w:r>
-      <w:r>
-        <w:rPr>
-          <w:rStyle w:val="VerbatimChar"/>
-        </w:rPr>
-        <w:t xml:space="preserve">0</w:t>
-      </w:r>
-      <w:r>
-        <w:t xml:space="preserve"> </w:t>
-      </w:r>
-      <w:r>
-        <w:t xml:space="preserve">significa victima.</w:t>
-      </w:r>
-    </w:p>
-    <w:p>
-      <w:pPr>
-        <w:pStyle w:val="Compact"/>
-        <w:numPr>
-          <w:ilvl w:val="0"/>
-          <w:numId w:val="1008"/>
-        </w:numPr>
-      </w:pPr>
-      <w:r>
-        <w:rPr>
-          <w:rStyle w:val="VerbatimChar"/>
-        </w:rPr>
-        <w:t xml:space="preserve">participant_engineering = 1</w:t>
-      </w:r>
-      <w:r>
-        <w:t xml:space="preserve"> </w:t>
-      </w:r>
-      <w:r>
-        <w:t xml:space="preserve">significa que el participante es de Ingenieria y</w:t>
-      </w:r>
-      <w:r>
-        <w:t xml:space="preserve"> </w:t>
-      </w:r>
-      <w:r>
-        <w:rPr>
-          <w:rStyle w:val="VerbatimChar"/>
-        </w:rPr>
-        <w:t xml:space="preserve">0</w:t>
-      </w:r>
-      <w:r>
-        <w:t xml:space="preserve"> </w:t>
-      </w:r>
-      <w:r>
-        <w:t xml:space="preserve">que es de Humanidades.</w:t>
-      </w:r>
-    </w:p>
-    <w:p>
-      <w:pPr>
-        <w:pStyle w:val="Compact"/>
-        <w:numPr>
-          <w:ilvl w:val="0"/>
-          <w:numId w:val="1008"/>
-        </w:numPr>
-      </w:pPr>
-      <w:r>
-        <w:rPr>
-          <w:rStyle w:val="VerbatimChar"/>
-        </w:rPr>
-        <w:t xml:space="preserve">sex_man = 1</w:t>
-      </w:r>
-      <w:r>
-        <w:t xml:space="preserve"> </w:t>
-      </w:r>
-      <w:r>
-        <w:t xml:space="preserve">significa hombre y</w:t>
-      </w:r>
-      <w:r>
-        <w:t xml:space="preserve"> </w:t>
-      </w:r>
-      <w:r>
-        <w:rPr>
-          <w:rStyle w:val="VerbatimChar"/>
-        </w:rPr>
-        <w:t xml:space="preserve">0</w:t>
-      </w:r>
-      <w:r>
-        <w:t xml:space="preserve"> </w:t>
-      </w:r>
-      <w:r>
-        <w:t xml:space="preserve">mujer.</w:t>
-      </w:r>
-    </w:p>
-    <w:p>
-      <w:pPr>
-        <w:pStyle w:val="Compact"/>
-        <w:numPr>
-          <w:ilvl w:val="0"/>
-          <w:numId w:val="1008"/>
-        </w:numPr>
-      </w:pPr>
-      <w:r>
-        <w:rPr>
-          <w:rStyle w:val="VerbatimChar"/>
-        </w:rPr>
-        <w:t xml:space="preserve">decision_accept = 1</w:t>
-      </w:r>
-      <w:r>
-        <w:t xml:space="preserve"> </w:t>
-      </w:r>
-      <w:r>
-        <w:t xml:space="preserve">significa que el negociador acepto y</w:t>
-      </w:r>
-      <w:r>
-        <w:t xml:space="preserve"> </w:t>
-      </w:r>
-      <w:r>
-        <w:rPr>
-          <w:rStyle w:val="VerbatimChar"/>
-        </w:rPr>
-        <w:t xml:space="preserve">0</w:t>
-      </w:r>
-      <w:r>
-        <w:t xml:space="preserve"> </w:t>
-      </w:r>
-      <w:r>
-        <w:t xml:space="preserve">que rechazo.</w:t>
-      </w:r>
-    </w:p>
-    <w:p>
-      <w:pPr>
-        <w:pStyle w:val="Compact"/>
-        <w:numPr>
-          <w:ilvl w:val="0"/>
-          <w:numId w:val="1008"/>
-        </w:numPr>
-      </w:pPr>
-      <w:r>
-        <w:rPr>
-          <w:rStyle w:val="VerbatimChar"/>
-        </w:rPr>
-        <w:t xml:space="preserve">factor(negotiator_slot)</w:t>
-      </w:r>
-      <w:r>
-        <w:t xml:space="preserve"> </w:t>
-      </w:r>
-      <w:r>
-        <w:t xml:space="preserve">compara al negociador 2 contra el negociador 1. El negociador 1 es la referencia.</w:t>
-      </w:r>
-    </w:p>
-    <w:p>
-      <w:pPr>
-        <w:pStyle w:val="Compact"/>
-        <w:numPr>
-          <w:ilvl w:val="0"/>
-          <w:numId w:val="1008"/>
-        </w:numPr>
-      </w:pPr>
-      <w:r>
-        <w:rPr>
-          <w:rStyle w:val="VerbatimChar"/>
-        </w:rPr>
-        <w:t xml:space="preserve">age</w:t>
+        <w:t xml:space="preserve">V-N2</w:t>
+      </w:r>
+      <w:r>
+        <w:t xml:space="preserve">,</w:t>
+      </w:r>
+      <w:r>
+        <w:t xml:space="preserve"> </w:t>
+      </w:r>
+      <w:r>
+        <w:rPr>
+          <w:rStyle w:val="VerbatimChar"/>
+        </w:rPr>
+        <w:t xml:space="preserve">B-N1</w:t>
+      </w:r>
+      <w:r>
+        <w:t xml:space="preserve">,</w:t>
+      </w:r>
+      <w:r>
+        <w:t xml:space="preserve"> </w:t>
+      </w:r>
+      <w:r>
+        <w:rPr>
+          <w:rStyle w:val="VerbatimChar"/>
+        </w:rPr>
+        <w:t xml:space="preserve">B-N2</w:t>
+      </w:r>
+      <w:r>
+        <w:t xml:space="preserve">,</w:t>
+      </w:r>
+      <w:r>
+        <w:t xml:space="preserve"> </w:t>
+      </w:r>
+      <w:r>
+        <w:rPr>
+          <w:rStyle w:val="VerbatimChar"/>
+        </w:rPr>
+        <w:t xml:space="preserve">B-V</w:t>
+      </w:r>
+      <w:r>
+        <w:t xml:space="preserve">) ademas de</w:t>
+      </w:r>
+      <w:r>
+        <w:t xml:space="preserve"> </w:t>
+      </w:r>
+      <w:r>
+        <w:rPr>
+          <w:rStyle w:val="VerbatimChar"/>
+        </w:rPr>
+        <w:t xml:space="preserve">FS</w:t>
+      </w:r>
+      <w:r>
+        <w:t xml:space="preserve">,</w:t>
+      </w:r>
+      <w:r>
+        <w:t xml:space="preserve"> </w:t>
+      </w:r>
+      <w:r>
+        <w:rPr>
+          <w:rStyle w:val="VerbatimChar"/>
+        </w:rPr>
+        <w:t xml:space="preserve">EC</w:t>
+      </w:r>
+      <w:r>
+        <w:t xml:space="preserve">,</w:t>
+      </w:r>
+      <w:r>
+        <w:t xml:space="preserve"> </w:t>
+      </w:r>
+      <w:r>
+        <w:rPr>
+          <w:rStyle w:val="VerbatimChar"/>
+        </w:rPr>
+        <w:t xml:space="preserve">PT</w:t>
+      </w:r>
+      <w:r>
+        <w:t xml:space="preserve">,</w:t>
+      </w:r>
+      <w:r>
+        <w:t xml:space="preserve"> </w:t>
+      </w:r>
+      <w:r>
+        <w:rPr>
+          <w:rStyle w:val="VerbatimChar"/>
+        </w:rPr>
+        <w:t xml:space="preserve">PD</w:t>
       </w:r>
       <w:r>
         <w:t xml:space="preserve"> </w:t>
@@ -2006,150 +2128,6 @@
         <w:rPr>
           <w:rStyle w:val="VerbatimChar"/>
         </w:rPr>
-        <w:t xml:space="preserve">economic_status</w:t>
-      </w:r>
-      <w:r>
-        <w:t xml:space="preserve"> </w:t>
-      </w:r>
-      <w:r>
-        <w:t xml:space="preserve">entran como numeros en su escala original.</w:t>
-      </w:r>
-    </w:p>
-    <w:p>
-      <w:pPr>
-        <w:pStyle w:val="Compact"/>
-        <w:numPr>
-          <w:ilvl w:val="0"/>
-          <w:numId w:val="1008"/>
-        </w:numPr>
-      </w:pPr>
-      <w:r>
-        <w:t xml:space="preserve">En las tablas y figuras del informe tecnico aparecen abreviaturas compactas:</w:t>
-      </w:r>
-      <w:r>
-        <w:t xml:space="preserve"> </w:t>
-      </w:r>
-      <w:r>
-        <w:rPr>
-          <w:rStyle w:val="VerbatimChar"/>
-        </w:rPr>
-        <w:t xml:space="preserve">N1</w:t>
-      </w:r>
-      <w:r>
-        <w:t xml:space="preserve"> </w:t>
-      </w:r>
-      <w:r>
-        <w:t xml:space="preserve">(judged negotiator),</w:t>
-      </w:r>
-      <w:r>
-        <w:t xml:space="preserve"> </w:t>
-      </w:r>
-      <w:r>
-        <w:rPr>
-          <w:rStyle w:val="VerbatimChar"/>
-        </w:rPr>
-        <w:t xml:space="preserve">N2</w:t>
-      </w:r>
-      <w:r>
-        <w:t xml:space="preserve"> </w:t>
-      </w:r>
-      <w:r>
-        <w:t xml:space="preserve">(counterpart negotiator),</w:t>
-      </w:r>
-      <w:r>
-        <w:t xml:space="preserve"> </w:t>
-      </w:r>
-      <w:r>
-        <w:rPr>
-          <w:rStyle w:val="VerbatimChar"/>
-        </w:rPr>
-        <w:t xml:space="preserve">V</w:t>
-      </w:r>
-      <w:r>
-        <w:t xml:space="preserve"> </w:t>
-      </w:r>
-      <w:r>
-        <w:t xml:space="preserve">(relacion jugador-victima en Observador),</w:t>
-      </w:r>
-      <w:r>
-        <w:t xml:space="preserve"> </w:t>
-      </w:r>
-      <w:r>
-        <w:rPr>
-          <w:rStyle w:val="VerbatimChar"/>
-        </w:rPr>
-        <w:t xml:space="preserve">Acc</w:t>
-      </w:r>
-      <w:r>
-        <w:t xml:space="preserve">/</w:t>
-      </w:r>
-      <w:r>
-        <w:rPr>
-          <w:rStyle w:val="VerbatimChar"/>
-        </w:rPr>
-        <w:t xml:space="preserve">Rej</w:t>
-      </w:r>
-      <w:r>
-        <w:t xml:space="preserve">,</w:t>
-      </w:r>
-      <w:r>
-        <w:t xml:space="preserve"> </w:t>
-      </w:r>
-      <w:r>
-        <w:rPr>
-          <w:rStyle w:val="VerbatimChar"/>
-        </w:rPr>
-        <w:t xml:space="preserve">FS</w:t>
-      </w:r>
-      <w:r>
-        <w:t xml:space="preserve">,</w:t>
-      </w:r>
-      <w:r>
-        <w:t xml:space="preserve"> </w:t>
-      </w:r>
-      <w:r>
-        <w:rPr>
-          <w:rStyle w:val="VerbatimChar"/>
-        </w:rPr>
-        <w:t xml:space="preserve">EC</w:t>
-      </w:r>
-      <w:r>
-        <w:t xml:space="preserve">,</w:t>
-      </w:r>
-      <w:r>
-        <w:t xml:space="preserve"> </w:t>
-      </w:r>
-      <w:r>
-        <w:rPr>
-          <w:rStyle w:val="VerbatimChar"/>
-        </w:rPr>
-        <w:t xml:space="preserve">PT</w:t>
-      </w:r>
-      <w:r>
-        <w:t xml:space="preserve">,</w:t>
-      </w:r>
-      <w:r>
-        <w:t xml:space="preserve"> </w:t>
-      </w:r>
-      <w:r>
-        <w:rPr>
-          <w:rStyle w:val="VerbatimChar"/>
-        </w:rPr>
-        <w:t xml:space="preserve">PD</w:t>
-      </w:r>
-      <w:r>
-        <w:t xml:space="preserve"> </w:t>
-      </w:r>
-      <w:r>
-        <w:t xml:space="preserve">y</w:t>
-      </w:r>
-      <w:r>
-        <w:t xml:space="preserve"> </w:t>
-      </w:r>
-      <w:r>
-        <w:rPr>
-          <w:rStyle w:val="VerbatimChar"/>
-        </w:rPr>
         <w:t xml:space="preserve">SES</w:t>
       </w:r>
       <w:r>
@@ -2170,34 +2148,22 @@
         <w:pStyle w:val="FirstParagraph"/>
       </w:pPr>
       <w:r>
-        <w:t xml:space="preserve">Si el coeficiente de una dummy</w:t>
-      </w:r>
-      <w:r>
-        <w:t xml:space="preserve"> </w:t>
-      </w:r>
-      <w:r>
-        <w:rPr>
-          <w:rStyle w:val="VerbatimChar"/>
-        </w:rPr>
-        <w:t xml:space="preserve">h2_negstruct_*</w:t>
-      </w:r>
-      <w:r>
-        <w:t xml:space="preserve"> </w:t>
-      </w:r>
-      <w:r>
-        <w:t xml:space="preserve">es negativo, eso quiere decir que esa estructura juzgado-contraparte recibe un juicio mas negativo que la estructura de referencia</w:t>
-      </w:r>
-      <w:r>
-        <w:t xml:space="preserve"> </w:t>
-      </w:r>
-      <w:r>
-        <w:rPr>
-          <w:rStyle w:val="VerbatimChar"/>
-        </w:rPr>
-        <w:t xml:space="preserve">J_Cont__C_Cont</w:t>
-      </w:r>
-      <w:r>
-        <w:t xml:space="preserve">, manteniendo lo demas constante.</w:t>
+        <w:t xml:space="preserve">Si el coeficiente de una categoria como</w:t>
+      </w:r>
+      <w:r>
+        <w:t xml:space="preserve"> </w:t>
+      </w:r>
+      <w:r>
+        <w:rPr>
+          <w:rStyle w:val="VerbatimChar"/>
+        </w:rPr>
+        <w:t xml:space="preserve">victim_N1_groupOut</w:t>
+      </w:r>
+      <w:r>
+        <w:t xml:space="preserve"> </w:t>
+      </w:r>
+      <w:r>
+        <w:t xml:space="preserve">es negativo, eso quiere decir que esa condicion relacional recibe un juicio mas negativo que la referencia con Control, manteniendo lo demas constante.</w:t>
       </w:r>
     </w:p>
     <w:p>
@@ -2214,13 +2180,13 @@
         <w:rPr>
           <w:rStyle w:val="VerbatimChar"/>
         </w:rPr>
-        <w:t xml:space="preserve">player_victim_outgroup:h2_negstruct_*</w:t>
-      </w:r>
-      <w:r>
-        <w:t xml:space="preserve"> </w:t>
-      </w:r>
-      <w:r>
-        <w:t xml:space="preserve">es negativa, eso quiere decir que esa estructura negociador-contraparte se vuelve todavia mas severa cuando, en Observador, el jugador y la victima son de grupos distintos.</w:t>
+        <w:t xml:space="preserve">bystander_N1_groupOut:bystander_N2_groupOut</w:t>
+      </w:r>
+      <w:r>
+        <w:t xml:space="preserve"> </w:t>
+      </w:r>
+      <w:r>
+        <w:t xml:space="preserve">es negativa, eso quiere decir que la combinacion de esas dos condiciones en Observador se vuelve todavia mas severa que lo esperado por sus efectos por separado.</w:t>
       </w:r>
     </w:p>
     <w:p>
@@ -2237,13 +2203,13 @@
         <w:rPr>
           <w:rStyle w:val="VerbatimChar"/>
         </w:rPr>
-        <w:t xml:space="preserve">iri_pt:judged_outgroup</w:t>
-      </w:r>
-      <w:r>
-        <w:t xml:space="preserve"> </w:t>
-      </w:r>
-      <w:r>
-        <w:t xml:space="preserve">es negativa, eso quiere decir que la pendiente de esa dimension de empatia es mas negativa cuando el negociador juzgado es outgroup que en la condicion control.</w:t>
+        <w:t xml:space="preserve">iri_pt:victim_N1_groupOut</w:t>
+      </w:r>
+      <w:r>
+        <w:t xml:space="preserve"> </w:t>
+      </w:r>
+      <w:r>
+        <w:t xml:space="preserve">es negativa, eso quiere decir que la pendiente de esa dimension de empatia es mas negativa cuando esa condicion relacional de N1 esta presente frente a la referencia.</w:t>
       </w:r>
     </w:p>
     <w:bookmarkEnd w:id="25"/>
@@ -2266,41 +2232,37 @@
         </w:numPr>
       </w:pPr>
       <w:r>
-        <w:rPr>
-          <w:b/>
-          <w:bCs/>
-        </w:rPr>
-        <w:t xml:space="preserve">Modelo Tobit</w:t>
-      </w:r>
-      <w:r>
-        <w:t xml:space="preserve">: es el modelo principal para el resultado acotado entre</w:t>
-      </w:r>
-      <w:r>
-        <w:t xml:space="preserve"> </w:t>
-      </w:r>
-      <w:r>
-        <w:rPr>
-          <w:rStyle w:val="VerbatimChar"/>
-        </w:rPr>
-        <w:t xml:space="preserve">-9</w:t>
-      </w:r>
-      <w:r>
-        <w:t xml:space="preserve"> </w:t>
-      </w:r>
-      <w:r>
-        <w:t xml:space="preserve">y</w:t>
-      </w:r>
-      <w:r>
-        <w:t xml:space="preserve"> </w:t>
-      </w:r>
-      <w:r>
-        <w:rPr>
-          <w:rStyle w:val="VerbatimChar"/>
-        </w:rPr>
-        <w:t xml:space="preserve">9</w:t>
-      </w:r>
-      <w:r>
-        <w:t xml:space="preserve">.</w:t>
+        <w:t xml:space="preserve">Modelo lineal mixto: es el modelo principal y agrega</w:t>
+      </w:r>
+      <w:r>
+        <w:t xml:space="preserve"> </w:t>
+      </w:r>
+      <w:r>
+        <w:rPr>
+          <w:rStyle w:val="VerbatimChar"/>
+        </w:rPr>
+        <w:t xml:space="preserve">(1 | id)</w:t>
+      </w:r>
+      <w:r>
+        <w:t xml:space="preserve"> </w:t>
+      </w:r>
+      <w:r>
+        <w:t xml:space="preserve">para capturar la repeticion de respuestas dentro de cada participante, y</w:t>
+      </w:r>
+      <w:r>
+        <w:t xml:space="preserve"> </w:t>
+      </w:r>
+      <w:r>
+        <w:rPr>
+          <w:rStyle w:val="VerbatimChar"/>
+        </w:rPr>
+        <w:t xml:space="preserve">(1 | id_case)</w:t>
+      </w:r>
+      <w:r>
+        <w:t xml:space="preserve"> </w:t>
+      </w:r>
+      <w:r>
+        <w:t xml:space="preserve">cuando ese agrupamiento esta disponible e identificable.</w:t>
       </w:r>
     </w:p>
     <w:p>
@@ -2312,14 +2274,7 @@
         </w:numPr>
       </w:pPr>
       <w:r>
-        <w:rPr>
-          <w:b/>
-          <w:bCs/>
-        </w:rPr>
-        <w:t xml:space="preserve">Modelo de robustez no parametrico</w:t>
-      </w:r>
-      <w:r>
-        <w:t xml:space="preserve">: es una segunda revision usando los mismos predictores, pero con menos dependencia de supuestos fuertes sobre la distribucion.</w:t>
+        <w:t xml:space="preserve">Modelo de robustez no parametrico: es una segunda revision usando los mismos predictores, pero con menos dependencia de supuestos fuertes sobre la distribucion.</w:t>
       </w:r>
     </w:p>
     <w:p>
@@ -2339,23 +2294,7 @@
         <w:pStyle w:val="FirstParagraph"/>
       </w:pPr>
       <w:r>
-        <w:t xml:space="preserve">El numero por defecto de bootstrap en este momento es</w:t>
-      </w:r>
-      <w:r>
-        <w:t xml:space="preserve"> </w:t>
-      </w:r>
-      <w:r>
-        <w:rPr>
-          <w:b/>
-          <w:bCs/>
-        </w:rPr>
-        <w:t xml:space="preserve">5</w:t>
-      </w:r>
-      <w:r>
-        <w:t xml:space="preserve"> </w:t>
-      </w:r>
-      <w:r>
-        <w:t xml:space="preserve">y se controla desde</w:t>
+        <w:t xml:space="preserve">El numero por defecto de bootstrap en este momento es 5 y se controla desde</w:t>
       </w:r>
       <w:r>
         <w:t xml:space="preserve"> </w:t>
